--- a/static/pdf/cvweb.docx
+++ b/static/pdf/cvweb.docx
@@ -1,6 +1,6 @@
 
 <file path=word/document.xml><?xml version="1.0" encoding="utf-8"?>
-<w:document xmlns:wpc="http://schemas.microsoft.com/office/word/2010/wordprocessingCanvas" xmlns:cx="http://schemas.microsoft.com/office/drawing/2014/chartex" xmlns:cx1="http://schemas.microsoft.com/office/drawing/2015/9/8/chartex" xmlns:cx2="http://schemas.microsoft.com/office/drawing/2015/10/21/chartex" xmlns:cx3="http://schemas.microsoft.com/office/drawing/2016/5/9/chartex" xmlns:cx4="http://schemas.microsoft.com/office/drawing/2016/5/10/chartex" xmlns:cx5="http://schemas.microsoft.com/office/drawing/2016/5/11/chartex" xmlns:cx6="http://schemas.microsoft.com/office/drawing/2016/5/12/chartex" xmlns:cx7="http://schemas.microsoft.com/office/drawing/2016/5/13/chartex" xmlns:cx8="http://schemas.microsoft.com/office/drawing/2016/5/14/chartex" xmlns:mc="http://schemas.openxmlformats.org/markup-compatibility/2006" xmlns:aink="http://schemas.microsoft.com/office/drawing/2016/ink" xmlns:am3d="http://schemas.microsoft.com/office/drawing/2017/model3d" xmlns:o="urn:schemas-microsoft-com:office:office" xmlns:oel="http://schemas.microsoft.com/office/2019/extlst" xmlns:r="http://schemas.openxmlformats.org/officeDocument/2006/relationships" xmlns:m="http://schemas.openxmlformats.org/officeDocument/2006/math" xmlns:v="urn:schemas-microsoft-com:vml" xmlns:wp14="http://schemas.microsoft.com/office/word/2010/wordprocessingDrawing" xmlns:wp="http://schemas.openxmlformats.org/drawingml/2006/wordprocessingDrawing" xmlns:w10="urn:schemas-microsoft-com:office:word" xmlns:w="http://schemas.openxmlformats.org/wordprocessingml/2006/main" xmlns:w14="http://schemas.microsoft.com/office/word/2010/wordml" xmlns:w15="http://schemas.microsoft.com/office/word/2012/wordml" xmlns:w16cex="http://schemas.microsoft.com/office/word/2018/wordml/cex" xmlns:w16cid="http://schemas.microsoft.com/office/word/2016/wordml/cid" xmlns:w16="http://schemas.microsoft.com/office/word/2018/wordml" xmlns:w16du="http://schemas.microsoft.com/office/word/2023/wordml/word16du" xmlns:w16sdtdh="http://schemas.microsoft.com/office/word/2020/wordml/sdtdatahash" xmlns:w16sdtfl="http://schemas.microsoft.com/office/word/2024/wordml/sdtformatlock" xmlns:w16se="http://schemas.microsoft.com/office/word/2015/wordml/symex" xmlns:wpg="http://schemas.microsoft.com/office/word/2010/wordprocessingGroup" xmlns:wpi="http://schemas.microsoft.com/office/word/2010/wordprocessingInk" xmlns:wne="http://schemas.microsoft.com/office/word/2006/wordml" xmlns:wps="http://schemas.microsoft.com/office/word/2010/wordprocessingShape" mc:Ignorable="w14 w15 w16se w16cid w16 w16cex w16sdtdh w16sdtfl w16du wp14">
+<w:document xmlns:wpc="http://schemas.microsoft.com/office/word/2010/wordprocessingCanvas" xmlns:cx="http://schemas.microsoft.com/office/drawing/2014/chartex" xmlns:cx1="http://schemas.microsoft.com/office/drawing/2015/9/8/chartex" xmlns:cx2="http://schemas.microsoft.com/office/drawing/2015/10/21/chartex" xmlns:cx3="http://schemas.microsoft.com/office/drawing/2016/5/9/chartex" xmlns:cx4="http://schemas.microsoft.com/office/drawing/2016/5/10/chartex" xmlns:cx5="http://schemas.microsoft.com/office/drawing/2016/5/11/chartex" xmlns:cx6="http://schemas.microsoft.com/office/drawing/2016/5/12/chartex" xmlns:cx7="http://schemas.microsoft.com/office/drawing/2016/5/13/chartex" xmlns:cx8="http://schemas.microsoft.com/office/drawing/2016/5/14/chartex" xmlns:mc="http://schemas.openxmlformats.org/markup-compatibility/2006" xmlns:aink="http://schemas.microsoft.com/office/drawing/2016/ink" xmlns:am3d="http://schemas.microsoft.com/office/drawing/2017/model3d" xmlns:o="urn:schemas-microsoft-com:office:office" xmlns:oel="http://schemas.microsoft.com/office/2019/extlst" xmlns:r="http://schemas.openxmlformats.org/officeDocument/2006/relationships" xmlns:m="http://schemas.openxmlformats.org/officeDocument/2006/math" xmlns:v="urn:schemas-microsoft-com:vml" xmlns:wp14="http://schemas.microsoft.com/office/word/2010/wordprocessingDrawing" xmlns:wp="http://schemas.openxmlformats.org/drawingml/2006/wordprocessingDrawing" xmlns:w10="urn:schemas-microsoft-com:office:word" xmlns:w="http://schemas.openxmlformats.org/wordprocessingml/2006/main" xmlns:w14="http://schemas.microsoft.com/office/word/2010/wordml" xmlns:w15="http://schemas.microsoft.com/office/word/2012/wordml" xmlns:w16cex="http://schemas.microsoft.com/office/word/2018/wordml/cex" xmlns:w16cid="http://schemas.microsoft.com/office/word/2016/wordml/cid" xmlns:w16="http://schemas.microsoft.com/office/word/2018/wordml" xmlns:w16du="http://schemas.microsoft.com/office/word/2023/wordml/word16du" xmlns:w16sdtdh="http://schemas.microsoft.com/office/word/2020/wordml/sdtdatahash" xmlns:w16se="http://schemas.microsoft.com/office/word/2015/wordml/symex" xmlns:wpg="http://schemas.microsoft.com/office/word/2010/wordprocessingGroup" xmlns:wpi="http://schemas.microsoft.com/office/word/2010/wordprocessingInk" xmlns:wne="http://schemas.microsoft.com/office/word/2006/wordml" xmlns:wps="http://schemas.microsoft.com/office/word/2010/wordprocessingShape" mc:Ignorable="w14 w15 w16se w16cid w16 w16cex w16sdtdh wp14">
   <w:body>
     <w:p>
       <w:pPr>
@@ -93,7 +93,7 @@
                                 <w:sz w:val="12"/>
                                 <w:szCs w:val="24"/>
                               </w:rPr>
-                              <w:t>enero</w:t>
+                              <w:t>abril</w:t>
                             </w:r>
                             <w:r>
                               <w:rPr>
@@ -180,7 +180,7 @@
                           <w:sz w:val="12"/>
                           <w:szCs w:val="24"/>
                         </w:rPr>
-                        <w:t>enero</w:t>
+                        <w:t>abril</w:t>
                       </w:r>
                       <w:r>
                         <w:rPr>
@@ -909,7 +909,7 @@
               </wp:anchor>
             </w:drawing>
           </mc:Choice>
-          <mc:Fallback>
+          <mc:Fallback xmlns:w16sdtfl="http://schemas.microsoft.com/office/word/2024/wordml/sdtformatlock">
             <w:pict>
               <v:line w14:anchorId="76FB241B" id="5 Conector recto" o:spid="_x0000_s1026" style="position:absolute;z-index:251664384;visibility:visible;mso-wrap-style:square;mso-wrap-distance-left:9pt;mso-wrap-distance-top:0;mso-wrap-distance-right:9pt;mso-wrap-distance-bottom:0;mso-position-horizontal:absolute;mso-position-horizontal-relative:text;mso-position-vertical:absolute;mso-position-vertical-relative:text" from="-.1pt,-.1pt" to="493.2pt,-.1pt" o:gfxdata="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" strokecolor="black [3040]"/>
             </w:pict>
@@ -1970,41 +1970,38 @@
         <w:jc w:val="both"/>
         <w:rPr>
           <w:rFonts w:ascii="Montserrat" w:hAnsi="Montserrat" w:cstheme="minorHAnsi"/>
-          <w:b/>
-          <w:bCs/>
-          <w:sz w:val="16"/>
-          <w:szCs w:val="24"/>
-        </w:rPr>
-      </w:pPr>
-      <w:r>
-        <w:rPr>
-          <w:rFonts w:ascii="Montserrat" w:hAnsi="Montserrat" w:cstheme="minorHAnsi"/>
-          <w:b/>
-          <w:bCs/>
-          <w:sz w:val="16"/>
-          <w:szCs w:val="24"/>
-        </w:rPr>
-        <w:t xml:space="preserve">Presidenta </w:t>
-      </w:r>
-      <w:r>
-        <w:rPr>
-          <w:rFonts w:ascii="Montserrat" w:hAnsi="Montserrat" w:cstheme="minorHAnsi"/>
-          <w:b/>
-          <w:bCs/>
-          <w:sz w:val="16"/>
-          <w:szCs w:val="24"/>
-        </w:rPr>
-        <w:t xml:space="preserve">de SONEPSA </w:t>
-      </w:r>
-      <w:r>
-        <w:rPr>
-          <w:rFonts w:ascii="Montserrat" w:hAnsi="Montserrat" w:cstheme="minorHAnsi"/>
-          <w:b/>
-          <w:bCs/>
-          <w:sz w:val="16"/>
-          <w:szCs w:val="24"/>
-        </w:rPr>
-        <w:t>para el mandato 2026-2027</w:t>
+          <w:sz w:val="16"/>
+          <w:szCs w:val="24"/>
+        </w:rPr>
+      </w:pPr>
+      <w:r>
+        <w:rPr>
+          <w:rFonts w:ascii="Montserrat" w:hAnsi="Montserrat" w:cstheme="minorHAnsi"/>
+          <w:sz w:val="16"/>
+          <w:szCs w:val="24"/>
+        </w:rPr>
+        <w:t>Presidenta de SONEPSA para el mandato 2026-2027</w:t>
+      </w:r>
+    </w:p>
+    <w:p>
+      <w:pPr>
+        <w:pStyle w:val="Textoindependiente"/>
+        <w:spacing w:after="0"/>
+        <w:ind w:left="709"/>
+        <w:jc w:val="both"/>
+        <w:rPr>
+          <w:rFonts w:ascii="Montserrat" w:hAnsi="Montserrat" w:cstheme="minorHAnsi"/>
+          <w:sz w:val="16"/>
+          <w:szCs w:val="24"/>
+        </w:rPr>
+      </w:pPr>
+      <w:r>
+        <w:rPr>
+          <w:rFonts w:ascii="Montserrat" w:hAnsi="Montserrat" w:cstheme="minorHAnsi"/>
+          <w:sz w:val="16"/>
+          <w:szCs w:val="24"/>
+        </w:rPr>
+        <w:t>Coordinadora del grupo de trabajo Neuropsicología en Hospitales Públicos de Argentina.</w:t>
       </w:r>
     </w:p>
     <w:p>
@@ -2522,7 +2519,25 @@
           <w:sz w:val="16"/>
           <w:szCs w:val="24"/>
         </w:rPr>
-        <w:t xml:space="preserve"> Directora: Dra. Valeria Abusamra; </w:t>
+        <w:t xml:space="preserve"> Directora: Dra. Valeria </w:t>
+      </w:r>
+      <w:proofErr w:type="spellStart"/>
+      <w:r>
+        <w:rPr>
+          <w:rFonts w:ascii="Montserrat" w:hAnsi="Montserrat" w:cstheme="minorHAnsi"/>
+          <w:sz w:val="16"/>
+          <w:szCs w:val="24"/>
+        </w:rPr>
+        <w:t>Abusamra</w:t>
+      </w:r>
+      <w:proofErr w:type="spellEnd"/>
+      <w:r>
+        <w:rPr>
+          <w:rFonts w:ascii="Montserrat" w:hAnsi="Montserrat" w:cstheme="minorHAnsi"/>
+          <w:sz w:val="16"/>
+          <w:szCs w:val="24"/>
+        </w:rPr>
+        <w:t xml:space="preserve">; </w:t>
       </w:r>
       <w:proofErr w:type="spellStart"/>
       <w:proofErr w:type="gramStart"/>
@@ -2715,8 +2730,18 @@
           <w:sz w:val="16"/>
           <w:szCs w:val="24"/>
         </w:rPr>
-        <w:t>Micaela Difalcis</w:t>
-      </w:r>
+        <w:t xml:space="preserve">Micaela </w:t>
+      </w:r>
+      <w:proofErr w:type="spellStart"/>
+      <w:r>
+        <w:rPr>
+          <w:rFonts w:ascii="Montserrat" w:hAnsi="Montserrat" w:cstheme="minorHAnsi"/>
+          <w:sz w:val="16"/>
+          <w:szCs w:val="24"/>
+        </w:rPr>
+        <w:t>Difalcis</w:t>
+      </w:r>
+      <w:proofErr w:type="spellEnd"/>
       <w:r>
         <w:rPr>
           <w:rFonts w:ascii="Montserrat" w:hAnsi="Montserrat" w:cstheme="minorHAnsi"/>
@@ -3464,25 +3489,7 @@
           <w:sz w:val="16"/>
           <w:szCs w:val="24"/>
         </w:rPr>
-        <w:t>202</w:t>
-      </w:r>
-      <w:r>
-        <w:rPr>
-          <w:rFonts w:ascii="Montserrat" w:hAnsi="Montserrat" w:cstheme="minorHAnsi"/>
-          <w:b/>
-          <w:sz w:val="16"/>
-          <w:szCs w:val="24"/>
-        </w:rPr>
-        <w:t>6</w:t>
-      </w:r>
-      <w:r>
-        <w:rPr>
-          <w:rFonts w:ascii="Montserrat" w:hAnsi="Montserrat" w:cstheme="minorHAnsi"/>
-          <w:b/>
-          <w:sz w:val="16"/>
-          <w:szCs w:val="24"/>
-        </w:rPr>
-        <w:t xml:space="preserve"> – actualidad </w:t>
+        <w:t xml:space="preserve">2026 – actualidad </w:t>
       </w:r>
     </w:p>
     <w:p>
@@ -3952,7 +3959,25 @@
           <w:sz w:val="16"/>
           <w:szCs w:val="24"/>
         </w:rPr>
-        <w:t xml:space="preserve">Dra. Valeria Abusamra, Dra. Florentina Morello García y </w:t>
+        <w:t xml:space="preserve">Dra. Valeria Abusamra, Dra. Florentina </w:t>
+      </w:r>
+      <w:proofErr w:type="spellStart"/>
+      <w:r>
+        <w:rPr>
+          <w:rFonts w:ascii="Montserrat" w:hAnsi="Montserrat" w:cstheme="minorHAnsi"/>
+          <w:sz w:val="16"/>
+          <w:szCs w:val="24"/>
+        </w:rPr>
+        <w:t>Morello</w:t>
+      </w:r>
+      <w:proofErr w:type="spellEnd"/>
+      <w:r>
+        <w:rPr>
+          <w:rFonts w:ascii="Montserrat" w:hAnsi="Montserrat" w:cstheme="minorHAnsi"/>
+          <w:sz w:val="16"/>
+          <w:szCs w:val="24"/>
+        </w:rPr>
+        <w:t xml:space="preserve"> García y </w:t>
       </w:r>
       <w:proofErr w:type="spellStart"/>
       <w:r>
@@ -4600,6 +4625,526 @@
           <w:sz w:val="16"/>
           <w:szCs w:val="24"/>
         </w:rPr>
+        <w:t>2026</w:t>
+      </w:r>
+    </w:p>
+    <w:p>
+      <w:pPr>
+        <w:pStyle w:val="Textoindependiente"/>
+        <w:ind w:left="709" w:hanging="284"/>
+        <w:rPr>
+          <w:rFonts w:ascii="Montserrat" w:hAnsi="Montserrat" w:cstheme="minorHAnsi"/>
+          <w:b/>
+          <w:sz w:val="16"/>
+          <w:szCs w:val="24"/>
+        </w:rPr>
+      </w:pPr>
+      <w:proofErr w:type="spellStart"/>
+      <w:r>
+        <w:rPr>
+          <w:rFonts w:ascii="Montserrat" w:hAnsi="Montserrat"/>
+          <w:sz w:val="16"/>
+        </w:rPr>
+        <w:t>Corvalan</w:t>
+      </w:r>
+      <w:proofErr w:type="spellEnd"/>
+      <w:r>
+        <w:rPr>
+          <w:rFonts w:ascii="Montserrat" w:hAnsi="Montserrat"/>
+          <w:sz w:val="16"/>
+        </w:rPr>
+        <w:t xml:space="preserve">, N., </w:t>
+      </w:r>
+      <w:proofErr w:type="spellStart"/>
+      <w:r>
+        <w:rPr>
+          <w:rFonts w:ascii="Montserrat" w:hAnsi="Montserrat"/>
+          <w:sz w:val="16"/>
+        </w:rPr>
+        <w:t>Morello</w:t>
+      </w:r>
+      <w:proofErr w:type="spellEnd"/>
+      <w:r>
+        <w:rPr>
+          <w:rFonts w:ascii="Montserrat" w:hAnsi="Montserrat"/>
+          <w:sz w:val="16"/>
+        </w:rPr>
+        <w:t xml:space="preserve"> García, F., </w:t>
+      </w:r>
+      <w:r>
+        <w:rPr>
+          <w:rFonts w:ascii="Montserrat" w:hAnsi="Montserrat"/>
+          <w:b/>
+          <w:bCs/>
+          <w:sz w:val="16"/>
+        </w:rPr>
+        <w:t>Leiva, S</w:t>
+      </w:r>
+      <w:r>
+        <w:rPr>
+          <w:rFonts w:ascii="Montserrat" w:hAnsi="Montserrat"/>
+          <w:sz w:val="16"/>
+        </w:rPr>
+        <w:t xml:space="preserve">., </w:t>
+      </w:r>
+      <w:proofErr w:type="spellStart"/>
+      <w:r>
+        <w:rPr>
+          <w:rFonts w:ascii="Montserrat" w:hAnsi="Montserrat"/>
+          <w:sz w:val="16"/>
+        </w:rPr>
+        <w:t>Allegri</w:t>
+      </w:r>
+      <w:proofErr w:type="spellEnd"/>
+      <w:r>
+        <w:rPr>
+          <w:rFonts w:ascii="Montserrat" w:hAnsi="Montserrat"/>
+          <w:sz w:val="16"/>
+        </w:rPr>
+        <w:t xml:space="preserve">, R., </w:t>
+      </w:r>
+      <w:proofErr w:type="spellStart"/>
+      <w:r>
+        <w:rPr>
+          <w:rFonts w:ascii="Montserrat" w:hAnsi="Montserrat"/>
+          <w:sz w:val="16"/>
+        </w:rPr>
+        <w:t>Crivelli</w:t>
+      </w:r>
+      <w:proofErr w:type="spellEnd"/>
+      <w:r>
+        <w:rPr>
+          <w:rFonts w:ascii="Montserrat" w:hAnsi="Montserrat"/>
+          <w:sz w:val="16"/>
+        </w:rPr>
+        <w:t xml:space="preserve">, L. (2026, en prensa). </w:t>
+      </w:r>
+      <w:proofErr w:type="spellStart"/>
+      <w:r>
+        <w:rPr>
+          <w:rFonts w:ascii="Montserrat" w:hAnsi="Montserrat"/>
+          <w:sz w:val="16"/>
+        </w:rPr>
+        <w:t>Regression-Based</w:t>
+      </w:r>
+      <w:proofErr w:type="spellEnd"/>
+      <w:r>
+        <w:rPr>
+          <w:rFonts w:ascii="Montserrat" w:hAnsi="Montserrat"/>
+          <w:sz w:val="16"/>
+        </w:rPr>
+        <w:t xml:space="preserve"> Normative Data </w:t>
+      </w:r>
+      <w:proofErr w:type="spellStart"/>
+      <w:r>
+        <w:rPr>
+          <w:rFonts w:ascii="Montserrat" w:hAnsi="Montserrat"/>
+          <w:sz w:val="16"/>
+        </w:rPr>
+        <w:t>for</w:t>
+      </w:r>
+      <w:proofErr w:type="spellEnd"/>
+      <w:r>
+        <w:rPr>
+          <w:rFonts w:ascii="Montserrat" w:hAnsi="Montserrat"/>
+          <w:sz w:val="16"/>
+        </w:rPr>
+        <w:t xml:space="preserve"> </w:t>
+      </w:r>
+      <w:proofErr w:type="spellStart"/>
+      <w:r>
+        <w:rPr>
+          <w:rFonts w:ascii="Montserrat" w:hAnsi="Montserrat"/>
+          <w:sz w:val="16"/>
+        </w:rPr>
+        <w:t>Neuropsychological</w:t>
+      </w:r>
+      <w:proofErr w:type="spellEnd"/>
+      <w:r>
+        <w:rPr>
+          <w:rFonts w:ascii="Montserrat" w:hAnsi="Montserrat"/>
+          <w:sz w:val="16"/>
+        </w:rPr>
+        <w:t xml:space="preserve"> </w:t>
+      </w:r>
+      <w:proofErr w:type="spellStart"/>
+      <w:r>
+        <w:rPr>
+          <w:rFonts w:ascii="Montserrat" w:hAnsi="Montserrat"/>
+          <w:sz w:val="16"/>
+        </w:rPr>
+        <w:t>Assessment</w:t>
+      </w:r>
+      <w:proofErr w:type="spellEnd"/>
+      <w:r>
+        <w:rPr>
+          <w:rFonts w:ascii="Montserrat" w:hAnsi="Montserrat"/>
+          <w:sz w:val="16"/>
+        </w:rPr>
+        <w:t xml:space="preserve"> in Buenos Aires, Argentina: RAVLT, Trail </w:t>
+      </w:r>
+      <w:proofErr w:type="spellStart"/>
+      <w:r>
+        <w:rPr>
+          <w:rFonts w:ascii="Montserrat" w:hAnsi="Montserrat"/>
+          <w:sz w:val="16"/>
+        </w:rPr>
+        <w:t>Making</w:t>
+      </w:r>
+      <w:proofErr w:type="spellEnd"/>
+      <w:r>
+        <w:rPr>
+          <w:rFonts w:ascii="Montserrat" w:hAnsi="Montserrat"/>
+          <w:sz w:val="16"/>
+        </w:rPr>
+        <w:t xml:space="preserve"> Test, </w:t>
+      </w:r>
+      <w:proofErr w:type="spellStart"/>
+      <w:r>
+        <w:rPr>
+          <w:rFonts w:ascii="Montserrat" w:hAnsi="Montserrat"/>
+          <w:sz w:val="16"/>
+        </w:rPr>
+        <w:t>Digit</w:t>
+      </w:r>
+      <w:proofErr w:type="spellEnd"/>
+      <w:r>
+        <w:rPr>
+          <w:rFonts w:ascii="Montserrat" w:hAnsi="Montserrat"/>
+          <w:sz w:val="16"/>
+        </w:rPr>
+        <w:t xml:space="preserve"> </w:t>
+      </w:r>
+      <w:proofErr w:type="spellStart"/>
+      <w:r>
+        <w:rPr>
+          <w:rFonts w:ascii="Montserrat" w:hAnsi="Montserrat"/>
+          <w:sz w:val="16"/>
+        </w:rPr>
+        <w:t>Span</w:t>
+      </w:r>
+      <w:proofErr w:type="spellEnd"/>
+      <w:r>
+        <w:rPr>
+          <w:rFonts w:ascii="Montserrat" w:hAnsi="Montserrat"/>
+          <w:sz w:val="16"/>
+        </w:rPr>
+        <w:t xml:space="preserve">, and Verbal </w:t>
+      </w:r>
+      <w:proofErr w:type="spellStart"/>
+      <w:r>
+        <w:rPr>
+          <w:rFonts w:ascii="Montserrat" w:hAnsi="Montserrat"/>
+          <w:sz w:val="16"/>
+        </w:rPr>
+        <w:t>Fluency</w:t>
+      </w:r>
+      <w:proofErr w:type="spellEnd"/>
+      <w:r>
+        <w:rPr>
+          <w:rFonts w:ascii="Montserrat" w:hAnsi="Montserrat"/>
+          <w:sz w:val="16"/>
+        </w:rPr>
+        <w:t xml:space="preserve">. </w:t>
+      </w:r>
+      <w:proofErr w:type="spellStart"/>
+      <w:r>
+        <w:rPr>
+          <w:rFonts w:ascii="Montserrat" w:hAnsi="Montserrat"/>
+          <w:i/>
+          <w:iCs/>
+          <w:sz w:val="16"/>
+        </w:rPr>
+        <w:t>Journal</w:t>
+      </w:r>
+      <w:proofErr w:type="spellEnd"/>
+      <w:r>
+        <w:rPr>
+          <w:rFonts w:ascii="Montserrat" w:hAnsi="Montserrat"/>
+          <w:i/>
+          <w:iCs/>
+          <w:sz w:val="16"/>
+        </w:rPr>
+        <w:t xml:space="preserve"> </w:t>
+      </w:r>
+      <w:proofErr w:type="spellStart"/>
+      <w:r>
+        <w:rPr>
+          <w:rFonts w:ascii="Montserrat" w:hAnsi="Montserrat"/>
+          <w:i/>
+          <w:iCs/>
+          <w:sz w:val="16"/>
+        </w:rPr>
+        <w:t>of</w:t>
+      </w:r>
+      <w:proofErr w:type="spellEnd"/>
+      <w:r>
+        <w:rPr>
+          <w:rFonts w:ascii="Montserrat" w:hAnsi="Montserrat"/>
+          <w:i/>
+          <w:iCs/>
+          <w:sz w:val="16"/>
+        </w:rPr>
+        <w:t xml:space="preserve"> </w:t>
+      </w:r>
+      <w:proofErr w:type="spellStart"/>
+      <w:r>
+        <w:rPr>
+          <w:rFonts w:ascii="Montserrat" w:hAnsi="Montserrat"/>
+          <w:i/>
+          <w:iCs/>
+          <w:sz w:val="16"/>
+        </w:rPr>
+        <w:t>the</w:t>
+      </w:r>
+      <w:proofErr w:type="spellEnd"/>
+      <w:r>
+        <w:rPr>
+          <w:rFonts w:ascii="Montserrat" w:hAnsi="Montserrat"/>
+          <w:i/>
+          <w:iCs/>
+          <w:sz w:val="16"/>
+        </w:rPr>
+        <w:t xml:space="preserve"> International </w:t>
+      </w:r>
+      <w:proofErr w:type="spellStart"/>
+      <w:r>
+        <w:rPr>
+          <w:rFonts w:ascii="Montserrat" w:hAnsi="Montserrat"/>
+          <w:i/>
+          <w:iCs/>
+          <w:sz w:val="16"/>
+        </w:rPr>
+        <w:t>Neuropsychological</w:t>
+      </w:r>
+      <w:proofErr w:type="spellEnd"/>
+      <w:r>
+        <w:rPr>
+          <w:rFonts w:ascii="Montserrat" w:hAnsi="Montserrat"/>
+          <w:i/>
+          <w:iCs/>
+          <w:sz w:val="16"/>
+        </w:rPr>
+        <w:t xml:space="preserve"> </w:t>
+      </w:r>
+      <w:proofErr w:type="spellStart"/>
+      <w:r>
+        <w:rPr>
+          <w:rFonts w:ascii="Montserrat" w:hAnsi="Montserrat"/>
+          <w:i/>
+          <w:iCs/>
+          <w:sz w:val="16"/>
+        </w:rPr>
+        <w:t>Society</w:t>
+      </w:r>
+      <w:proofErr w:type="spellEnd"/>
+      <w:r>
+        <w:rPr>
+          <w:rFonts w:ascii="Montserrat" w:hAnsi="Montserrat"/>
+          <w:sz w:val="16"/>
+        </w:rPr>
+        <w:t>. En prensa.</w:t>
+      </w:r>
+    </w:p>
+    <w:p>
+      <w:pPr>
+        <w:pStyle w:val="Textoindependiente"/>
+        <w:ind w:left="709" w:hanging="284"/>
+        <w:rPr>
+          <w:rFonts w:ascii="Montserrat" w:hAnsi="Montserrat"/>
+          <w:sz w:val="16"/>
+        </w:rPr>
+      </w:pPr>
+      <w:proofErr w:type="spellStart"/>
+      <w:r>
+        <w:rPr>
+          <w:rFonts w:ascii="Montserrat" w:hAnsi="Montserrat"/>
+          <w:sz w:val="16"/>
+        </w:rPr>
+        <w:t>Difalcis</w:t>
+      </w:r>
+      <w:proofErr w:type="spellEnd"/>
+      <w:r>
+        <w:rPr>
+          <w:rFonts w:ascii="Montserrat" w:hAnsi="Montserrat"/>
+          <w:sz w:val="16"/>
+        </w:rPr>
+        <w:t xml:space="preserve">, M., </w:t>
+      </w:r>
+      <w:proofErr w:type="spellStart"/>
+      <w:r>
+        <w:rPr>
+          <w:rFonts w:ascii="Montserrat" w:hAnsi="Montserrat"/>
+          <w:sz w:val="16"/>
+        </w:rPr>
+        <w:t>Morello</w:t>
+      </w:r>
+      <w:proofErr w:type="spellEnd"/>
+      <w:r>
+        <w:rPr>
+          <w:rFonts w:ascii="Montserrat" w:hAnsi="Montserrat"/>
+          <w:sz w:val="16"/>
+        </w:rPr>
+        <w:t xml:space="preserve"> García, F., </w:t>
+      </w:r>
+      <w:r>
+        <w:rPr>
+          <w:rFonts w:ascii="Montserrat" w:hAnsi="Montserrat"/>
+          <w:b/>
+          <w:bCs/>
+          <w:sz w:val="16"/>
+        </w:rPr>
+        <w:t>Leiva, S.</w:t>
+      </w:r>
+      <w:r>
+        <w:rPr>
+          <w:rFonts w:ascii="Montserrat" w:hAnsi="Montserrat"/>
+          <w:sz w:val="16"/>
+        </w:rPr>
+        <w:t xml:space="preserve">, </w:t>
+      </w:r>
+      <w:proofErr w:type="spellStart"/>
+      <w:r>
+        <w:rPr>
+          <w:rFonts w:ascii="Montserrat" w:hAnsi="Montserrat"/>
+          <w:sz w:val="16"/>
+        </w:rPr>
+        <w:t>Guilarducci</w:t>
+      </w:r>
+      <w:proofErr w:type="spellEnd"/>
+      <w:r>
+        <w:rPr>
+          <w:rFonts w:ascii="Montserrat" w:hAnsi="Montserrat"/>
+          <w:sz w:val="16"/>
+        </w:rPr>
+        <w:t xml:space="preserve">, M., </w:t>
+      </w:r>
+      <w:proofErr w:type="spellStart"/>
+      <w:r>
+        <w:rPr>
+          <w:rFonts w:ascii="Montserrat" w:hAnsi="Montserrat"/>
+          <w:sz w:val="16"/>
+        </w:rPr>
+        <w:t>Macchia</w:t>
+      </w:r>
+      <w:proofErr w:type="spellEnd"/>
+      <w:r>
+        <w:rPr>
+          <w:rFonts w:ascii="Montserrat" w:hAnsi="Montserrat"/>
+          <w:sz w:val="16"/>
+        </w:rPr>
+        <w:t xml:space="preserve">, N. F., </w:t>
+      </w:r>
+      <w:proofErr w:type="spellStart"/>
+      <w:r>
+        <w:rPr>
+          <w:rFonts w:ascii="Montserrat" w:hAnsi="Montserrat"/>
+          <w:sz w:val="16"/>
+        </w:rPr>
+        <w:t>Ferreres</w:t>
+      </w:r>
+      <w:proofErr w:type="spellEnd"/>
+      <w:r>
+        <w:rPr>
+          <w:rFonts w:ascii="Montserrat" w:hAnsi="Montserrat"/>
+          <w:sz w:val="16"/>
+        </w:rPr>
+        <w:t xml:space="preserve">, A., </w:t>
+      </w:r>
+      <w:proofErr w:type="spellStart"/>
+      <w:r>
+        <w:rPr>
+          <w:rFonts w:ascii="Montserrat" w:hAnsi="Montserrat"/>
+          <w:sz w:val="16"/>
+        </w:rPr>
+        <w:t>Micciulli</w:t>
+      </w:r>
+      <w:proofErr w:type="spellEnd"/>
+      <w:r>
+        <w:rPr>
+          <w:rFonts w:ascii="Montserrat" w:hAnsi="Montserrat"/>
+          <w:sz w:val="16"/>
+        </w:rPr>
+        <w:t xml:space="preserve">, A. </w:t>
+      </w:r>
+      <w:r>
+        <w:rPr>
+          <w:rFonts w:ascii="Montserrat" w:hAnsi="Montserrat"/>
+          <w:sz w:val="16"/>
+        </w:rPr>
+        <w:t xml:space="preserve"> (202</w:t>
+      </w:r>
+      <w:r>
+        <w:rPr>
+          <w:rFonts w:ascii="Montserrat" w:hAnsi="Montserrat"/>
+          <w:sz w:val="16"/>
+        </w:rPr>
+        <w:t>6, en prensa</w:t>
+      </w:r>
+      <w:r>
+        <w:rPr>
+          <w:rFonts w:ascii="Montserrat" w:hAnsi="Montserrat"/>
+          <w:sz w:val="16"/>
+        </w:rPr>
+        <w:t>). Protocolo de Evaluación Breve de la Afasia (PEBA) para pacientes con ACV en</w:t>
+      </w:r>
+      <w:r>
+        <w:rPr>
+          <w:rFonts w:ascii="Montserrat" w:hAnsi="Montserrat"/>
+          <w:sz w:val="16"/>
+        </w:rPr>
+        <w:t xml:space="preserve"> </w:t>
+      </w:r>
+      <w:r>
+        <w:rPr>
+          <w:rFonts w:ascii="Montserrat" w:hAnsi="Montserrat"/>
+          <w:sz w:val="16"/>
+        </w:rPr>
+        <w:t xml:space="preserve">fase aguda: validación clínica y datos normativos argentinos. </w:t>
+      </w:r>
+      <w:r>
+        <w:rPr>
+          <w:rFonts w:ascii="Montserrat" w:hAnsi="Montserrat"/>
+          <w:i/>
+          <w:iCs/>
+          <w:sz w:val="16"/>
+        </w:rPr>
+        <w:t>Actualidades en Psicología</w:t>
+      </w:r>
+      <w:r>
+        <w:rPr>
+          <w:rFonts w:ascii="Montserrat" w:hAnsi="Montserrat"/>
+          <w:sz w:val="16"/>
+        </w:rPr>
+        <w:t>.</w:t>
+      </w:r>
+      <w:r>
+        <w:rPr>
+          <w:rFonts w:ascii="Montserrat" w:hAnsi="Montserrat"/>
+          <w:sz w:val="16"/>
+        </w:rPr>
+        <w:t xml:space="preserve"> En prensa.</w:t>
+      </w:r>
+    </w:p>
+    <w:p>
+      <w:pPr>
+        <w:pStyle w:val="Objetivo"/>
+        <w:spacing w:before="0" w:after="0" w:line="240" w:lineRule="auto"/>
+        <w:ind w:left="284" w:hanging="284"/>
+        <w:rPr>
+          <w:rFonts w:ascii="Montserrat" w:hAnsi="Montserrat" w:cstheme="minorHAnsi"/>
+          <w:b/>
+          <w:sz w:val="16"/>
+          <w:szCs w:val="24"/>
+        </w:rPr>
+      </w:pPr>
+      <w:r>
+        <w:rPr>
+          <w:rFonts w:ascii="Montserrat" w:hAnsi="Montserrat" w:cstheme="minorHAnsi"/>
+          <w:b/>
+          <w:sz w:val="16"/>
+          <w:szCs w:val="24"/>
+        </w:rPr>
         <w:t>2025</w:t>
       </w:r>
     </w:p>
@@ -4757,7 +5302,23 @@
           <w:rFonts w:ascii="Montserrat" w:hAnsi="Montserrat"/>
           <w:sz w:val="16"/>
         </w:rPr>
-        <w:t xml:space="preserve"> Scale: datos normativos para adultos de Buenos Aires, Argentina. </w:t>
+        <w:t xml:space="preserve"> </w:t>
+      </w:r>
+      <w:proofErr w:type="spellStart"/>
+      <w:r>
+        <w:rPr>
+          <w:rFonts w:ascii="Montserrat" w:hAnsi="Montserrat"/>
+          <w:sz w:val="16"/>
+        </w:rPr>
+        <w:t>Scale</w:t>
+      </w:r>
+      <w:proofErr w:type="spellEnd"/>
+      <w:r>
+        <w:rPr>
+          <w:rFonts w:ascii="Montserrat" w:hAnsi="Montserrat"/>
+          <w:sz w:val="16"/>
+        </w:rPr>
+        <w:t xml:space="preserve">: datos normativos para adultos de Buenos Aires, Argentina. </w:t>
       </w:r>
       <w:proofErr w:type="spellStart"/>
       <w:r>
@@ -4923,7 +5484,23 @@
           <w:rFonts w:ascii="Montserrat" w:hAnsi="Montserrat"/>
           <w:sz w:val="16"/>
         </w:rPr>
-        <w:t xml:space="preserve"> Brain </w:t>
+        <w:t xml:space="preserve"> </w:t>
+      </w:r>
+      <w:proofErr w:type="spellStart"/>
+      <w:r>
+        <w:rPr>
+          <w:rFonts w:ascii="Montserrat" w:hAnsi="Montserrat"/>
+          <w:sz w:val="16"/>
+        </w:rPr>
+        <w:t>Brain</w:t>
+      </w:r>
+      <w:proofErr w:type="spellEnd"/>
+      <w:r>
+        <w:rPr>
+          <w:rFonts w:ascii="Montserrat" w:hAnsi="Montserrat"/>
+          <w:sz w:val="16"/>
+        </w:rPr>
+        <w:t xml:space="preserve"> </w:t>
       </w:r>
       <w:proofErr w:type="spellStart"/>
       <w:r>
@@ -5051,7 +5628,23 @@
           <w:rFonts w:ascii="Montserrat" w:hAnsi="Montserrat"/>
           <w:sz w:val="16"/>
         </w:rPr>
-        <w:t xml:space="preserve"> Scale. </w:t>
+        <w:t xml:space="preserve"> </w:t>
+      </w:r>
+      <w:proofErr w:type="spellStart"/>
+      <w:r>
+        <w:rPr>
+          <w:rFonts w:ascii="Montserrat" w:hAnsi="Montserrat"/>
+          <w:sz w:val="16"/>
+        </w:rPr>
+        <w:t>Scale</w:t>
+      </w:r>
+      <w:proofErr w:type="spellEnd"/>
+      <w:r>
+        <w:rPr>
+          <w:rFonts w:ascii="Montserrat" w:hAnsi="Montserrat"/>
+          <w:sz w:val="16"/>
+        </w:rPr>
+        <w:t>. </w:t>
       </w:r>
       <w:r>
         <w:rPr>
@@ -7023,6 +7616,7 @@
           <w:sz w:val="16"/>
           <w:szCs w:val="24"/>
         </w:rPr>
+        <w:lastRenderedPageBreak/>
         <w:t>Leiva, S.</w:t>
       </w:r>
       <w:r>
@@ -7397,7 +7991,6 @@
           <w:sz w:val="16"/>
           <w:szCs w:val="24"/>
         </w:rPr>
-        <w:lastRenderedPageBreak/>
         <w:t>2016</w:t>
       </w:r>
     </w:p>
@@ -7890,7 +8483,7 @@
           <w:sz w:val="16"/>
           <w:szCs w:val="24"/>
         </w:rPr>
-        <w:t>2025</w:t>
+        <w:t>2026</w:t>
       </w:r>
     </w:p>
     <w:p>
@@ -7900,59 +8493,141 @@
         <w:jc w:val="both"/>
         <w:rPr>
           <w:rFonts w:ascii="Montserrat" w:eastAsia="Montserrat" w:hAnsi="Montserrat" w:cs="Montserrat"/>
+          <w:sz w:val="16"/>
+          <w:szCs w:val="16"/>
+        </w:rPr>
+      </w:pPr>
+      <w:proofErr w:type="spellStart"/>
+      <w:r>
+        <w:rPr>
+          <w:rFonts w:ascii="Montserrat" w:eastAsia="Montserrat" w:hAnsi="Montserrat" w:cs="Montserrat"/>
+          <w:sz w:val="16"/>
+          <w:szCs w:val="16"/>
+        </w:rPr>
+        <w:t>Micciulli</w:t>
+      </w:r>
+      <w:proofErr w:type="spellEnd"/>
+      <w:r>
+        <w:rPr>
+          <w:rFonts w:ascii="Montserrat" w:eastAsia="Montserrat" w:hAnsi="Montserrat" w:cs="Montserrat"/>
+          <w:sz w:val="16"/>
+          <w:szCs w:val="16"/>
+        </w:rPr>
+        <w:t xml:space="preserve"> A., Margulis L., </w:t>
+      </w:r>
+      <w:r>
+        <w:rPr>
+          <w:rFonts w:ascii="Montserrat" w:eastAsia="Montserrat" w:hAnsi="Montserrat" w:cs="Montserrat"/>
+          <w:b/>
           <w:bCs/>
           <w:sz w:val="16"/>
           <w:szCs w:val="16"/>
         </w:rPr>
-      </w:pPr>
+        <w:t>Leiva, S.</w:t>
+      </w:r>
       <w:r>
         <w:rPr>
           <w:rFonts w:ascii="Montserrat" w:eastAsia="Montserrat" w:hAnsi="Montserrat" w:cs="Montserrat"/>
-          <w:b/>
           <w:sz w:val="16"/>
           <w:szCs w:val="16"/>
         </w:rPr>
-        <w:t>Leiva, S.</w:t>
+        <w:t xml:space="preserve">, </w:t>
       </w:r>
       <w:r>
         <w:rPr>
           <w:rFonts w:ascii="Montserrat" w:eastAsia="Montserrat" w:hAnsi="Montserrat" w:cs="Montserrat"/>
-          <w:bCs/>
           <w:sz w:val="16"/>
           <w:szCs w:val="16"/>
         </w:rPr>
-        <w:t xml:space="preserve">, Morello García, F., Corvalán, N. </w:t>
+        <w:t>Sanguinetti</w:t>
       </w:r>
       <w:r>
         <w:rPr>
           <w:rFonts w:ascii="Montserrat" w:eastAsia="Montserrat" w:hAnsi="Montserrat" w:cs="Montserrat"/>
-          <w:bCs/>
-          <w:i/>
-          <w:iCs/>
           <w:sz w:val="16"/>
           <w:szCs w:val="16"/>
         </w:rPr>
-        <w:t xml:space="preserve">Taller: </w:t>
+        <w:t>,</w:t>
       </w:r>
       <w:r>
         <w:rPr>
           <w:rFonts w:ascii="Montserrat" w:eastAsia="Montserrat" w:hAnsi="Montserrat" w:cs="Montserrat"/>
-          <w:bCs/>
-          <w:i/>
-          <w:iCs/>
           <w:sz w:val="16"/>
           <w:szCs w:val="16"/>
         </w:rPr>
-        <w:t>Datos normativos en neuropsicología: del enfoque tradicional a los modelos de regresión</w:t>
+        <w:t xml:space="preserve"> M. </w:t>
       </w:r>
       <w:r>
         <w:rPr>
           <w:rFonts w:ascii="Montserrat" w:eastAsia="Montserrat" w:hAnsi="Montserrat" w:cs="Montserrat"/>
-          <w:bCs/>
+          <w:i/>
           <w:sz w:val="16"/>
           <w:szCs w:val="16"/>
         </w:rPr>
-        <w:t xml:space="preserve">. XVII Congreso Internacional de Investigación y Práctica Profesional en Psicología, Facultad de Psicología, UBA. Buenos Aires, Argentina. </w:t>
+        <w:t>Protocolo de asistencia neuropsicológica integral del paciente adulto con traumatismo craneoencefálico</w:t>
+      </w:r>
+      <w:r>
+        <w:rPr>
+          <w:rFonts w:ascii="Montserrat" w:eastAsia="Montserrat" w:hAnsi="Montserrat" w:cs="Montserrat"/>
+          <w:sz w:val="16"/>
+          <w:szCs w:val="16"/>
+        </w:rPr>
+        <w:t xml:space="preserve">. Congreso Provincial de Salud – </w:t>
+      </w:r>
+      <w:proofErr w:type="spellStart"/>
+      <w:r>
+        <w:rPr>
+          <w:rFonts w:ascii="Montserrat" w:eastAsia="Montserrat" w:hAnsi="Montserrat" w:cs="Montserrat"/>
+          <w:sz w:val="16"/>
+          <w:szCs w:val="16"/>
+        </w:rPr>
+        <w:t>CoSaPro</w:t>
+      </w:r>
+      <w:proofErr w:type="spellEnd"/>
+      <w:r>
+        <w:rPr>
+          <w:rFonts w:ascii="Montserrat" w:eastAsia="Montserrat" w:hAnsi="Montserrat" w:cs="Montserrat"/>
+          <w:sz w:val="16"/>
+          <w:szCs w:val="16"/>
+        </w:rPr>
+        <w:t xml:space="preserve"> 202</w:t>
+      </w:r>
+      <w:r>
+        <w:rPr>
+          <w:rFonts w:ascii="Montserrat" w:eastAsia="Montserrat" w:hAnsi="Montserrat" w:cs="Montserrat"/>
+          <w:sz w:val="16"/>
+          <w:szCs w:val="16"/>
+        </w:rPr>
+        <w:t>6</w:t>
+      </w:r>
+      <w:r>
+        <w:rPr>
+          <w:rFonts w:ascii="Montserrat" w:eastAsia="Montserrat" w:hAnsi="Montserrat" w:cs="Montserrat"/>
+          <w:sz w:val="16"/>
+          <w:szCs w:val="16"/>
+        </w:rPr>
+        <w:t>. Lugar: Mar del Plata, Bs. As., Argentina.</w:t>
+      </w:r>
+    </w:p>
+    <w:p>
+      <w:pPr>
+        <w:pStyle w:val="Objetivo"/>
+        <w:spacing w:after="0" w:line="240" w:lineRule="auto"/>
+        <w:rPr>
+          <w:rFonts w:ascii="Montserrat" w:hAnsi="Montserrat" w:cstheme="minorHAnsi"/>
+          <w:b/>
+          <w:sz w:val="16"/>
+          <w:szCs w:val="24"/>
+        </w:rPr>
+      </w:pPr>
+      <w:r>
+        <w:rPr>
+          <w:rFonts w:ascii="Montserrat" w:hAnsi="Montserrat" w:cstheme="minorHAnsi"/>
+          <w:b/>
+          <w:sz w:val="16"/>
+          <w:szCs w:val="24"/>
+        </w:rPr>
+        <w:t>2025</w:t>
       </w:r>
     </w:p>
     <w:p>
@@ -7983,19 +8658,19 @@
           <w:sz w:val="16"/>
           <w:szCs w:val="16"/>
         </w:rPr>
-        <w:t xml:space="preserve">, Margulis, L., Andretotti, D., </w:t>
-      </w:r>
-      <w:proofErr w:type="spellStart"/>
+        <w:t xml:space="preserve">, Morello García, F., Corvalán, N. </w:t>
+      </w:r>
       <w:r>
         <w:rPr>
           <w:rFonts w:ascii="Montserrat" w:eastAsia="Montserrat" w:hAnsi="Montserrat" w:cs="Montserrat"/>
           <w:bCs/>
+          <w:i/>
+          <w:iCs/>
           <w:sz w:val="16"/>
           <w:szCs w:val="16"/>
         </w:rPr>
-        <w:t>Rojido</w:t>
-      </w:r>
-      <w:proofErr w:type="spellEnd"/>
+        <w:t>Taller: Datos normativos en neuropsicología: del enfoque tradicional a los modelos de regresión</w:t>
+      </w:r>
       <w:r>
         <w:rPr>
           <w:rFonts w:ascii="Montserrat" w:eastAsia="Montserrat" w:hAnsi="Montserrat" w:cs="Montserrat"/>
@@ -8003,65 +8678,7 @@
           <w:sz w:val="16"/>
           <w:szCs w:val="16"/>
         </w:rPr>
-        <w:t xml:space="preserve">, M., Chappa, M., y </w:t>
-      </w:r>
-      <w:proofErr w:type="spellStart"/>
-      <w:r>
-        <w:rPr>
-          <w:rFonts w:ascii="Montserrat" w:eastAsia="Montserrat" w:hAnsi="Montserrat" w:cs="Montserrat"/>
-          <w:bCs/>
-          <w:sz w:val="16"/>
-          <w:szCs w:val="16"/>
-        </w:rPr>
-        <w:t>Tartarini</w:t>
-      </w:r>
-      <w:proofErr w:type="spellEnd"/>
-      <w:r>
-        <w:rPr>
-          <w:rFonts w:ascii="Montserrat" w:eastAsia="Montserrat" w:hAnsi="Montserrat" w:cs="Montserrat"/>
-          <w:bCs/>
-          <w:sz w:val="16"/>
-          <w:szCs w:val="16"/>
-        </w:rPr>
-        <w:t xml:space="preserve">, M. L. </w:t>
-      </w:r>
-      <w:r>
-        <w:rPr>
-          <w:rFonts w:ascii="Montserrat" w:eastAsia="Montserrat" w:hAnsi="Montserrat" w:cs="Montserrat"/>
-          <w:bCs/>
-          <w:i/>
-          <w:iCs/>
-          <w:sz w:val="16"/>
-          <w:szCs w:val="16"/>
-        </w:rPr>
-        <w:t>Neuropsicología en hospitales públicos de la Provincia de Buenos Aires.</w:t>
-      </w:r>
-      <w:r>
-        <w:rPr>
-          <w:rFonts w:ascii="Montserrat" w:eastAsia="Montserrat" w:hAnsi="Montserrat" w:cs="Montserrat"/>
-          <w:bCs/>
-          <w:sz w:val="16"/>
-          <w:szCs w:val="16"/>
-        </w:rPr>
-        <w:t xml:space="preserve"> </w:t>
-      </w:r>
-      <w:r>
-        <w:rPr>
-          <w:rFonts w:ascii="Montserrat" w:eastAsia="Montserrat" w:hAnsi="Montserrat" w:cs="Montserrat"/>
-          <w:bCs/>
-          <w:sz w:val="16"/>
-          <w:szCs w:val="16"/>
-        </w:rPr>
-        <w:t>XVI Congreso Argentino de Neuropsicología</w:t>
-      </w:r>
-      <w:r>
-        <w:rPr>
-          <w:rFonts w:ascii="Montserrat" w:eastAsia="Montserrat" w:hAnsi="Montserrat" w:cs="Montserrat"/>
-          <w:bCs/>
-          <w:sz w:val="16"/>
-          <w:szCs w:val="16"/>
-        </w:rPr>
-        <w:t>, Córdoba, Argentina.</w:t>
+        <w:t xml:space="preserve">. XVII Congreso Internacional de Investigación y Práctica Profesional en Psicología, Facultad de Psicología, UBA. Buenos Aires, Argentina. </w:t>
       </w:r>
     </w:p>
     <w:p>
@@ -8069,167 +8686,108 @@
         <w:spacing w:before="60" w:after="120"/>
         <w:ind w:left="709" w:hanging="284"/>
         <w:jc w:val="both"/>
-      </w:pPr>
-      <w:r>
         <w:rPr>
           <w:rFonts w:ascii="Montserrat" w:eastAsia="Montserrat" w:hAnsi="Montserrat" w:cs="Montserrat"/>
-          <w:b/>
+          <w:bCs/>
           <w:sz w:val="16"/>
           <w:szCs w:val="16"/>
         </w:rPr>
+      </w:pPr>
+      <w:r>
+        <w:rPr>
+          <w:rFonts w:ascii="Montserrat" w:eastAsia="Montserrat" w:hAnsi="Montserrat" w:cs="Montserrat"/>
+          <w:b/>
+          <w:sz w:val="16"/>
+          <w:szCs w:val="16"/>
+        </w:rPr>
         <w:t>Leiva, S.</w:t>
       </w:r>
       <w:r>
         <w:rPr>
           <w:rFonts w:ascii="Montserrat" w:eastAsia="Montserrat" w:hAnsi="Montserrat" w:cs="Montserrat"/>
+          <w:bCs/>
           <w:sz w:val="16"/>
           <w:szCs w:val="16"/>
         </w:rPr>
+        <w:t xml:space="preserve">, Margulis, L., Andretotti, D., </w:t>
+      </w:r>
+      <w:proofErr w:type="spellStart"/>
+      <w:r>
+        <w:rPr>
+          <w:rFonts w:ascii="Montserrat" w:eastAsia="Montserrat" w:hAnsi="Montserrat" w:cs="Montserrat"/>
+          <w:bCs/>
+          <w:sz w:val="16"/>
+          <w:szCs w:val="16"/>
+        </w:rPr>
+        <w:t>Rojido</w:t>
+      </w:r>
+      <w:proofErr w:type="spellEnd"/>
+      <w:r>
+        <w:rPr>
+          <w:rFonts w:ascii="Montserrat" w:eastAsia="Montserrat" w:hAnsi="Montserrat" w:cs="Montserrat"/>
+          <w:bCs/>
+          <w:sz w:val="16"/>
+          <w:szCs w:val="16"/>
+        </w:rPr>
+        <w:t xml:space="preserve">, M., Chappa, M., y </w:t>
+      </w:r>
+      <w:proofErr w:type="spellStart"/>
+      <w:r>
+        <w:rPr>
+          <w:rFonts w:ascii="Montserrat" w:eastAsia="Montserrat" w:hAnsi="Montserrat" w:cs="Montserrat"/>
+          <w:bCs/>
+          <w:sz w:val="16"/>
+          <w:szCs w:val="16"/>
+        </w:rPr>
+        <w:t>Tartarini</w:t>
+      </w:r>
+      <w:proofErr w:type="spellEnd"/>
+      <w:r>
+        <w:rPr>
+          <w:rFonts w:ascii="Montserrat" w:eastAsia="Montserrat" w:hAnsi="Montserrat" w:cs="Montserrat"/>
+          <w:bCs/>
+          <w:sz w:val="16"/>
+          <w:szCs w:val="16"/>
+        </w:rPr>
+        <w:t xml:space="preserve">, M. L. </w:t>
+      </w:r>
+      <w:r>
+        <w:rPr>
+          <w:rFonts w:ascii="Montserrat" w:eastAsia="Montserrat" w:hAnsi="Montserrat" w:cs="Montserrat"/>
+          <w:bCs/>
+          <w:i/>
+          <w:iCs/>
+          <w:sz w:val="16"/>
+          <w:szCs w:val="16"/>
+        </w:rPr>
+        <w:t>Neuropsicología en hospitales públicos de la Provincia de Buenos Aires.</w:t>
+      </w:r>
+      <w:r>
+        <w:rPr>
+          <w:rFonts w:ascii="Montserrat" w:eastAsia="Montserrat" w:hAnsi="Montserrat" w:cs="Montserrat"/>
+          <w:bCs/>
+          <w:sz w:val="16"/>
+          <w:szCs w:val="16"/>
+        </w:rPr>
         <w:t xml:space="preserve"> </w:t>
       </w:r>
-      <w:proofErr w:type="spellStart"/>
       <w:r>
         <w:rPr>
           <w:rFonts w:ascii="Montserrat" w:eastAsia="Montserrat" w:hAnsi="Montserrat" w:cs="Montserrat"/>
-          <w:i/>
+          <w:bCs/>
           <w:sz w:val="16"/>
           <w:szCs w:val="16"/>
         </w:rPr>
-        <w:t>Psychometric</w:t>
-      </w:r>
-      <w:proofErr w:type="spellEnd"/>
+        <w:t>XVI Congreso Argentino de Neuropsicología</w:t>
+      </w:r>
       <w:r>
         <w:rPr>
           <w:rFonts w:ascii="Montserrat" w:eastAsia="Montserrat" w:hAnsi="Montserrat" w:cs="Montserrat"/>
-          <w:i/>
+          <w:bCs/>
           <w:sz w:val="16"/>
           <w:szCs w:val="16"/>
         </w:rPr>
-        <w:t xml:space="preserve"> </w:t>
-      </w:r>
-      <w:proofErr w:type="spellStart"/>
-      <w:r>
-        <w:rPr>
-          <w:rFonts w:ascii="Montserrat" w:eastAsia="Montserrat" w:hAnsi="Montserrat" w:cs="Montserrat"/>
-          <w:i/>
-          <w:sz w:val="16"/>
-          <w:szCs w:val="16"/>
-        </w:rPr>
-        <w:t>Advances</w:t>
-      </w:r>
-      <w:proofErr w:type="spellEnd"/>
-      <w:r>
-        <w:rPr>
-          <w:rFonts w:ascii="Montserrat" w:eastAsia="Montserrat" w:hAnsi="Montserrat" w:cs="Montserrat"/>
-          <w:i/>
-          <w:sz w:val="16"/>
-          <w:szCs w:val="16"/>
-        </w:rPr>
-        <w:t xml:space="preserve"> in </w:t>
-      </w:r>
-      <w:proofErr w:type="spellStart"/>
-      <w:r>
-        <w:rPr>
-          <w:rFonts w:ascii="Montserrat" w:eastAsia="Montserrat" w:hAnsi="Montserrat" w:cs="Montserrat"/>
-          <w:i/>
-          <w:sz w:val="16"/>
-          <w:szCs w:val="16"/>
-        </w:rPr>
-        <w:t>Neuropsychological</w:t>
-      </w:r>
-      <w:proofErr w:type="spellEnd"/>
-      <w:r>
-        <w:rPr>
-          <w:rFonts w:ascii="Montserrat" w:eastAsia="Montserrat" w:hAnsi="Montserrat" w:cs="Montserrat"/>
-          <w:i/>
-          <w:sz w:val="16"/>
-          <w:szCs w:val="16"/>
-        </w:rPr>
-        <w:t xml:space="preserve"> </w:t>
-      </w:r>
-      <w:proofErr w:type="spellStart"/>
-      <w:r>
-        <w:rPr>
-          <w:rFonts w:ascii="Montserrat" w:eastAsia="Montserrat" w:hAnsi="Montserrat" w:cs="Montserrat"/>
-          <w:i/>
-          <w:sz w:val="16"/>
-          <w:szCs w:val="16"/>
-        </w:rPr>
-        <w:t>Assessment</w:t>
-      </w:r>
-      <w:proofErr w:type="spellEnd"/>
-      <w:r>
-        <w:rPr>
-          <w:rFonts w:ascii="Montserrat" w:eastAsia="Montserrat" w:hAnsi="Montserrat" w:cs="Montserrat"/>
-          <w:sz w:val="16"/>
-          <w:szCs w:val="16"/>
-        </w:rPr>
-        <w:t xml:space="preserve">. </w:t>
-      </w:r>
-      <w:r>
-        <w:rPr>
-          <w:rFonts w:ascii="Montserrat" w:eastAsia="Montserrat" w:hAnsi="Montserrat" w:cs="Montserrat"/>
-          <w:sz w:val="16"/>
-          <w:szCs w:val="16"/>
-        </w:rPr>
-        <w:t xml:space="preserve">AAIC </w:t>
-      </w:r>
-      <w:proofErr w:type="spellStart"/>
-      <w:r>
-        <w:rPr>
-          <w:rFonts w:ascii="Montserrat" w:eastAsia="Montserrat" w:hAnsi="Montserrat" w:cs="Montserrat"/>
-          <w:sz w:val="16"/>
-          <w:szCs w:val="16"/>
-        </w:rPr>
-        <w:t>Neuroscience</w:t>
-      </w:r>
-      <w:proofErr w:type="spellEnd"/>
-      <w:r>
-        <w:rPr>
-          <w:rFonts w:ascii="Montserrat" w:eastAsia="Montserrat" w:hAnsi="Montserrat" w:cs="Montserrat"/>
-          <w:sz w:val="16"/>
-          <w:szCs w:val="16"/>
-        </w:rPr>
-        <w:t xml:space="preserve"> Next 2025, Buenos Aires </w:t>
-      </w:r>
-      <w:proofErr w:type="gramStart"/>
-      <w:r>
-        <w:rPr>
-          <w:rFonts w:ascii="Montserrat" w:eastAsia="Montserrat" w:hAnsi="Montserrat" w:cs="Montserrat"/>
-          <w:sz w:val="16"/>
-          <w:szCs w:val="16"/>
-        </w:rPr>
-        <w:t>Hub</w:t>
-      </w:r>
-      <w:proofErr w:type="gramEnd"/>
-      <w:r>
-        <w:rPr>
-          <w:rFonts w:ascii="Montserrat" w:eastAsia="Montserrat" w:hAnsi="Montserrat" w:cs="Montserrat"/>
-          <w:sz w:val="16"/>
-          <w:szCs w:val="16"/>
-        </w:rPr>
-        <w:t>. Lugar: Buenos Aires, Argentina.</w:t>
-      </w:r>
-    </w:p>
-    <w:p>
-      <w:pPr>
-        <w:pStyle w:val="Objetivo"/>
-        <w:spacing w:after="0" w:line="240" w:lineRule="auto"/>
-        <w:rPr>
-          <w:rFonts w:ascii="Montserrat" w:hAnsi="Montserrat" w:cstheme="minorHAnsi"/>
-          <w:b/>
-          <w:sz w:val="16"/>
-          <w:szCs w:val="24"/>
-        </w:rPr>
-      </w:pPr>
-      <w:r>
-        <w:rPr>
-          <w:rFonts w:ascii="Montserrat" w:hAnsi="Montserrat" w:cstheme="minorHAnsi"/>
-          <w:b/>
-          <w:sz w:val="16"/>
-          <w:szCs w:val="24"/>
-        </w:rPr>
-        <w:t>2024</w:t>
+        <w:t>, Córdoba, Argentina.</w:t>
       </w:r>
     </w:p>
     <w:p>
@@ -8237,426 +8795,168 @@
         <w:spacing w:before="60" w:after="120"/>
         <w:ind w:left="709" w:hanging="284"/>
         <w:jc w:val="both"/>
+      </w:pPr>
+      <w:r>
         <w:rPr>
           <w:rFonts w:ascii="Montserrat" w:eastAsia="Montserrat" w:hAnsi="Montserrat" w:cs="Montserrat"/>
+          <w:b/>
           <w:sz w:val="16"/>
           <w:szCs w:val="16"/>
         </w:rPr>
-      </w:pPr>
+        <w:t>Leiva, S.</w:t>
+      </w:r>
       <w:r>
         <w:rPr>
           <w:rFonts w:ascii="Montserrat" w:eastAsia="Montserrat" w:hAnsi="Montserrat" w:cs="Montserrat"/>
           <w:sz w:val="16"/>
           <w:szCs w:val="16"/>
         </w:rPr>
-        <w:t xml:space="preserve">Morello </w:t>
+        <w:t xml:space="preserve"> </w:t>
       </w:r>
       <w:proofErr w:type="spellStart"/>
       <w:r>
         <w:rPr>
           <w:rFonts w:ascii="Montserrat" w:eastAsia="Montserrat" w:hAnsi="Montserrat" w:cs="Montserrat"/>
+          <w:i/>
           <w:sz w:val="16"/>
           <w:szCs w:val="16"/>
         </w:rPr>
-        <w:t>Garcia</w:t>
+        <w:t>Psychometric</w:t>
       </w:r>
       <w:proofErr w:type="spellEnd"/>
       <w:r>
         <w:rPr>
           <w:rFonts w:ascii="Montserrat" w:eastAsia="Montserrat" w:hAnsi="Montserrat" w:cs="Montserrat"/>
+          <w:i/>
           <w:sz w:val="16"/>
           <w:szCs w:val="16"/>
         </w:rPr>
-        <w:t xml:space="preserve">, F., </w:t>
+        <w:t xml:space="preserve"> </w:t>
       </w:r>
       <w:proofErr w:type="spellStart"/>
       <w:r>
         <w:rPr>
           <w:rFonts w:ascii="Montserrat" w:eastAsia="Montserrat" w:hAnsi="Montserrat" w:cs="Montserrat"/>
+          <w:i/>
           <w:sz w:val="16"/>
           <w:szCs w:val="16"/>
         </w:rPr>
-        <w:t>Calandri</w:t>
+        <w:t>Advances</w:t>
       </w:r>
       <w:proofErr w:type="spellEnd"/>
       <w:r>
         <w:rPr>
           <w:rFonts w:ascii="Montserrat" w:eastAsia="Montserrat" w:hAnsi="Montserrat" w:cs="Montserrat"/>
+          <w:i/>
           <w:sz w:val="16"/>
           <w:szCs w:val="16"/>
         </w:rPr>
-        <w:t xml:space="preserve">, I., Crivelli, L., </w:t>
+        <w:t xml:space="preserve"> in </w:t>
       </w:r>
       <w:proofErr w:type="spellStart"/>
       <w:r>
         <w:rPr>
           <w:rFonts w:ascii="Montserrat" w:eastAsia="Montserrat" w:hAnsi="Montserrat" w:cs="Montserrat"/>
+          <w:i/>
           <w:sz w:val="16"/>
           <w:szCs w:val="16"/>
         </w:rPr>
-        <w:t>Difalcis</w:t>
+        <w:t>Neuropsychological</w:t>
       </w:r>
       <w:proofErr w:type="spellEnd"/>
       <w:r>
         <w:rPr>
           <w:rFonts w:ascii="Montserrat" w:eastAsia="Montserrat" w:hAnsi="Montserrat" w:cs="Montserrat"/>
+          <w:i/>
           <w:sz w:val="16"/>
           <w:szCs w:val="16"/>
         </w:rPr>
-        <w:t xml:space="preserve">, M., </w:t>
-      </w:r>
+        <w:t xml:space="preserve"> </w:t>
+      </w:r>
+      <w:proofErr w:type="spellStart"/>
       <w:r>
         <w:rPr>
           <w:rFonts w:ascii="Montserrat" w:eastAsia="Montserrat" w:hAnsi="Montserrat" w:cs="Montserrat"/>
-          <w:b/>
+          <w:i/>
           <w:sz w:val="16"/>
           <w:szCs w:val="16"/>
         </w:rPr>
-        <w:t>Leiva, S.</w:t>
-      </w:r>
+        <w:t>Assessment</w:t>
+      </w:r>
+      <w:proofErr w:type="spellEnd"/>
       <w:r>
         <w:rPr>
           <w:rFonts w:ascii="Montserrat" w:eastAsia="Montserrat" w:hAnsi="Montserrat" w:cs="Montserrat"/>
           <w:sz w:val="16"/>
           <w:szCs w:val="16"/>
         </w:rPr>
-        <w:t xml:space="preserve">, </w:t>
-      </w:r>
-      <w:proofErr w:type="spellStart"/>
+        <w:t xml:space="preserve">. </w:t>
+      </w:r>
       <w:r>
         <w:rPr>
           <w:rFonts w:ascii="Montserrat" w:eastAsia="Montserrat" w:hAnsi="Montserrat" w:cs="Montserrat"/>
           <w:sz w:val="16"/>
           <w:szCs w:val="16"/>
         </w:rPr>
-        <w:t>Ferreres</w:t>
-      </w:r>
-      <w:proofErr w:type="spellEnd"/>
+        <w:t xml:space="preserve">AAIC </w:t>
+      </w:r>
+      <w:proofErr w:type="spellStart"/>
       <w:r>
         <w:rPr>
           <w:rFonts w:ascii="Montserrat" w:eastAsia="Montserrat" w:hAnsi="Montserrat" w:cs="Montserrat"/>
           <w:sz w:val="16"/>
           <w:szCs w:val="16"/>
         </w:rPr>
-        <w:t xml:space="preserve">, A., &amp; Allegri, R. </w:t>
-      </w:r>
-      <w:proofErr w:type="spellStart"/>
+        <w:t>Neuroscience</w:t>
+      </w:r>
+      <w:proofErr w:type="spellEnd"/>
       <w:r>
         <w:rPr>
           <w:rFonts w:ascii="Montserrat" w:eastAsia="Montserrat" w:hAnsi="Montserrat" w:cs="Montserrat"/>
-          <w:i/>
           <w:sz w:val="16"/>
           <w:szCs w:val="16"/>
         </w:rPr>
-        <w:t>Dyslexia</w:t>
-      </w:r>
-      <w:proofErr w:type="spellEnd"/>
+        <w:t xml:space="preserve"> Next 2025, Buenos Aires </w:t>
+      </w:r>
+      <w:proofErr w:type="gramStart"/>
       <w:r>
         <w:rPr>
           <w:rFonts w:ascii="Montserrat" w:eastAsia="Montserrat" w:hAnsi="Montserrat" w:cs="Montserrat"/>
-          <w:i/>
           <w:sz w:val="16"/>
           <w:szCs w:val="16"/>
         </w:rPr>
-        <w:t xml:space="preserve"> </w:t>
-      </w:r>
-      <w:proofErr w:type="spellStart"/>
+        <w:t>Hub</w:t>
+      </w:r>
+      <w:proofErr w:type="gramEnd"/>
       <w:r>
         <w:rPr>
           <w:rFonts w:ascii="Montserrat" w:eastAsia="Montserrat" w:hAnsi="Montserrat" w:cs="Montserrat"/>
-          <w:i/>
           <w:sz w:val="16"/>
           <w:szCs w:val="16"/>
         </w:rPr>
-        <w:t>profiles</w:t>
-      </w:r>
-      <w:proofErr w:type="spellEnd"/>
-      <w:r>
-        <w:rPr>
-          <w:rFonts w:ascii="Montserrat" w:eastAsia="Montserrat" w:hAnsi="Montserrat" w:cs="Montserrat"/>
-          <w:i/>
-          <w:sz w:val="16"/>
-          <w:szCs w:val="16"/>
-        </w:rPr>
-        <w:t xml:space="preserve"> and </w:t>
-      </w:r>
-      <w:proofErr w:type="spellStart"/>
-      <w:r>
-        <w:rPr>
-          <w:rFonts w:ascii="Montserrat" w:eastAsia="Montserrat" w:hAnsi="Montserrat" w:cs="Montserrat"/>
-          <w:i/>
-          <w:sz w:val="16"/>
-          <w:szCs w:val="16"/>
-        </w:rPr>
-        <w:t>brain</w:t>
-      </w:r>
-      <w:proofErr w:type="spellEnd"/>
-      <w:r>
-        <w:rPr>
-          <w:rFonts w:ascii="Montserrat" w:eastAsia="Montserrat" w:hAnsi="Montserrat" w:cs="Montserrat"/>
-          <w:i/>
-          <w:sz w:val="16"/>
-          <w:szCs w:val="16"/>
-        </w:rPr>
-        <w:t xml:space="preserve"> </w:t>
-      </w:r>
-      <w:proofErr w:type="spellStart"/>
-      <w:r>
-        <w:rPr>
-          <w:rFonts w:ascii="Montserrat" w:eastAsia="Montserrat" w:hAnsi="Montserrat" w:cs="Montserrat"/>
-          <w:i/>
-          <w:sz w:val="16"/>
-          <w:szCs w:val="16"/>
-        </w:rPr>
-        <w:t>metabolism</w:t>
-      </w:r>
-      <w:proofErr w:type="spellEnd"/>
-      <w:r>
-        <w:rPr>
-          <w:rFonts w:ascii="Montserrat" w:eastAsia="Montserrat" w:hAnsi="Montserrat" w:cs="Montserrat"/>
-          <w:i/>
-          <w:sz w:val="16"/>
-          <w:szCs w:val="16"/>
-        </w:rPr>
-        <w:t xml:space="preserve"> in Spanish-</w:t>
-      </w:r>
-      <w:proofErr w:type="spellStart"/>
-      <w:r>
-        <w:rPr>
-          <w:rFonts w:ascii="Montserrat" w:eastAsia="Montserrat" w:hAnsi="Montserrat" w:cs="Montserrat"/>
-          <w:i/>
-          <w:sz w:val="16"/>
-          <w:szCs w:val="16"/>
-        </w:rPr>
-        <w:t>speaking</w:t>
-      </w:r>
-      <w:proofErr w:type="spellEnd"/>
-      <w:r>
-        <w:rPr>
-          <w:rFonts w:ascii="Montserrat" w:eastAsia="Montserrat" w:hAnsi="Montserrat" w:cs="Montserrat"/>
-          <w:i/>
-          <w:sz w:val="16"/>
-          <w:szCs w:val="16"/>
-        </w:rPr>
-        <w:t xml:space="preserve"> </w:t>
-      </w:r>
-      <w:proofErr w:type="spellStart"/>
-      <w:r>
-        <w:rPr>
-          <w:rFonts w:ascii="Montserrat" w:eastAsia="Montserrat" w:hAnsi="Montserrat" w:cs="Montserrat"/>
-          <w:i/>
-          <w:sz w:val="16"/>
-          <w:szCs w:val="16"/>
-        </w:rPr>
-        <w:t>patients</w:t>
-      </w:r>
-      <w:proofErr w:type="spellEnd"/>
-      <w:r>
-        <w:rPr>
-          <w:rFonts w:ascii="Montserrat" w:eastAsia="Montserrat" w:hAnsi="Montserrat" w:cs="Montserrat"/>
-          <w:i/>
-          <w:sz w:val="16"/>
-          <w:szCs w:val="16"/>
-        </w:rPr>
-        <w:t xml:space="preserve"> </w:t>
-      </w:r>
-      <w:proofErr w:type="spellStart"/>
-      <w:r>
-        <w:rPr>
-          <w:rFonts w:ascii="Montserrat" w:eastAsia="Montserrat" w:hAnsi="Montserrat" w:cs="Montserrat"/>
-          <w:i/>
-          <w:sz w:val="16"/>
-          <w:szCs w:val="16"/>
-        </w:rPr>
-        <w:t>with</w:t>
-      </w:r>
-      <w:proofErr w:type="spellEnd"/>
-      <w:r>
-        <w:rPr>
-          <w:rFonts w:ascii="Montserrat" w:eastAsia="Montserrat" w:hAnsi="Montserrat" w:cs="Montserrat"/>
-          <w:i/>
-          <w:sz w:val="16"/>
-          <w:szCs w:val="16"/>
-        </w:rPr>
-        <w:t xml:space="preserve"> </w:t>
-      </w:r>
-      <w:proofErr w:type="spellStart"/>
-      <w:r>
-        <w:rPr>
-          <w:rFonts w:ascii="Montserrat" w:eastAsia="Montserrat" w:hAnsi="Montserrat" w:cs="Montserrat"/>
-          <w:i/>
-          <w:sz w:val="16"/>
-          <w:szCs w:val="16"/>
-        </w:rPr>
-        <w:t>Primary</w:t>
-      </w:r>
-      <w:proofErr w:type="spellEnd"/>
-      <w:r>
-        <w:rPr>
-          <w:rFonts w:ascii="Montserrat" w:eastAsia="Montserrat" w:hAnsi="Montserrat" w:cs="Montserrat"/>
-          <w:i/>
-          <w:sz w:val="16"/>
-          <w:szCs w:val="16"/>
-        </w:rPr>
-        <w:t xml:space="preserve"> </w:t>
-      </w:r>
-      <w:proofErr w:type="spellStart"/>
-      <w:r>
-        <w:rPr>
-          <w:rFonts w:ascii="Montserrat" w:eastAsia="Montserrat" w:hAnsi="Montserrat" w:cs="Montserrat"/>
-          <w:i/>
-          <w:sz w:val="16"/>
-          <w:szCs w:val="16"/>
-        </w:rPr>
-        <w:t>Progressive</w:t>
-      </w:r>
-      <w:proofErr w:type="spellEnd"/>
-      <w:r>
-        <w:rPr>
-          <w:rFonts w:ascii="Montserrat" w:eastAsia="Montserrat" w:hAnsi="Montserrat" w:cs="Montserrat"/>
-          <w:i/>
-          <w:sz w:val="16"/>
-          <w:szCs w:val="16"/>
-        </w:rPr>
-        <w:t xml:space="preserve"> </w:t>
-      </w:r>
-      <w:proofErr w:type="spellStart"/>
-      <w:r>
-        <w:rPr>
-          <w:rFonts w:ascii="Montserrat" w:eastAsia="Montserrat" w:hAnsi="Montserrat" w:cs="Montserrat"/>
-          <w:i/>
-          <w:sz w:val="16"/>
-          <w:szCs w:val="16"/>
-        </w:rPr>
-        <w:t>Aphasia</w:t>
-      </w:r>
-      <w:proofErr w:type="spellEnd"/>
-      <w:r>
-        <w:rPr>
-          <w:rFonts w:ascii="Montserrat" w:eastAsia="Montserrat" w:hAnsi="Montserrat" w:cs="Montserrat"/>
-          <w:sz w:val="16"/>
-          <w:szCs w:val="16"/>
-        </w:rPr>
-        <w:t xml:space="preserve">. 52° </w:t>
-      </w:r>
-      <w:proofErr w:type="spellStart"/>
-      <w:r>
-        <w:rPr>
-          <w:rFonts w:ascii="Montserrat" w:eastAsia="Montserrat" w:hAnsi="Montserrat" w:cs="Montserrat"/>
-          <w:sz w:val="16"/>
-          <w:szCs w:val="16"/>
-        </w:rPr>
-        <w:t>Annual</w:t>
-      </w:r>
-      <w:proofErr w:type="spellEnd"/>
-      <w:r>
-        <w:rPr>
-          <w:rFonts w:ascii="Montserrat" w:eastAsia="Montserrat" w:hAnsi="Montserrat" w:cs="Montserrat"/>
-          <w:sz w:val="16"/>
-          <w:szCs w:val="16"/>
-        </w:rPr>
-        <w:t xml:space="preserve"> </w:t>
-      </w:r>
-      <w:proofErr w:type="gramStart"/>
-      <w:r>
-        <w:rPr>
-          <w:rFonts w:ascii="Montserrat" w:eastAsia="Montserrat" w:hAnsi="Montserrat" w:cs="Montserrat"/>
-          <w:sz w:val="16"/>
-          <w:szCs w:val="16"/>
-        </w:rPr>
-        <w:t>Meeting</w:t>
-      </w:r>
-      <w:proofErr w:type="gramEnd"/>
-      <w:r>
-        <w:rPr>
-          <w:rFonts w:ascii="Montserrat" w:eastAsia="Montserrat" w:hAnsi="Montserrat" w:cs="Montserrat"/>
-          <w:sz w:val="16"/>
-          <w:szCs w:val="16"/>
-        </w:rPr>
-        <w:t xml:space="preserve"> </w:t>
-      </w:r>
-      <w:proofErr w:type="spellStart"/>
-      <w:r>
-        <w:rPr>
-          <w:rFonts w:ascii="Montserrat" w:eastAsia="Montserrat" w:hAnsi="Montserrat" w:cs="Montserrat"/>
-          <w:sz w:val="16"/>
-          <w:szCs w:val="16"/>
-        </w:rPr>
-        <w:t>of</w:t>
-      </w:r>
-      <w:proofErr w:type="spellEnd"/>
-      <w:r>
-        <w:rPr>
-          <w:rFonts w:ascii="Montserrat" w:eastAsia="Montserrat" w:hAnsi="Montserrat" w:cs="Montserrat"/>
-          <w:sz w:val="16"/>
-          <w:szCs w:val="16"/>
-        </w:rPr>
-        <w:t xml:space="preserve"> </w:t>
-      </w:r>
-      <w:proofErr w:type="spellStart"/>
-      <w:r>
-        <w:rPr>
-          <w:rFonts w:ascii="Montserrat" w:eastAsia="Montserrat" w:hAnsi="Montserrat" w:cs="Montserrat"/>
-          <w:sz w:val="16"/>
-          <w:szCs w:val="16"/>
-        </w:rPr>
-        <w:t>the</w:t>
-      </w:r>
-      <w:proofErr w:type="spellEnd"/>
-      <w:r>
-        <w:rPr>
-          <w:rFonts w:ascii="Montserrat" w:eastAsia="Montserrat" w:hAnsi="Montserrat" w:cs="Montserrat"/>
-          <w:sz w:val="16"/>
-          <w:szCs w:val="16"/>
-        </w:rPr>
-        <w:t xml:space="preserve"> International </w:t>
-      </w:r>
-      <w:proofErr w:type="spellStart"/>
-      <w:r>
-        <w:rPr>
-          <w:rFonts w:ascii="Montserrat" w:eastAsia="Montserrat" w:hAnsi="Montserrat" w:cs="Montserrat"/>
-          <w:sz w:val="16"/>
-          <w:szCs w:val="16"/>
-        </w:rPr>
-        <w:t>Neuropsychological</w:t>
-      </w:r>
-      <w:proofErr w:type="spellEnd"/>
-      <w:r>
-        <w:rPr>
-          <w:rFonts w:ascii="Montserrat" w:eastAsia="Montserrat" w:hAnsi="Montserrat" w:cs="Montserrat"/>
-          <w:sz w:val="16"/>
-          <w:szCs w:val="16"/>
-        </w:rPr>
-        <w:t xml:space="preserve"> </w:t>
-      </w:r>
-      <w:proofErr w:type="spellStart"/>
-      <w:r>
-        <w:rPr>
-          <w:rFonts w:ascii="Montserrat" w:eastAsia="Montserrat" w:hAnsi="Montserrat" w:cs="Montserrat"/>
-          <w:sz w:val="16"/>
-          <w:szCs w:val="16"/>
-        </w:rPr>
-        <w:t>Society</w:t>
-      </w:r>
-      <w:proofErr w:type="spellEnd"/>
-      <w:r>
-        <w:rPr>
-          <w:rFonts w:ascii="Montserrat" w:eastAsia="Montserrat" w:hAnsi="Montserrat" w:cs="Montserrat"/>
-          <w:sz w:val="16"/>
-          <w:szCs w:val="16"/>
-        </w:rPr>
-        <w:t xml:space="preserve">. Lugar: Nueva York, </w:t>
-      </w:r>
-      <w:proofErr w:type="gramStart"/>
-      <w:r>
-        <w:rPr>
-          <w:rFonts w:ascii="Montserrat" w:eastAsia="Montserrat" w:hAnsi="Montserrat" w:cs="Montserrat"/>
-          <w:sz w:val="16"/>
-          <w:szCs w:val="16"/>
-        </w:rPr>
-        <w:t>EE.UU.</w:t>
-      </w:r>
-      <w:proofErr w:type="gramEnd"/>
+        <w:t>. Lugar: Buenos Aires, Argentina.</w:t>
+      </w:r>
+    </w:p>
+    <w:p>
+      <w:pPr>
+        <w:pStyle w:val="Objetivo"/>
+        <w:spacing w:after="0" w:line="240" w:lineRule="auto"/>
+        <w:rPr>
+          <w:rFonts w:ascii="Montserrat" w:hAnsi="Montserrat" w:cstheme="minorHAnsi"/>
+          <w:b/>
+          <w:sz w:val="16"/>
+          <w:szCs w:val="24"/>
+        </w:rPr>
+      </w:pPr>
+      <w:r>
+        <w:rPr>
+          <w:rFonts w:ascii="Montserrat" w:hAnsi="Montserrat" w:cstheme="minorHAnsi"/>
+          <w:b/>
+          <w:sz w:val="16"/>
+          <w:szCs w:val="24"/>
+        </w:rPr>
+        <w:t>2024</w:t>
+      </w:r>
     </w:p>
     <w:p>
       <w:pPr>
@@ -8669,21 +8969,31 @@
           <w:szCs w:val="16"/>
         </w:rPr>
       </w:pPr>
+      <w:proofErr w:type="spellStart"/>
       <w:r>
         <w:rPr>
           <w:rFonts w:ascii="Montserrat" w:eastAsia="Montserrat" w:hAnsi="Montserrat" w:cs="Montserrat"/>
           <w:sz w:val="16"/>
           <w:szCs w:val="16"/>
         </w:rPr>
-        <w:t xml:space="preserve">Morello </w:t>
-      </w:r>
-      <w:proofErr w:type="spellStart"/>
+        <w:t>Morello</w:t>
+      </w:r>
+      <w:proofErr w:type="spellEnd"/>
       <w:r>
         <w:rPr>
           <w:rFonts w:ascii="Montserrat" w:eastAsia="Montserrat" w:hAnsi="Montserrat" w:cs="Montserrat"/>
           <w:sz w:val="16"/>
           <w:szCs w:val="16"/>
         </w:rPr>
+        <w:t xml:space="preserve"> </w:t>
+      </w:r>
+      <w:proofErr w:type="spellStart"/>
+      <w:r>
+        <w:rPr>
+          <w:rFonts w:ascii="Montserrat" w:eastAsia="Montserrat" w:hAnsi="Montserrat" w:cs="Montserrat"/>
+          <w:sz w:val="16"/>
+          <w:szCs w:val="16"/>
+        </w:rPr>
         <w:t>Garcia</w:t>
       </w:r>
       <w:proofErr w:type="spellEnd"/>
@@ -8711,7 +9021,7 @@
           <w:sz w:val="16"/>
           <w:szCs w:val="16"/>
         </w:rPr>
-        <w:t xml:space="preserve">, I., Hernández, M., Crivelli, L., </w:t>
+        <w:t xml:space="preserve">, I., Crivelli, L., </w:t>
       </w:r>
       <w:proofErr w:type="spellStart"/>
       <w:r>
@@ -8774,7 +9084,7 @@
           <w:sz w:val="16"/>
           <w:szCs w:val="16"/>
         </w:rPr>
-        <w:t>Navigating</w:t>
+        <w:t>Dyslexia</w:t>
       </w:r>
       <w:proofErr w:type="spellEnd"/>
       <w:r>
@@ -8794,7 +9104,7 @@
           <w:sz w:val="16"/>
           <w:szCs w:val="16"/>
         </w:rPr>
-        <w:t>Dyslexia</w:t>
+        <w:t>profiles</w:t>
       </w:r>
       <w:proofErr w:type="spellEnd"/>
       <w:r>
@@ -8804,7 +9114,7 @@
           <w:sz w:val="16"/>
           <w:szCs w:val="16"/>
         </w:rPr>
-        <w:t xml:space="preserve"> Diagnosis in </w:t>
+        <w:t xml:space="preserve"> and </w:t>
       </w:r>
       <w:proofErr w:type="spellStart"/>
       <w:r>
@@ -8814,6 +9124,106 @@
           <w:sz w:val="16"/>
           <w:szCs w:val="16"/>
         </w:rPr>
+        <w:t>brain</w:t>
+      </w:r>
+      <w:proofErr w:type="spellEnd"/>
+      <w:r>
+        <w:rPr>
+          <w:rFonts w:ascii="Montserrat" w:eastAsia="Montserrat" w:hAnsi="Montserrat" w:cs="Montserrat"/>
+          <w:i/>
+          <w:sz w:val="16"/>
+          <w:szCs w:val="16"/>
+        </w:rPr>
+        <w:t xml:space="preserve"> </w:t>
+      </w:r>
+      <w:proofErr w:type="spellStart"/>
+      <w:r>
+        <w:rPr>
+          <w:rFonts w:ascii="Montserrat" w:eastAsia="Montserrat" w:hAnsi="Montserrat" w:cs="Montserrat"/>
+          <w:i/>
+          <w:sz w:val="16"/>
+          <w:szCs w:val="16"/>
+        </w:rPr>
+        <w:t>metabolism</w:t>
+      </w:r>
+      <w:proofErr w:type="spellEnd"/>
+      <w:r>
+        <w:rPr>
+          <w:rFonts w:ascii="Montserrat" w:eastAsia="Montserrat" w:hAnsi="Montserrat" w:cs="Montserrat"/>
+          <w:i/>
+          <w:sz w:val="16"/>
+          <w:szCs w:val="16"/>
+        </w:rPr>
+        <w:t xml:space="preserve"> in </w:t>
+      </w:r>
+      <w:proofErr w:type="spellStart"/>
+      <w:r>
+        <w:rPr>
+          <w:rFonts w:ascii="Montserrat" w:eastAsia="Montserrat" w:hAnsi="Montserrat" w:cs="Montserrat"/>
+          <w:i/>
+          <w:sz w:val="16"/>
+          <w:szCs w:val="16"/>
+        </w:rPr>
+        <w:t>Spanish-speaking</w:t>
+      </w:r>
+      <w:proofErr w:type="spellEnd"/>
+      <w:r>
+        <w:rPr>
+          <w:rFonts w:ascii="Montserrat" w:eastAsia="Montserrat" w:hAnsi="Montserrat" w:cs="Montserrat"/>
+          <w:i/>
+          <w:sz w:val="16"/>
+          <w:szCs w:val="16"/>
+        </w:rPr>
+        <w:t xml:space="preserve"> </w:t>
+      </w:r>
+      <w:proofErr w:type="spellStart"/>
+      <w:r>
+        <w:rPr>
+          <w:rFonts w:ascii="Montserrat" w:eastAsia="Montserrat" w:hAnsi="Montserrat" w:cs="Montserrat"/>
+          <w:i/>
+          <w:sz w:val="16"/>
+          <w:szCs w:val="16"/>
+        </w:rPr>
+        <w:t>patients</w:t>
+      </w:r>
+      <w:proofErr w:type="spellEnd"/>
+      <w:r>
+        <w:rPr>
+          <w:rFonts w:ascii="Montserrat" w:eastAsia="Montserrat" w:hAnsi="Montserrat" w:cs="Montserrat"/>
+          <w:i/>
+          <w:sz w:val="16"/>
+          <w:szCs w:val="16"/>
+        </w:rPr>
+        <w:t xml:space="preserve"> </w:t>
+      </w:r>
+      <w:proofErr w:type="spellStart"/>
+      <w:r>
+        <w:rPr>
+          <w:rFonts w:ascii="Montserrat" w:eastAsia="Montserrat" w:hAnsi="Montserrat" w:cs="Montserrat"/>
+          <w:i/>
+          <w:sz w:val="16"/>
+          <w:szCs w:val="16"/>
+        </w:rPr>
+        <w:t>with</w:t>
+      </w:r>
+      <w:proofErr w:type="spellEnd"/>
+      <w:r>
+        <w:rPr>
+          <w:rFonts w:ascii="Montserrat" w:eastAsia="Montserrat" w:hAnsi="Montserrat" w:cs="Montserrat"/>
+          <w:i/>
+          <w:sz w:val="16"/>
+          <w:szCs w:val="16"/>
+        </w:rPr>
+        <w:t xml:space="preserve"> </w:t>
+      </w:r>
+      <w:proofErr w:type="spellStart"/>
+      <w:r>
+        <w:rPr>
+          <w:rFonts w:ascii="Montserrat" w:eastAsia="Montserrat" w:hAnsi="Montserrat" w:cs="Montserrat"/>
+          <w:i/>
+          <w:sz w:val="16"/>
+          <w:szCs w:val="16"/>
+        </w:rPr>
         <w:t>Primary</w:t>
       </w:r>
       <w:proofErr w:type="spellEnd"/>
@@ -8860,27 +9270,42 @@
       <w:r>
         <w:rPr>
           <w:rFonts w:ascii="Montserrat" w:eastAsia="Montserrat" w:hAnsi="Montserrat" w:cs="Montserrat"/>
-          <w:i/>
           <w:sz w:val="16"/>
           <w:szCs w:val="16"/>
         </w:rPr>
+        <w:t xml:space="preserve">. 52° </w:t>
+      </w:r>
+      <w:proofErr w:type="spellStart"/>
+      <w:r>
+        <w:rPr>
+          <w:rFonts w:ascii="Montserrat" w:eastAsia="Montserrat" w:hAnsi="Montserrat" w:cs="Montserrat"/>
+          <w:sz w:val="16"/>
+          <w:szCs w:val="16"/>
+        </w:rPr>
+        <w:t>Annual</w:t>
+      </w:r>
+      <w:proofErr w:type="spellEnd"/>
+      <w:r>
+        <w:rPr>
+          <w:rFonts w:ascii="Montserrat" w:eastAsia="Montserrat" w:hAnsi="Montserrat" w:cs="Montserrat"/>
+          <w:sz w:val="16"/>
+          <w:szCs w:val="16"/>
+        </w:rPr>
         <w:t xml:space="preserve"> </w:t>
       </w:r>
-      <w:proofErr w:type="spellStart"/>
+      <w:proofErr w:type="gramStart"/>
       <w:r>
         <w:rPr>
           <w:rFonts w:ascii="Montserrat" w:eastAsia="Montserrat" w:hAnsi="Montserrat" w:cs="Montserrat"/>
-          <w:i/>
           <w:sz w:val="16"/>
           <w:szCs w:val="16"/>
         </w:rPr>
-        <w:t>within</w:t>
-      </w:r>
-      <w:proofErr w:type="spellEnd"/>
+        <w:t>Meeting</w:t>
+      </w:r>
+      <w:proofErr w:type="gramEnd"/>
       <w:r>
         <w:rPr>
           <w:rFonts w:ascii="Montserrat" w:eastAsia="Montserrat" w:hAnsi="Montserrat" w:cs="Montserrat"/>
-          <w:i/>
           <w:sz w:val="16"/>
           <w:szCs w:val="16"/>
         </w:rPr>
@@ -8890,17 +9315,15 @@
       <w:r>
         <w:rPr>
           <w:rFonts w:ascii="Montserrat" w:eastAsia="Montserrat" w:hAnsi="Montserrat" w:cs="Montserrat"/>
-          <w:i/>
           <w:sz w:val="16"/>
           <w:szCs w:val="16"/>
         </w:rPr>
-        <w:t>Transparent</w:t>
+        <w:t>of</w:t>
       </w:r>
       <w:proofErr w:type="spellEnd"/>
       <w:r>
         <w:rPr>
           <w:rFonts w:ascii="Montserrat" w:eastAsia="Montserrat" w:hAnsi="Montserrat" w:cs="Montserrat"/>
-          <w:i/>
           <w:sz w:val="16"/>
           <w:szCs w:val="16"/>
         </w:rPr>
@@ -8910,37 +9333,33 @@
       <w:r>
         <w:rPr>
           <w:rFonts w:ascii="Montserrat" w:eastAsia="Montserrat" w:hAnsi="Montserrat" w:cs="Montserrat"/>
-          <w:i/>
           <w:sz w:val="16"/>
           <w:szCs w:val="16"/>
         </w:rPr>
-        <w:t>Languages</w:t>
+        <w:t>the</w:t>
       </w:r>
       <w:proofErr w:type="spellEnd"/>
       <w:r>
         <w:rPr>
           <w:rFonts w:ascii="Montserrat" w:eastAsia="Montserrat" w:hAnsi="Montserrat" w:cs="Montserrat"/>
-          <w:i/>
           <w:sz w:val="16"/>
           <w:szCs w:val="16"/>
         </w:rPr>
-        <w:t>: A Study in a Spanish-</w:t>
+        <w:t xml:space="preserve"> International </w:t>
       </w:r>
       <w:proofErr w:type="spellStart"/>
       <w:r>
         <w:rPr>
           <w:rFonts w:ascii="Montserrat" w:eastAsia="Montserrat" w:hAnsi="Montserrat" w:cs="Montserrat"/>
-          <w:i/>
           <w:sz w:val="16"/>
           <w:szCs w:val="16"/>
         </w:rPr>
-        <w:t>Speaking</w:t>
+        <w:t>Neuropsychological</w:t>
       </w:r>
       <w:proofErr w:type="spellEnd"/>
       <w:r>
         <w:rPr>
           <w:rFonts w:ascii="Montserrat" w:eastAsia="Montserrat" w:hAnsi="Montserrat" w:cs="Montserrat"/>
-          <w:i/>
           <w:sz w:val="16"/>
           <w:szCs w:val="16"/>
         </w:rPr>
@@ -8950,11 +9369,10 @@
       <w:r>
         <w:rPr>
           <w:rFonts w:ascii="Montserrat" w:eastAsia="Montserrat" w:hAnsi="Montserrat" w:cs="Montserrat"/>
-          <w:i/>
           <w:sz w:val="16"/>
           <w:szCs w:val="16"/>
         </w:rPr>
-        <w:t>Community</w:t>
+        <w:t>Society</w:t>
       </w:r>
       <w:proofErr w:type="spellEnd"/>
       <w:r>
@@ -8963,61 +9381,7 @@
           <w:sz w:val="16"/>
           <w:szCs w:val="16"/>
         </w:rPr>
-        <w:t xml:space="preserve">. </w:t>
-      </w:r>
-      <w:proofErr w:type="spellStart"/>
-      <w:r>
-        <w:rPr>
-          <w:rFonts w:ascii="Montserrat" w:eastAsia="Montserrat" w:hAnsi="Montserrat" w:cs="Montserrat"/>
-          <w:sz w:val="16"/>
-          <w:szCs w:val="16"/>
-        </w:rPr>
-        <w:t>Alzheimer's</w:t>
-      </w:r>
-      <w:proofErr w:type="spellEnd"/>
-      <w:r>
-        <w:rPr>
-          <w:rFonts w:ascii="Montserrat" w:eastAsia="Montserrat" w:hAnsi="Montserrat" w:cs="Montserrat"/>
-          <w:sz w:val="16"/>
-          <w:szCs w:val="16"/>
-        </w:rPr>
-        <w:t xml:space="preserve"> </w:t>
-      </w:r>
-      <w:proofErr w:type="spellStart"/>
-      <w:r>
-        <w:rPr>
-          <w:rFonts w:ascii="Montserrat" w:eastAsia="Montserrat" w:hAnsi="Montserrat" w:cs="Montserrat"/>
-          <w:sz w:val="16"/>
-          <w:szCs w:val="16"/>
-        </w:rPr>
-        <w:t>Association</w:t>
-      </w:r>
-      <w:proofErr w:type="spellEnd"/>
-      <w:r>
-        <w:rPr>
-          <w:rFonts w:ascii="Montserrat" w:eastAsia="Montserrat" w:hAnsi="Montserrat" w:cs="Montserrat"/>
-          <w:sz w:val="16"/>
-          <w:szCs w:val="16"/>
-        </w:rPr>
-        <w:t xml:space="preserve"> International </w:t>
-      </w:r>
-      <w:proofErr w:type="spellStart"/>
-      <w:r>
-        <w:rPr>
-          <w:rFonts w:ascii="Montserrat" w:eastAsia="Montserrat" w:hAnsi="Montserrat" w:cs="Montserrat"/>
-          <w:sz w:val="16"/>
-          <w:szCs w:val="16"/>
-        </w:rPr>
-        <w:t>Conference</w:t>
-      </w:r>
-      <w:proofErr w:type="spellEnd"/>
-      <w:r>
-        <w:rPr>
-          <w:rFonts w:ascii="Montserrat" w:eastAsia="Montserrat" w:hAnsi="Montserrat" w:cs="Montserrat"/>
-          <w:sz w:val="16"/>
-          <w:szCs w:val="16"/>
-        </w:rPr>
-        <w:t xml:space="preserve"> (AAIC). Lugar: Filadelfia, </w:t>
+        <w:t xml:space="preserve">. Lugar: Nueva York, </w:t>
       </w:r>
       <w:proofErr w:type="gramStart"/>
       <w:r>
@@ -9041,6 +9405,408 @@
           <w:szCs w:val="16"/>
         </w:rPr>
       </w:pPr>
+      <w:proofErr w:type="spellStart"/>
+      <w:r>
+        <w:rPr>
+          <w:rFonts w:ascii="Montserrat" w:eastAsia="Montserrat" w:hAnsi="Montserrat" w:cs="Montserrat"/>
+          <w:sz w:val="16"/>
+          <w:szCs w:val="16"/>
+        </w:rPr>
+        <w:t>Morello</w:t>
+      </w:r>
+      <w:proofErr w:type="spellEnd"/>
+      <w:r>
+        <w:rPr>
+          <w:rFonts w:ascii="Montserrat" w:eastAsia="Montserrat" w:hAnsi="Montserrat" w:cs="Montserrat"/>
+          <w:sz w:val="16"/>
+          <w:szCs w:val="16"/>
+        </w:rPr>
+        <w:t xml:space="preserve"> </w:t>
+      </w:r>
+      <w:proofErr w:type="spellStart"/>
+      <w:r>
+        <w:rPr>
+          <w:rFonts w:ascii="Montserrat" w:eastAsia="Montserrat" w:hAnsi="Montserrat" w:cs="Montserrat"/>
+          <w:sz w:val="16"/>
+          <w:szCs w:val="16"/>
+        </w:rPr>
+        <w:t>Garcia</w:t>
+      </w:r>
+      <w:proofErr w:type="spellEnd"/>
+      <w:r>
+        <w:rPr>
+          <w:rFonts w:ascii="Montserrat" w:eastAsia="Montserrat" w:hAnsi="Montserrat" w:cs="Montserrat"/>
+          <w:sz w:val="16"/>
+          <w:szCs w:val="16"/>
+        </w:rPr>
+        <w:t xml:space="preserve">, F., </w:t>
+      </w:r>
+      <w:proofErr w:type="spellStart"/>
+      <w:r>
+        <w:rPr>
+          <w:rFonts w:ascii="Montserrat" w:eastAsia="Montserrat" w:hAnsi="Montserrat" w:cs="Montserrat"/>
+          <w:sz w:val="16"/>
+          <w:szCs w:val="16"/>
+        </w:rPr>
+        <w:t>Calandri</w:t>
+      </w:r>
+      <w:proofErr w:type="spellEnd"/>
+      <w:r>
+        <w:rPr>
+          <w:rFonts w:ascii="Montserrat" w:eastAsia="Montserrat" w:hAnsi="Montserrat" w:cs="Montserrat"/>
+          <w:sz w:val="16"/>
+          <w:szCs w:val="16"/>
+        </w:rPr>
+        <w:t xml:space="preserve">, I., Hernández, M., Crivelli, L., </w:t>
+      </w:r>
+      <w:proofErr w:type="spellStart"/>
+      <w:r>
+        <w:rPr>
+          <w:rFonts w:ascii="Montserrat" w:eastAsia="Montserrat" w:hAnsi="Montserrat" w:cs="Montserrat"/>
+          <w:sz w:val="16"/>
+          <w:szCs w:val="16"/>
+        </w:rPr>
+        <w:t>Difalcis</w:t>
+      </w:r>
+      <w:proofErr w:type="spellEnd"/>
+      <w:r>
+        <w:rPr>
+          <w:rFonts w:ascii="Montserrat" w:eastAsia="Montserrat" w:hAnsi="Montserrat" w:cs="Montserrat"/>
+          <w:sz w:val="16"/>
+          <w:szCs w:val="16"/>
+        </w:rPr>
+        <w:t xml:space="preserve">, M., </w:t>
+      </w:r>
+      <w:r>
+        <w:rPr>
+          <w:rFonts w:ascii="Montserrat" w:eastAsia="Montserrat" w:hAnsi="Montserrat" w:cs="Montserrat"/>
+          <w:b/>
+          <w:sz w:val="16"/>
+          <w:szCs w:val="16"/>
+        </w:rPr>
+        <w:t>Leiva, S.</w:t>
+      </w:r>
+      <w:r>
+        <w:rPr>
+          <w:rFonts w:ascii="Montserrat" w:eastAsia="Montserrat" w:hAnsi="Montserrat" w:cs="Montserrat"/>
+          <w:sz w:val="16"/>
+          <w:szCs w:val="16"/>
+        </w:rPr>
+        <w:t xml:space="preserve">, </w:t>
+      </w:r>
+      <w:proofErr w:type="spellStart"/>
+      <w:r>
+        <w:rPr>
+          <w:rFonts w:ascii="Montserrat" w:eastAsia="Montserrat" w:hAnsi="Montserrat" w:cs="Montserrat"/>
+          <w:sz w:val="16"/>
+          <w:szCs w:val="16"/>
+        </w:rPr>
+        <w:t>Ferreres</w:t>
+      </w:r>
+      <w:proofErr w:type="spellEnd"/>
+      <w:r>
+        <w:rPr>
+          <w:rFonts w:ascii="Montserrat" w:eastAsia="Montserrat" w:hAnsi="Montserrat" w:cs="Montserrat"/>
+          <w:sz w:val="16"/>
+          <w:szCs w:val="16"/>
+        </w:rPr>
+        <w:t xml:space="preserve">, A., &amp; Allegri, R. </w:t>
+      </w:r>
+      <w:proofErr w:type="spellStart"/>
+      <w:r>
+        <w:rPr>
+          <w:rFonts w:ascii="Montserrat" w:eastAsia="Montserrat" w:hAnsi="Montserrat" w:cs="Montserrat"/>
+          <w:i/>
+          <w:sz w:val="16"/>
+          <w:szCs w:val="16"/>
+        </w:rPr>
+        <w:t>Navigating</w:t>
+      </w:r>
+      <w:proofErr w:type="spellEnd"/>
+      <w:r>
+        <w:rPr>
+          <w:rFonts w:ascii="Montserrat" w:eastAsia="Montserrat" w:hAnsi="Montserrat" w:cs="Montserrat"/>
+          <w:i/>
+          <w:sz w:val="16"/>
+          <w:szCs w:val="16"/>
+        </w:rPr>
+        <w:t xml:space="preserve"> </w:t>
+      </w:r>
+      <w:proofErr w:type="spellStart"/>
+      <w:r>
+        <w:rPr>
+          <w:rFonts w:ascii="Montserrat" w:eastAsia="Montserrat" w:hAnsi="Montserrat" w:cs="Montserrat"/>
+          <w:i/>
+          <w:sz w:val="16"/>
+          <w:szCs w:val="16"/>
+        </w:rPr>
+        <w:t>Dyslexia</w:t>
+      </w:r>
+      <w:proofErr w:type="spellEnd"/>
+      <w:r>
+        <w:rPr>
+          <w:rFonts w:ascii="Montserrat" w:eastAsia="Montserrat" w:hAnsi="Montserrat" w:cs="Montserrat"/>
+          <w:i/>
+          <w:sz w:val="16"/>
+          <w:szCs w:val="16"/>
+        </w:rPr>
+        <w:t xml:space="preserve"> Diagnosis in </w:t>
+      </w:r>
+      <w:proofErr w:type="spellStart"/>
+      <w:r>
+        <w:rPr>
+          <w:rFonts w:ascii="Montserrat" w:eastAsia="Montserrat" w:hAnsi="Montserrat" w:cs="Montserrat"/>
+          <w:i/>
+          <w:sz w:val="16"/>
+          <w:szCs w:val="16"/>
+        </w:rPr>
+        <w:t>Primary</w:t>
+      </w:r>
+      <w:proofErr w:type="spellEnd"/>
+      <w:r>
+        <w:rPr>
+          <w:rFonts w:ascii="Montserrat" w:eastAsia="Montserrat" w:hAnsi="Montserrat" w:cs="Montserrat"/>
+          <w:i/>
+          <w:sz w:val="16"/>
+          <w:szCs w:val="16"/>
+        </w:rPr>
+        <w:t xml:space="preserve"> </w:t>
+      </w:r>
+      <w:proofErr w:type="spellStart"/>
+      <w:r>
+        <w:rPr>
+          <w:rFonts w:ascii="Montserrat" w:eastAsia="Montserrat" w:hAnsi="Montserrat" w:cs="Montserrat"/>
+          <w:i/>
+          <w:sz w:val="16"/>
+          <w:szCs w:val="16"/>
+        </w:rPr>
+        <w:t>Progressive</w:t>
+      </w:r>
+      <w:proofErr w:type="spellEnd"/>
+      <w:r>
+        <w:rPr>
+          <w:rFonts w:ascii="Montserrat" w:eastAsia="Montserrat" w:hAnsi="Montserrat" w:cs="Montserrat"/>
+          <w:i/>
+          <w:sz w:val="16"/>
+          <w:szCs w:val="16"/>
+        </w:rPr>
+        <w:t xml:space="preserve"> </w:t>
+      </w:r>
+      <w:proofErr w:type="spellStart"/>
+      <w:r>
+        <w:rPr>
+          <w:rFonts w:ascii="Montserrat" w:eastAsia="Montserrat" w:hAnsi="Montserrat" w:cs="Montserrat"/>
+          <w:i/>
+          <w:sz w:val="16"/>
+          <w:szCs w:val="16"/>
+        </w:rPr>
+        <w:t>Aphasia</w:t>
+      </w:r>
+      <w:proofErr w:type="spellEnd"/>
+      <w:r>
+        <w:rPr>
+          <w:rFonts w:ascii="Montserrat" w:eastAsia="Montserrat" w:hAnsi="Montserrat" w:cs="Montserrat"/>
+          <w:i/>
+          <w:sz w:val="16"/>
+          <w:szCs w:val="16"/>
+        </w:rPr>
+        <w:t xml:space="preserve"> </w:t>
+      </w:r>
+      <w:proofErr w:type="spellStart"/>
+      <w:r>
+        <w:rPr>
+          <w:rFonts w:ascii="Montserrat" w:eastAsia="Montserrat" w:hAnsi="Montserrat" w:cs="Montserrat"/>
+          <w:i/>
+          <w:sz w:val="16"/>
+          <w:szCs w:val="16"/>
+        </w:rPr>
+        <w:t>within</w:t>
+      </w:r>
+      <w:proofErr w:type="spellEnd"/>
+      <w:r>
+        <w:rPr>
+          <w:rFonts w:ascii="Montserrat" w:eastAsia="Montserrat" w:hAnsi="Montserrat" w:cs="Montserrat"/>
+          <w:i/>
+          <w:sz w:val="16"/>
+          <w:szCs w:val="16"/>
+        </w:rPr>
+        <w:t xml:space="preserve"> </w:t>
+      </w:r>
+      <w:proofErr w:type="spellStart"/>
+      <w:r>
+        <w:rPr>
+          <w:rFonts w:ascii="Montserrat" w:eastAsia="Montserrat" w:hAnsi="Montserrat" w:cs="Montserrat"/>
+          <w:i/>
+          <w:sz w:val="16"/>
+          <w:szCs w:val="16"/>
+        </w:rPr>
+        <w:t>Transparent</w:t>
+      </w:r>
+      <w:proofErr w:type="spellEnd"/>
+      <w:r>
+        <w:rPr>
+          <w:rFonts w:ascii="Montserrat" w:eastAsia="Montserrat" w:hAnsi="Montserrat" w:cs="Montserrat"/>
+          <w:i/>
+          <w:sz w:val="16"/>
+          <w:szCs w:val="16"/>
+        </w:rPr>
+        <w:t xml:space="preserve"> </w:t>
+      </w:r>
+      <w:proofErr w:type="spellStart"/>
+      <w:r>
+        <w:rPr>
+          <w:rFonts w:ascii="Montserrat" w:eastAsia="Montserrat" w:hAnsi="Montserrat" w:cs="Montserrat"/>
+          <w:i/>
+          <w:sz w:val="16"/>
+          <w:szCs w:val="16"/>
+        </w:rPr>
+        <w:t>Languages</w:t>
+      </w:r>
+      <w:proofErr w:type="spellEnd"/>
+      <w:r>
+        <w:rPr>
+          <w:rFonts w:ascii="Montserrat" w:eastAsia="Montserrat" w:hAnsi="Montserrat" w:cs="Montserrat"/>
+          <w:i/>
+          <w:sz w:val="16"/>
+          <w:szCs w:val="16"/>
+        </w:rPr>
+        <w:t xml:space="preserve">: A </w:t>
+      </w:r>
+      <w:proofErr w:type="spellStart"/>
+      <w:r>
+        <w:rPr>
+          <w:rFonts w:ascii="Montserrat" w:eastAsia="Montserrat" w:hAnsi="Montserrat" w:cs="Montserrat"/>
+          <w:i/>
+          <w:sz w:val="16"/>
+          <w:szCs w:val="16"/>
+        </w:rPr>
+        <w:t>Study</w:t>
+      </w:r>
+      <w:proofErr w:type="spellEnd"/>
+      <w:r>
+        <w:rPr>
+          <w:rFonts w:ascii="Montserrat" w:eastAsia="Montserrat" w:hAnsi="Montserrat" w:cs="Montserrat"/>
+          <w:i/>
+          <w:sz w:val="16"/>
+          <w:szCs w:val="16"/>
+        </w:rPr>
+        <w:t xml:space="preserve"> in a </w:t>
+      </w:r>
+      <w:proofErr w:type="spellStart"/>
+      <w:r>
+        <w:rPr>
+          <w:rFonts w:ascii="Montserrat" w:eastAsia="Montserrat" w:hAnsi="Montserrat" w:cs="Montserrat"/>
+          <w:i/>
+          <w:sz w:val="16"/>
+          <w:szCs w:val="16"/>
+        </w:rPr>
+        <w:t>Spanish-Speaking</w:t>
+      </w:r>
+      <w:proofErr w:type="spellEnd"/>
+      <w:r>
+        <w:rPr>
+          <w:rFonts w:ascii="Montserrat" w:eastAsia="Montserrat" w:hAnsi="Montserrat" w:cs="Montserrat"/>
+          <w:i/>
+          <w:sz w:val="16"/>
+          <w:szCs w:val="16"/>
+        </w:rPr>
+        <w:t xml:space="preserve"> </w:t>
+      </w:r>
+      <w:proofErr w:type="spellStart"/>
+      <w:r>
+        <w:rPr>
+          <w:rFonts w:ascii="Montserrat" w:eastAsia="Montserrat" w:hAnsi="Montserrat" w:cs="Montserrat"/>
+          <w:i/>
+          <w:sz w:val="16"/>
+          <w:szCs w:val="16"/>
+        </w:rPr>
+        <w:t>Community</w:t>
+      </w:r>
+      <w:proofErr w:type="spellEnd"/>
+      <w:r>
+        <w:rPr>
+          <w:rFonts w:ascii="Montserrat" w:eastAsia="Montserrat" w:hAnsi="Montserrat" w:cs="Montserrat"/>
+          <w:sz w:val="16"/>
+          <w:szCs w:val="16"/>
+        </w:rPr>
+        <w:t xml:space="preserve">. </w:t>
+      </w:r>
+      <w:proofErr w:type="spellStart"/>
+      <w:r>
+        <w:rPr>
+          <w:rFonts w:ascii="Montserrat" w:eastAsia="Montserrat" w:hAnsi="Montserrat" w:cs="Montserrat"/>
+          <w:sz w:val="16"/>
+          <w:szCs w:val="16"/>
+        </w:rPr>
+        <w:t>Alzheimer's</w:t>
+      </w:r>
+      <w:proofErr w:type="spellEnd"/>
+      <w:r>
+        <w:rPr>
+          <w:rFonts w:ascii="Montserrat" w:eastAsia="Montserrat" w:hAnsi="Montserrat" w:cs="Montserrat"/>
+          <w:sz w:val="16"/>
+          <w:szCs w:val="16"/>
+        </w:rPr>
+        <w:t xml:space="preserve"> </w:t>
+      </w:r>
+      <w:proofErr w:type="spellStart"/>
+      <w:r>
+        <w:rPr>
+          <w:rFonts w:ascii="Montserrat" w:eastAsia="Montserrat" w:hAnsi="Montserrat" w:cs="Montserrat"/>
+          <w:sz w:val="16"/>
+          <w:szCs w:val="16"/>
+        </w:rPr>
+        <w:t>Association</w:t>
+      </w:r>
+      <w:proofErr w:type="spellEnd"/>
+      <w:r>
+        <w:rPr>
+          <w:rFonts w:ascii="Montserrat" w:eastAsia="Montserrat" w:hAnsi="Montserrat" w:cs="Montserrat"/>
+          <w:sz w:val="16"/>
+          <w:szCs w:val="16"/>
+        </w:rPr>
+        <w:t xml:space="preserve"> International </w:t>
+      </w:r>
+      <w:proofErr w:type="spellStart"/>
+      <w:r>
+        <w:rPr>
+          <w:rFonts w:ascii="Montserrat" w:eastAsia="Montserrat" w:hAnsi="Montserrat" w:cs="Montserrat"/>
+          <w:sz w:val="16"/>
+          <w:szCs w:val="16"/>
+        </w:rPr>
+        <w:t>Conference</w:t>
+      </w:r>
+      <w:proofErr w:type="spellEnd"/>
+      <w:r>
+        <w:rPr>
+          <w:rFonts w:ascii="Montserrat" w:eastAsia="Montserrat" w:hAnsi="Montserrat" w:cs="Montserrat"/>
+          <w:sz w:val="16"/>
+          <w:szCs w:val="16"/>
+        </w:rPr>
+        <w:t xml:space="preserve"> (AAIC). Lugar: Filadelfia, </w:t>
+      </w:r>
+      <w:proofErr w:type="gramStart"/>
+      <w:r>
+        <w:rPr>
+          <w:rFonts w:ascii="Montserrat" w:eastAsia="Montserrat" w:hAnsi="Montserrat" w:cs="Montserrat"/>
+          <w:sz w:val="16"/>
+          <w:szCs w:val="16"/>
+        </w:rPr>
+        <w:t>EE.UU.</w:t>
+      </w:r>
+      <w:proofErr w:type="gramEnd"/>
+    </w:p>
+    <w:p>
+      <w:pPr>
+        <w:spacing w:before="60" w:after="120"/>
+        <w:ind w:left="709" w:hanging="284"/>
+        <w:jc w:val="both"/>
+        <w:rPr>
+          <w:rFonts w:ascii="Montserrat" w:eastAsia="Montserrat" w:hAnsi="Montserrat" w:cs="Montserrat"/>
+          <w:sz w:val="16"/>
+          <w:szCs w:val="16"/>
+        </w:rPr>
+      </w:pPr>
       <w:r>
         <w:rPr>
           <w:rFonts w:ascii="Montserrat" w:eastAsia="Montserrat" w:hAnsi="Montserrat" w:cs="Montserrat"/>
@@ -9234,8 +10000,19 @@
           <w:sz w:val="16"/>
           <w:szCs w:val="24"/>
         </w:rPr>
-        <w:t xml:space="preserve"> Scale</w:t>
-      </w:r>
+        <w:t xml:space="preserve"> </w:t>
+      </w:r>
+      <w:proofErr w:type="spellStart"/>
+      <w:r>
+        <w:rPr>
+          <w:rFonts w:ascii="Montserrat" w:hAnsi="Montserrat" w:cstheme="minorHAnsi"/>
+          <w:i/>
+          <w:sz w:val="16"/>
+          <w:szCs w:val="24"/>
+        </w:rPr>
+        <w:t>Scale</w:t>
+      </w:r>
+      <w:proofErr w:type="spellEnd"/>
       <w:r>
         <w:rPr>
           <w:rFonts w:ascii="Montserrat" w:hAnsi="Montserrat" w:cstheme="minorHAnsi"/>
@@ -9646,7 +10423,27 @@
           <w:sz w:val="16"/>
           <w:szCs w:val="24"/>
         </w:rPr>
-        <w:t xml:space="preserve">Adaptación argentina del instrumento The </w:t>
+        <w:t xml:space="preserve">Adaptación argentina del instrumento </w:t>
+      </w:r>
+      <w:proofErr w:type="spellStart"/>
+      <w:r>
+        <w:rPr>
+          <w:rFonts w:ascii="Montserrat" w:hAnsi="Montserrat" w:cstheme="minorHAnsi"/>
+          <w:i/>
+          <w:sz w:val="16"/>
+          <w:szCs w:val="24"/>
+        </w:rPr>
+        <w:t>The</w:t>
+      </w:r>
+      <w:proofErr w:type="spellEnd"/>
+      <w:r>
+        <w:rPr>
+          <w:rFonts w:ascii="Montserrat" w:hAnsi="Montserrat" w:cstheme="minorHAnsi"/>
+          <w:i/>
+          <w:sz w:val="16"/>
+          <w:szCs w:val="24"/>
+        </w:rPr>
+        <w:t xml:space="preserve"> </w:t>
       </w:r>
       <w:proofErr w:type="spellStart"/>
       <w:r>
@@ -9733,6 +10530,7 @@
           <w:rFonts w:ascii="Montserrat" w:hAnsi="Montserrat" w:cstheme="minorHAnsi"/>
           <w:sz w:val="16"/>
         </w:rPr>
+        <w:lastRenderedPageBreak/>
         <w:t xml:space="preserve">Margulis, L., Micciulli, A., Caamaño, P., </w:t>
       </w:r>
       <w:r>
@@ -10048,16 +10846,16 @@
           <w:i/>
           <w:sz w:val="16"/>
         </w:rPr>
-        <w:t xml:space="preserve"> in Spanish-</w:t>
-      </w:r>
-      <w:proofErr w:type="spellStart"/>
-      <w:r>
-        <w:rPr>
-          <w:rFonts w:ascii="Montserrat" w:hAnsi="Montserrat"/>
-          <w:i/>
-          <w:sz w:val="16"/>
-        </w:rPr>
-        <w:t>Speaking</w:t>
+        <w:t xml:space="preserve"> in </w:t>
+      </w:r>
+      <w:proofErr w:type="spellStart"/>
+      <w:r>
+        <w:rPr>
+          <w:rFonts w:ascii="Montserrat" w:hAnsi="Montserrat"/>
+          <w:i/>
+          <w:sz w:val="16"/>
+        </w:rPr>
+        <w:t>Spanish-Speaking</w:t>
       </w:r>
       <w:proofErr w:type="spellEnd"/>
       <w:r>
@@ -10284,7 +11082,6 @@
           <w:sz w:val="18"/>
           <w:szCs w:val="24"/>
         </w:rPr>
-        <w:lastRenderedPageBreak/>
         <w:t>DIRECCIÓN DE TESISTAS</w:t>
       </w:r>
       <w:r>
@@ -10366,34 +11163,7 @@
           <w:sz w:val="16"/>
           <w:szCs w:val="24"/>
         </w:rPr>
-        <w:t>5</w:t>
-      </w:r>
-      <w:r>
-        <w:rPr>
-          <w:rFonts w:ascii="Montserrat" w:hAnsi="Montserrat" w:cstheme="minorHAnsi"/>
-          <w:b/>
-          <w:sz w:val="16"/>
-          <w:szCs w:val="24"/>
-        </w:rPr>
-        <w:t xml:space="preserve"> – </w:t>
-      </w:r>
-      <w:r>
-        <w:rPr>
-          <w:rFonts w:ascii="Montserrat" w:hAnsi="Montserrat" w:cstheme="minorHAnsi"/>
-          <w:b/>
-          <w:sz w:val="16"/>
-          <w:szCs w:val="24"/>
-        </w:rPr>
-        <w:t>actualidad</w:t>
-      </w:r>
-      <w:r>
-        <w:rPr>
-          <w:rFonts w:ascii="Montserrat" w:hAnsi="Montserrat" w:cstheme="minorHAnsi"/>
-          <w:b/>
-          <w:sz w:val="16"/>
-          <w:szCs w:val="24"/>
-        </w:rPr>
-        <w:t xml:space="preserve">: </w:t>
+        <w:t xml:space="preserve">5 – actualidad: </w:t>
       </w:r>
       <w:r>
         <w:rPr>
@@ -10591,7 +11361,27 @@
           <w:sz w:val="16"/>
           <w:szCs w:val="24"/>
         </w:rPr>
-        <w:t xml:space="preserve"> Scale.</w:t>
+        <w:t xml:space="preserve"> </w:t>
+      </w:r>
+      <w:proofErr w:type="spellStart"/>
+      <w:r>
+        <w:rPr>
+          <w:rFonts w:ascii="Montserrat" w:hAnsi="Montserrat" w:cstheme="minorHAnsi"/>
+          <w:i/>
+          <w:sz w:val="16"/>
+          <w:szCs w:val="24"/>
+        </w:rPr>
+        <w:t>Scale</w:t>
+      </w:r>
+      <w:proofErr w:type="spellEnd"/>
+      <w:r>
+        <w:rPr>
+          <w:rFonts w:ascii="Montserrat" w:hAnsi="Montserrat" w:cstheme="minorHAnsi"/>
+          <w:i/>
+          <w:sz w:val="16"/>
+          <w:szCs w:val="24"/>
+        </w:rPr>
+        <w:t>.</w:t>
       </w:r>
     </w:p>
     <w:p>
@@ -10772,16 +11562,7 @@
           <w:sz w:val="16"/>
           <w:szCs w:val="24"/>
         </w:rPr>
-        <w:t xml:space="preserve">UBA </w:t>
-      </w:r>
-      <w:proofErr w:type="spellStart"/>
-      <w:r>
-        <w:rPr>
-          <w:rFonts w:ascii="Montserrat" w:hAnsi="Montserrat" w:cstheme="minorHAnsi"/>
-          <w:sz w:val="16"/>
-          <w:szCs w:val="24"/>
-        </w:rPr>
-        <w:t>de</w:t>
+        <w:t>UBA de</w:t>
       </w:r>
       <w:r>
         <w:rPr>
@@ -10791,7 +11572,6 @@
         </w:rPr>
         <w:t>l</w:t>
       </w:r>
-      <w:proofErr w:type="spellEnd"/>
       <w:r>
         <w:rPr>
           <w:rFonts w:ascii="Montserrat" w:hAnsi="Montserrat" w:cstheme="minorHAnsi"/>
@@ -11174,8 +11954,19 @@
           <w:sz w:val="16"/>
           <w:szCs w:val="24"/>
         </w:rPr>
-        <w:t xml:space="preserve"> Scale</w:t>
-      </w:r>
+        <w:t xml:space="preserve"> </w:t>
+      </w:r>
+      <w:proofErr w:type="spellStart"/>
+      <w:r>
+        <w:rPr>
+          <w:rFonts w:ascii="Montserrat" w:hAnsi="Montserrat" w:cstheme="minorHAnsi"/>
+          <w:i/>
+          <w:sz w:val="16"/>
+          <w:szCs w:val="24"/>
+        </w:rPr>
+        <w:t>Scale</w:t>
+      </w:r>
+      <w:proofErr w:type="spellEnd"/>
       <w:r>
         <w:rPr>
           <w:rFonts w:ascii="Montserrat" w:hAnsi="Montserrat" w:cstheme="minorHAnsi"/>
@@ -11757,7 +12548,47 @@
           <w:sz w:val="16"/>
           <w:szCs w:val="24"/>
         </w:rPr>
-        <w:t xml:space="preserve">Uso del The First </w:t>
+        <w:t xml:space="preserve">Uso del </w:t>
+      </w:r>
+      <w:proofErr w:type="spellStart"/>
+      <w:r>
+        <w:rPr>
+          <w:rFonts w:ascii="Montserrat" w:hAnsi="Montserrat" w:cstheme="minorHAnsi"/>
+          <w:i/>
+          <w:sz w:val="16"/>
+          <w:szCs w:val="24"/>
+        </w:rPr>
+        <w:t>The</w:t>
+      </w:r>
+      <w:proofErr w:type="spellEnd"/>
+      <w:r>
+        <w:rPr>
+          <w:rFonts w:ascii="Montserrat" w:hAnsi="Montserrat" w:cstheme="minorHAnsi"/>
+          <w:i/>
+          <w:sz w:val="16"/>
+          <w:szCs w:val="24"/>
+        </w:rPr>
+        <w:t xml:space="preserve"> </w:t>
+      </w:r>
+      <w:proofErr w:type="spellStart"/>
+      <w:r>
+        <w:rPr>
+          <w:rFonts w:ascii="Montserrat" w:hAnsi="Montserrat" w:cstheme="minorHAnsi"/>
+          <w:i/>
+          <w:sz w:val="16"/>
+          <w:szCs w:val="24"/>
+        </w:rPr>
+        <w:t>First</w:t>
+      </w:r>
+      <w:proofErr w:type="spellEnd"/>
+      <w:r>
+        <w:rPr>
+          <w:rFonts w:ascii="Montserrat" w:hAnsi="Montserrat" w:cstheme="minorHAnsi"/>
+          <w:i/>
+          <w:sz w:val="16"/>
+          <w:szCs w:val="24"/>
+        </w:rPr>
+        <w:t xml:space="preserve"> </w:t>
       </w:r>
       <w:proofErr w:type="spellStart"/>
       <w:r>
@@ -12116,6 +12947,7 @@
           <w:sz w:val="16"/>
           <w:szCs w:val="24"/>
         </w:rPr>
+        <w:lastRenderedPageBreak/>
         <w:t xml:space="preserve">FORMACIÓN </w:t>
       </w:r>
       <w:r>
@@ -12412,7 +13244,6 @@
           <w:sz w:val="16"/>
           <w:szCs w:val="24"/>
         </w:rPr>
-        <w:lastRenderedPageBreak/>
         <w:tab/>
         <w:t xml:space="preserve">Jurado de Tesis del Doctorado en Psicología de la Universidad Nacional de La Plata. Doctoranda: Marcela Beatriz Álvarez. Directoras: Telma Piacente, Valeria Abusamra. Título de la tesis: </w:t>
       </w:r>
@@ -12867,7 +13698,7 @@
 </file>
 
 <file path=word/endnotes.xml><?xml version="1.0" encoding="utf-8"?>
-<w:endnotes xmlns:wpc="http://schemas.microsoft.com/office/word/2010/wordprocessingCanvas" xmlns:cx="http://schemas.microsoft.com/office/drawing/2014/chartex" xmlns:cx1="http://schemas.microsoft.com/office/drawing/2015/9/8/chartex" xmlns:cx2="http://schemas.microsoft.com/office/drawing/2015/10/21/chartex" xmlns:cx3="http://schemas.microsoft.com/office/drawing/2016/5/9/chartex" xmlns:cx4="http://schemas.microsoft.com/office/drawing/2016/5/10/chartex" xmlns:cx5="http://schemas.microsoft.com/office/drawing/2016/5/11/chartex" xmlns:cx6="http://schemas.microsoft.com/office/drawing/2016/5/12/chartex" xmlns:cx7="http://schemas.microsoft.com/office/drawing/2016/5/13/chartex" xmlns:cx8="http://schemas.microsoft.com/office/drawing/2016/5/14/chartex" xmlns:mc="http://schemas.openxmlformats.org/markup-compatibility/2006" xmlns:aink="http://schemas.microsoft.com/office/drawing/2016/ink" xmlns:am3d="http://schemas.microsoft.com/office/drawing/2017/model3d" xmlns:o="urn:schemas-microsoft-com:office:office" xmlns:oel="http://schemas.microsoft.com/office/2019/extlst" xmlns:r="http://schemas.openxmlformats.org/officeDocument/2006/relationships" xmlns:m="http://schemas.openxmlformats.org/officeDocument/2006/math" xmlns:v="urn:schemas-microsoft-com:vml" xmlns:wp14="http://schemas.microsoft.com/office/word/2010/wordprocessingDrawing" xmlns:wp="http://schemas.openxmlformats.org/drawingml/2006/wordprocessingDrawing" xmlns:w10="urn:schemas-microsoft-com:office:word" xmlns:w="http://schemas.openxmlformats.org/wordprocessingml/2006/main" xmlns:w14="http://schemas.microsoft.com/office/word/2010/wordml" xmlns:w15="http://schemas.microsoft.com/office/word/2012/wordml" xmlns:w16cex="http://schemas.microsoft.com/office/word/2018/wordml/cex" xmlns:w16cid="http://schemas.microsoft.com/office/word/2016/wordml/cid" xmlns:w16="http://schemas.microsoft.com/office/word/2018/wordml" xmlns:w16du="http://schemas.microsoft.com/office/word/2023/wordml/word16du" xmlns:w16sdtdh="http://schemas.microsoft.com/office/word/2020/wordml/sdtdatahash" xmlns:w16sdtfl="http://schemas.microsoft.com/office/word/2024/wordml/sdtformatlock" xmlns:w16se="http://schemas.microsoft.com/office/word/2015/wordml/symex" xmlns:wpg="http://schemas.microsoft.com/office/word/2010/wordprocessingGroup" xmlns:wpi="http://schemas.microsoft.com/office/word/2010/wordprocessingInk" xmlns:wne="http://schemas.microsoft.com/office/word/2006/wordml" xmlns:wps="http://schemas.microsoft.com/office/word/2010/wordprocessingShape" mc:Ignorable="w14 w15 w16se w16cid w16 w16cex w16sdtdh w16sdtfl w16du wp14">
+<w:endnotes xmlns:wpc="http://schemas.microsoft.com/office/word/2010/wordprocessingCanvas" xmlns:cx="http://schemas.microsoft.com/office/drawing/2014/chartex" xmlns:cx1="http://schemas.microsoft.com/office/drawing/2015/9/8/chartex" xmlns:cx2="http://schemas.microsoft.com/office/drawing/2015/10/21/chartex" xmlns:cx3="http://schemas.microsoft.com/office/drawing/2016/5/9/chartex" xmlns:cx4="http://schemas.microsoft.com/office/drawing/2016/5/10/chartex" xmlns:cx5="http://schemas.microsoft.com/office/drawing/2016/5/11/chartex" xmlns:cx6="http://schemas.microsoft.com/office/drawing/2016/5/12/chartex" xmlns:cx7="http://schemas.microsoft.com/office/drawing/2016/5/13/chartex" xmlns:cx8="http://schemas.microsoft.com/office/drawing/2016/5/14/chartex" xmlns:mc="http://schemas.openxmlformats.org/markup-compatibility/2006" xmlns:aink="http://schemas.microsoft.com/office/drawing/2016/ink" xmlns:am3d="http://schemas.microsoft.com/office/drawing/2017/model3d" xmlns:o="urn:schemas-microsoft-com:office:office" xmlns:oel="http://schemas.microsoft.com/office/2019/extlst" xmlns:r="http://schemas.openxmlformats.org/officeDocument/2006/relationships" xmlns:m="http://schemas.openxmlformats.org/officeDocument/2006/math" xmlns:v="urn:schemas-microsoft-com:vml" xmlns:wp14="http://schemas.microsoft.com/office/word/2010/wordprocessingDrawing" xmlns:wp="http://schemas.openxmlformats.org/drawingml/2006/wordprocessingDrawing" xmlns:w10="urn:schemas-microsoft-com:office:word" xmlns:w="http://schemas.openxmlformats.org/wordprocessingml/2006/main" xmlns:w14="http://schemas.microsoft.com/office/word/2010/wordml" xmlns:w15="http://schemas.microsoft.com/office/word/2012/wordml" xmlns:w16cex="http://schemas.microsoft.com/office/word/2018/wordml/cex" xmlns:w16cid="http://schemas.microsoft.com/office/word/2016/wordml/cid" xmlns:w16="http://schemas.microsoft.com/office/word/2018/wordml" xmlns:w16du="http://schemas.microsoft.com/office/word/2023/wordml/word16du" xmlns:w16sdtdh="http://schemas.microsoft.com/office/word/2020/wordml/sdtdatahash" xmlns:w16se="http://schemas.microsoft.com/office/word/2015/wordml/symex" xmlns:wpg="http://schemas.microsoft.com/office/word/2010/wordprocessingGroup" xmlns:wpi="http://schemas.microsoft.com/office/word/2010/wordprocessingInk" xmlns:wne="http://schemas.microsoft.com/office/word/2006/wordml" xmlns:wps="http://schemas.microsoft.com/office/word/2010/wordprocessingShape" mc:Ignorable="w14 w15 w16se w16cid w16 w16cex w16sdtdh wp14">
   <w:endnote w:type="separator" w:id="-1">
     <w:p>
       <w:r>
@@ -12886,7 +13717,7 @@
 </file>
 
 <file path=word/footer1.xml><?xml version="1.0" encoding="utf-8"?>
-<w:ftr xmlns:wpc="http://schemas.microsoft.com/office/word/2010/wordprocessingCanvas" xmlns:cx="http://schemas.microsoft.com/office/drawing/2014/chartex" xmlns:cx1="http://schemas.microsoft.com/office/drawing/2015/9/8/chartex" xmlns:cx2="http://schemas.microsoft.com/office/drawing/2015/10/21/chartex" xmlns:cx3="http://schemas.microsoft.com/office/drawing/2016/5/9/chartex" xmlns:cx4="http://schemas.microsoft.com/office/drawing/2016/5/10/chartex" xmlns:cx5="http://schemas.microsoft.com/office/drawing/2016/5/11/chartex" xmlns:cx6="http://schemas.microsoft.com/office/drawing/2016/5/12/chartex" xmlns:cx7="http://schemas.microsoft.com/office/drawing/2016/5/13/chartex" xmlns:cx8="http://schemas.microsoft.com/office/drawing/2016/5/14/chartex" xmlns:mc="http://schemas.openxmlformats.org/markup-compatibility/2006" xmlns:aink="http://schemas.microsoft.com/office/drawing/2016/ink" xmlns:am3d="http://schemas.microsoft.com/office/drawing/2017/model3d" xmlns:o="urn:schemas-microsoft-com:office:office" xmlns:oel="http://schemas.microsoft.com/office/2019/extlst" xmlns:r="http://schemas.openxmlformats.org/officeDocument/2006/relationships" xmlns:m="http://schemas.openxmlformats.org/officeDocument/2006/math" xmlns:v="urn:schemas-microsoft-com:vml" xmlns:wp14="http://schemas.microsoft.com/office/word/2010/wordprocessingDrawing" xmlns:wp="http://schemas.openxmlformats.org/drawingml/2006/wordprocessingDrawing" xmlns:w10="urn:schemas-microsoft-com:office:word" xmlns:w="http://schemas.openxmlformats.org/wordprocessingml/2006/main" xmlns:w14="http://schemas.microsoft.com/office/word/2010/wordml" xmlns:w15="http://schemas.microsoft.com/office/word/2012/wordml" xmlns:w16cex="http://schemas.microsoft.com/office/word/2018/wordml/cex" xmlns:w16cid="http://schemas.microsoft.com/office/word/2016/wordml/cid" xmlns:w16="http://schemas.microsoft.com/office/word/2018/wordml" xmlns:w16du="http://schemas.microsoft.com/office/word/2023/wordml/word16du" xmlns:w16sdtdh="http://schemas.microsoft.com/office/word/2020/wordml/sdtdatahash" xmlns:w16sdtfl="http://schemas.microsoft.com/office/word/2024/wordml/sdtformatlock" xmlns:w16se="http://schemas.microsoft.com/office/word/2015/wordml/symex" xmlns:wpg="http://schemas.microsoft.com/office/word/2010/wordprocessingGroup" xmlns:wpi="http://schemas.microsoft.com/office/word/2010/wordprocessingInk" xmlns:wne="http://schemas.microsoft.com/office/word/2006/wordml" xmlns:wps="http://schemas.microsoft.com/office/word/2010/wordprocessingShape" mc:Ignorable="w14 w15 w16se w16cid w16 w16cex w16sdtdh w16sdtfl w16du wp14">
+<w:ftr xmlns:wpc="http://schemas.microsoft.com/office/word/2010/wordprocessingCanvas" xmlns:cx="http://schemas.microsoft.com/office/drawing/2014/chartex" xmlns:cx1="http://schemas.microsoft.com/office/drawing/2015/9/8/chartex" xmlns:cx2="http://schemas.microsoft.com/office/drawing/2015/10/21/chartex" xmlns:cx3="http://schemas.microsoft.com/office/drawing/2016/5/9/chartex" xmlns:cx4="http://schemas.microsoft.com/office/drawing/2016/5/10/chartex" xmlns:cx5="http://schemas.microsoft.com/office/drawing/2016/5/11/chartex" xmlns:cx6="http://schemas.microsoft.com/office/drawing/2016/5/12/chartex" xmlns:cx7="http://schemas.microsoft.com/office/drawing/2016/5/13/chartex" xmlns:cx8="http://schemas.microsoft.com/office/drawing/2016/5/14/chartex" xmlns:mc="http://schemas.openxmlformats.org/markup-compatibility/2006" xmlns:aink="http://schemas.microsoft.com/office/drawing/2016/ink" xmlns:am3d="http://schemas.microsoft.com/office/drawing/2017/model3d" xmlns:o="urn:schemas-microsoft-com:office:office" xmlns:oel="http://schemas.microsoft.com/office/2019/extlst" xmlns:r="http://schemas.openxmlformats.org/officeDocument/2006/relationships" xmlns:m="http://schemas.openxmlformats.org/officeDocument/2006/math" xmlns:v="urn:schemas-microsoft-com:vml" xmlns:wp14="http://schemas.microsoft.com/office/word/2010/wordprocessingDrawing" xmlns:wp="http://schemas.openxmlformats.org/drawingml/2006/wordprocessingDrawing" xmlns:w10="urn:schemas-microsoft-com:office:word" xmlns:w="http://schemas.openxmlformats.org/wordprocessingml/2006/main" xmlns:w14="http://schemas.microsoft.com/office/word/2010/wordml" xmlns:w15="http://schemas.microsoft.com/office/word/2012/wordml" xmlns:w16cex="http://schemas.microsoft.com/office/word/2018/wordml/cex" xmlns:w16cid="http://schemas.microsoft.com/office/word/2016/wordml/cid" xmlns:w16="http://schemas.microsoft.com/office/word/2018/wordml" xmlns:w16du="http://schemas.microsoft.com/office/word/2023/wordml/word16du" xmlns:w16sdtdh="http://schemas.microsoft.com/office/word/2020/wordml/sdtdatahash" xmlns:w16se="http://schemas.microsoft.com/office/word/2015/wordml/symex" xmlns:wpg="http://schemas.microsoft.com/office/word/2010/wordprocessingGroup" xmlns:wpi="http://schemas.microsoft.com/office/word/2010/wordprocessingInk" xmlns:wne="http://schemas.microsoft.com/office/word/2006/wordml" xmlns:wps="http://schemas.microsoft.com/office/word/2010/wordprocessingShape" mc:Ignorable="w14 w15 w16se w16cid w16 w16cex w16sdtdh wp14">
   <w:p>
     <w:pPr>
       <w:pStyle w:val="Piedepgina"/>
@@ -13023,7 +13854,7 @@
 </file>
 
 <file path=word/footer2.xml><?xml version="1.0" encoding="utf-8"?>
-<w:ftr xmlns:wpc="http://schemas.microsoft.com/office/word/2010/wordprocessingCanvas" xmlns:cx="http://schemas.microsoft.com/office/drawing/2014/chartex" xmlns:cx1="http://schemas.microsoft.com/office/drawing/2015/9/8/chartex" xmlns:cx2="http://schemas.microsoft.com/office/drawing/2015/10/21/chartex" xmlns:cx3="http://schemas.microsoft.com/office/drawing/2016/5/9/chartex" xmlns:cx4="http://schemas.microsoft.com/office/drawing/2016/5/10/chartex" xmlns:cx5="http://schemas.microsoft.com/office/drawing/2016/5/11/chartex" xmlns:cx6="http://schemas.microsoft.com/office/drawing/2016/5/12/chartex" xmlns:cx7="http://schemas.microsoft.com/office/drawing/2016/5/13/chartex" xmlns:cx8="http://schemas.microsoft.com/office/drawing/2016/5/14/chartex" xmlns:mc="http://schemas.openxmlformats.org/markup-compatibility/2006" xmlns:aink="http://schemas.microsoft.com/office/drawing/2016/ink" xmlns:am3d="http://schemas.microsoft.com/office/drawing/2017/model3d" xmlns:o="urn:schemas-microsoft-com:office:office" xmlns:oel="http://schemas.microsoft.com/office/2019/extlst" xmlns:r="http://schemas.openxmlformats.org/officeDocument/2006/relationships" xmlns:m="http://schemas.openxmlformats.org/officeDocument/2006/math" xmlns:v="urn:schemas-microsoft-com:vml" xmlns:wp14="http://schemas.microsoft.com/office/word/2010/wordprocessingDrawing" xmlns:wp="http://schemas.openxmlformats.org/drawingml/2006/wordprocessingDrawing" xmlns:w10="urn:schemas-microsoft-com:office:word" xmlns:w="http://schemas.openxmlformats.org/wordprocessingml/2006/main" xmlns:w14="http://schemas.microsoft.com/office/word/2010/wordml" xmlns:w15="http://schemas.microsoft.com/office/word/2012/wordml" xmlns:w16cex="http://schemas.microsoft.com/office/word/2018/wordml/cex" xmlns:w16cid="http://schemas.microsoft.com/office/word/2016/wordml/cid" xmlns:w16="http://schemas.microsoft.com/office/word/2018/wordml" xmlns:w16du="http://schemas.microsoft.com/office/word/2023/wordml/word16du" xmlns:w16sdtdh="http://schemas.microsoft.com/office/word/2020/wordml/sdtdatahash" xmlns:w16sdtfl="http://schemas.microsoft.com/office/word/2024/wordml/sdtformatlock" xmlns:w16se="http://schemas.microsoft.com/office/word/2015/wordml/symex" xmlns:wpg="http://schemas.microsoft.com/office/word/2010/wordprocessingGroup" xmlns:wpi="http://schemas.microsoft.com/office/word/2010/wordprocessingInk" xmlns:wne="http://schemas.microsoft.com/office/word/2006/wordml" xmlns:wps="http://schemas.microsoft.com/office/word/2010/wordprocessingShape" mc:Ignorable="w14 w15 w16se w16cid w16 w16cex w16sdtdh w16sdtfl w16du wp14">
+<w:ftr xmlns:wpc="http://schemas.microsoft.com/office/word/2010/wordprocessingCanvas" xmlns:cx="http://schemas.microsoft.com/office/drawing/2014/chartex" xmlns:cx1="http://schemas.microsoft.com/office/drawing/2015/9/8/chartex" xmlns:cx2="http://schemas.microsoft.com/office/drawing/2015/10/21/chartex" xmlns:cx3="http://schemas.microsoft.com/office/drawing/2016/5/9/chartex" xmlns:cx4="http://schemas.microsoft.com/office/drawing/2016/5/10/chartex" xmlns:cx5="http://schemas.microsoft.com/office/drawing/2016/5/11/chartex" xmlns:cx6="http://schemas.microsoft.com/office/drawing/2016/5/12/chartex" xmlns:cx7="http://schemas.microsoft.com/office/drawing/2016/5/13/chartex" xmlns:cx8="http://schemas.microsoft.com/office/drawing/2016/5/14/chartex" xmlns:mc="http://schemas.openxmlformats.org/markup-compatibility/2006" xmlns:aink="http://schemas.microsoft.com/office/drawing/2016/ink" xmlns:am3d="http://schemas.microsoft.com/office/drawing/2017/model3d" xmlns:o="urn:schemas-microsoft-com:office:office" xmlns:oel="http://schemas.microsoft.com/office/2019/extlst" xmlns:r="http://schemas.openxmlformats.org/officeDocument/2006/relationships" xmlns:m="http://schemas.openxmlformats.org/officeDocument/2006/math" xmlns:v="urn:schemas-microsoft-com:vml" xmlns:wp14="http://schemas.microsoft.com/office/word/2010/wordprocessingDrawing" xmlns:wp="http://schemas.openxmlformats.org/drawingml/2006/wordprocessingDrawing" xmlns:w10="urn:schemas-microsoft-com:office:word" xmlns:w="http://schemas.openxmlformats.org/wordprocessingml/2006/main" xmlns:w14="http://schemas.microsoft.com/office/word/2010/wordml" xmlns:w15="http://schemas.microsoft.com/office/word/2012/wordml" xmlns:w16cex="http://schemas.microsoft.com/office/word/2018/wordml/cex" xmlns:w16cid="http://schemas.microsoft.com/office/word/2016/wordml/cid" xmlns:w16="http://schemas.microsoft.com/office/word/2018/wordml" xmlns:w16du="http://schemas.microsoft.com/office/word/2023/wordml/word16du" xmlns:w16sdtdh="http://schemas.microsoft.com/office/word/2020/wordml/sdtdatahash" xmlns:w16se="http://schemas.microsoft.com/office/word/2015/wordml/symex" xmlns:wpg="http://schemas.microsoft.com/office/word/2010/wordprocessingGroup" xmlns:wpi="http://schemas.microsoft.com/office/word/2010/wordprocessingInk" xmlns:wne="http://schemas.microsoft.com/office/word/2006/wordml" xmlns:wps="http://schemas.microsoft.com/office/word/2010/wordprocessingShape" mc:Ignorable="w14 w15 w16se w16cid w16 w16cex w16sdtdh wp14">
   <w:p>
     <w:pPr>
       <w:pStyle w:val="Piedepgina"/>
@@ -13152,7 +13983,7 @@
 </file>
 
 <file path=word/footnotes.xml><?xml version="1.0" encoding="utf-8"?>
-<w:footnotes xmlns:wpc="http://schemas.microsoft.com/office/word/2010/wordprocessingCanvas" xmlns:cx="http://schemas.microsoft.com/office/drawing/2014/chartex" xmlns:cx1="http://schemas.microsoft.com/office/drawing/2015/9/8/chartex" xmlns:cx2="http://schemas.microsoft.com/office/drawing/2015/10/21/chartex" xmlns:cx3="http://schemas.microsoft.com/office/drawing/2016/5/9/chartex" xmlns:cx4="http://schemas.microsoft.com/office/drawing/2016/5/10/chartex" xmlns:cx5="http://schemas.microsoft.com/office/drawing/2016/5/11/chartex" xmlns:cx6="http://schemas.microsoft.com/office/drawing/2016/5/12/chartex" xmlns:cx7="http://schemas.microsoft.com/office/drawing/2016/5/13/chartex" xmlns:cx8="http://schemas.microsoft.com/office/drawing/2016/5/14/chartex" xmlns:mc="http://schemas.openxmlformats.org/markup-compatibility/2006" xmlns:aink="http://schemas.microsoft.com/office/drawing/2016/ink" xmlns:am3d="http://schemas.microsoft.com/office/drawing/2017/model3d" xmlns:o="urn:schemas-microsoft-com:office:office" xmlns:oel="http://schemas.microsoft.com/office/2019/extlst" xmlns:r="http://schemas.openxmlformats.org/officeDocument/2006/relationships" xmlns:m="http://schemas.openxmlformats.org/officeDocument/2006/math" xmlns:v="urn:schemas-microsoft-com:vml" xmlns:wp14="http://schemas.microsoft.com/office/word/2010/wordprocessingDrawing" xmlns:wp="http://schemas.openxmlformats.org/drawingml/2006/wordprocessingDrawing" xmlns:w10="urn:schemas-microsoft-com:office:word" xmlns:w="http://schemas.openxmlformats.org/wordprocessingml/2006/main" xmlns:w14="http://schemas.microsoft.com/office/word/2010/wordml" xmlns:w15="http://schemas.microsoft.com/office/word/2012/wordml" xmlns:w16cex="http://schemas.microsoft.com/office/word/2018/wordml/cex" xmlns:w16cid="http://schemas.microsoft.com/office/word/2016/wordml/cid" xmlns:w16="http://schemas.microsoft.com/office/word/2018/wordml" xmlns:w16du="http://schemas.microsoft.com/office/word/2023/wordml/word16du" xmlns:w16sdtdh="http://schemas.microsoft.com/office/word/2020/wordml/sdtdatahash" xmlns:w16sdtfl="http://schemas.microsoft.com/office/word/2024/wordml/sdtformatlock" xmlns:w16se="http://schemas.microsoft.com/office/word/2015/wordml/symex" xmlns:wpg="http://schemas.microsoft.com/office/word/2010/wordprocessingGroup" xmlns:wpi="http://schemas.microsoft.com/office/word/2010/wordprocessingInk" xmlns:wne="http://schemas.microsoft.com/office/word/2006/wordml" xmlns:wps="http://schemas.microsoft.com/office/word/2010/wordprocessingShape" mc:Ignorable="w14 w15 w16se w16cid w16 w16cex w16sdtdh w16sdtfl w16du wp14">
+<w:footnotes xmlns:wpc="http://schemas.microsoft.com/office/word/2010/wordprocessingCanvas" xmlns:cx="http://schemas.microsoft.com/office/drawing/2014/chartex" xmlns:cx1="http://schemas.microsoft.com/office/drawing/2015/9/8/chartex" xmlns:cx2="http://schemas.microsoft.com/office/drawing/2015/10/21/chartex" xmlns:cx3="http://schemas.microsoft.com/office/drawing/2016/5/9/chartex" xmlns:cx4="http://schemas.microsoft.com/office/drawing/2016/5/10/chartex" xmlns:cx5="http://schemas.microsoft.com/office/drawing/2016/5/11/chartex" xmlns:cx6="http://schemas.microsoft.com/office/drawing/2016/5/12/chartex" xmlns:cx7="http://schemas.microsoft.com/office/drawing/2016/5/13/chartex" xmlns:cx8="http://schemas.microsoft.com/office/drawing/2016/5/14/chartex" xmlns:mc="http://schemas.openxmlformats.org/markup-compatibility/2006" xmlns:aink="http://schemas.microsoft.com/office/drawing/2016/ink" xmlns:am3d="http://schemas.microsoft.com/office/drawing/2017/model3d" xmlns:o="urn:schemas-microsoft-com:office:office" xmlns:oel="http://schemas.microsoft.com/office/2019/extlst" xmlns:r="http://schemas.openxmlformats.org/officeDocument/2006/relationships" xmlns:m="http://schemas.openxmlformats.org/officeDocument/2006/math" xmlns:v="urn:schemas-microsoft-com:vml" xmlns:wp14="http://schemas.microsoft.com/office/word/2010/wordprocessingDrawing" xmlns:wp="http://schemas.openxmlformats.org/drawingml/2006/wordprocessingDrawing" xmlns:w10="urn:schemas-microsoft-com:office:word" xmlns:w="http://schemas.openxmlformats.org/wordprocessingml/2006/main" xmlns:w14="http://schemas.microsoft.com/office/word/2010/wordml" xmlns:w15="http://schemas.microsoft.com/office/word/2012/wordml" xmlns:w16cex="http://schemas.microsoft.com/office/word/2018/wordml/cex" xmlns:w16cid="http://schemas.microsoft.com/office/word/2016/wordml/cid" xmlns:w16="http://schemas.microsoft.com/office/word/2018/wordml" xmlns:w16du="http://schemas.microsoft.com/office/word/2023/wordml/word16du" xmlns:w16sdtdh="http://schemas.microsoft.com/office/word/2020/wordml/sdtdatahash" xmlns:w16se="http://schemas.microsoft.com/office/word/2015/wordml/symex" xmlns:wpg="http://schemas.microsoft.com/office/word/2010/wordprocessingGroup" xmlns:wpi="http://schemas.microsoft.com/office/word/2010/wordprocessingInk" xmlns:wne="http://schemas.microsoft.com/office/word/2006/wordml" xmlns:wps="http://schemas.microsoft.com/office/word/2010/wordprocessingShape" mc:Ignorable="w14 w15 w16se w16cid w16 w16cex w16sdtdh wp14">
   <w:footnote w:type="separator" w:id="-1">
     <w:p>
       <w:r>
@@ -13171,7 +14002,7 @@
 </file>
 
 <file path=word/header1.xml><?xml version="1.0" encoding="utf-8"?>
-<w:hdr xmlns:wpc="http://schemas.microsoft.com/office/word/2010/wordprocessingCanvas" xmlns:cx="http://schemas.microsoft.com/office/drawing/2014/chartex" xmlns:cx1="http://schemas.microsoft.com/office/drawing/2015/9/8/chartex" xmlns:cx2="http://schemas.microsoft.com/office/drawing/2015/10/21/chartex" xmlns:cx3="http://schemas.microsoft.com/office/drawing/2016/5/9/chartex" xmlns:cx4="http://schemas.microsoft.com/office/drawing/2016/5/10/chartex" xmlns:cx5="http://schemas.microsoft.com/office/drawing/2016/5/11/chartex" xmlns:cx6="http://schemas.microsoft.com/office/drawing/2016/5/12/chartex" xmlns:cx7="http://schemas.microsoft.com/office/drawing/2016/5/13/chartex" xmlns:cx8="http://schemas.microsoft.com/office/drawing/2016/5/14/chartex" xmlns:mc="http://schemas.openxmlformats.org/markup-compatibility/2006" xmlns:aink="http://schemas.microsoft.com/office/drawing/2016/ink" xmlns:am3d="http://schemas.microsoft.com/office/drawing/2017/model3d" xmlns:o="urn:schemas-microsoft-com:office:office" xmlns:oel="http://schemas.microsoft.com/office/2019/extlst" xmlns:r="http://schemas.openxmlformats.org/officeDocument/2006/relationships" xmlns:m="http://schemas.openxmlformats.org/officeDocument/2006/math" xmlns:v="urn:schemas-microsoft-com:vml" xmlns:wp14="http://schemas.microsoft.com/office/word/2010/wordprocessingDrawing" xmlns:wp="http://schemas.openxmlformats.org/drawingml/2006/wordprocessingDrawing" xmlns:w10="urn:schemas-microsoft-com:office:word" xmlns:w="http://schemas.openxmlformats.org/wordprocessingml/2006/main" xmlns:w14="http://schemas.microsoft.com/office/word/2010/wordml" xmlns:w15="http://schemas.microsoft.com/office/word/2012/wordml" xmlns:w16cex="http://schemas.microsoft.com/office/word/2018/wordml/cex" xmlns:w16cid="http://schemas.microsoft.com/office/word/2016/wordml/cid" xmlns:w16="http://schemas.microsoft.com/office/word/2018/wordml" xmlns:w16du="http://schemas.microsoft.com/office/word/2023/wordml/word16du" xmlns:w16sdtdh="http://schemas.microsoft.com/office/word/2020/wordml/sdtdatahash" xmlns:w16sdtfl="http://schemas.microsoft.com/office/word/2024/wordml/sdtformatlock" xmlns:w16se="http://schemas.microsoft.com/office/word/2015/wordml/symex" xmlns:wpg="http://schemas.microsoft.com/office/word/2010/wordprocessingGroup" xmlns:wpi="http://schemas.microsoft.com/office/word/2010/wordprocessingInk" xmlns:wne="http://schemas.microsoft.com/office/word/2006/wordml" xmlns:wps="http://schemas.microsoft.com/office/word/2010/wordprocessingShape" mc:Ignorable="w14 w15 w16se w16cid w16 w16cex w16sdtdh w16sdtfl w16du wp14">
+<w:hdr xmlns:wpc="http://schemas.microsoft.com/office/word/2010/wordprocessingCanvas" xmlns:cx="http://schemas.microsoft.com/office/drawing/2014/chartex" xmlns:cx1="http://schemas.microsoft.com/office/drawing/2015/9/8/chartex" xmlns:cx2="http://schemas.microsoft.com/office/drawing/2015/10/21/chartex" xmlns:cx3="http://schemas.microsoft.com/office/drawing/2016/5/9/chartex" xmlns:cx4="http://schemas.microsoft.com/office/drawing/2016/5/10/chartex" xmlns:cx5="http://schemas.microsoft.com/office/drawing/2016/5/11/chartex" xmlns:cx6="http://schemas.microsoft.com/office/drawing/2016/5/12/chartex" xmlns:cx7="http://schemas.microsoft.com/office/drawing/2016/5/13/chartex" xmlns:cx8="http://schemas.microsoft.com/office/drawing/2016/5/14/chartex" xmlns:mc="http://schemas.openxmlformats.org/markup-compatibility/2006" xmlns:aink="http://schemas.microsoft.com/office/drawing/2016/ink" xmlns:am3d="http://schemas.microsoft.com/office/drawing/2017/model3d" xmlns:o="urn:schemas-microsoft-com:office:office" xmlns:oel="http://schemas.microsoft.com/office/2019/extlst" xmlns:r="http://schemas.openxmlformats.org/officeDocument/2006/relationships" xmlns:m="http://schemas.openxmlformats.org/officeDocument/2006/math" xmlns:v="urn:schemas-microsoft-com:vml" xmlns:wp14="http://schemas.microsoft.com/office/word/2010/wordprocessingDrawing" xmlns:wp="http://schemas.openxmlformats.org/drawingml/2006/wordprocessingDrawing" xmlns:w10="urn:schemas-microsoft-com:office:word" xmlns:w="http://schemas.openxmlformats.org/wordprocessingml/2006/main" xmlns:w14="http://schemas.microsoft.com/office/word/2010/wordml" xmlns:w15="http://schemas.microsoft.com/office/word/2012/wordml" xmlns:w16cex="http://schemas.microsoft.com/office/word/2018/wordml/cex" xmlns:w16cid="http://schemas.microsoft.com/office/word/2016/wordml/cid" xmlns:w16="http://schemas.microsoft.com/office/word/2018/wordml" xmlns:w16du="http://schemas.microsoft.com/office/word/2023/wordml/word16du" xmlns:w16sdtdh="http://schemas.microsoft.com/office/word/2020/wordml/sdtdatahash" xmlns:w16se="http://schemas.microsoft.com/office/word/2015/wordml/symex" xmlns:wpg="http://schemas.microsoft.com/office/word/2010/wordprocessingGroup" xmlns:wpi="http://schemas.microsoft.com/office/word/2010/wordprocessingInk" xmlns:wne="http://schemas.microsoft.com/office/word/2006/wordml" xmlns:wps="http://schemas.microsoft.com/office/word/2010/wordprocessingShape" mc:Ignorable="w14 w15 w16se w16cid w16 w16cex w16sdtdh wp14">
   <w:p>
     <w:pPr>
       <w:pStyle w:val="Encabezado"/>
@@ -13211,7 +14042,7 @@
 </file>
 
 <file path=word/numbering.xml><?xml version="1.0" encoding="utf-8"?>
-<w:numbering xmlns:wpc="http://schemas.microsoft.com/office/word/2010/wordprocessingCanvas" xmlns:cx="http://schemas.microsoft.com/office/drawing/2014/chartex" xmlns:cx1="http://schemas.microsoft.com/office/drawing/2015/9/8/chartex" xmlns:cx2="http://schemas.microsoft.com/office/drawing/2015/10/21/chartex" xmlns:cx3="http://schemas.microsoft.com/office/drawing/2016/5/9/chartex" xmlns:cx4="http://schemas.microsoft.com/office/drawing/2016/5/10/chartex" xmlns:cx5="http://schemas.microsoft.com/office/drawing/2016/5/11/chartex" xmlns:cx6="http://schemas.microsoft.com/office/drawing/2016/5/12/chartex" xmlns:cx7="http://schemas.microsoft.com/office/drawing/2016/5/13/chartex" xmlns:cx8="http://schemas.microsoft.com/office/drawing/2016/5/14/chartex" xmlns:mc="http://schemas.openxmlformats.org/markup-compatibility/2006" xmlns:aink="http://schemas.microsoft.com/office/drawing/2016/ink" xmlns:am3d="http://schemas.microsoft.com/office/drawing/2017/model3d" xmlns:o="urn:schemas-microsoft-com:office:office" xmlns:oel="http://schemas.microsoft.com/office/2019/extlst" xmlns:r="http://schemas.openxmlformats.org/officeDocument/2006/relationships" xmlns:m="http://schemas.openxmlformats.org/officeDocument/2006/math" xmlns:v="urn:schemas-microsoft-com:vml" xmlns:wp14="http://schemas.microsoft.com/office/word/2010/wordprocessingDrawing" xmlns:wp="http://schemas.openxmlformats.org/drawingml/2006/wordprocessingDrawing" xmlns:w10="urn:schemas-microsoft-com:office:word" xmlns:w="http://schemas.openxmlformats.org/wordprocessingml/2006/main" xmlns:w14="http://schemas.microsoft.com/office/word/2010/wordml" xmlns:w15="http://schemas.microsoft.com/office/word/2012/wordml" xmlns:w16cex="http://schemas.microsoft.com/office/word/2018/wordml/cex" xmlns:w16cid="http://schemas.microsoft.com/office/word/2016/wordml/cid" xmlns:w16="http://schemas.microsoft.com/office/word/2018/wordml" xmlns:w16du="http://schemas.microsoft.com/office/word/2023/wordml/word16du" xmlns:w16sdtdh="http://schemas.microsoft.com/office/word/2020/wordml/sdtdatahash" xmlns:w16sdtfl="http://schemas.microsoft.com/office/word/2024/wordml/sdtformatlock" xmlns:w16se="http://schemas.microsoft.com/office/word/2015/wordml/symex" xmlns:wpg="http://schemas.microsoft.com/office/word/2010/wordprocessingGroup" xmlns:wpi="http://schemas.microsoft.com/office/word/2010/wordprocessingInk" xmlns:wne="http://schemas.microsoft.com/office/word/2006/wordml" xmlns:wps="http://schemas.microsoft.com/office/word/2010/wordprocessingShape" mc:Ignorable="w14 w15 w16se w16cid w16 w16cex w16sdtdh w16sdtfl w16du wp14">
+<w:numbering xmlns:wpc="http://schemas.microsoft.com/office/word/2010/wordprocessingCanvas" xmlns:cx="http://schemas.microsoft.com/office/drawing/2014/chartex" xmlns:cx1="http://schemas.microsoft.com/office/drawing/2015/9/8/chartex" xmlns:cx2="http://schemas.microsoft.com/office/drawing/2015/10/21/chartex" xmlns:cx3="http://schemas.microsoft.com/office/drawing/2016/5/9/chartex" xmlns:cx4="http://schemas.microsoft.com/office/drawing/2016/5/10/chartex" xmlns:cx5="http://schemas.microsoft.com/office/drawing/2016/5/11/chartex" xmlns:cx6="http://schemas.microsoft.com/office/drawing/2016/5/12/chartex" xmlns:cx7="http://schemas.microsoft.com/office/drawing/2016/5/13/chartex" xmlns:cx8="http://schemas.microsoft.com/office/drawing/2016/5/14/chartex" xmlns:mc="http://schemas.openxmlformats.org/markup-compatibility/2006" xmlns:aink="http://schemas.microsoft.com/office/drawing/2016/ink" xmlns:am3d="http://schemas.microsoft.com/office/drawing/2017/model3d" xmlns:o="urn:schemas-microsoft-com:office:office" xmlns:oel="http://schemas.microsoft.com/office/2019/extlst" xmlns:r="http://schemas.openxmlformats.org/officeDocument/2006/relationships" xmlns:m="http://schemas.openxmlformats.org/officeDocument/2006/math" xmlns:v="urn:schemas-microsoft-com:vml" xmlns:wp14="http://schemas.microsoft.com/office/word/2010/wordprocessingDrawing" xmlns:wp="http://schemas.openxmlformats.org/drawingml/2006/wordprocessingDrawing" xmlns:w10="urn:schemas-microsoft-com:office:word" xmlns:w="http://schemas.openxmlformats.org/wordprocessingml/2006/main" xmlns:w14="http://schemas.microsoft.com/office/word/2010/wordml" xmlns:w15="http://schemas.microsoft.com/office/word/2012/wordml" xmlns:w16cex="http://schemas.microsoft.com/office/word/2018/wordml/cex" xmlns:w16cid="http://schemas.microsoft.com/office/word/2016/wordml/cid" xmlns:w16="http://schemas.microsoft.com/office/word/2018/wordml" xmlns:w16du="http://schemas.microsoft.com/office/word/2023/wordml/word16du" xmlns:w16sdtdh="http://schemas.microsoft.com/office/word/2020/wordml/sdtdatahash" xmlns:w16se="http://schemas.microsoft.com/office/word/2015/wordml/symex" xmlns:wpg="http://schemas.microsoft.com/office/word/2010/wordprocessingGroup" xmlns:wpi="http://schemas.microsoft.com/office/word/2010/wordprocessingInk" xmlns:wne="http://schemas.microsoft.com/office/word/2006/wordml" xmlns:wps="http://schemas.microsoft.com/office/word/2010/wordprocessingShape" mc:Ignorable="w14 w15 w16se w16cid w16 w16cex w16sdtdh wp14">
   <w:abstractNum w:abstractNumId="0" w15:restartNumberingAfterBreak="0">
     <w:nsid w:val="FFFFFFFE"/>
     <w:multiLevelType w:val="singleLevel"/>
@@ -15931,7 +16762,7 @@
 </file>
 
 <file path=word/styles.xml><?xml version="1.0" encoding="utf-8"?>
-<w:styles xmlns:mc="http://schemas.openxmlformats.org/markup-compatibility/2006" xmlns:r="http://schemas.openxmlformats.org/officeDocument/2006/relationships" xmlns:w="http://schemas.openxmlformats.org/wordprocessingml/2006/main" xmlns:w14="http://schemas.microsoft.com/office/word/2010/wordml" xmlns:w15="http://schemas.microsoft.com/office/word/2012/wordml" xmlns:w16cex="http://schemas.microsoft.com/office/word/2018/wordml/cex" xmlns:w16cid="http://schemas.microsoft.com/office/word/2016/wordml/cid" xmlns:w16="http://schemas.microsoft.com/office/word/2018/wordml" xmlns:w16du="http://schemas.microsoft.com/office/word/2023/wordml/word16du" xmlns:w16sdtdh="http://schemas.microsoft.com/office/word/2020/wordml/sdtdatahash" xmlns:w16sdtfl="http://schemas.microsoft.com/office/word/2024/wordml/sdtformatlock" xmlns:w16se="http://schemas.microsoft.com/office/word/2015/wordml/symex" mc:Ignorable="w14 w15 w16se w16cid w16 w16cex w16sdtdh w16sdtfl w16du">
+<w:styles xmlns:mc="http://schemas.openxmlformats.org/markup-compatibility/2006" xmlns:r="http://schemas.openxmlformats.org/officeDocument/2006/relationships" xmlns:w="http://schemas.openxmlformats.org/wordprocessingml/2006/main" xmlns:w14="http://schemas.microsoft.com/office/word/2010/wordml" xmlns:w15="http://schemas.microsoft.com/office/word/2012/wordml" xmlns:w16cex="http://schemas.microsoft.com/office/word/2018/wordml/cex" xmlns:w16cid="http://schemas.microsoft.com/office/word/2016/wordml/cid" xmlns:w16="http://schemas.microsoft.com/office/word/2018/wordml" xmlns:w16sdtdh="http://schemas.microsoft.com/office/word/2020/wordml/sdtdatahash" xmlns:w16se="http://schemas.microsoft.com/office/word/2015/wordml/symex" mc:Ignorable="w14 w15 w16se w16cid w16 w16cex w16sdtdh">
   <w:docDefaults>
     <w:rPrDefault>
       <w:rPr>

--- a/static/pdf/cvweb.docx
+++ b/static/pdf/cvweb.docx
@@ -1,6 +1,6 @@
 
 <file path=word/document.xml><?xml version="1.0" encoding="utf-8"?>
-<w:document xmlns:wpc="http://schemas.microsoft.com/office/word/2010/wordprocessingCanvas" xmlns:cx="http://schemas.microsoft.com/office/drawing/2014/chartex" xmlns:cx1="http://schemas.microsoft.com/office/drawing/2015/9/8/chartex" xmlns:cx2="http://schemas.microsoft.com/office/drawing/2015/10/21/chartex" xmlns:cx3="http://schemas.microsoft.com/office/drawing/2016/5/9/chartex" xmlns:cx4="http://schemas.microsoft.com/office/drawing/2016/5/10/chartex" xmlns:cx5="http://schemas.microsoft.com/office/drawing/2016/5/11/chartex" xmlns:cx6="http://schemas.microsoft.com/office/drawing/2016/5/12/chartex" xmlns:cx7="http://schemas.microsoft.com/office/drawing/2016/5/13/chartex" xmlns:cx8="http://schemas.microsoft.com/office/drawing/2016/5/14/chartex" xmlns:mc="http://schemas.openxmlformats.org/markup-compatibility/2006" xmlns:aink="http://schemas.microsoft.com/office/drawing/2016/ink" xmlns:am3d="http://schemas.microsoft.com/office/drawing/2017/model3d" xmlns:o="urn:schemas-microsoft-com:office:office" xmlns:oel="http://schemas.microsoft.com/office/2019/extlst" xmlns:r="http://schemas.openxmlformats.org/officeDocument/2006/relationships" xmlns:m="http://schemas.openxmlformats.org/officeDocument/2006/math" xmlns:v="urn:schemas-microsoft-com:vml" xmlns:wp14="http://schemas.microsoft.com/office/word/2010/wordprocessingDrawing" xmlns:wp="http://schemas.openxmlformats.org/drawingml/2006/wordprocessingDrawing" xmlns:w10="urn:schemas-microsoft-com:office:word" xmlns:w="http://schemas.openxmlformats.org/wordprocessingml/2006/main" xmlns:w14="http://schemas.microsoft.com/office/word/2010/wordml" xmlns:w15="http://schemas.microsoft.com/office/word/2012/wordml" xmlns:w16cex="http://schemas.microsoft.com/office/word/2018/wordml/cex" xmlns:w16cid="http://schemas.microsoft.com/office/word/2016/wordml/cid" xmlns:w16="http://schemas.microsoft.com/office/word/2018/wordml" xmlns:w16du="http://schemas.microsoft.com/office/word/2023/wordml/word16du" xmlns:w16sdtdh="http://schemas.microsoft.com/office/word/2020/wordml/sdtdatahash" xmlns:w16se="http://schemas.microsoft.com/office/word/2015/wordml/symex" xmlns:wpg="http://schemas.microsoft.com/office/word/2010/wordprocessingGroup" xmlns:wpi="http://schemas.microsoft.com/office/word/2010/wordprocessingInk" xmlns:wne="http://schemas.microsoft.com/office/word/2006/wordml" xmlns:wps="http://schemas.microsoft.com/office/word/2010/wordprocessingShape" mc:Ignorable="w14 w15 w16se w16cid w16 w16cex w16sdtdh wp14">
+<w:document xmlns:wpc="http://schemas.microsoft.com/office/word/2010/wordprocessingCanvas" xmlns:cx="http://schemas.microsoft.com/office/drawing/2014/chartex" xmlns:cx1="http://schemas.microsoft.com/office/drawing/2015/9/8/chartex" xmlns:cx2="http://schemas.microsoft.com/office/drawing/2015/10/21/chartex" xmlns:cx3="http://schemas.microsoft.com/office/drawing/2016/5/9/chartex" xmlns:cx4="http://schemas.microsoft.com/office/drawing/2016/5/10/chartex" xmlns:cx5="http://schemas.microsoft.com/office/drawing/2016/5/11/chartex" xmlns:cx6="http://schemas.microsoft.com/office/drawing/2016/5/12/chartex" xmlns:cx7="http://schemas.microsoft.com/office/drawing/2016/5/13/chartex" xmlns:cx8="http://schemas.microsoft.com/office/drawing/2016/5/14/chartex" xmlns:mc="http://schemas.openxmlformats.org/markup-compatibility/2006" xmlns:aink="http://schemas.microsoft.com/office/drawing/2016/ink" xmlns:am3d="http://schemas.microsoft.com/office/drawing/2017/model3d" xmlns:o="urn:schemas-microsoft-com:office:office" xmlns:oel="http://schemas.microsoft.com/office/2019/extlst" xmlns:r="http://schemas.openxmlformats.org/officeDocument/2006/relationships" xmlns:m="http://schemas.openxmlformats.org/officeDocument/2006/math" xmlns:v="urn:schemas-microsoft-com:vml" xmlns:wp14="http://schemas.microsoft.com/office/word/2010/wordprocessingDrawing" xmlns:wp="http://schemas.openxmlformats.org/drawingml/2006/wordprocessingDrawing" xmlns:w10="urn:schemas-microsoft-com:office:word" xmlns:w="http://schemas.openxmlformats.org/wordprocessingml/2006/main" xmlns:w14="http://schemas.microsoft.com/office/word/2010/wordml" xmlns:w15="http://schemas.microsoft.com/office/word/2012/wordml" xmlns:w16cex="http://schemas.microsoft.com/office/word/2018/wordml/cex" xmlns:w16cid="http://schemas.microsoft.com/office/word/2016/wordml/cid" xmlns:w16="http://schemas.microsoft.com/office/word/2018/wordml" xmlns:w16du="http://schemas.microsoft.com/office/word/2023/wordml/word16du" xmlns:w16sdtdh="http://schemas.microsoft.com/office/word/2020/wordml/sdtdatahash" xmlns:w16sdtfl="http://schemas.microsoft.com/office/word/2024/wordml/sdtformatlock" xmlns:w16se="http://schemas.microsoft.com/office/word/2015/wordml/symex" xmlns:wpg="http://schemas.microsoft.com/office/word/2010/wordprocessingGroup" xmlns:wpi="http://schemas.microsoft.com/office/word/2010/wordprocessingInk" xmlns:wne="http://schemas.microsoft.com/office/word/2006/wordml" xmlns:wps="http://schemas.microsoft.com/office/word/2010/wordprocessingShape" mc:Ignorable="w14 w15 w16se w16cid w16 w16cex w16sdtdh w16sdtfl w16du wp14">
   <w:body>
     <w:p>
       <w:pPr>
@@ -93,7 +93,7 @@
                                 <w:sz w:val="12"/>
                                 <w:szCs w:val="24"/>
                               </w:rPr>
-                              <w:t>abril</w:t>
+                              <w:t>octubre</w:t>
                             </w:r>
                             <w:r>
                               <w:rPr>
@@ -180,7 +180,7 @@
                           <w:sz w:val="12"/>
                           <w:szCs w:val="24"/>
                         </w:rPr>
-                        <w:t>abril</w:t>
+                        <w:t>octubre</w:t>
                       </w:r>
                       <w:r>
                         <w:rPr>
@@ -909,7 +909,7 @@
               </wp:anchor>
             </w:drawing>
           </mc:Choice>
-          <mc:Fallback xmlns:w16sdtfl="http://schemas.microsoft.com/office/word/2024/wordml/sdtformatlock">
+          <mc:Fallback>
             <w:pict>
               <v:line w14:anchorId="76FB241B" id="5 Conector recto" o:spid="_x0000_s1026" style="position:absolute;z-index:251664384;visibility:visible;mso-wrap-style:square;mso-wrap-distance-left:9pt;mso-wrap-distance-top:0;mso-wrap-distance-right:9pt;mso-wrap-distance-bottom:0;mso-position-horizontal:absolute;mso-position-horizontal-relative:text;mso-position-vertical:absolute;mso-position-vertical-relative:text" from="-.1pt,-.1pt" to="493.2pt,-.1pt" o:gfxdata="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" strokecolor="black [3040]"/>
             </w:pict>
@@ -2241,24 +2241,31 @@
     </w:p>
     <w:p>
       <w:pPr>
-        <w:pStyle w:val="Textoindependiente"/>
-        <w:spacing w:after="0"/>
-        <w:jc w:val="both"/>
-        <w:rPr>
-          <w:rFonts w:ascii="Montserrat" w:hAnsi="Montserrat" w:cstheme="minorHAnsi"/>
-          <w:b/>
-          <w:sz w:val="16"/>
-          <w:szCs w:val="24"/>
-        </w:rPr>
-      </w:pPr>
-      <w:r>
-        <w:rPr>
-          <w:rFonts w:ascii="Montserrat" w:hAnsi="Montserrat" w:cstheme="minorHAnsi"/>
-          <w:b/>
-          <w:sz w:val="16"/>
-          <w:szCs w:val="24"/>
-        </w:rPr>
-        <w:t xml:space="preserve">BECAS DE INVESTIGACIÓN </w:t>
+        <w:jc w:val="both"/>
+        <w:rPr>
+          <w:rFonts w:ascii="Montserrat" w:hAnsi="Montserrat" w:cstheme="minorHAnsi"/>
+          <w:b/>
+          <w:sz w:val="16"/>
+          <w:szCs w:val="24"/>
+        </w:rPr>
+      </w:pPr>
+      <w:r>
+        <w:rPr>
+          <w:rFonts w:ascii="Montserrat" w:hAnsi="Montserrat" w:cstheme="minorHAnsi"/>
+          <w:b/>
+          <w:sz w:val="16"/>
+          <w:szCs w:val="24"/>
+        </w:rPr>
+        <w:t xml:space="preserve">PROYECTOS DE INVESTIGACIÓN </w:t>
+      </w:r>
+      <w:r>
+        <w:rPr>
+          <w:rFonts w:ascii="Montserrat" w:hAnsi="Montserrat" w:cstheme="minorHAnsi"/>
+          <w:b/>
+          <w:sz w:val="16"/>
+          <w:szCs w:val="24"/>
+        </w:rPr>
+        <w:t>ACREDITADOS</w:t>
       </w:r>
     </w:p>
     <w:p>
@@ -2270,6 +2277,951 @@
         <w:rPr>
           <w:rFonts w:ascii="Montserrat" w:hAnsi="Montserrat" w:cstheme="minorHAnsi"/>
           <w:b/>
+          <w:sz w:val="6"/>
+          <w:szCs w:val="14"/>
+        </w:rPr>
+      </w:pPr>
+    </w:p>
+    <w:p>
+      <w:pPr>
+        <w:pStyle w:val="Textoindependiente"/>
+        <w:spacing w:after="0"/>
+        <w:ind w:left="284"/>
+        <w:jc w:val="both"/>
+        <w:rPr>
+          <w:rFonts w:ascii="Montserrat" w:hAnsi="Montserrat" w:cstheme="minorHAnsi"/>
+          <w:b/>
+          <w:sz w:val="16"/>
+          <w:szCs w:val="24"/>
+        </w:rPr>
+      </w:pPr>
+      <w:r>
+        <w:rPr>
+          <w:rFonts w:ascii="Montserrat" w:hAnsi="Montserrat" w:cstheme="minorHAnsi"/>
+          <w:b/>
+          <w:sz w:val="16"/>
+          <w:szCs w:val="24"/>
+        </w:rPr>
+        <w:t>202</w:t>
+      </w:r>
+      <w:r>
+        <w:rPr>
+          <w:rFonts w:ascii="Montserrat" w:hAnsi="Montserrat" w:cstheme="minorHAnsi"/>
+          <w:b/>
+          <w:sz w:val="16"/>
+          <w:szCs w:val="24"/>
+        </w:rPr>
+        <w:t>6</w:t>
+      </w:r>
+      <w:r>
+        <w:rPr>
+          <w:rFonts w:ascii="Montserrat" w:hAnsi="Montserrat" w:cstheme="minorHAnsi"/>
+          <w:b/>
+          <w:sz w:val="16"/>
+          <w:szCs w:val="24"/>
+        </w:rPr>
+        <w:t xml:space="preserve"> – </w:t>
+      </w:r>
+      <w:r>
+        <w:rPr>
+          <w:rFonts w:ascii="Montserrat" w:hAnsi="Montserrat" w:cstheme="minorHAnsi"/>
+          <w:b/>
+          <w:sz w:val="16"/>
+          <w:szCs w:val="24"/>
+        </w:rPr>
+        <w:t>2028</w:t>
+      </w:r>
+    </w:p>
+    <w:p>
+      <w:pPr>
+        <w:pStyle w:val="Textoindependiente"/>
+        <w:ind w:left="703"/>
+        <w:jc w:val="both"/>
+        <w:rPr>
+          <w:rFonts w:ascii="Montserrat" w:hAnsi="Montserrat" w:cstheme="minorHAnsi"/>
+          <w:sz w:val="16"/>
+          <w:szCs w:val="24"/>
+        </w:rPr>
+      </w:pPr>
+      <w:r>
+        <w:rPr>
+          <w:rFonts w:ascii="Montserrat" w:hAnsi="Montserrat" w:cstheme="minorHAnsi"/>
+          <w:sz w:val="16"/>
+          <w:szCs w:val="24"/>
+        </w:rPr>
+        <w:t xml:space="preserve">Directora del </w:t>
+      </w:r>
+      <w:r>
+        <w:rPr>
+          <w:rFonts w:ascii="Montserrat" w:hAnsi="Montserrat" w:cstheme="minorHAnsi"/>
+          <w:sz w:val="16"/>
+          <w:szCs w:val="24"/>
+        </w:rPr>
+        <w:t xml:space="preserve">proyecto </w:t>
+      </w:r>
+      <w:r>
+        <w:rPr>
+          <w:rFonts w:ascii="Montserrat" w:hAnsi="Montserrat" w:cstheme="minorHAnsi"/>
+          <w:sz w:val="16"/>
+          <w:szCs w:val="24"/>
+        </w:rPr>
+        <w:t>PRI-UNSAM</w:t>
+      </w:r>
+      <w:r>
+        <w:rPr>
+          <w:rFonts w:ascii="Montserrat" w:hAnsi="Montserrat" w:cstheme="minorHAnsi"/>
+          <w:sz w:val="16"/>
+          <w:szCs w:val="24"/>
+        </w:rPr>
+        <w:t xml:space="preserve"> titulado </w:t>
+      </w:r>
+      <w:r>
+        <w:rPr>
+          <w:rFonts w:ascii="Montserrat" w:hAnsi="Montserrat" w:cstheme="minorHAnsi"/>
+          <w:sz w:val="16"/>
+          <w:szCs w:val="24"/>
+        </w:rPr>
+        <w:t>“</w:t>
+      </w:r>
+      <w:r>
+        <w:rPr>
+          <w:rFonts w:ascii="Montserrat" w:hAnsi="Montserrat" w:cstheme="minorHAnsi"/>
+          <w:i/>
+          <w:iCs/>
+          <w:sz w:val="16"/>
+          <w:szCs w:val="24"/>
+        </w:rPr>
+        <w:t xml:space="preserve">Batería de rastrillaje para el deterioro cognitivo: estandarización y </w:t>
+      </w:r>
+      <w:proofErr w:type="spellStart"/>
+      <w:r>
+        <w:rPr>
+          <w:rFonts w:ascii="Montserrat" w:hAnsi="Montserrat" w:cstheme="minorHAnsi"/>
+          <w:i/>
+          <w:iCs/>
+          <w:sz w:val="16"/>
+          <w:szCs w:val="24"/>
+        </w:rPr>
+        <w:t>normatización</w:t>
+      </w:r>
+      <w:proofErr w:type="spellEnd"/>
+      <w:r>
+        <w:rPr>
+          <w:rFonts w:ascii="Montserrat" w:hAnsi="Montserrat" w:cstheme="minorHAnsi"/>
+          <w:i/>
+          <w:iCs/>
+          <w:sz w:val="16"/>
+          <w:szCs w:val="24"/>
+        </w:rPr>
+        <w:t xml:space="preserve"> mediante modelos de regresión</w:t>
+      </w:r>
+      <w:r>
+        <w:rPr>
+          <w:rFonts w:ascii="Montserrat" w:hAnsi="Montserrat" w:cstheme="minorHAnsi"/>
+          <w:i/>
+          <w:sz w:val="16"/>
+          <w:szCs w:val="24"/>
+        </w:rPr>
+        <w:t>”</w:t>
+      </w:r>
+      <w:r>
+        <w:rPr>
+          <w:rFonts w:ascii="Montserrat" w:hAnsi="Montserrat" w:cstheme="minorHAnsi"/>
+          <w:i/>
+          <w:sz w:val="16"/>
+          <w:szCs w:val="24"/>
+        </w:rPr>
+        <w:t>.</w:t>
+      </w:r>
+    </w:p>
+    <w:p>
+      <w:pPr>
+        <w:pStyle w:val="Textoindependiente"/>
+        <w:spacing w:after="0"/>
+        <w:ind w:left="284"/>
+        <w:jc w:val="both"/>
+        <w:rPr>
+          <w:rFonts w:ascii="Montserrat" w:hAnsi="Montserrat" w:cstheme="minorHAnsi"/>
+          <w:b/>
+          <w:sz w:val="16"/>
+          <w:szCs w:val="24"/>
+        </w:rPr>
+      </w:pPr>
+      <w:r>
+        <w:rPr>
+          <w:rFonts w:ascii="Montserrat" w:hAnsi="Montserrat" w:cstheme="minorHAnsi"/>
+          <w:b/>
+          <w:sz w:val="16"/>
+          <w:szCs w:val="24"/>
+        </w:rPr>
+        <w:t>202</w:t>
+      </w:r>
+      <w:r>
+        <w:rPr>
+          <w:rFonts w:ascii="Montserrat" w:hAnsi="Montserrat" w:cstheme="minorHAnsi"/>
+          <w:b/>
+          <w:sz w:val="16"/>
+          <w:szCs w:val="24"/>
+        </w:rPr>
+        <w:t>6</w:t>
+      </w:r>
+      <w:r>
+        <w:rPr>
+          <w:rFonts w:ascii="Montserrat" w:hAnsi="Montserrat" w:cstheme="minorHAnsi"/>
+          <w:b/>
+          <w:sz w:val="16"/>
+          <w:szCs w:val="24"/>
+        </w:rPr>
+        <w:t xml:space="preserve"> – </w:t>
+      </w:r>
+      <w:r>
+        <w:rPr>
+          <w:rFonts w:ascii="Montserrat" w:hAnsi="Montserrat" w:cstheme="minorHAnsi"/>
+          <w:b/>
+          <w:sz w:val="16"/>
+          <w:szCs w:val="24"/>
+        </w:rPr>
+        <w:t>2028</w:t>
+      </w:r>
+    </w:p>
+    <w:p>
+      <w:pPr>
+        <w:pStyle w:val="Textoindependiente"/>
+        <w:ind w:left="703"/>
+        <w:jc w:val="both"/>
+        <w:rPr>
+          <w:rFonts w:ascii="Montserrat" w:hAnsi="Montserrat" w:cstheme="minorHAnsi"/>
+          <w:sz w:val="16"/>
+          <w:szCs w:val="24"/>
+        </w:rPr>
+      </w:pPr>
+      <w:r>
+        <w:rPr>
+          <w:rFonts w:ascii="Montserrat" w:hAnsi="Montserrat" w:cstheme="minorHAnsi"/>
+          <w:sz w:val="16"/>
+          <w:szCs w:val="24"/>
+        </w:rPr>
+        <w:t>Integrante del proyecto UBACyT</w:t>
+      </w:r>
+      <w:r>
+        <w:rPr>
+          <w:rFonts w:ascii="Montserrat" w:hAnsi="Montserrat" w:cstheme="minorHAnsi"/>
+          <w:sz w:val="16"/>
+          <w:szCs w:val="24"/>
+        </w:rPr>
+        <w:t>-2026</w:t>
+      </w:r>
+      <w:r>
+        <w:rPr>
+          <w:rFonts w:ascii="Montserrat" w:hAnsi="Montserrat" w:cstheme="minorHAnsi"/>
+          <w:sz w:val="16"/>
+          <w:szCs w:val="24"/>
+        </w:rPr>
+        <w:t xml:space="preserve"> titulado </w:t>
+      </w:r>
+      <w:r>
+        <w:rPr>
+          <w:rFonts w:ascii="Montserrat" w:hAnsi="Montserrat" w:cstheme="minorHAnsi"/>
+          <w:sz w:val="16"/>
+          <w:szCs w:val="24"/>
+        </w:rPr>
+        <w:t>“</w:t>
+      </w:r>
+      <w:r>
+        <w:rPr>
+          <w:rFonts w:ascii="Montserrat" w:hAnsi="Montserrat" w:cstheme="minorHAnsi"/>
+          <w:i/>
+          <w:iCs/>
+          <w:sz w:val="16"/>
+          <w:szCs w:val="24"/>
+        </w:rPr>
+        <w:t>Habilidades lingüísticas y cognitivas vinculadas a la comprensión lectora en estudiantes de educación secundaria según nivel de oportunidades educativas</w:t>
+      </w:r>
+      <w:r>
+        <w:rPr>
+          <w:rFonts w:ascii="Montserrat" w:hAnsi="Montserrat" w:cstheme="minorHAnsi"/>
+          <w:i/>
+          <w:sz w:val="16"/>
+          <w:szCs w:val="24"/>
+        </w:rPr>
+        <w:t>”.</w:t>
+      </w:r>
+      <w:r>
+        <w:rPr>
+          <w:rFonts w:ascii="Montserrat" w:hAnsi="Montserrat" w:cstheme="minorHAnsi"/>
+          <w:sz w:val="16"/>
+          <w:szCs w:val="24"/>
+        </w:rPr>
+        <w:t xml:space="preserve"> Directora: Dra. Valeria Abusamra; </w:t>
+      </w:r>
+      <w:proofErr w:type="spellStart"/>
+      <w:proofErr w:type="gramStart"/>
+      <w:r>
+        <w:rPr>
+          <w:rFonts w:ascii="Montserrat" w:hAnsi="Montserrat" w:cstheme="minorHAnsi"/>
+          <w:sz w:val="16"/>
+          <w:szCs w:val="24"/>
+        </w:rPr>
+        <w:t>Co-directora</w:t>
+      </w:r>
+      <w:proofErr w:type="spellEnd"/>
+      <w:proofErr w:type="gramEnd"/>
+      <w:r>
+        <w:rPr>
+          <w:rFonts w:ascii="Montserrat" w:hAnsi="Montserrat" w:cstheme="minorHAnsi"/>
+          <w:sz w:val="16"/>
+          <w:szCs w:val="24"/>
+        </w:rPr>
+        <w:t>: Dra. Romina Cartoceti.</w:t>
+      </w:r>
+    </w:p>
+    <w:p>
+      <w:pPr>
+        <w:pStyle w:val="Textoindependiente"/>
+        <w:spacing w:after="0"/>
+        <w:ind w:left="284"/>
+        <w:jc w:val="both"/>
+        <w:rPr>
+          <w:rFonts w:ascii="Montserrat" w:hAnsi="Montserrat" w:cstheme="minorHAnsi"/>
+          <w:b/>
+          <w:sz w:val="16"/>
+          <w:szCs w:val="24"/>
+        </w:rPr>
+      </w:pPr>
+      <w:r>
+        <w:rPr>
+          <w:rFonts w:ascii="Montserrat" w:hAnsi="Montserrat" w:cstheme="minorHAnsi"/>
+          <w:b/>
+          <w:sz w:val="16"/>
+          <w:szCs w:val="24"/>
+        </w:rPr>
+        <w:t xml:space="preserve">2023 – </w:t>
+      </w:r>
+      <w:r>
+        <w:rPr>
+          <w:rFonts w:ascii="Montserrat" w:hAnsi="Montserrat" w:cstheme="minorHAnsi"/>
+          <w:b/>
+          <w:sz w:val="16"/>
+          <w:szCs w:val="24"/>
+        </w:rPr>
+        <w:t>2025</w:t>
+      </w:r>
+    </w:p>
+    <w:p>
+      <w:pPr>
+        <w:pStyle w:val="Textoindependiente"/>
+        <w:ind w:left="703"/>
+        <w:jc w:val="both"/>
+        <w:rPr>
+          <w:rFonts w:ascii="Montserrat" w:hAnsi="Montserrat" w:cstheme="minorHAnsi"/>
+          <w:sz w:val="16"/>
+          <w:szCs w:val="24"/>
+        </w:rPr>
+      </w:pPr>
+      <w:r>
+        <w:rPr>
+          <w:rFonts w:ascii="Montserrat" w:hAnsi="Montserrat" w:cstheme="minorHAnsi"/>
+          <w:sz w:val="16"/>
+          <w:szCs w:val="24"/>
+        </w:rPr>
+        <w:t xml:space="preserve">Integrante del proyecto </w:t>
+      </w:r>
+      <w:proofErr w:type="spellStart"/>
+      <w:r>
+        <w:rPr>
+          <w:rFonts w:ascii="Montserrat" w:hAnsi="Montserrat" w:cstheme="minorHAnsi"/>
+          <w:sz w:val="16"/>
+          <w:szCs w:val="24"/>
+        </w:rPr>
+        <w:t>UBACyT</w:t>
+      </w:r>
+      <w:proofErr w:type="spellEnd"/>
+      <w:r>
+        <w:rPr>
+          <w:rFonts w:ascii="Montserrat" w:hAnsi="Montserrat" w:cstheme="minorHAnsi"/>
+          <w:sz w:val="16"/>
+          <w:szCs w:val="24"/>
+        </w:rPr>
+        <w:t xml:space="preserve"> PDE titulado “</w:t>
+      </w:r>
+      <w:r>
+        <w:rPr>
+          <w:rFonts w:ascii="Montserrat" w:hAnsi="Montserrat" w:cstheme="minorHAnsi"/>
+          <w:i/>
+          <w:sz w:val="16"/>
+          <w:szCs w:val="24"/>
+        </w:rPr>
+        <w:t>¿De qué hablamos cuando hablamos de nivel de oportunidades educativas y cómo influye en la eficacia lectora de estudiantes de escuela secundaria?”.</w:t>
+      </w:r>
+      <w:r>
+        <w:rPr>
+          <w:rFonts w:ascii="Montserrat" w:hAnsi="Montserrat" w:cstheme="minorHAnsi"/>
+          <w:sz w:val="16"/>
+          <w:szCs w:val="24"/>
+        </w:rPr>
+        <w:t xml:space="preserve"> Directora: Dra. Valeria Abusamra; </w:t>
+      </w:r>
+      <w:proofErr w:type="spellStart"/>
+      <w:proofErr w:type="gramStart"/>
+      <w:r>
+        <w:rPr>
+          <w:rFonts w:ascii="Montserrat" w:hAnsi="Montserrat" w:cstheme="minorHAnsi"/>
+          <w:sz w:val="16"/>
+          <w:szCs w:val="24"/>
+        </w:rPr>
+        <w:t>Co-directoras</w:t>
+      </w:r>
+      <w:proofErr w:type="spellEnd"/>
+      <w:proofErr w:type="gramEnd"/>
+      <w:r>
+        <w:rPr>
+          <w:rFonts w:ascii="Montserrat" w:hAnsi="Montserrat" w:cstheme="minorHAnsi"/>
+          <w:sz w:val="16"/>
+          <w:szCs w:val="24"/>
+        </w:rPr>
+        <w:t>: Dra. Nancy China y Dra. Romina Cartoceti.</w:t>
+      </w:r>
+    </w:p>
+    <w:p>
+      <w:pPr>
+        <w:ind w:left="284"/>
+        <w:rPr>
+          <w:rFonts w:ascii="Montserrat" w:hAnsi="Montserrat" w:cstheme="minorHAnsi"/>
+          <w:b/>
+          <w:sz w:val="16"/>
+          <w:szCs w:val="24"/>
+        </w:rPr>
+      </w:pPr>
+      <w:r>
+        <w:rPr>
+          <w:rFonts w:ascii="Montserrat" w:hAnsi="Montserrat" w:cstheme="minorHAnsi"/>
+          <w:b/>
+          <w:sz w:val="16"/>
+          <w:szCs w:val="24"/>
+        </w:rPr>
+        <w:t>202</w:t>
+      </w:r>
+      <w:r>
+        <w:rPr>
+          <w:rFonts w:ascii="Montserrat" w:hAnsi="Montserrat" w:cstheme="minorHAnsi"/>
+          <w:b/>
+          <w:sz w:val="16"/>
+          <w:szCs w:val="24"/>
+        </w:rPr>
+        <w:t>2</w:t>
+      </w:r>
+      <w:r>
+        <w:rPr>
+          <w:rFonts w:ascii="Montserrat" w:hAnsi="Montserrat" w:cstheme="minorHAnsi"/>
+          <w:b/>
+          <w:sz w:val="16"/>
+          <w:szCs w:val="24"/>
+        </w:rPr>
+        <w:t xml:space="preserve"> – </w:t>
+      </w:r>
+      <w:r>
+        <w:rPr>
+          <w:rFonts w:ascii="Montserrat" w:hAnsi="Montserrat" w:cstheme="minorHAnsi"/>
+          <w:b/>
+          <w:sz w:val="16"/>
+          <w:szCs w:val="24"/>
+        </w:rPr>
+        <w:t>2025</w:t>
+      </w:r>
+    </w:p>
+    <w:p>
+      <w:pPr>
+        <w:pStyle w:val="Textoindependiente"/>
+        <w:ind w:left="703"/>
+        <w:jc w:val="both"/>
+        <w:rPr>
+          <w:rFonts w:ascii="Montserrat" w:hAnsi="Montserrat" w:cstheme="minorHAnsi"/>
+          <w:sz w:val="16"/>
+          <w:szCs w:val="24"/>
+        </w:rPr>
+      </w:pPr>
+      <w:r>
+        <w:rPr>
+          <w:rFonts w:ascii="Montserrat" w:hAnsi="Montserrat" w:cstheme="minorHAnsi"/>
+          <w:sz w:val="16"/>
+          <w:szCs w:val="24"/>
+        </w:rPr>
+        <w:t xml:space="preserve">Integrante del proyecto </w:t>
+      </w:r>
+      <w:proofErr w:type="spellStart"/>
+      <w:r>
+        <w:rPr>
+          <w:rFonts w:ascii="Montserrat" w:hAnsi="Montserrat" w:cstheme="minorHAnsi"/>
+          <w:sz w:val="16"/>
+          <w:szCs w:val="24"/>
+        </w:rPr>
+        <w:t>FILOCyT</w:t>
+      </w:r>
+      <w:proofErr w:type="spellEnd"/>
+      <w:r>
+        <w:rPr>
+          <w:rFonts w:ascii="Montserrat" w:hAnsi="Montserrat" w:cstheme="minorHAnsi"/>
+          <w:sz w:val="16"/>
+          <w:szCs w:val="24"/>
+        </w:rPr>
+        <w:t xml:space="preserve"> titulado “</w:t>
+      </w:r>
+      <w:r>
+        <w:rPr>
+          <w:rFonts w:ascii="Montserrat" w:hAnsi="Montserrat" w:cstheme="minorHAnsi"/>
+          <w:i/>
+          <w:sz w:val="16"/>
+          <w:szCs w:val="24"/>
+        </w:rPr>
+        <w:t xml:space="preserve">Reconocimiento de palabras escritas en español: </w:t>
+      </w:r>
+      <w:proofErr w:type="spellStart"/>
+      <w:r>
+        <w:rPr>
+          <w:rFonts w:ascii="Montserrat" w:hAnsi="Montserrat" w:cstheme="minorHAnsi"/>
+          <w:i/>
+          <w:sz w:val="16"/>
+          <w:szCs w:val="24"/>
+        </w:rPr>
+        <w:t>megaestudio</w:t>
+      </w:r>
+      <w:proofErr w:type="spellEnd"/>
+      <w:r>
+        <w:rPr>
+          <w:rFonts w:ascii="Montserrat" w:hAnsi="Montserrat" w:cstheme="minorHAnsi"/>
+          <w:i/>
+          <w:sz w:val="16"/>
+          <w:szCs w:val="24"/>
+        </w:rPr>
+        <w:t xml:space="preserve"> de una tarea de decisión léxica visual con </w:t>
+      </w:r>
+      <w:proofErr w:type="spellStart"/>
+      <w:r>
+        <w:rPr>
+          <w:rFonts w:ascii="Montserrat" w:hAnsi="Montserrat" w:cstheme="minorHAnsi"/>
+          <w:i/>
+          <w:sz w:val="16"/>
+          <w:szCs w:val="24"/>
+        </w:rPr>
+        <w:t>pseudohomófonos</w:t>
+      </w:r>
+      <w:proofErr w:type="spellEnd"/>
+      <w:r>
+        <w:rPr>
+          <w:rFonts w:ascii="Montserrat" w:hAnsi="Montserrat" w:cstheme="minorHAnsi"/>
+          <w:i/>
+          <w:sz w:val="16"/>
+          <w:szCs w:val="24"/>
+        </w:rPr>
+        <w:t>”.</w:t>
+      </w:r>
+      <w:r>
+        <w:rPr>
+          <w:rFonts w:ascii="Montserrat" w:hAnsi="Montserrat" w:cstheme="minorHAnsi"/>
+          <w:sz w:val="16"/>
+          <w:szCs w:val="24"/>
+        </w:rPr>
+        <w:t xml:space="preserve"> Directora: Dra. </w:t>
+      </w:r>
+      <w:r>
+        <w:rPr>
+          <w:rFonts w:ascii="Montserrat" w:hAnsi="Montserrat" w:cstheme="minorHAnsi"/>
+          <w:sz w:val="16"/>
+          <w:szCs w:val="24"/>
+        </w:rPr>
+        <w:t>Micaela Difalcis</w:t>
+      </w:r>
+      <w:r>
+        <w:rPr>
+          <w:rFonts w:ascii="Montserrat" w:hAnsi="Montserrat" w:cstheme="minorHAnsi"/>
+          <w:sz w:val="16"/>
+          <w:szCs w:val="24"/>
+        </w:rPr>
+        <w:t xml:space="preserve">; </w:t>
+      </w:r>
+      <w:proofErr w:type="spellStart"/>
+      <w:proofErr w:type="gramStart"/>
+      <w:r>
+        <w:rPr>
+          <w:rFonts w:ascii="Montserrat" w:hAnsi="Montserrat" w:cstheme="minorHAnsi"/>
+          <w:sz w:val="16"/>
+          <w:szCs w:val="24"/>
+        </w:rPr>
+        <w:t>Co-directora</w:t>
+      </w:r>
+      <w:proofErr w:type="spellEnd"/>
+      <w:proofErr w:type="gramEnd"/>
+      <w:r>
+        <w:rPr>
+          <w:rFonts w:ascii="Montserrat" w:hAnsi="Montserrat" w:cstheme="minorHAnsi"/>
+          <w:sz w:val="16"/>
+          <w:szCs w:val="24"/>
+        </w:rPr>
+        <w:t xml:space="preserve">: Dra. </w:t>
+      </w:r>
+      <w:r>
+        <w:rPr>
+          <w:rFonts w:ascii="Montserrat" w:hAnsi="Montserrat" w:cstheme="minorHAnsi"/>
+          <w:sz w:val="16"/>
+          <w:szCs w:val="24"/>
+        </w:rPr>
+        <w:t>Bárbara Sampedro</w:t>
+      </w:r>
+      <w:r>
+        <w:rPr>
+          <w:rFonts w:ascii="Montserrat" w:hAnsi="Montserrat" w:cstheme="minorHAnsi"/>
+          <w:sz w:val="16"/>
+          <w:szCs w:val="24"/>
+        </w:rPr>
+        <w:t>.</w:t>
+      </w:r>
+    </w:p>
+    <w:p>
+      <w:pPr>
+        <w:pStyle w:val="Textoindependiente"/>
+        <w:spacing w:after="0"/>
+        <w:ind w:left="284"/>
+        <w:jc w:val="both"/>
+        <w:rPr>
+          <w:rFonts w:ascii="Montserrat" w:hAnsi="Montserrat" w:cstheme="minorHAnsi"/>
+          <w:b/>
+          <w:sz w:val="16"/>
+          <w:szCs w:val="24"/>
+        </w:rPr>
+      </w:pPr>
+      <w:r>
+        <w:rPr>
+          <w:rFonts w:ascii="Montserrat" w:hAnsi="Montserrat" w:cstheme="minorHAnsi"/>
+          <w:b/>
+          <w:sz w:val="16"/>
+          <w:szCs w:val="24"/>
+        </w:rPr>
+        <w:lastRenderedPageBreak/>
+        <w:t>2018 – 2022</w:t>
+      </w:r>
+    </w:p>
+    <w:p>
+      <w:pPr>
+        <w:pStyle w:val="Textoindependiente"/>
+        <w:ind w:left="703"/>
+        <w:jc w:val="both"/>
+        <w:rPr>
+          <w:rFonts w:ascii="Montserrat" w:hAnsi="Montserrat" w:cstheme="minorHAnsi"/>
+          <w:sz w:val="16"/>
+          <w:szCs w:val="24"/>
+        </w:rPr>
+      </w:pPr>
+      <w:r>
+        <w:rPr>
+          <w:rFonts w:ascii="Montserrat" w:hAnsi="Montserrat" w:cstheme="minorHAnsi"/>
+          <w:sz w:val="16"/>
+          <w:szCs w:val="24"/>
+        </w:rPr>
+        <w:t xml:space="preserve">Integrante del proyecto </w:t>
+      </w:r>
+      <w:proofErr w:type="spellStart"/>
+      <w:r>
+        <w:rPr>
+          <w:rFonts w:ascii="Montserrat" w:hAnsi="Montserrat" w:cstheme="minorHAnsi"/>
+          <w:sz w:val="16"/>
+          <w:szCs w:val="24"/>
+        </w:rPr>
+        <w:t>UBACyT</w:t>
+      </w:r>
+      <w:proofErr w:type="spellEnd"/>
+      <w:r>
+        <w:rPr>
+          <w:rFonts w:ascii="Montserrat" w:hAnsi="Montserrat" w:cstheme="minorHAnsi"/>
+          <w:sz w:val="16"/>
+          <w:szCs w:val="24"/>
+        </w:rPr>
+        <w:t xml:space="preserve"> “</w:t>
+      </w:r>
+      <w:r>
+        <w:rPr>
+          <w:rFonts w:ascii="Montserrat" w:hAnsi="Montserrat" w:cstheme="minorHAnsi"/>
+          <w:i/>
+          <w:sz w:val="16"/>
+          <w:szCs w:val="24"/>
+        </w:rPr>
+        <w:t>Alteraciones de la cognición social en pacientes con traumatismo encéfalo craneano y su impacto en la conducta social y la calidad de vida</w:t>
+      </w:r>
+      <w:r>
+        <w:rPr>
+          <w:rFonts w:ascii="Montserrat" w:hAnsi="Montserrat" w:cstheme="minorHAnsi"/>
+          <w:sz w:val="16"/>
+          <w:szCs w:val="24"/>
+        </w:rPr>
+        <w:t xml:space="preserve">”. Director del proyecto: Dr. Aldo Ferreres; </w:t>
+      </w:r>
+      <w:proofErr w:type="gramStart"/>
+      <w:r>
+        <w:rPr>
+          <w:rFonts w:ascii="Montserrat" w:hAnsi="Montserrat" w:cstheme="minorHAnsi"/>
+          <w:sz w:val="16"/>
+          <w:szCs w:val="24"/>
+        </w:rPr>
+        <w:t>Co-Directora</w:t>
+      </w:r>
+      <w:proofErr w:type="gramEnd"/>
+      <w:r>
+        <w:rPr>
+          <w:rFonts w:ascii="Montserrat" w:hAnsi="Montserrat" w:cstheme="minorHAnsi"/>
+          <w:sz w:val="16"/>
+          <w:szCs w:val="24"/>
+        </w:rPr>
+        <w:t>: Dra. Valeria Abusamra.</w:t>
+      </w:r>
+    </w:p>
+    <w:p>
+      <w:pPr>
+        <w:pStyle w:val="Textoindependiente"/>
+        <w:spacing w:after="0"/>
+        <w:ind w:left="284"/>
+        <w:jc w:val="both"/>
+        <w:rPr>
+          <w:rFonts w:ascii="Montserrat" w:hAnsi="Montserrat" w:cstheme="minorHAnsi"/>
+          <w:b/>
+          <w:sz w:val="16"/>
+          <w:szCs w:val="24"/>
+        </w:rPr>
+      </w:pPr>
+      <w:r>
+        <w:rPr>
+          <w:rFonts w:ascii="Montserrat" w:hAnsi="Montserrat" w:cstheme="minorHAnsi"/>
+          <w:b/>
+          <w:sz w:val="16"/>
+          <w:szCs w:val="24"/>
+        </w:rPr>
+        <w:t>2014 – 2017</w:t>
+      </w:r>
+    </w:p>
+    <w:p>
+      <w:pPr>
+        <w:pStyle w:val="Textoindependiente"/>
+        <w:ind w:left="703"/>
+        <w:jc w:val="both"/>
+        <w:rPr>
+          <w:rFonts w:ascii="Montserrat" w:hAnsi="Montserrat" w:cstheme="minorHAnsi"/>
+          <w:b/>
+          <w:sz w:val="16"/>
+          <w:szCs w:val="24"/>
+        </w:rPr>
+      </w:pPr>
+      <w:r>
+        <w:rPr>
+          <w:rFonts w:ascii="Montserrat" w:hAnsi="Montserrat" w:cstheme="minorHAnsi"/>
+          <w:sz w:val="16"/>
+          <w:szCs w:val="24"/>
+        </w:rPr>
+        <w:t xml:space="preserve">Integrante del proyecto </w:t>
+      </w:r>
+      <w:proofErr w:type="spellStart"/>
+      <w:r>
+        <w:rPr>
+          <w:rFonts w:ascii="Montserrat" w:hAnsi="Montserrat" w:cstheme="minorHAnsi"/>
+          <w:sz w:val="16"/>
+          <w:szCs w:val="24"/>
+        </w:rPr>
+        <w:t>UBACyT</w:t>
+      </w:r>
+      <w:proofErr w:type="spellEnd"/>
+      <w:r>
+        <w:rPr>
+          <w:rFonts w:ascii="Montserrat" w:hAnsi="Montserrat" w:cstheme="minorHAnsi"/>
+          <w:sz w:val="16"/>
+          <w:szCs w:val="24"/>
+        </w:rPr>
+        <w:t xml:space="preserve"> “</w:t>
+      </w:r>
+      <w:r>
+        <w:rPr>
+          <w:rFonts w:ascii="Montserrat" w:hAnsi="Montserrat" w:cstheme="minorHAnsi"/>
+          <w:i/>
+          <w:sz w:val="16"/>
+          <w:szCs w:val="24"/>
+        </w:rPr>
+        <w:t>Tipos de Alexia y Agrafia en Pacientes Afásicos Hispanohablantes</w:t>
+      </w:r>
+      <w:r>
+        <w:rPr>
+          <w:rFonts w:ascii="Montserrat" w:hAnsi="Montserrat" w:cstheme="minorHAnsi"/>
+          <w:sz w:val="16"/>
+          <w:szCs w:val="24"/>
+        </w:rPr>
+        <w:t xml:space="preserve">”. Director del proyecto: Dr. Aldo Ferreres; </w:t>
+      </w:r>
+      <w:proofErr w:type="gramStart"/>
+      <w:r>
+        <w:rPr>
+          <w:rFonts w:ascii="Montserrat" w:hAnsi="Montserrat" w:cstheme="minorHAnsi"/>
+          <w:sz w:val="16"/>
+          <w:szCs w:val="24"/>
+        </w:rPr>
+        <w:t>Co-Directora</w:t>
+      </w:r>
+      <w:proofErr w:type="gramEnd"/>
+      <w:r>
+        <w:rPr>
+          <w:rFonts w:ascii="Montserrat" w:hAnsi="Montserrat" w:cstheme="minorHAnsi"/>
+          <w:sz w:val="16"/>
+          <w:szCs w:val="24"/>
+        </w:rPr>
+        <w:t xml:space="preserve">: Dra. Valeria Abusamra. </w:t>
+      </w:r>
+    </w:p>
+    <w:p>
+      <w:pPr>
+        <w:pStyle w:val="Textoindependiente"/>
+        <w:spacing w:after="0"/>
+        <w:ind w:left="284"/>
+        <w:jc w:val="both"/>
+        <w:rPr>
+          <w:rFonts w:ascii="Montserrat" w:hAnsi="Montserrat" w:cstheme="minorHAnsi"/>
+          <w:b/>
+          <w:sz w:val="16"/>
+          <w:szCs w:val="24"/>
+        </w:rPr>
+      </w:pPr>
+      <w:r>
+        <w:rPr>
+          <w:rFonts w:ascii="Montserrat" w:hAnsi="Montserrat" w:cstheme="minorHAnsi"/>
+          <w:b/>
+          <w:sz w:val="16"/>
+          <w:szCs w:val="24"/>
+        </w:rPr>
+        <w:t>2011 – 2014</w:t>
+      </w:r>
+    </w:p>
+    <w:p>
+      <w:pPr>
+        <w:pStyle w:val="Textoindependiente"/>
+        <w:spacing w:after="0"/>
+        <w:ind w:left="705"/>
+        <w:jc w:val="both"/>
+        <w:rPr>
+          <w:rFonts w:ascii="Montserrat" w:hAnsi="Montserrat" w:cstheme="minorHAnsi"/>
+          <w:sz w:val="16"/>
+          <w:szCs w:val="24"/>
+        </w:rPr>
+      </w:pPr>
+      <w:r>
+        <w:rPr>
+          <w:rFonts w:ascii="Montserrat" w:hAnsi="Montserrat" w:cstheme="minorHAnsi"/>
+          <w:sz w:val="16"/>
+          <w:szCs w:val="24"/>
+        </w:rPr>
+        <w:t xml:space="preserve">Integrante del proyecto </w:t>
+      </w:r>
+      <w:proofErr w:type="spellStart"/>
+      <w:r>
+        <w:rPr>
+          <w:rFonts w:ascii="Montserrat" w:hAnsi="Montserrat" w:cstheme="minorHAnsi"/>
+          <w:sz w:val="16"/>
+          <w:szCs w:val="24"/>
+        </w:rPr>
+        <w:t>UBACyT</w:t>
+      </w:r>
+      <w:proofErr w:type="spellEnd"/>
+      <w:r>
+        <w:rPr>
+          <w:rFonts w:ascii="Montserrat" w:hAnsi="Montserrat" w:cstheme="minorHAnsi"/>
+          <w:sz w:val="16"/>
+          <w:szCs w:val="24"/>
+        </w:rPr>
+        <w:t xml:space="preserve"> “</w:t>
+      </w:r>
+      <w:r>
+        <w:rPr>
+          <w:rFonts w:ascii="Montserrat" w:hAnsi="Montserrat" w:cstheme="minorHAnsi"/>
+          <w:i/>
+          <w:sz w:val="16"/>
+          <w:szCs w:val="24"/>
+        </w:rPr>
+        <w:t xml:space="preserve">Alteraciones de la Capacidad para Interpretar Intercambios Comunicativos en Pacientes con Lesiones del </w:t>
+      </w:r>
+      <w:proofErr w:type="gramStart"/>
+      <w:r>
+        <w:rPr>
+          <w:rFonts w:ascii="Montserrat" w:hAnsi="Montserrat" w:cstheme="minorHAnsi"/>
+          <w:i/>
+          <w:sz w:val="16"/>
+          <w:szCs w:val="24"/>
+        </w:rPr>
+        <w:t>Hemisferio Derecho</w:t>
+      </w:r>
+      <w:proofErr w:type="gramEnd"/>
+      <w:r>
+        <w:rPr>
+          <w:rFonts w:ascii="Montserrat" w:hAnsi="Montserrat" w:cstheme="minorHAnsi"/>
+          <w:sz w:val="16"/>
+          <w:szCs w:val="24"/>
+        </w:rPr>
+        <w:t xml:space="preserve">”. Director del proyecto: Dr. Aldo Ferreres. </w:t>
+      </w:r>
+    </w:p>
+    <w:p>
+      <w:pPr>
+        <w:pStyle w:val="Textoindependiente"/>
+        <w:spacing w:after="0"/>
+        <w:jc w:val="both"/>
+        <w:rPr>
+          <w:rFonts w:ascii="Montserrat" w:hAnsi="Montserrat" w:cstheme="minorHAnsi"/>
+          <w:b/>
+          <w:sz w:val="16"/>
+          <w:szCs w:val="24"/>
+        </w:rPr>
+      </w:pPr>
+    </w:p>
+    <w:p>
+      <w:pPr>
+        <w:pStyle w:val="Textoindependiente"/>
+        <w:spacing w:after="0"/>
+        <w:jc w:val="both"/>
+        <w:rPr>
+          <w:rFonts w:ascii="Montserrat" w:hAnsi="Montserrat" w:cstheme="minorHAnsi"/>
+          <w:b/>
+          <w:sz w:val="16"/>
+          <w:szCs w:val="24"/>
+        </w:rPr>
+      </w:pPr>
+      <w:r>
+        <w:rPr>
+          <w:rFonts w:ascii="Montserrat" w:hAnsi="Montserrat" w:cstheme="minorHAnsi"/>
+          <w:b/>
+          <w:sz w:val="16"/>
+          <w:szCs w:val="24"/>
+        </w:rPr>
+        <w:t>BECAS DE INVESTIGACIÓN</w:t>
+      </w:r>
+      <w:r>
+        <w:rPr>
+          <w:rFonts w:ascii="Montserrat" w:hAnsi="Montserrat" w:cstheme="minorHAnsi"/>
+          <w:b/>
+          <w:sz w:val="16"/>
+          <w:szCs w:val="24"/>
+        </w:rPr>
+        <w:t>: DOCTORADO Y POSTDOCTORADO</w:t>
+      </w:r>
+      <w:r>
+        <w:rPr>
+          <w:rFonts w:ascii="Montserrat" w:hAnsi="Montserrat" w:cstheme="minorHAnsi"/>
+          <w:b/>
+          <w:sz w:val="16"/>
+          <w:szCs w:val="24"/>
+        </w:rPr>
+        <w:t xml:space="preserve"> </w:t>
+      </w:r>
+    </w:p>
+    <w:p>
+      <w:pPr>
+        <w:pStyle w:val="Textoindependiente"/>
+        <w:spacing w:after="0"/>
+        <w:ind w:left="284"/>
+        <w:jc w:val="both"/>
+        <w:rPr>
+          <w:rFonts w:ascii="Montserrat" w:hAnsi="Montserrat" w:cstheme="minorHAnsi"/>
+          <w:b/>
           <w:sz w:val="16"/>
           <w:szCs w:val="24"/>
         </w:rPr>
@@ -2321,8 +3273,8 @@
         <w:jc w:val="both"/>
         <w:rPr>
           <w:rFonts w:ascii="Montserrat" w:hAnsi="Montserrat" w:cstheme="minorHAnsi"/>
-          <w:sz w:val="16"/>
-          <w:szCs w:val="24"/>
+          <w:sz w:val="10"/>
+          <w:szCs w:val="18"/>
         </w:rPr>
       </w:pPr>
     </w:p>
@@ -2410,664 +3362,6 @@
           <w:szCs w:val="24"/>
         </w:rPr>
         <w:t xml:space="preserve"> Director de beca: Dr. Aldo Ferreres. Lugar de trabajo: Instituto de Investigación en Psicología de la Facultad de Psicología de la UBA.</w:t>
-      </w:r>
-    </w:p>
-    <w:p>
-      <w:pPr>
-        <w:pStyle w:val="Textoindependiente"/>
-        <w:spacing w:after="0"/>
-        <w:jc w:val="both"/>
-        <w:rPr>
-          <w:rFonts w:ascii="Montserrat" w:hAnsi="Montserrat" w:cstheme="minorHAnsi"/>
-          <w:sz w:val="16"/>
-          <w:szCs w:val="24"/>
-        </w:rPr>
-      </w:pPr>
-    </w:p>
-    <w:p>
-      <w:pPr>
-        <w:jc w:val="both"/>
-        <w:rPr>
-          <w:rFonts w:ascii="Montserrat" w:hAnsi="Montserrat" w:cstheme="minorHAnsi"/>
-          <w:b/>
-          <w:sz w:val="16"/>
-          <w:szCs w:val="24"/>
-        </w:rPr>
-      </w:pPr>
-      <w:r>
-        <w:rPr>
-          <w:rFonts w:ascii="Montserrat" w:hAnsi="Montserrat" w:cstheme="minorHAnsi"/>
-          <w:b/>
-          <w:sz w:val="16"/>
-          <w:szCs w:val="24"/>
-        </w:rPr>
-        <w:t>PARTICIPACIÓN EN PROYECTOS DE INVESTIGACIÓN SUBSIDIADOS</w:t>
-      </w:r>
-    </w:p>
-    <w:p>
-      <w:pPr>
-        <w:pStyle w:val="Textoindependiente"/>
-        <w:spacing w:after="0"/>
-        <w:ind w:left="284"/>
-        <w:jc w:val="both"/>
-        <w:rPr>
-          <w:rFonts w:ascii="Montserrat" w:hAnsi="Montserrat" w:cstheme="minorHAnsi"/>
-          <w:b/>
-          <w:sz w:val="16"/>
-          <w:szCs w:val="24"/>
-        </w:rPr>
-      </w:pPr>
-      <w:r>
-        <w:rPr>
-          <w:rFonts w:ascii="Montserrat" w:hAnsi="Montserrat" w:cstheme="minorHAnsi"/>
-          <w:b/>
-          <w:sz w:val="16"/>
-          <w:szCs w:val="24"/>
-        </w:rPr>
-        <w:t>2023 – actualidad</w:t>
-      </w:r>
-    </w:p>
-    <w:p>
-      <w:pPr>
-        <w:pStyle w:val="Textoindependiente"/>
-        <w:ind w:left="703"/>
-        <w:jc w:val="both"/>
-        <w:rPr>
-          <w:rFonts w:ascii="Montserrat" w:hAnsi="Montserrat" w:cstheme="minorHAnsi"/>
-          <w:sz w:val="16"/>
-          <w:szCs w:val="24"/>
-        </w:rPr>
-      </w:pPr>
-      <w:r>
-        <w:rPr>
-          <w:rFonts w:ascii="Montserrat" w:hAnsi="Montserrat" w:cstheme="minorHAnsi"/>
-          <w:sz w:val="16"/>
-          <w:szCs w:val="24"/>
-        </w:rPr>
-        <w:t xml:space="preserve">Integrante del proyecto </w:t>
-      </w:r>
-      <w:proofErr w:type="spellStart"/>
-      <w:r>
-        <w:rPr>
-          <w:rFonts w:ascii="Montserrat" w:hAnsi="Montserrat" w:cstheme="minorHAnsi"/>
-          <w:sz w:val="16"/>
-          <w:szCs w:val="24"/>
-        </w:rPr>
-        <w:t>UBACyT</w:t>
-      </w:r>
-      <w:proofErr w:type="spellEnd"/>
-      <w:r>
-        <w:rPr>
-          <w:rFonts w:ascii="Montserrat" w:hAnsi="Montserrat" w:cstheme="minorHAnsi"/>
-          <w:sz w:val="16"/>
-          <w:szCs w:val="24"/>
-        </w:rPr>
-        <w:t xml:space="preserve"> PDE titulado “</w:t>
-      </w:r>
-      <w:r>
-        <w:rPr>
-          <w:rFonts w:ascii="Montserrat" w:hAnsi="Montserrat" w:cstheme="minorHAnsi"/>
-          <w:i/>
-          <w:sz w:val="16"/>
-          <w:szCs w:val="24"/>
-        </w:rPr>
-        <w:t>¿De qué hablamos cuando hablamos de nivel de oportunidades educativas y cómo influye en la eficacia lectora de estudiantes de escuela secundaria?”.</w:t>
-      </w:r>
-      <w:r>
-        <w:rPr>
-          <w:rFonts w:ascii="Montserrat" w:hAnsi="Montserrat" w:cstheme="minorHAnsi"/>
-          <w:sz w:val="16"/>
-          <w:szCs w:val="24"/>
-        </w:rPr>
-        <w:t xml:space="preserve"> Directora: Dra. Valeria </w:t>
-      </w:r>
-      <w:proofErr w:type="spellStart"/>
-      <w:r>
-        <w:rPr>
-          <w:rFonts w:ascii="Montserrat" w:hAnsi="Montserrat" w:cstheme="minorHAnsi"/>
-          <w:sz w:val="16"/>
-          <w:szCs w:val="24"/>
-        </w:rPr>
-        <w:t>Abusamra</w:t>
-      </w:r>
-      <w:proofErr w:type="spellEnd"/>
-      <w:r>
-        <w:rPr>
-          <w:rFonts w:ascii="Montserrat" w:hAnsi="Montserrat" w:cstheme="minorHAnsi"/>
-          <w:sz w:val="16"/>
-          <w:szCs w:val="24"/>
-        </w:rPr>
-        <w:t xml:space="preserve">; </w:t>
-      </w:r>
-      <w:proofErr w:type="spellStart"/>
-      <w:proofErr w:type="gramStart"/>
-      <w:r>
-        <w:rPr>
-          <w:rFonts w:ascii="Montserrat" w:hAnsi="Montserrat" w:cstheme="minorHAnsi"/>
-          <w:sz w:val="16"/>
-          <w:szCs w:val="24"/>
-        </w:rPr>
-        <w:t>Co-directoras</w:t>
-      </w:r>
-      <w:proofErr w:type="spellEnd"/>
-      <w:proofErr w:type="gramEnd"/>
-      <w:r>
-        <w:rPr>
-          <w:rFonts w:ascii="Montserrat" w:hAnsi="Montserrat" w:cstheme="minorHAnsi"/>
-          <w:sz w:val="16"/>
-          <w:szCs w:val="24"/>
-        </w:rPr>
-        <w:t>: Dra. Nancy China y Dra. Romina Cartoceti.</w:t>
-      </w:r>
-    </w:p>
-    <w:p>
-      <w:pPr>
-        <w:rPr>
-          <w:rFonts w:ascii="Montserrat" w:hAnsi="Montserrat" w:cstheme="minorHAnsi"/>
-          <w:b/>
-          <w:sz w:val="16"/>
-          <w:szCs w:val="24"/>
-        </w:rPr>
-      </w:pPr>
-      <w:r>
-        <w:rPr>
-          <w:rFonts w:ascii="Montserrat" w:hAnsi="Montserrat" w:cstheme="minorHAnsi"/>
-          <w:b/>
-          <w:sz w:val="16"/>
-          <w:szCs w:val="24"/>
-        </w:rPr>
-        <w:br w:type="page"/>
-      </w:r>
-    </w:p>
-    <w:p>
-      <w:pPr>
-        <w:pStyle w:val="Textoindependiente"/>
-        <w:spacing w:after="0"/>
-        <w:ind w:left="284"/>
-        <w:jc w:val="both"/>
-        <w:rPr>
-          <w:rFonts w:ascii="Montserrat" w:hAnsi="Montserrat" w:cstheme="minorHAnsi"/>
-          <w:b/>
-          <w:sz w:val="16"/>
-          <w:szCs w:val="24"/>
-        </w:rPr>
-      </w:pPr>
-      <w:r>
-        <w:rPr>
-          <w:rFonts w:ascii="Montserrat" w:hAnsi="Montserrat" w:cstheme="minorHAnsi"/>
-          <w:b/>
-          <w:sz w:val="16"/>
-          <w:szCs w:val="24"/>
-        </w:rPr>
-        <w:lastRenderedPageBreak/>
-        <w:t>202</w:t>
-      </w:r>
-      <w:r>
-        <w:rPr>
-          <w:rFonts w:ascii="Montserrat" w:hAnsi="Montserrat" w:cstheme="minorHAnsi"/>
-          <w:b/>
-          <w:sz w:val="16"/>
-          <w:szCs w:val="24"/>
-        </w:rPr>
-        <w:t>2</w:t>
-      </w:r>
-      <w:r>
-        <w:rPr>
-          <w:rFonts w:ascii="Montserrat" w:hAnsi="Montserrat" w:cstheme="minorHAnsi"/>
-          <w:b/>
-          <w:sz w:val="16"/>
-          <w:szCs w:val="24"/>
-        </w:rPr>
-        <w:t xml:space="preserve"> – </w:t>
-      </w:r>
-      <w:r>
-        <w:rPr>
-          <w:rFonts w:ascii="Montserrat" w:hAnsi="Montserrat" w:cstheme="minorHAnsi"/>
-          <w:b/>
-          <w:sz w:val="16"/>
-          <w:szCs w:val="24"/>
-        </w:rPr>
-        <w:t>2025</w:t>
-      </w:r>
-    </w:p>
-    <w:p>
-      <w:pPr>
-        <w:pStyle w:val="Textoindependiente"/>
-        <w:ind w:left="703"/>
-        <w:jc w:val="both"/>
-        <w:rPr>
-          <w:rFonts w:ascii="Montserrat" w:hAnsi="Montserrat" w:cstheme="minorHAnsi"/>
-          <w:sz w:val="16"/>
-          <w:szCs w:val="24"/>
-        </w:rPr>
-      </w:pPr>
-      <w:r>
-        <w:rPr>
-          <w:rFonts w:ascii="Montserrat" w:hAnsi="Montserrat" w:cstheme="minorHAnsi"/>
-          <w:sz w:val="16"/>
-          <w:szCs w:val="24"/>
-        </w:rPr>
-        <w:t xml:space="preserve">Integrante del proyecto </w:t>
-      </w:r>
-      <w:proofErr w:type="spellStart"/>
-      <w:r>
-        <w:rPr>
-          <w:rFonts w:ascii="Montserrat" w:hAnsi="Montserrat" w:cstheme="minorHAnsi"/>
-          <w:sz w:val="16"/>
-          <w:szCs w:val="24"/>
-        </w:rPr>
-        <w:t>FILOCyT</w:t>
-      </w:r>
-      <w:proofErr w:type="spellEnd"/>
-      <w:r>
-        <w:rPr>
-          <w:rFonts w:ascii="Montserrat" w:hAnsi="Montserrat" w:cstheme="minorHAnsi"/>
-          <w:sz w:val="16"/>
-          <w:szCs w:val="24"/>
-        </w:rPr>
-        <w:t xml:space="preserve"> titulado “</w:t>
-      </w:r>
-      <w:r>
-        <w:rPr>
-          <w:rFonts w:ascii="Montserrat" w:hAnsi="Montserrat" w:cstheme="minorHAnsi"/>
-          <w:i/>
-          <w:sz w:val="16"/>
-          <w:szCs w:val="24"/>
-        </w:rPr>
-        <w:t xml:space="preserve">Reconocimiento de palabras escritas en español: </w:t>
-      </w:r>
-      <w:proofErr w:type="spellStart"/>
-      <w:r>
-        <w:rPr>
-          <w:rFonts w:ascii="Montserrat" w:hAnsi="Montserrat" w:cstheme="minorHAnsi"/>
-          <w:i/>
-          <w:sz w:val="16"/>
-          <w:szCs w:val="24"/>
-        </w:rPr>
-        <w:t>megaestudio</w:t>
-      </w:r>
-      <w:proofErr w:type="spellEnd"/>
-      <w:r>
-        <w:rPr>
-          <w:rFonts w:ascii="Montserrat" w:hAnsi="Montserrat" w:cstheme="minorHAnsi"/>
-          <w:i/>
-          <w:sz w:val="16"/>
-          <w:szCs w:val="24"/>
-        </w:rPr>
-        <w:t xml:space="preserve"> de una tarea de decisión léxica visual con </w:t>
-      </w:r>
-      <w:proofErr w:type="spellStart"/>
-      <w:r>
-        <w:rPr>
-          <w:rFonts w:ascii="Montserrat" w:hAnsi="Montserrat" w:cstheme="minorHAnsi"/>
-          <w:i/>
-          <w:sz w:val="16"/>
-          <w:szCs w:val="24"/>
-        </w:rPr>
-        <w:t>pseudohomófonos</w:t>
-      </w:r>
-      <w:proofErr w:type="spellEnd"/>
-      <w:r>
-        <w:rPr>
-          <w:rFonts w:ascii="Montserrat" w:hAnsi="Montserrat" w:cstheme="minorHAnsi"/>
-          <w:i/>
-          <w:sz w:val="16"/>
-          <w:szCs w:val="24"/>
-        </w:rPr>
-        <w:t>”.</w:t>
-      </w:r>
-      <w:r>
-        <w:rPr>
-          <w:rFonts w:ascii="Montserrat" w:hAnsi="Montserrat" w:cstheme="minorHAnsi"/>
-          <w:sz w:val="16"/>
-          <w:szCs w:val="24"/>
-        </w:rPr>
-        <w:t xml:space="preserve"> Directora: Dra. </w:t>
-      </w:r>
-      <w:r>
-        <w:rPr>
-          <w:rFonts w:ascii="Montserrat" w:hAnsi="Montserrat" w:cstheme="minorHAnsi"/>
-          <w:sz w:val="16"/>
-          <w:szCs w:val="24"/>
-        </w:rPr>
-        <w:t xml:space="preserve">Micaela </w:t>
-      </w:r>
-      <w:proofErr w:type="spellStart"/>
-      <w:r>
-        <w:rPr>
-          <w:rFonts w:ascii="Montserrat" w:hAnsi="Montserrat" w:cstheme="minorHAnsi"/>
-          <w:sz w:val="16"/>
-          <w:szCs w:val="24"/>
-        </w:rPr>
-        <w:t>Difalcis</w:t>
-      </w:r>
-      <w:proofErr w:type="spellEnd"/>
-      <w:r>
-        <w:rPr>
-          <w:rFonts w:ascii="Montserrat" w:hAnsi="Montserrat" w:cstheme="minorHAnsi"/>
-          <w:sz w:val="16"/>
-          <w:szCs w:val="24"/>
-        </w:rPr>
-        <w:t xml:space="preserve">; </w:t>
-      </w:r>
-      <w:proofErr w:type="spellStart"/>
-      <w:proofErr w:type="gramStart"/>
-      <w:r>
-        <w:rPr>
-          <w:rFonts w:ascii="Montserrat" w:hAnsi="Montserrat" w:cstheme="minorHAnsi"/>
-          <w:sz w:val="16"/>
-          <w:szCs w:val="24"/>
-        </w:rPr>
-        <w:t>Co-directora</w:t>
-      </w:r>
-      <w:proofErr w:type="spellEnd"/>
-      <w:proofErr w:type="gramEnd"/>
-      <w:r>
-        <w:rPr>
-          <w:rFonts w:ascii="Montserrat" w:hAnsi="Montserrat" w:cstheme="minorHAnsi"/>
-          <w:sz w:val="16"/>
-          <w:szCs w:val="24"/>
-        </w:rPr>
-        <w:t xml:space="preserve">: Dra. </w:t>
-      </w:r>
-      <w:r>
-        <w:rPr>
-          <w:rFonts w:ascii="Montserrat" w:hAnsi="Montserrat" w:cstheme="minorHAnsi"/>
-          <w:sz w:val="16"/>
-          <w:szCs w:val="24"/>
-        </w:rPr>
-        <w:t>Bárbara Sampedro</w:t>
-      </w:r>
-      <w:r>
-        <w:rPr>
-          <w:rFonts w:ascii="Montserrat" w:hAnsi="Montserrat" w:cstheme="minorHAnsi"/>
-          <w:sz w:val="16"/>
-          <w:szCs w:val="24"/>
-        </w:rPr>
-        <w:t>.</w:t>
-      </w:r>
-    </w:p>
-    <w:p>
-      <w:pPr>
-        <w:pStyle w:val="Textoindependiente"/>
-        <w:spacing w:after="0"/>
-        <w:ind w:left="284"/>
-        <w:jc w:val="both"/>
-        <w:rPr>
-          <w:rFonts w:ascii="Montserrat" w:hAnsi="Montserrat" w:cstheme="minorHAnsi"/>
-          <w:b/>
-          <w:sz w:val="16"/>
-          <w:szCs w:val="24"/>
-        </w:rPr>
-      </w:pPr>
-      <w:r>
-        <w:rPr>
-          <w:rFonts w:ascii="Montserrat" w:hAnsi="Montserrat" w:cstheme="minorHAnsi"/>
-          <w:b/>
-          <w:sz w:val="16"/>
-          <w:szCs w:val="24"/>
-        </w:rPr>
-        <w:t>2018 – 2022</w:t>
-      </w:r>
-    </w:p>
-    <w:p>
-      <w:pPr>
-        <w:pStyle w:val="Textoindependiente"/>
-        <w:ind w:left="703"/>
-        <w:jc w:val="both"/>
-        <w:rPr>
-          <w:rFonts w:ascii="Montserrat" w:hAnsi="Montserrat" w:cstheme="minorHAnsi"/>
-          <w:sz w:val="16"/>
-          <w:szCs w:val="24"/>
-        </w:rPr>
-      </w:pPr>
-      <w:r>
-        <w:rPr>
-          <w:rFonts w:ascii="Montserrat" w:hAnsi="Montserrat" w:cstheme="minorHAnsi"/>
-          <w:sz w:val="16"/>
-          <w:szCs w:val="24"/>
-        </w:rPr>
-        <w:t xml:space="preserve">Integrante del proyecto </w:t>
-      </w:r>
-      <w:proofErr w:type="spellStart"/>
-      <w:r>
-        <w:rPr>
-          <w:rFonts w:ascii="Montserrat" w:hAnsi="Montserrat" w:cstheme="minorHAnsi"/>
-          <w:sz w:val="16"/>
-          <w:szCs w:val="24"/>
-        </w:rPr>
-        <w:t>UBACyT</w:t>
-      </w:r>
-      <w:proofErr w:type="spellEnd"/>
-      <w:r>
-        <w:rPr>
-          <w:rFonts w:ascii="Montserrat" w:hAnsi="Montserrat" w:cstheme="minorHAnsi"/>
-          <w:sz w:val="16"/>
-          <w:szCs w:val="24"/>
-        </w:rPr>
-        <w:t xml:space="preserve"> “</w:t>
-      </w:r>
-      <w:r>
-        <w:rPr>
-          <w:rFonts w:ascii="Montserrat" w:hAnsi="Montserrat" w:cstheme="minorHAnsi"/>
-          <w:i/>
-          <w:sz w:val="16"/>
-          <w:szCs w:val="24"/>
-        </w:rPr>
-        <w:t>Alteraciones de la cognición social en pacientes con traumatismo encéfalo craneano y su impacto en la conducta social y la calidad de vida</w:t>
-      </w:r>
-      <w:r>
-        <w:rPr>
-          <w:rFonts w:ascii="Montserrat" w:hAnsi="Montserrat" w:cstheme="minorHAnsi"/>
-          <w:sz w:val="16"/>
-          <w:szCs w:val="24"/>
-        </w:rPr>
-        <w:t xml:space="preserve">”. Director del proyecto: Dr. Aldo Ferreres; </w:t>
-      </w:r>
-      <w:proofErr w:type="gramStart"/>
-      <w:r>
-        <w:rPr>
-          <w:rFonts w:ascii="Montserrat" w:hAnsi="Montserrat" w:cstheme="minorHAnsi"/>
-          <w:sz w:val="16"/>
-          <w:szCs w:val="24"/>
-        </w:rPr>
-        <w:t>Co-Directora</w:t>
-      </w:r>
-      <w:proofErr w:type="gramEnd"/>
-      <w:r>
-        <w:rPr>
-          <w:rFonts w:ascii="Montserrat" w:hAnsi="Montserrat" w:cstheme="minorHAnsi"/>
-          <w:sz w:val="16"/>
-          <w:szCs w:val="24"/>
-        </w:rPr>
-        <w:t>: Dra. Valeria Abusamra.</w:t>
-      </w:r>
-    </w:p>
-    <w:p>
-      <w:pPr>
-        <w:pStyle w:val="Textoindependiente"/>
-        <w:spacing w:after="0"/>
-        <w:ind w:left="284"/>
-        <w:jc w:val="both"/>
-        <w:rPr>
-          <w:rFonts w:ascii="Montserrat" w:hAnsi="Montserrat" w:cstheme="minorHAnsi"/>
-          <w:b/>
-          <w:sz w:val="16"/>
-          <w:szCs w:val="24"/>
-        </w:rPr>
-      </w:pPr>
-      <w:r>
-        <w:rPr>
-          <w:rFonts w:ascii="Montserrat" w:hAnsi="Montserrat" w:cstheme="minorHAnsi"/>
-          <w:b/>
-          <w:sz w:val="16"/>
-          <w:szCs w:val="24"/>
-        </w:rPr>
-        <w:t>2014 – 2017</w:t>
-      </w:r>
-    </w:p>
-    <w:p>
-      <w:pPr>
-        <w:pStyle w:val="Textoindependiente"/>
-        <w:ind w:left="703"/>
-        <w:jc w:val="both"/>
-        <w:rPr>
-          <w:rFonts w:ascii="Montserrat" w:hAnsi="Montserrat" w:cstheme="minorHAnsi"/>
-          <w:b/>
-          <w:sz w:val="16"/>
-          <w:szCs w:val="24"/>
-        </w:rPr>
-      </w:pPr>
-      <w:r>
-        <w:rPr>
-          <w:rFonts w:ascii="Montserrat" w:hAnsi="Montserrat" w:cstheme="minorHAnsi"/>
-          <w:sz w:val="16"/>
-          <w:szCs w:val="24"/>
-        </w:rPr>
-        <w:t xml:space="preserve">Integrante del proyecto </w:t>
-      </w:r>
-      <w:proofErr w:type="spellStart"/>
-      <w:r>
-        <w:rPr>
-          <w:rFonts w:ascii="Montserrat" w:hAnsi="Montserrat" w:cstheme="minorHAnsi"/>
-          <w:sz w:val="16"/>
-          <w:szCs w:val="24"/>
-        </w:rPr>
-        <w:t>UBACyT</w:t>
-      </w:r>
-      <w:proofErr w:type="spellEnd"/>
-      <w:r>
-        <w:rPr>
-          <w:rFonts w:ascii="Montserrat" w:hAnsi="Montserrat" w:cstheme="minorHAnsi"/>
-          <w:sz w:val="16"/>
-          <w:szCs w:val="24"/>
-        </w:rPr>
-        <w:t xml:space="preserve"> “</w:t>
-      </w:r>
-      <w:r>
-        <w:rPr>
-          <w:rFonts w:ascii="Montserrat" w:hAnsi="Montserrat" w:cstheme="minorHAnsi"/>
-          <w:i/>
-          <w:sz w:val="16"/>
-          <w:szCs w:val="24"/>
-        </w:rPr>
-        <w:t>Tipos de Alexia y Agrafia en Pacientes Afásicos Hispanohablantes</w:t>
-      </w:r>
-      <w:r>
-        <w:rPr>
-          <w:rFonts w:ascii="Montserrat" w:hAnsi="Montserrat" w:cstheme="minorHAnsi"/>
-          <w:sz w:val="16"/>
-          <w:szCs w:val="24"/>
-        </w:rPr>
-        <w:t xml:space="preserve">”. Director del proyecto: Dr. Aldo Ferreres; </w:t>
-      </w:r>
-      <w:proofErr w:type="gramStart"/>
-      <w:r>
-        <w:rPr>
-          <w:rFonts w:ascii="Montserrat" w:hAnsi="Montserrat" w:cstheme="minorHAnsi"/>
-          <w:sz w:val="16"/>
-          <w:szCs w:val="24"/>
-        </w:rPr>
-        <w:t>Co-Directora</w:t>
-      </w:r>
-      <w:proofErr w:type="gramEnd"/>
-      <w:r>
-        <w:rPr>
-          <w:rFonts w:ascii="Montserrat" w:hAnsi="Montserrat" w:cstheme="minorHAnsi"/>
-          <w:sz w:val="16"/>
-          <w:szCs w:val="24"/>
-        </w:rPr>
-        <w:t xml:space="preserve">: Dra. Valeria Abusamra. </w:t>
-      </w:r>
-    </w:p>
-    <w:p>
-      <w:pPr>
-        <w:pStyle w:val="Textoindependiente"/>
-        <w:spacing w:after="0"/>
-        <w:ind w:left="284"/>
-        <w:jc w:val="both"/>
-        <w:rPr>
-          <w:rFonts w:ascii="Montserrat" w:hAnsi="Montserrat" w:cstheme="minorHAnsi"/>
-          <w:b/>
-          <w:sz w:val="16"/>
-          <w:szCs w:val="24"/>
-        </w:rPr>
-      </w:pPr>
-      <w:r>
-        <w:rPr>
-          <w:rFonts w:ascii="Montserrat" w:hAnsi="Montserrat" w:cstheme="minorHAnsi"/>
-          <w:b/>
-          <w:sz w:val="16"/>
-          <w:szCs w:val="24"/>
-        </w:rPr>
-        <w:t>2011 – 2014</w:t>
-      </w:r>
-    </w:p>
-    <w:p>
-      <w:pPr>
-        <w:pStyle w:val="Textoindependiente"/>
-        <w:spacing w:after="0"/>
-        <w:ind w:left="705"/>
-        <w:jc w:val="both"/>
-        <w:rPr>
-          <w:rFonts w:ascii="Montserrat" w:hAnsi="Montserrat" w:cstheme="minorHAnsi"/>
-          <w:sz w:val="16"/>
-          <w:szCs w:val="24"/>
-        </w:rPr>
-      </w:pPr>
-      <w:r>
-        <w:rPr>
-          <w:rFonts w:ascii="Montserrat" w:hAnsi="Montserrat" w:cstheme="minorHAnsi"/>
-          <w:sz w:val="16"/>
-          <w:szCs w:val="24"/>
-        </w:rPr>
-        <w:t xml:space="preserve">Integrante del proyecto </w:t>
-      </w:r>
-      <w:proofErr w:type="spellStart"/>
-      <w:r>
-        <w:rPr>
-          <w:rFonts w:ascii="Montserrat" w:hAnsi="Montserrat" w:cstheme="minorHAnsi"/>
-          <w:sz w:val="16"/>
-          <w:szCs w:val="24"/>
-        </w:rPr>
-        <w:t>UBACyT</w:t>
-      </w:r>
-      <w:proofErr w:type="spellEnd"/>
-      <w:r>
-        <w:rPr>
-          <w:rFonts w:ascii="Montserrat" w:hAnsi="Montserrat" w:cstheme="minorHAnsi"/>
-          <w:sz w:val="16"/>
-          <w:szCs w:val="24"/>
-        </w:rPr>
-        <w:t xml:space="preserve"> “</w:t>
-      </w:r>
-      <w:r>
-        <w:rPr>
-          <w:rFonts w:ascii="Montserrat" w:hAnsi="Montserrat" w:cstheme="minorHAnsi"/>
-          <w:i/>
-          <w:sz w:val="16"/>
-          <w:szCs w:val="24"/>
-        </w:rPr>
-        <w:t xml:space="preserve">Alteraciones de la Capacidad para Interpretar Intercambios Comunicativos en Pacientes con Lesiones del </w:t>
-      </w:r>
-      <w:proofErr w:type="gramStart"/>
-      <w:r>
-        <w:rPr>
-          <w:rFonts w:ascii="Montserrat" w:hAnsi="Montserrat" w:cstheme="minorHAnsi"/>
-          <w:i/>
-          <w:sz w:val="16"/>
-          <w:szCs w:val="24"/>
-        </w:rPr>
-        <w:t>Hemisferio Derecho</w:t>
-      </w:r>
-      <w:proofErr w:type="gramEnd"/>
-      <w:r>
-        <w:rPr>
-          <w:rFonts w:ascii="Montserrat" w:hAnsi="Montserrat" w:cstheme="minorHAnsi"/>
-          <w:sz w:val="16"/>
-          <w:szCs w:val="24"/>
-        </w:rPr>
-        <w:t xml:space="preserve">”. Director del proyecto: Dr. Aldo Ferreres. </w:t>
       </w:r>
     </w:p>
     <w:p>
@@ -3666,7 +3960,23 @@
           <w:sz w:val="16"/>
           <w:szCs w:val="24"/>
         </w:rPr>
-        <w:t xml:space="preserve"> de la Carrera de Especialización en Neuropsicología Clínica de la Facultad de Psicología (UBA).</w:t>
+        <w:t xml:space="preserve"> de la Carrera de Especialización en Neuropsicología Clínica de la Facultad de Psicología (UBA)</w:t>
+      </w:r>
+      <w:r>
+        <w:rPr>
+          <w:rFonts w:ascii="Montserrat" w:hAnsi="Montserrat" w:cstheme="minorHAnsi"/>
+          <w:sz w:val="16"/>
+          <w:szCs w:val="24"/>
+        </w:rPr>
+        <w:t>, junto con la Lic. Laura Margulis</w:t>
+      </w:r>
+      <w:r>
+        <w:rPr>
+          <w:rFonts w:ascii="Montserrat" w:hAnsi="Montserrat" w:cstheme="minorHAnsi"/>
+          <w:sz w:val="16"/>
+          <w:szCs w:val="24"/>
+        </w:rPr>
+        <w:t>.</w:t>
       </w:r>
     </w:p>
     <w:p>
@@ -3959,25 +4269,7 @@
           <w:sz w:val="16"/>
           <w:szCs w:val="24"/>
         </w:rPr>
-        <w:t xml:space="preserve">Dra. Valeria Abusamra, Dra. Florentina </w:t>
-      </w:r>
-      <w:proofErr w:type="spellStart"/>
-      <w:r>
-        <w:rPr>
-          <w:rFonts w:ascii="Montserrat" w:hAnsi="Montserrat" w:cstheme="minorHAnsi"/>
-          <w:sz w:val="16"/>
-          <w:szCs w:val="24"/>
-        </w:rPr>
-        <w:t>Morello</w:t>
-      </w:r>
-      <w:proofErr w:type="spellEnd"/>
-      <w:r>
-        <w:rPr>
-          <w:rFonts w:ascii="Montserrat" w:hAnsi="Montserrat" w:cstheme="minorHAnsi"/>
-          <w:sz w:val="16"/>
-          <w:szCs w:val="24"/>
-        </w:rPr>
-        <w:t xml:space="preserve"> García y </w:t>
+        <w:t xml:space="preserve">Dra. Valeria Abusamra, Dra. Florentina Morello García y </w:t>
       </w:r>
       <w:proofErr w:type="spellStart"/>
       <w:r>
@@ -4444,6 +4736,7 @@
           <w:sz w:val="16"/>
           <w:szCs w:val="24"/>
         </w:rPr>
+        <w:lastRenderedPageBreak/>
         <w:t>2015 –</w:t>
       </w:r>
       <w:r>
@@ -4575,7 +4868,6 @@
           <w:sz w:val="18"/>
           <w:szCs w:val="24"/>
         </w:rPr>
-        <w:lastRenderedPageBreak/>
         <w:t>ARTÍCULOS</w:t>
       </w:r>
       <w:r>
@@ -4632,20 +4924,26 @@
       <w:pPr>
         <w:pStyle w:val="Textoindependiente"/>
         <w:ind w:left="709" w:hanging="284"/>
-        <w:rPr>
-          <w:rFonts w:ascii="Montserrat" w:hAnsi="Montserrat" w:cstheme="minorHAnsi"/>
-          <w:b/>
-          <w:sz w:val="16"/>
-          <w:szCs w:val="24"/>
-        </w:rPr>
-      </w:pPr>
+        <w:jc w:val="both"/>
+        <w:rPr>
+          <w:rFonts w:ascii="Montserrat" w:hAnsi="Montserrat"/>
+          <w:sz w:val="16"/>
+        </w:rPr>
+      </w:pPr>
+      <w:r>
+        <w:rPr>
+          <w:rFonts w:ascii="Montserrat" w:hAnsi="Montserrat"/>
+          <w:sz w:val="16"/>
+        </w:rPr>
+        <w:t xml:space="preserve">Morello-García, F., </w:t>
+      </w:r>
       <w:proofErr w:type="spellStart"/>
       <w:r>
         <w:rPr>
           <w:rFonts w:ascii="Montserrat" w:hAnsi="Montserrat"/>
           <w:sz w:val="16"/>
         </w:rPr>
-        <w:t>Corvalan</w:t>
+        <w:t>Difalcis</w:t>
       </w:r>
       <w:proofErr w:type="spellEnd"/>
       <w:r>
@@ -4653,7 +4951,23 @@
           <w:rFonts w:ascii="Montserrat" w:hAnsi="Montserrat"/>
           <w:sz w:val="16"/>
         </w:rPr>
-        <w:t xml:space="preserve">, N., </w:t>
+        <w:t xml:space="preserve">, M., </w:t>
+      </w:r>
+      <w:r>
+        <w:rPr>
+          <w:rFonts w:ascii="Montserrat" w:hAnsi="Montserrat"/>
+          <w:b/>
+          <w:bCs/>
+          <w:sz w:val="16"/>
+        </w:rPr>
+        <w:t>Leiva, S</w:t>
+      </w:r>
+      <w:r>
+        <w:rPr>
+          <w:rFonts w:ascii="Montserrat" w:hAnsi="Montserrat"/>
+          <w:sz w:val="16"/>
+        </w:rPr>
+        <w:t xml:space="preserve">., </w:t>
       </w:r>
       <w:proofErr w:type="spellStart"/>
       <w:r>
@@ -4661,7 +4975,7 @@
           <w:rFonts w:ascii="Montserrat" w:hAnsi="Montserrat"/>
           <w:sz w:val="16"/>
         </w:rPr>
-        <w:t>Morello</w:t>
+        <w:t>Calandri</w:t>
       </w:r>
       <w:proofErr w:type="spellEnd"/>
       <w:r>
@@ -4669,31 +4983,41 @@
           <w:rFonts w:ascii="Montserrat" w:hAnsi="Montserrat"/>
           <w:sz w:val="16"/>
         </w:rPr>
-        <w:t xml:space="preserve"> García, F., </w:t>
-      </w:r>
+        <w:t xml:space="preserve">, I., Hernández, M., Crivelli, L., Allegri, R., &amp; </w:t>
+      </w:r>
+      <w:proofErr w:type="spellStart"/>
       <w:r>
         <w:rPr>
           <w:rFonts w:ascii="Montserrat" w:hAnsi="Montserrat"/>
-          <w:b/>
-          <w:bCs/>
-          <w:sz w:val="16"/>
-        </w:rPr>
-        <w:t>Leiva, S</w:t>
-      </w:r>
+          <w:sz w:val="16"/>
+        </w:rPr>
+        <w:t>Ferreres</w:t>
+      </w:r>
+      <w:proofErr w:type="spellEnd"/>
       <w:r>
         <w:rPr>
           <w:rFonts w:ascii="Montserrat" w:hAnsi="Montserrat"/>
           <w:sz w:val="16"/>
         </w:rPr>
-        <w:t xml:space="preserve">., </w:t>
+        <w:t xml:space="preserve">, A. (2026). </w:t>
+      </w:r>
+      <w:r>
+        <w:rPr>
+          <w:rFonts w:ascii="Montserrat" w:hAnsi="Montserrat"/>
+          <w:sz w:val="16"/>
+          <w:lang w:val="en-US"/>
+        </w:rPr>
+        <w:t xml:space="preserve">Reading and writing impairments in Spanish-speaking individuals with primary progressive aphasia: A single-case series study. </w:t>
       </w:r>
       <w:proofErr w:type="spellStart"/>
       <w:r>
         <w:rPr>
           <w:rFonts w:ascii="Montserrat" w:hAnsi="Montserrat"/>
-          <w:sz w:val="16"/>
-        </w:rPr>
-        <w:t>Allegri</w:t>
+          <w:i/>
+          <w:iCs/>
+          <w:sz w:val="16"/>
+        </w:rPr>
+        <w:t>Cortex</w:t>
       </w:r>
       <w:proofErr w:type="spellEnd"/>
       <w:r>
@@ -4701,258 +5025,141 @@
           <w:rFonts w:ascii="Montserrat" w:hAnsi="Montserrat"/>
           <w:sz w:val="16"/>
         </w:rPr>
-        <w:t xml:space="preserve">, R., </w:t>
-      </w:r>
-      <w:proofErr w:type="spellStart"/>
+        <w:t xml:space="preserve">, </w:t>
+      </w:r>
       <w:r>
         <w:rPr>
           <w:rFonts w:ascii="Montserrat" w:hAnsi="Montserrat"/>
-          <w:sz w:val="16"/>
-        </w:rPr>
-        <w:t>Crivelli</w:t>
-      </w:r>
-      <w:proofErr w:type="spellEnd"/>
+          <w:i/>
+          <w:iCs/>
+          <w:sz w:val="16"/>
+        </w:rPr>
+        <w:t>202</w:t>
+      </w:r>
       <w:r>
         <w:rPr>
           <w:rFonts w:ascii="Montserrat" w:hAnsi="Montserrat"/>
           <w:sz w:val="16"/>
         </w:rPr>
-        <w:t xml:space="preserve">, L. (2026, en prensa). </w:t>
-      </w:r>
-      <w:proofErr w:type="spellStart"/>
-      <w:r>
-        <w:rPr>
-          <w:rFonts w:ascii="Montserrat" w:hAnsi="Montserrat"/>
-          <w:sz w:val="16"/>
-        </w:rPr>
-        <w:t>Regression-Based</w:t>
-      </w:r>
-      <w:proofErr w:type="spellEnd"/>
-      <w:r>
-        <w:rPr>
-          <w:rFonts w:ascii="Montserrat" w:hAnsi="Montserrat"/>
-          <w:sz w:val="16"/>
-        </w:rPr>
-        <w:t xml:space="preserve"> Normative Data </w:t>
-      </w:r>
-      <w:proofErr w:type="spellStart"/>
-      <w:r>
-        <w:rPr>
-          <w:rFonts w:ascii="Montserrat" w:hAnsi="Montserrat"/>
-          <w:sz w:val="16"/>
-        </w:rPr>
-        <w:t>for</w:t>
-      </w:r>
-      <w:proofErr w:type="spellEnd"/>
-      <w:r>
-        <w:rPr>
-          <w:rFonts w:ascii="Montserrat" w:hAnsi="Montserrat"/>
-          <w:sz w:val="16"/>
-        </w:rPr>
-        <w:t xml:space="preserve"> </w:t>
-      </w:r>
-      <w:proofErr w:type="spellStart"/>
-      <w:r>
-        <w:rPr>
-          <w:rFonts w:ascii="Montserrat" w:hAnsi="Montserrat"/>
-          <w:sz w:val="16"/>
-        </w:rPr>
-        <w:t>Neuropsychological</w:t>
-      </w:r>
-      <w:proofErr w:type="spellEnd"/>
-      <w:r>
-        <w:rPr>
-          <w:rFonts w:ascii="Montserrat" w:hAnsi="Montserrat"/>
-          <w:sz w:val="16"/>
-        </w:rPr>
-        <w:t xml:space="preserve"> </w:t>
-      </w:r>
-      <w:proofErr w:type="spellStart"/>
-      <w:r>
-        <w:rPr>
-          <w:rFonts w:ascii="Montserrat" w:hAnsi="Montserrat"/>
-          <w:sz w:val="16"/>
-        </w:rPr>
-        <w:t>Assessment</w:t>
-      </w:r>
-      <w:proofErr w:type="spellEnd"/>
-      <w:r>
-        <w:rPr>
-          <w:rFonts w:ascii="Montserrat" w:hAnsi="Montserrat"/>
-          <w:sz w:val="16"/>
-        </w:rPr>
-        <w:t xml:space="preserve"> in Buenos Aires, Argentina: RAVLT, Trail </w:t>
-      </w:r>
-      <w:proofErr w:type="spellStart"/>
-      <w:r>
-        <w:rPr>
-          <w:rFonts w:ascii="Montserrat" w:hAnsi="Montserrat"/>
-          <w:sz w:val="16"/>
-        </w:rPr>
-        <w:t>Making</w:t>
-      </w:r>
-      <w:proofErr w:type="spellEnd"/>
-      <w:r>
-        <w:rPr>
-          <w:rFonts w:ascii="Montserrat" w:hAnsi="Montserrat"/>
-          <w:sz w:val="16"/>
-        </w:rPr>
-        <w:t xml:space="preserve"> Test, </w:t>
-      </w:r>
-      <w:proofErr w:type="spellStart"/>
-      <w:r>
-        <w:rPr>
-          <w:rFonts w:ascii="Montserrat" w:hAnsi="Montserrat"/>
-          <w:sz w:val="16"/>
-        </w:rPr>
-        <w:t>Digit</w:t>
-      </w:r>
-      <w:proofErr w:type="spellEnd"/>
-      <w:r>
-        <w:rPr>
-          <w:rFonts w:ascii="Montserrat" w:hAnsi="Montserrat"/>
-          <w:sz w:val="16"/>
-        </w:rPr>
-        <w:t xml:space="preserve"> </w:t>
-      </w:r>
-      <w:proofErr w:type="spellStart"/>
-      <w:r>
-        <w:rPr>
-          <w:rFonts w:ascii="Montserrat" w:hAnsi="Montserrat"/>
-          <w:sz w:val="16"/>
-        </w:rPr>
-        <w:t>Span</w:t>
-      </w:r>
-      <w:proofErr w:type="spellEnd"/>
-      <w:r>
-        <w:rPr>
-          <w:rFonts w:ascii="Montserrat" w:hAnsi="Montserrat"/>
-          <w:sz w:val="16"/>
-        </w:rPr>
-        <w:t xml:space="preserve">, and Verbal </w:t>
-      </w:r>
-      <w:proofErr w:type="spellStart"/>
-      <w:r>
-        <w:rPr>
-          <w:rFonts w:ascii="Montserrat" w:hAnsi="Montserrat"/>
-          <w:sz w:val="16"/>
-        </w:rPr>
-        <w:t>Fluency</w:t>
-      </w:r>
-      <w:proofErr w:type="spellEnd"/>
-      <w:r>
-        <w:rPr>
-          <w:rFonts w:ascii="Montserrat" w:hAnsi="Montserrat"/>
-          <w:sz w:val="16"/>
-        </w:rPr>
-        <w:t xml:space="preserve">. </w:t>
-      </w:r>
-      <w:proofErr w:type="spellStart"/>
-      <w:r>
-        <w:rPr>
-          <w:rFonts w:ascii="Montserrat" w:hAnsi="Montserrat"/>
-          <w:i/>
-          <w:iCs/>
-          <w:sz w:val="16"/>
-        </w:rPr>
-        <w:t>Journal</w:t>
-      </w:r>
-      <w:proofErr w:type="spellEnd"/>
-      <w:r>
-        <w:rPr>
-          <w:rFonts w:ascii="Montserrat" w:hAnsi="Montserrat"/>
-          <w:i/>
-          <w:iCs/>
-          <w:sz w:val="16"/>
-        </w:rPr>
-        <w:t xml:space="preserve"> </w:t>
-      </w:r>
-      <w:proofErr w:type="spellStart"/>
-      <w:r>
-        <w:rPr>
-          <w:rFonts w:ascii="Montserrat" w:hAnsi="Montserrat"/>
-          <w:i/>
-          <w:iCs/>
-          <w:sz w:val="16"/>
-        </w:rPr>
-        <w:t>of</w:t>
-      </w:r>
-      <w:proofErr w:type="spellEnd"/>
-      <w:r>
-        <w:rPr>
-          <w:rFonts w:ascii="Montserrat" w:hAnsi="Montserrat"/>
-          <w:i/>
-          <w:iCs/>
-          <w:sz w:val="16"/>
-        </w:rPr>
-        <w:t xml:space="preserve"> </w:t>
-      </w:r>
-      <w:proofErr w:type="spellStart"/>
-      <w:r>
-        <w:rPr>
-          <w:rFonts w:ascii="Montserrat" w:hAnsi="Montserrat"/>
-          <w:i/>
-          <w:iCs/>
-          <w:sz w:val="16"/>
-        </w:rPr>
-        <w:t>the</w:t>
-      </w:r>
-      <w:proofErr w:type="spellEnd"/>
-      <w:r>
-        <w:rPr>
-          <w:rFonts w:ascii="Montserrat" w:hAnsi="Montserrat"/>
-          <w:i/>
-          <w:iCs/>
-          <w:sz w:val="16"/>
-        </w:rPr>
-        <w:t xml:space="preserve"> International </w:t>
-      </w:r>
-      <w:proofErr w:type="spellStart"/>
-      <w:r>
-        <w:rPr>
-          <w:rFonts w:ascii="Montserrat" w:hAnsi="Montserrat"/>
-          <w:i/>
-          <w:iCs/>
-          <w:sz w:val="16"/>
-        </w:rPr>
-        <w:t>Neuropsychological</w:t>
-      </w:r>
-      <w:proofErr w:type="spellEnd"/>
-      <w:r>
-        <w:rPr>
-          <w:rFonts w:ascii="Montserrat" w:hAnsi="Montserrat"/>
-          <w:i/>
-          <w:iCs/>
-          <w:sz w:val="16"/>
-        </w:rPr>
-        <w:t xml:space="preserve"> </w:t>
-      </w:r>
-      <w:proofErr w:type="spellStart"/>
-      <w:r>
-        <w:rPr>
-          <w:rFonts w:ascii="Montserrat" w:hAnsi="Montserrat"/>
-          <w:i/>
-          <w:iCs/>
-          <w:sz w:val="16"/>
-        </w:rPr>
-        <w:t>Society</w:t>
-      </w:r>
-      <w:proofErr w:type="spellEnd"/>
-      <w:r>
-        <w:rPr>
-          <w:rFonts w:ascii="Montserrat" w:hAnsi="Montserrat"/>
-          <w:sz w:val="16"/>
-        </w:rPr>
-        <w:t>. En prensa.</w:t>
-      </w:r>
+        <w:t xml:space="preserve">, 165-180. </w:t>
+      </w:r>
+      <w:hyperlink r:id="rId15" w:tgtFrame="_blank" w:history="1">
+        <w:r>
+          <w:rPr>
+            <w:rStyle w:val="Hipervnculo"/>
+            <w:rFonts w:ascii="Montserrat" w:hAnsi="Montserrat"/>
+            <w:sz w:val="16"/>
+          </w:rPr>
+          <w:t>https://doi.org/10.1016/j.cortex.2026.06.003</w:t>
+        </w:r>
+      </w:hyperlink>
     </w:p>
     <w:p>
       <w:pPr>
         <w:pStyle w:val="Textoindependiente"/>
         <w:ind w:left="709" w:hanging="284"/>
+        <w:jc w:val="both"/>
         <w:rPr>
           <w:rFonts w:ascii="Montserrat" w:hAnsi="Montserrat"/>
           <w:sz w:val="16"/>
+          <w:lang w:val="en-US"/>
+        </w:rPr>
+      </w:pPr>
+      <w:r>
+        <w:rPr>
+          <w:rFonts w:ascii="Montserrat" w:hAnsi="Montserrat"/>
+          <w:sz w:val="16"/>
+        </w:rPr>
+        <w:t xml:space="preserve">Corvalán, N., Morello-García, F., </w:t>
+      </w:r>
+      <w:r>
+        <w:rPr>
+          <w:rFonts w:ascii="Montserrat" w:hAnsi="Montserrat"/>
+          <w:b/>
+          <w:bCs/>
+          <w:sz w:val="16"/>
+        </w:rPr>
+        <w:t>Leiva, S.,</w:t>
+      </w:r>
+      <w:r>
+        <w:rPr>
+          <w:rFonts w:ascii="Montserrat" w:hAnsi="Montserrat"/>
+          <w:sz w:val="16"/>
+        </w:rPr>
+        <w:t xml:space="preserve"> Allegri, R. F., &amp; Crivelli, L. (2026). </w:t>
+      </w:r>
+      <w:r>
+        <w:rPr>
+          <w:rFonts w:ascii="Montserrat" w:hAnsi="Montserrat"/>
+          <w:sz w:val="16"/>
+          <w:lang w:val="en-US"/>
+        </w:rPr>
+        <w:t xml:space="preserve">Regression-based normative data for neuropsychological assessment in Buenos Aires, Argentina: RAVLT, trail making test, digit span, and verbal fluency. </w:t>
+      </w:r>
+      <w:r>
+        <w:rPr>
+          <w:rFonts w:ascii="Montserrat" w:hAnsi="Montserrat"/>
+          <w:i/>
+          <w:iCs/>
+          <w:sz w:val="16"/>
+          <w:lang w:val="en-US"/>
+        </w:rPr>
+        <w:t>Journal of the International Neuropsychological Society</w:t>
+      </w:r>
+      <w:r>
+        <w:rPr>
+          <w:rFonts w:ascii="Montserrat" w:hAnsi="Montserrat"/>
+          <w:sz w:val="16"/>
+          <w:lang w:val="en-US"/>
+        </w:rPr>
+        <w:t xml:space="preserve">, </w:t>
+      </w:r>
+      <w:r>
+        <w:rPr>
+          <w:rFonts w:ascii="Montserrat" w:hAnsi="Montserrat"/>
+          <w:i/>
+          <w:iCs/>
+          <w:sz w:val="16"/>
+          <w:lang w:val="en-US"/>
+        </w:rPr>
+        <w:t>32</w:t>
+      </w:r>
+      <w:r>
+        <w:rPr>
+          <w:rFonts w:ascii="Montserrat" w:hAnsi="Montserrat"/>
+          <w:sz w:val="16"/>
+          <w:lang w:val="en-US"/>
+        </w:rPr>
+        <w:t xml:space="preserve">(5), 406–417. </w:t>
+      </w:r>
+      <w:hyperlink r:id="rId16" w:tgtFrame="_blank" w:history="1">
+        <w:r>
+          <w:rPr>
+            <w:rStyle w:val="Hipervnculo"/>
+            <w:rFonts w:ascii="Montserrat" w:hAnsi="Montserrat"/>
+            <w:sz w:val="16"/>
+            <w:lang w:val="en-US"/>
+          </w:rPr>
+          <w:t>https://doi.org/10.1017/S1355617726101994</w:t>
+        </w:r>
+      </w:hyperlink>
+      <w:r>
+        <w:rPr>
+          <w:rFonts w:ascii="Montserrat" w:hAnsi="Montserrat"/>
+          <w:sz w:val="16"/>
+          <w:lang w:val="en-US"/>
+        </w:rPr>
+        <w:t xml:space="preserve"> </w:t>
+      </w:r>
+    </w:p>
+    <w:p>
+      <w:pPr>
+        <w:pStyle w:val="Textoindependiente"/>
+        <w:ind w:left="709" w:hanging="284"/>
+        <w:jc w:val="both"/>
+        <w:rPr>
+          <w:rFonts w:ascii="Montserrat" w:hAnsi="Montserrat"/>
+          <w:sz w:val="16"/>
         </w:rPr>
       </w:pPr>
       <w:proofErr w:type="spellStart"/>
@@ -4969,7 +5176,7 @@
           <w:rFonts w:ascii="Montserrat" w:hAnsi="Montserrat"/>
           <w:sz w:val="16"/>
         </w:rPr>
-        <w:t xml:space="preserve">, M., </w:t>
+        <w:t>, M., Morello-</w:t>
       </w:r>
       <w:proofErr w:type="spellStart"/>
       <w:r>
@@ -4977,7 +5184,7 @@
           <w:rFonts w:ascii="Montserrat" w:hAnsi="Montserrat"/>
           <w:sz w:val="16"/>
         </w:rPr>
-        <w:t>Morello</w:t>
+        <w:t>Garcia</w:t>
       </w:r>
       <w:proofErr w:type="spellEnd"/>
       <w:r>
@@ -4985,7 +5192,7 @@
           <w:rFonts w:ascii="Montserrat" w:hAnsi="Montserrat"/>
           <w:sz w:val="16"/>
         </w:rPr>
-        <w:t xml:space="preserve"> García, F., </w:t>
+        <w:t xml:space="preserve">, F., </w:t>
       </w:r>
       <w:r>
         <w:rPr>
@@ -4994,137 +5201,105 @@
           <w:bCs/>
           <w:sz w:val="16"/>
         </w:rPr>
-        <w:t>Leiva, S.</w:t>
+        <w:t>Leiva, S</w:t>
       </w:r>
       <w:r>
         <w:rPr>
           <w:rFonts w:ascii="Montserrat" w:hAnsi="Montserrat"/>
           <w:sz w:val="16"/>
         </w:rPr>
+        <w:t xml:space="preserve">., </w:t>
+      </w:r>
+      <w:proofErr w:type="spellStart"/>
+      <w:r>
+        <w:rPr>
+          <w:rFonts w:ascii="Montserrat" w:hAnsi="Montserrat"/>
+          <w:sz w:val="16"/>
+        </w:rPr>
+        <w:t>Guilarducci</w:t>
+      </w:r>
+      <w:proofErr w:type="spellEnd"/>
+      <w:r>
+        <w:rPr>
+          <w:rFonts w:ascii="Montserrat" w:hAnsi="Montserrat"/>
+          <w:sz w:val="16"/>
+        </w:rPr>
+        <w:t xml:space="preserve">, M., Macchia, N. F., </w:t>
+      </w:r>
+      <w:proofErr w:type="spellStart"/>
+      <w:r>
+        <w:rPr>
+          <w:rFonts w:ascii="Montserrat" w:hAnsi="Montserrat"/>
+          <w:sz w:val="16"/>
+        </w:rPr>
+        <w:t>Ferreres</w:t>
+      </w:r>
+      <w:proofErr w:type="spellEnd"/>
+      <w:r>
+        <w:rPr>
+          <w:rFonts w:ascii="Montserrat" w:hAnsi="Montserrat"/>
+          <w:sz w:val="16"/>
+        </w:rPr>
+        <w:t xml:space="preserve">, A., &amp; </w:t>
+      </w:r>
+      <w:proofErr w:type="spellStart"/>
+      <w:r>
+        <w:rPr>
+          <w:rFonts w:ascii="Montserrat" w:hAnsi="Montserrat"/>
+          <w:sz w:val="16"/>
+        </w:rPr>
+        <w:t>Micciulli</w:t>
+      </w:r>
+      <w:proofErr w:type="spellEnd"/>
+      <w:r>
+        <w:rPr>
+          <w:rFonts w:ascii="Montserrat" w:hAnsi="Montserrat"/>
+          <w:sz w:val="16"/>
+        </w:rPr>
+        <w:t xml:space="preserve">, A. (2026). Protocolo de Evaluación Breve de la Afasia (PEBA) para pacientes con ACV en fase aguda: validación clínica y datos normativos argentinos. </w:t>
+      </w:r>
+      <w:r>
+        <w:rPr>
+          <w:rFonts w:ascii="Montserrat" w:hAnsi="Montserrat"/>
+          <w:i/>
+          <w:iCs/>
+          <w:sz w:val="16"/>
+        </w:rPr>
+        <w:t>Actualidades En Psicología</w:t>
+      </w:r>
+      <w:r>
+        <w:rPr>
+          <w:rFonts w:ascii="Montserrat" w:hAnsi="Montserrat"/>
+          <w:sz w:val="16"/>
+        </w:rPr>
         <w:t xml:space="preserve">, </w:t>
       </w:r>
-      <w:proofErr w:type="spellStart"/>
       <w:r>
         <w:rPr>
           <w:rFonts w:ascii="Montserrat" w:hAnsi="Montserrat"/>
-          <w:sz w:val="16"/>
-        </w:rPr>
-        <w:t>Guilarducci</w:t>
-      </w:r>
-      <w:proofErr w:type="spellEnd"/>
+          <w:i/>
+          <w:iCs/>
+          <w:sz w:val="16"/>
+        </w:rPr>
+        <w:t>40</w:t>
+      </w:r>
       <w:r>
         <w:rPr>
           <w:rFonts w:ascii="Montserrat" w:hAnsi="Montserrat"/>
           <w:sz w:val="16"/>
         </w:rPr>
-        <w:t xml:space="preserve">, M., </w:t>
-      </w:r>
-      <w:proofErr w:type="spellStart"/>
-      <w:r>
-        <w:rPr>
-          <w:rFonts w:ascii="Montserrat" w:hAnsi="Montserrat"/>
-          <w:sz w:val="16"/>
-        </w:rPr>
-        <w:t>Macchia</w:t>
-      </w:r>
-      <w:proofErr w:type="spellEnd"/>
-      <w:r>
-        <w:rPr>
-          <w:rFonts w:ascii="Montserrat" w:hAnsi="Montserrat"/>
-          <w:sz w:val="16"/>
-        </w:rPr>
-        <w:t xml:space="preserve">, N. F., </w:t>
-      </w:r>
-      <w:proofErr w:type="spellStart"/>
-      <w:r>
-        <w:rPr>
-          <w:rFonts w:ascii="Montserrat" w:hAnsi="Montserrat"/>
-          <w:sz w:val="16"/>
-        </w:rPr>
-        <w:t>Ferreres</w:t>
-      </w:r>
-      <w:proofErr w:type="spellEnd"/>
-      <w:r>
-        <w:rPr>
-          <w:rFonts w:ascii="Montserrat" w:hAnsi="Montserrat"/>
-          <w:sz w:val="16"/>
-        </w:rPr>
-        <w:t xml:space="preserve">, A., </w:t>
-      </w:r>
-      <w:proofErr w:type="spellStart"/>
-      <w:r>
-        <w:rPr>
-          <w:rFonts w:ascii="Montserrat" w:hAnsi="Montserrat"/>
-          <w:sz w:val="16"/>
-        </w:rPr>
-        <w:t>Micciulli</w:t>
-      </w:r>
-      <w:proofErr w:type="spellEnd"/>
-      <w:r>
-        <w:rPr>
-          <w:rFonts w:ascii="Montserrat" w:hAnsi="Montserrat"/>
-          <w:sz w:val="16"/>
-        </w:rPr>
-        <w:t xml:space="preserve">, A. </w:t>
-      </w:r>
-      <w:r>
-        <w:rPr>
-          <w:rFonts w:ascii="Montserrat" w:hAnsi="Montserrat"/>
-          <w:sz w:val="16"/>
-        </w:rPr>
-        <w:t xml:space="preserve"> (202</w:t>
-      </w:r>
-      <w:r>
-        <w:rPr>
-          <w:rFonts w:ascii="Montserrat" w:hAnsi="Montserrat"/>
-          <w:sz w:val="16"/>
-        </w:rPr>
-        <w:t>6, en prensa</w:t>
-      </w:r>
-      <w:r>
-        <w:rPr>
-          <w:rFonts w:ascii="Montserrat" w:hAnsi="Montserrat"/>
-          <w:sz w:val="16"/>
-        </w:rPr>
-        <w:t>). Protocolo de Evaluación Breve de la Afasia (PEBA) para pacientes con ACV en</w:t>
-      </w:r>
-      <w:r>
-        <w:rPr>
-          <w:rFonts w:ascii="Montserrat" w:hAnsi="Montserrat"/>
-          <w:sz w:val="16"/>
-        </w:rPr>
-        <w:t xml:space="preserve"> </w:t>
-      </w:r>
-      <w:r>
-        <w:rPr>
-          <w:rFonts w:ascii="Montserrat" w:hAnsi="Montserrat"/>
-          <w:sz w:val="16"/>
-        </w:rPr>
-        <w:t xml:space="preserve">fase aguda: validación clínica y datos normativos argentinos. </w:t>
-      </w:r>
-      <w:r>
-        <w:rPr>
-          <w:rFonts w:ascii="Montserrat" w:hAnsi="Montserrat"/>
-          <w:i/>
-          <w:iCs/>
-          <w:sz w:val="16"/>
-        </w:rPr>
-        <w:t>Actualidades en Psicología</w:t>
-      </w:r>
-      <w:r>
-        <w:rPr>
-          <w:rFonts w:ascii="Montserrat" w:hAnsi="Montserrat"/>
-          <w:sz w:val="16"/>
-        </w:rPr>
-        <w:t>.</w:t>
-      </w:r>
-      <w:r>
-        <w:rPr>
-          <w:rFonts w:ascii="Montserrat" w:hAnsi="Montserrat"/>
-          <w:sz w:val="16"/>
-        </w:rPr>
-        <w:t xml:space="preserve"> En prensa.</w:t>
-      </w:r>
+        <w:t xml:space="preserve">(140), 130-148. </w:t>
+      </w:r>
+      <w:hyperlink r:id="rId17" w:tgtFrame="_blank" w:history="1">
+        <w:r>
+          <w:rPr>
+            <w:rStyle w:val="Hipervnculo"/>
+            <w:rFonts w:ascii="Montserrat" w:hAnsi="Montserrat"/>
+            <w:sz w:val="16"/>
+          </w:rPr>
+          <w:t>https://doi.org/10.15517/ap.v40i140.62212</w:t>
+        </w:r>
+      </w:hyperlink>
     </w:p>
     <w:p>
       <w:pPr>
@@ -5152,6 +5327,7 @@
       <w:pPr>
         <w:pStyle w:val="Textoindependiente"/>
         <w:ind w:left="709" w:hanging="284"/>
+        <w:jc w:val="both"/>
       </w:pPr>
       <w:r>
         <w:rPr>
@@ -5302,15 +5478,17 @@
           <w:rFonts w:ascii="Montserrat" w:hAnsi="Montserrat"/>
           <w:sz w:val="16"/>
         </w:rPr>
-        <w:t xml:space="preserve"> </w:t>
+        <w:t xml:space="preserve"> Scale: datos normativos para adultos de Buenos Aires, Argentina. </w:t>
       </w:r>
       <w:proofErr w:type="spellStart"/>
       <w:r>
         <w:rPr>
           <w:rFonts w:ascii="Montserrat" w:hAnsi="Montserrat"/>
-          <w:sz w:val="16"/>
-        </w:rPr>
-        <w:t>Scale</w:t>
+          <w:i/>
+          <w:iCs/>
+          <w:sz w:val="16"/>
+        </w:rPr>
+        <w:t>Vertex</w:t>
       </w:r>
       <w:proofErr w:type="spellEnd"/>
       <w:r>
@@ -5318,9 +5496,8 @@
           <w:rFonts w:ascii="Montserrat" w:hAnsi="Montserrat"/>
           <w:sz w:val="16"/>
         </w:rPr>
-        <w:t xml:space="preserve">: datos normativos para adultos de Buenos Aires, Argentina. </w:t>
-      </w:r>
-      <w:proofErr w:type="spellStart"/>
+        <w:t xml:space="preserve">, </w:t>
+      </w:r>
       <w:r>
         <w:rPr>
           <w:rFonts w:ascii="Montserrat" w:hAnsi="Montserrat"/>
@@ -5328,33 +5505,16 @@
           <w:iCs/>
           <w:sz w:val="16"/>
         </w:rPr>
-        <w:t>Vertex</w:t>
-      </w:r>
-      <w:proofErr w:type="spellEnd"/>
+        <w:t>35</w:t>
+      </w:r>
       <w:r>
         <w:rPr>
           <w:rFonts w:ascii="Montserrat" w:hAnsi="Montserrat"/>
           <w:sz w:val="16"/>
         </w:rPr>
-        <w:t xml:space="preserve">, </w:t>
-      </w:r>
-      <w:r>
-        <w:rPr>
-          <w:rFonts w:ascii="Montserrat" w:hAnsi="Montserrat"/>
-          <w:i/>
-          <w:iCs/>
-          <w:sz w:val="16"/>
-        </w:rPr>
-        <w:t>35</w:t>
-      </w:r>
-      <w:r>
-        <w:rPr>
-          <w:rFonts w:ascii="Montserrat" w:hAnsi="Montserrat"/>
-          <w:sz w:val="16"/>
-        </w:rPr>
         <w:t xml:space="preserve">(166), 38–46. </w:t>
       </w:r>
-      <w:hyperlink r:id="rId15" w:history="1">
+      <w:hyperlink r:id="rId18" w:history="1">
         <w:r>
           <w:rPr>
             <w:rStyle w:val="Hipervnculo"/>
@@ -5404,6 +5564,7 @@
         <w:rPr>
           <w:rFonts w:ascii="Montserrat" w:hAnsi="Montserrat"/>
           <w:sz w:val="16"/>
+          <w:lang w:val="en-US"/>
         </w:rPr>
       </w:pPr>
       <w:proofErr w:type="spellStart"/>
@@ -5438,323 +5599,57 @@
         </w:rPr>
         <w:t xml:space="preserve">. (2024). </w:t>
       </w:r>
-      <w:proofErr w:type="spellStart"/>
       <w:r>
         <w:rPr>
           <w:rFonts w:ascii="Montserrat" w:hAnsi="Montserrat"/>
           <w:sz w:val="16"/>
-        </w:rPr>
-        <w:t>Behavioral</w:t>
-      </w:r>
-      <w:proofErr w:type="spellEnd"/>
+          <w:lang w:val="en-US"/>
+        </w:rPr>
+        <w:t>Behavioral Changes after Traumatic Brain Injury: A Systematic Review and Meta-analysis on the Frontal Systems Behavior Scale. </w:t>
+      </w:r>
       <w:r>
         <w:rPr>
           <w:rFonts w:ascii="Montserrat" w:hAnsi="Montserrat"/>
-          <w:sz w:val="16"/>
-        </w:rPr>
-        <w:t xml:space="preserve"> </w:t>
-      </w:r>
-      <w:proofErr w:type="spellStart"/>
+          <w:i/>
+          <w:iCs/>
+          <w:sz w:val="16"/>
+          <w:lang w:val="en-US"/>
+        </w:rPr>
+        <w:t>International Journal of Psychological Research</w:t>
+      </w:r>
       <w:r>
         <w:rPr>
           <w:rFonts w:ascii="Montserrat" w:hAnsi="Montserrat"/>
           <w:sz w:val="16"/>
-        </w:rPr>
-        <w:t>Changes</w:t>
-      </w:r>
-      <w:proofErr w:type="spellEnd"/>
+          <w:lang w:val="en-US"/>
+        </w:rPr>
+        <w:t>, </w:t>
+      </w:r>
       <w:r>
         <w:rPr>
           <w:rFonts w:ascii="Montserrat" w:hAnsi="Montserrat"/>
-          <w:sz w:val="16"/>
-        </w:rPr>
-        <w:t xml:space="preserve"> after </w:t>
-      </w:r>
-      <w:proofErr w:type="spellStart"/>
+          <w:i/>
+          <w:iCs/>
+          <w:sz w:val="16"/>
+          <w:lang w:val="en-US"/>
+        </w:rPr>
+        <w:t>17</w:t>
+      </w:r>
       <w:r>
         <w:rPr>
           <w:rFonts w:ascii="Montserrat" w:hAnsi="Montserrat"/>
           <w:sz w:val="16"/>
-        </w:rPr>
-        <w:t>Traumatic</w:t>
-      </w:r>
-      <w:proofErr w:type="spellEnd"/>
-      <w:r>
-        <w:rPr>
-          <w:rFonts w:ascii="Montserrat" w:hAnsi="Montserrat"/>
-          <w:sz w:val="16"/>
-        </w:rPr>
-        <w:t xml:space="preserve"> </w:t>
-      </w:r>
-      <w:proofErr w:type="spellStart"/>
-      <w:r>
-        <w:rPr>
-          <w:rFonts w:ascii="Montserrat" w:hAnsi="Montserrat"/>
-          <w:sz w:val="16"/>
-        </w:rPr>
-        <w:t>Brain</w:t>
-      </w:r>
-      <w:proofErr w:type="spellEnd"/>
-      <w:r>
-        <w:rPr>
-          <w:rFonts w:ascii="Montserrat" w:hAnsi="Montserrat"/>
-          <w:sz w:val="16"/>
-        </w:rPr>
-        <w:t xml:space="preserve"> </w:t>
-      </w:r>
-      <w:proofErr w:type="spellStart"/>
-      <w:r>
-        <w:rPr>
-          <w:rFonts w:ascii="Montserrat" w:hAnsi="Montserrat"/>
-          <w:sz w:val="16"/>
-        </w:rPr>
-        <w:t>Injury</w:t>
-      </w:r>
-      <w:proofErr w:type="spellEnd"/>
-      <w:r>
-        <w:rPr>
-          <w:rFonts w:ascii="Montserrat" w:hAnsi="Montserrat"/>
-          <w:sz w:val="16"/>
-        </w:rPr>
-        <w:t xml:space="preserve">: A </w:t>
-      </w:r>
-      <w:proofErr w:type="spellStart"/>
-      <w:r>
-        <w:rPr>
-          <w:rFonts w:ascii="Montserrat" w:hAnsi="Montserrat"/>
-          <w:sz w:val="16"/>
-        </w:rPr>
-        <w:t>Systematic</w:t>
-      </w:r>
-      <w:proofErr w:type="spellEnd"/>
-      <w:r>
-        <w:rPr>
-          <w:rFonts w:ascii="Montserrat" w:hAnsi="Montserrat"/>
-          <w:sz w:val="16"/>
-        </w:rPr>
-        <w:t xml:space="preserve"> </w:t>
-      </w:r>
-      <w:proofErr w:type="spellStart"/>
-      <w:r>
-        <w:rPr>
-          <w:rFonts w:ascii="Montserrat" w:hAnsi="Montserrat"/>
-          <w:sz w:val="16"/>
-        </w:rPr>
-        <w:t>Review</w:t>
-      </w:r>
-      <w:proofErr w:type="spellEnd"/>
-      <w:r>
-        <w:rPr>
-          <w:rFonts w:ascii="Montserrat" w:hAnsi="Montserrat"/>
-          <w:sz w:val="16"/>
-        </w:rPr>
-        <w:t xml:space="preserve"> and Meta-</w:t>
-      </w:r>
-      <w:proofErr w:type="spellStart"/>
-      <w:r>
-        <w:rPr>
-          <w:rFonts w:ascii="Montserrat" w:hAnsi="Montserrat"/>
-          <w:sz w:val="16"/>
-        </w:rPr>
-        <w:t>analysis</w:t>
-      </w:r>
-      <w:proofErr w:type="spellEnd"/>
-      <w:r>
-        <w:rPr>
-          <w:rFonts w:ascii="Montserrat" w:hAnsi="Montserrat"/>
-          <w:sz w:val="16"/>
-        </w:rPr>
-        <w:t xml:space="preserve"> </w:t>
-      </w:r>
-      <w:proofErr w:type="spellStart"/>
-      <w:r>
-        <w:rPr>
-          <w:rFonts w:ascii="Montserrat" w:hAnsi="Montserrat"/>
-          <w:sz w:val="16"/>
-        </w:rPr>
-        <w:t>on</w:t>
-      </w:r>
-      <w:proofErr w:type="spellEnd"/>
-      <w:r>
-        <w:rPr>
-          <w:rFonts w:ascii="Montserrat" w:hAnsi="Montserrat"/>
-          <w:sz w:val="16"/>
-        </w:rPr>
-        <w:t xml:space="preserve"> </w:t>
-      </w:r>
-      <w:proofErr w:type="spellStart"/>
-      <w:r>
-        <w:rPr>
-          <w:rFonts w:ascii="Montserrat" w:hAnsi="Montserrat"/>
-          <w:sz w:val="16"/>
-        </w:rPr>
-        <w:t>the</w:t>
-      </w:r>
-      <w:proofErr w:type="spellEnd"/>
-      <w:r>
-        <w:rPr>
-          <w:rFonts w:ascii="Montserrat" w:hAnsi="Montserrat"/>
-          <w:sz w:val="16"/>
-        </w:rPr>
-        <w:t xml:space="preserve"> Frontal </w:t>
-      </w:r>
-      <w:proofErr w:type="spellStart"/>
-      <w:r>
-        <w:rPr>
-          <w:rFonts w:ascii="Montserrat" w:hAnsi="Montserrat"/>
-          <w:sz w:val="16"/>
-        </w:rPr>
-        <w:t>Systems</w:t>
-      </w:r>
-      <w:proofErr w:type="spellEnd"/>
-      <w:r>
-        <w:rPr>
-          <w:rFonts w:ascii="Montserrat" w:hAnsi="Montserrat"/>
-          <w:sz w:val="16"/>
-        </w:rPr>
-        <w:t xml:space="preserve"> </w:t>
-      </w:r>
-      <w:proofErr w:type="spellStart"/>
-      <w:r>
-        <w:rPr>
-          <w:rFonts w:ascii="Montserrat" w:hAnsi="Montserrat"/>
-          <w:sz w:val="16"/>
-        </w:rPr>
-        <w:t>Behavior</w:t>
-      </w:r>
-      <w:proofErr w:type="spellEnd"/>
-      <w:r>
-        <w:rPr>
-          <w:rFonts w:ascii="Montserrat" w:hAnsi="Montserrat"/>
-          <w:sz w:val="16"/>
-        </w:rPr>
-        <w:t xml:space="preserve"> </w:t>
-      </w:r>
-      <w:proofErr w:type="spellStart"/>
-      <w:r>
-        <w:rPr>
-          <w:rFonts w:ascii="Montserrat" w:hAnsi="Montserrat"/>
-          <w:sz w:val="16"/>
-        </w:rPr>
-        <w:t>Scale</w:t>
-      </w:r>
-      <w:proofErr w:type="spellEnd"/>
-      <w:r>
-        <w:rPr>
-          <w:rFonts w:ascii="Montserrat" w:hAnsi="Montserrat"/>
-          <w:sz w:val="16"/>
-        </w:rPr>
-        <w:t>. </w:t>
-      </w:r>
-      <w:r>
-        <w:rPr>
-          <w:rFonts w:ascii="Montserrat" w:hAnsi="Montserrat"/>
-          <w:i/>
-          <w:iCs/>
-          <w:sz w:val="16"/>
-        </w:rPr>
-        <w:t xml:space="preserve">International </w:t>
-      </w:r>
-      <w:proofErr w:type="spellStart"/>
-      <w:r>
-        <w:rPr>
-          <w:rFonts w:ascii="Montserrat" w:hAnsi="Montserrat"/>
-          <w:i/>
-          <w:iCs/>
-          <w:sz w:val="16"/>
-        </w:rPr>
-        <w:t>Journal</w:t>
-      </w:r>
-      <w:proofErr w:type="spellEnd"/>
-      <w:r>
-        <w:rPr>
-          <w:rFonts w:ascii="Montserrat" w:hAnsi="Montserrat"/>
-          <w:i/>
-          <w:iCs/>
-          <w:sz w:val="16"/>
-        </w:rPr>
-        <w:t xml:space="preserve"> </w:t>
-      </w:r>
-      <w:proofErr w:type="spellStart"/>
-      <w:r>
-        <w:rPr>
-          <w:rFonts w:ascii="Montserrat" w:hAnsi="Montserrat"/>
-          <w:i/>
-          <w:iCs/>
-          <w:sz w:val="16"/>
-        </w:rPr>
-        <w:t>of</w:t>
-      </w:r>
-      <w:proofErr w:type="spellEnd"/>
-      <w:r>
-        <w:rPr>
-          <w:rFonts w:ascii="Montserrat" w:hAnsi="Montserrat"/>
-          <w:i/>
-          <w:iCs/>
-          <w:sz w:val="16"/>
-        </w:rPr>
-        <w:t xml:space="preserve"> </w:t>
-      </w:r>
-      <w:proofErr w:type="spellStart"/>
-      <w:r>
-        <w:rPr>
-          <w:rFonts w:ascii="Montserrat" w:hAnsi="Montserrat"/>
-          <w:i/>
-          <w:iCs/>
-          <w:sz w:val="16"/>
-        </w:rPr>
-        <w:t>Psychological</w:t>
-      </w:r>
-      <w:proofErr w:type="spellEnd"/>
-      <w:r>
-        <w:rPr>
-          <w:rFonts w:ascii="Montserrat" w:hAnsi="Montserrat"/>
-          <w:i/>
-          <w:iCs/>
-          <w:sz w:val="16"/>
-        </w:rPr>
-        <w:t xml:space="preserve"> </w:t>
-      </w:r>
-      <w:proofErr w:type="spellStart"/>
-      <w:r>
-        <w:rPr>
-          <w:rFonts w:ascii="Montserrat" w:hAnsi="Montserrat"/>
-          <w:i/>
-          <w:iCs/>
-          <w:sz w:val="16"/>
-        </w:rPr>
-        <w:t>Research</w:t>
-      </w:r>
-      <w:proofErr w:type="spellEnd"/>
-      <w:r>
-        <w:rPr>
-          <w:rFonts w:ascii="Montserrat" w:hAnsi="Montserrat"/>
-          <w:sz w:val="16"/>
-        </w:rPr>
-        <w:t>, </w:t>
-      </w:r>
-      <w:r>
-        <w:rPr>
-          <w:rFonts w:ascii="Montserrat" w:hAnsi="Montserrat"/>
-          <w:i/>
-          <w:iCs/>
-          <w:sz w:val="16"/>
-        </w:rPr>
-        <w:t>17</w:t>
-      </w:r>
-      <w:r>
-        <w:rPr>
-          <w:rFonts w:ascii="Montserrat" w:hAnsi="Montserrat"/>
-          <w:sz w:val="16"/>
+          <w:lang w:val="en-US"/>
         </w:rPr>
         <w:t xml:space="preserve">(1), 112–129. </w:t>
       </w:r>
-      <w:hyperlink r:id="rId16" w:history="1">
+      <w:hyperlink r:id="rId19" w:history="1">
         <w:r>
           <w:rPr>
             <w:rStyle w:val="Hipervnculo"/>
             <w:rFonts w:ascii="Montserrat" w:hAnsi="Montserrat"/>
             <w:sz w:val="16"/>
+            <w:lang w:val="en-US"/>
           </w:rPr>
           <w:t>https://doi.org/10.21500/20112084.6414</w:t>
         </w:r>
@@ -5763,6 +5658,7 @@
         <w:rPr>
           <w:rFonts w:ascii="Montserrat" w:hAnsi="Montserrat"/>
           <w:sz w:val="16"/>
+          <w:lang w:val="en-US"/>
         </w:rPr>
         <w:t xml:space="preserve"> </w:t>
       </w:r>
@@ -5782,51 +5678,26 @@
         <w:rPr>
           <w:rFonts w:ascii="Montserrat" w:hAnsi="Montserrat"/>
           <w:sz w:val="16"/>
-        </w:rPr>
-        <w:t>Caamaño, P.,</w:t>
+          <w:lang w:val="en-US"/>
+        </w:rPr>
+        <w:t xml:space="preserve">Caamaño, P., &amp; </w:t>
       </w:r>
       <w:r>
         <w:rPr>
           <w:rFonts w:ascii="Montserrat" w:hAnsi="Montserrat"/>
-          <w:sz w:val="16"/>
-        </w:rPr>
-        <w:t xml:space="preserve"> &amp;</w:t>
+          <w:b/>
+          <w:sz w:val="16"/>
+          <w:lang w:val="en-US"/>
+        </w:rPr>
+        <w:t>Leiva, S</w:t>
       </w:r>
       <w:r>
         <w:rPr>
           <w:rFonts w:ascii="Montserrat" w:hAnsi="Montserrat"/>
           <w:sz w:val="16"/>
-        </w:rPr>
-        <w:t xml:space="preserve"> </w:t>
-      </w:r>
-      <w:r>
-        <w:rPr>
-          <w:rFonts w:ascii="Montserrat" w:hAnsi="Montserrat"/>
-          <w:b/>
-          <w:sz w:val="16"/>
-        </w:rPr>
-        <w:t>Leiva, S</w:t>
-      </w:r>
-      <w:r>
-        <w:rPr>
-          <w:rFonts w:ascii="Montserrat" w:hAnsi="Montserrat"/>
-          <w:sz w:val="16"/>
-        </w:rPr>
-        <w:t>. (202</w:t>
-      </w:r>
-      <w:r>
-        <w:rPr>
-          <w:rFonts w:ascii="Montserrat" w:hAnsi="Montserrat"/>
-          <w:sz w:val="16"/>
-        </w:rPr>
-        <w:t>4</w:t>
-      </w:r>
-      <w:r>
-        <w:rPr>
-          <w:rFonts w:ascii="Montserrat" w:hAnsi="Montserrat"/>
-          <w:sz w:val="16"/>
-        </w:rPr>
-        <w:t xml:space="preserve">). </w:t>
+          <w:lang w:val="en-US"/>
+        </w:rPr>
+        <w:t xml:space="preserve">. (2024). </w:t>
       </w:r>
       <w:r>
         <w:rPr>
@@ -5875,7 +5746,7 @@
         </w:rPr>
         <w:t xml:space="preserve"> </w:t>
       </w:r>
-      <w:hyperlink r:id="rId17" w:history="1">
+      <w:hyperlink r:id="rId20" w:history="1">
         <w:r>
           <w:rPr>
             <w:rStyle w:val="Hipervnculo"/>
@@ -5986,69 +5857,53 @@
           <w:rFonts w:ascii="Montserrat" w:hAnsi="Montserrat"/>
           <w:sz w:val="16"/>
         </w:rPr>
+        <w:t xml:space="preserve"> Index: un estudio comparativo del rendimiento entre hombres y mujeres de Buenos Aires</w:t>
+      </w:r>
+      <w:r>
+        <w:rPr>
+          <w:rFonts w:ascii="Montserrat" w:hAnsi="Montserrat"/>
+          <w:i/>
+          <w:sz w:val="16"/>
+        </w:rPr>
+        <w:t>. Psicología UNEMI</w:t>
+      </w:r>
+      <w:r>
+        <w:rPr>
+          <w:rFonts w:ascii="Montserrat" w:hAnsi="Montserrat"/>
+          <w:sz w:val="16"/>
+        </w:rPr>
+        <w:t>,</w:t>
+      </w:r>
+      <w:r>
+        <w:rPr>
+          <w:rFonts w:ascii="Montserrat" w:hAnsi="Montserrat"/>
+          <w:i/>
+          <w:sz w:val="16"/>
+        </w:rPr>
+        <w:t xml:space="preserve"> 7</w:t>
+      </w:r>
+      <w:r>
+        <w:rPr>
+          <w:rFonts w:ascii="Montserrat" w:hAnsi="Montserrat"/>
+          <w:sz w:val="16"/>
+        </w:rPr>
+        <w:t>(12), 35-44</w:t>
+      </w:r>
+      <w:r>
+        <w:rPr>
+          <w:rFonts w:ascii="Montserrat" w:hAnsi="Montserrat"/>
+          <w:sz w:val="16"/>
+        </w:rPr>
+        <w:t>.</w:t>
+      </w:r>
+      <w:r>
+        <w:rPr>
+          <w:rFonts w:ascii="Montserrat" w:hAnsi="Montserrat"/>
+          <w:sz w:val="16"/>
+        </w:rPr>
         <w:t xml:space="preserve"> </w:t>
       </w:r>
-      <w:proofErr w:type="spellStart"/>
-      <w:r>
-        <w:rPr>
-          <w:rFonts w:ascii="Montserrat" w:hAnsi="Montserrat"/>
-          <w:sz w:val="16"/>
-        </w:rPr>
-        <w:t>Index</w:t>
-      </w:r>
-      <w:proofErr w:type="spellEnd"/>
-      <w:r>
-        <w:rPr>
-          <w:rFonts w:ascii="Montserrat" w:hAnsi="Montserrat"/>
-          <w:sz w:val="16"/>
-        </w:rPr>
-        <w:t>: un estudio comparativo del rendimiento entre hombres y mujeres de Buenos Aires</w:t>
-      </w:r>
-      <w:r>
-        <w:rPr>
-          <w:rFonts w:ascii="Montserrat" w:hAnsi="Montserrat"/>
-          <w:i/>
-          <w:sz w:val="16"/>
-        </w:rPr>
-        <w:t>. Psicología UNEMI</w:t>
-      </w:r>
-      <w:r>
-        <w:rPr>
-          <w:rFonts w:ascii="Montserrat" w:hAnsi="Montserrat"/>
-          <w:sz w:val="16"/>
-        </w:rPr>
-        <w:t>,</w:t>
-      </w:r>
-      <w:r>
-        <w:rPr>
-          <w:rFonts w:ascii="Montserrat" w:hAnsi="Montserrat"/>
-          <w:i/>
-          <w:sz w:val="16"/>
-        </w:rPr>
-        <w:t xml:space="preserve"> 7</w:t>
-      </w:r>
-      <w:r>
-        <w:rPr>
-          <w:rFonts w:ascii="Montserrat" w:hAnsi="Montserrat"/>
-          <w:sz w:val="16"/>
-        </w:rPr>
-        <w:t>(12), 35-44</w:t>
-      </w:r>
-      <w:r>
-        <w:rPr>
-          <w:rFonts w:ascii="Montserrat" w:hAnsi="Montserrat"/>
-          <w:sz w:val="16"/>
-        </w:rPr>
-        <w:t>.</w:t>
-      </w:r>
-      <w:r>
-        <w:rPr>
-          <w:rFonts w:ascii="Montserrat" w:hAnsi="Montserrat"/>
-          <w:sz w:val="16"/>
-        </w:rPr>
-        <w:t xml:space="preserve"> </w:t>
-      </w:r>
-      <w:hyperlink r:id="rId18" w:history="1">
+      <w:hyperlink r:id="rId21" w:history="1">
         <w:r>
           <w:rPr>
             <w:rStyle w:val="Hipervnculo"/>
@@ -6090,6 +5945,7 @@
           <w:rStyle w:val="Hipervnculo"/>
           <w:rFonts w:ascii="Montserrat" w:hAnsi="Montserrat"/>
           <w:sz w:val="16"/>
+          <w:lang w:val="en-US"/>
         </w:rPr>
       </w:pPr>
       <w:r>
@@ -6123,206 +5979,55 @@
         </w:rPr>
         <w:t xml:space="preserve">, A. (2022). </w:t>
       </w:r>
-      <w:proofErr w:type="spellStart"/>
       <w:r>
         <w:rPr>
           <w:rFonts w:ascii="Montserrat" w:hAnsi="Montserrat"/>
           <w:sz w:val="16"/>
-        </w:rPr>
-        <w:t>Impaired</w:t>
-      </w:r>
-      <w:proofErr w:type="spellEnd"/>
+          <w:lang w:val="en-US"/>
+        </w:rPr>
+        <w:t xml:space="preserve">Impaired recognition of dynamic body expressions after right hemisphere damage. </w:t>
+      </w:r>
       <w:r>
         <w:rPr>
           <w:rFonts w:ascii="Montserrat" w:hAnsi="Montserrat"/>
-          <w:sz w:val="16"/>
-        </w:rPr>
-        <w:t xml:space="preserve"> </w:t>
-      </w:r>
-      <w:proofErr w:type="spellStart"/>
+          <w:i/>
+          <w:sz w:val="16"/>
+          <w:lang w:val="en-US"/>
+        </w:rPr>
+        <w:t>Psychology &amp; Neuroscience</w:t>
+      </w:r>
       <w:r>
         <w:rPr>
           <w:rFonts w:ascii="Montserrat" w:hAnsi="Montserrat"/>
           <w:sz w:val="16"/>
-        </w:rPr>
-        <w:t>recognition</w:t>
-      </w:r>
-      <w:proofErr w:type="spellEnd"/>
+          <w:lang w:val="en-US"/>
+        </w:rPr>
+        <w:t xml:space="preserve">, </w:t>
+      </w:r>
       <w:r>
         <w:rPr>
           <w:rFonts w:ascii="Montserrat" w:hAnsi="Montserrat"/>
-          <w:sz w:val="16"/>
-        </w:rPr>
-        <w:t xml:space="preserve"> </w:t>
-      </w:r>
-      <w:proofErr w:type="spellStart"/>
+          <w:i/>
+          <w:sz w:val="16"/>
+          <w:lang w:val="en-US"/>
+        </w:rPr>
+        <w:t>15</w:t>
+      </w:r>
       <w:r>
         <w:rPr>
           <w:rFonts w:ascii="Montserrat" w:hAnsi="Montserrat"/>
           <w:sz w:val="16"/>
-        </w:rPr>
-        <w:t>of</w:t>
-      </w:r>
-      <w:proofErr w:type="spellEnd"/>
-      <w:r>
-        <w:rPr>
-          <w:rFonts w:ascii="Montserrat" w:hAnsi="Montserrat"/>
-          <w:sz w:val="16"/>
-        </w:rPr>
-        <w:t xml:space="preserve"> </w:t>
-      </w:r>
-      <w:proofErr w:type="spellStart"/>
-      <w:r>
-        <w:rPr>
-          <w:rFonts w:ascii="Montserrat" w:hAnsi="Montserrat"/>
-          <w:sz w:val="16"/>
-        </w:rPr>
-        <w:t>dynamic</w:t>
-      </w:r>
-      <w:proofErr w:type="spellEnd"/>
-      <w:r>
-        <w:rPr>
-          <w:rFonts w:ascii="Montserrat" w:hAnsi="Montserrat"/>
-          <w:sz w:val="16"/>
-        </w:rPr>
-        <w:t xml:space="preserve"> </w:t>
-      </w:r>
-      <w:proofErr w:type="spellStart"/>
-      <w:r>
-        <w:rPr>
-          <w:rFonts w:ascii="Montserrat" w:hAnsi="Montserrat"/>
-          <w:sz w:val="16"/>
-        </w:rPr>
-        <w:t>body</w:t>
-      </w:r>
-      <w:proofErr w:type="spellEnd"/>
-      <w:r>
-        <w:rPr>
-          <w:rFonts w:ascii="Montserrat" w:hAnsi="Montserrat"/>
-          <w:sz w:val="16"/>
-        </w:rPr>
-        <w:t xml:space="preserve"> </w:t>
-      </w:r>
-      <w:proofErr w:type="spellStart"/>
-      <w:r>
-        <w:rPr>
-          <w:rFonts w:ascii="Montserrat" w:hAnsi="Montserrat"/>
-          <w:sz w:val="16"/>
-        </w:rPr>
-        <w:t>expressions</w:t>
-      </w:r>
-      <w:proofErr w:type="spellEnd"/>
-      <w:r>
-        <w:rPr>
-          <w:rFonts w:ascii="Montserrat" w:hAnsi="Montserrat"/>
-          <w:sz w:val="16"/>
-        </w:rPr>
-        <w:t xml:space="preserve"> after </w:t>
-      </w:r>
-      <w:proofErr w:type="spellStart"/>
-      <w:r>
-        <w:rPr>
-          <w:rFonts w:ascii="Montserrat" w:hAnsi="Montserrat"/>
-          <w:sz w:val="16"/>
-        </w:rPr>
-        <w:t>right</w:t>
-      </w:r>
-      <w:proofErr w:type="spellEnd"/>
-      <w:r>
-        <w:rPr>
-          <w:rFonts w:ascii="Montserrat" w:hAnsi="Montserrat"/>
-          <w:sz w:val="16"/>
-        </w:rPr>
-        <w:t xml:space="preserve"> </w:t>
-      </w:r>
-      <w:proofErr w:type="spellStart"/>
-      <w:r>
-        <w:rPr>
-          <w:rFonts w:ascii="Montserrat" w:hAnsi="Montserrat"/>
-          <w:sz w:val="16"/>
-        </w:rPr>
-        <w:t>hemisphere</w:t>
-      </w:r>
-      <w:proofErr w:type="spellEnd"/>
-      <w:r>
-        <w:rPr>
-          <w:rFonts w:ascii="Montserrat" w:hAnsi="Montserrat"/>
-          <w:sz w:val="16"/>
-        </w:rPr>
-        <w:t xml:space="preserve"> </w:t>
-      </w:r>
-      <w:proofErr w:type="spellStart"/>
-      <w:r>
-        <w:rPr>
-          <w:rFonts w:ascii="Montserrat" w:hAnsi="Montserrat"/>
-          <w:sz w:val="16"/>
-        </w:rPr>
-        <w:t>damage</w:t>
-      </w:r>
-      <w:proofErr w:type="spellEnd"/>
-      <w:r>
-        <w:rPr>
-          <w:rFonts w:ascii="Montserrat" w:hAnsi="Montserrat"/>
-          <w:sz w:val="16"/>
-        </w:rPr>
-        <w:t xml:space="preserve">. </w:t>
-      </w:r>
-      <w:proofErr w:type="spellStart"/>
-      <w:r>
-        <w:rPr>
-          <w:rFonts w:ascii="Montserrat" w:hAnsi="Montserrat"/>
-          <w:i/>
-          <w:sz w:val="16"/>
-        </w:rPr>
-        <w:t>Psychology</w:t>
-      </w:r>
-      <w:proofErr w:type="spellEnd"/>
-      <w:r>
-        <w:rPr>
-          <w:rFonts w:ascii="Montserrat" w:hAnsi="Montserrat"/>
-          <w:i/>
-          <w:sz w:val="16"/>
-        </w:rPr>
-        <w:t xml:space="preserve"> &amp; </w:t>
-      </w:r>
-      <w:proofErr w:type="spellStart"/>
-      <w:r>
-        <w:rPr>
-          <w:rFonts w:ascii="Montserrat" w:hAnsi="Montserrat"/>
-          <w:i/>
-          <w:sz w:val="16"/>
-        </w:rPr>
-        <w:t>Neuroscience</w:t>
-      </w:r>
-      <w:proofErr w:type="spellEnd"/>
-      <w:r>
-        <w:rPr>
-          <w:rFonts w:ascii="Montserrat" w:hAnsi="Montserrat"/>
-          <w:sz w:val="16"/>
-        </w:rPr>
-        <w:t xml:space="preserve">, </w:t>
-      </w:r>
-      <w:r>
-        <w:rPr>
-          <w:rFonts w:ascii="Montserrat" w:hAnsi="Montserrat"/>
-          <w:i/>
-          <w:sz w:val="16"/>
-        </w:rPr>
-        <w:t>15</w:t>
-      </w:r>
-      <w:r>
-        <w:rPr>
-          <w:rFonts w:ascii="Montserrat" w:hAnsi="Montserrat"/>
-          <w:sz w:val="16"/>
+          <w:lang w:val="en-US"/>
         </w:rPr>
         <w:t xml:space="preserve">(2), 186–197. </w:t>
       </w:r>
-      <w:hyperlink r:id="rId19" w:history="1">
+      <w:hyperlink r:id="rId22" w:history="1">
         <w:r>
           <w:rPr>
             <w:rStyle w:val="Hipervnculo"/>
             <w:rFonts w:ascii="Montserrat" w:hAnsi="Montserrat"/>
             <w:sz w:val="16"/>
+            <w:lang w:val="en-US"/>
           </w:rPr>
           <w:t>https://doi.org/10.1037/pne0000272</w:t>
         </w:r>
@@ -6344,6 +6049,7 @@
           <w:rFonts w:ascii="Montserrat" w:hAnsi="Montserrat"/>
           <w:b/>
           <w:sz w:val="16"/>
+          <w:lang w:val="en-US"/>
         </w:rPr>
         <w:t>Leiva, S.</w:t>
       </w:r>
@@ -6351,6 +6057,7 @@
         <w:rPr>
           <w:rFonts w:ascii="Montserrat" w:hAnsi="Montserrat"/>
           <w:sz w:val="16"/>
+          <w:lang w:val="en-US"/>
         </w:rPr>
         <w:t xml:space="preserve">, Caamaño, P., &amp; </w:t>
       </w:r>
@@ -6359,6 +6066,7 @@
         <w:rPr>
           <w:rFonts w:ascii="Montserrat" w:hAnsi="Montserrat"/>
           <w:sz w:val="16"/>
+          <w:lang w:val="en-US"/>
         </w:rPr>
         <w:t>Bacigalupe</w:t>
       </w:r>
@@ -6367,12 +6075,20 @@
         <w:rPr>
           <w:rFonts w:ascii="Montserrat" w:hAnsi="Montserrat"/>
           <w:sz w:val="16"/>
-        </w:rPr>
-        <w:t xml:space="preserve">, L. (2022). Factores que afectan la participación social de adultos con traumatismo craneoencefálico: una revisión sistemática. </w:t>
+          <w:lang w:val="en-US"/>
+        </w:rPr>
+        <w:t xml:space="preserve">, L. (2022). </w:t>
       </w:r>
       <w:r>
         <w:rPr>
           <w:rFonts w:ascii="Montserrat" w:hAnsi="Montserrat"/>
+          <w:sz w:val="16"/>
+        </w:rPr>
+        <w:t xml:space="preserve">Factores que afectan la participación social de adultos con traumatismo craneoencefálico: una revisión sistemática. </w:t>
+      </w:r>
+      <w:r>
+        <w:rPr>
+          <w:rFonts w:ascii="Montserrat" w:hAnsi="Montserrat"/>
           <w:i/>
           <w:sz w:val="16"/>
         </w:rPr>
@@ -6385,7 +6101,7 @@
         </w:rPr>
         <w:t xml:space="preserve">, 36(133), 58-72. </w:t>
       </w:r>
-      <w:hyperlink r:id="rId20" w:history="1">
+      <w:hyperlink r:id="rId23" w:history="1">
         <w:r>
           <w:rPr>
             <w:rStyle w:val="Hipervnculo"/>
@@ -6427,106 +6143,118 @@
           <w:rFonts w:ascii="Montserrat" w:hAnsi="Montserrat" w:cstheme="minorHAnsi"/>
           <w:sz w:val="16"/>
           <w:szCs w:val="24"/>
+          <w:lang w:val="es-AR"/>
+        </w:rPr>
+      </w:pPr>
+      <w:r>
+        <w:rPr>
+          <w:rFonts w:ascii="Montserrat" w:hAnsi="Montserrat" w:cstheme="minorHAnsi"/>
+          <w:sz w:val="16"/>
+          <w:szCs w:val="24"/>
+        </w:rPr>
+        <w:t xml:space="preserve">Morello García, F., </w:t>
+      </w:r>
+      <w:proofErr w:type="spellStart"/>
+      <w:r>
+        <w:rPr>
+          <w:rFonts w:ascii="Montserrat" w:hAnsi="Montserrat" w:cstheme="minorHAnsi"/>
+          <w:sz w:val="16"/>
+          <w:szCs w:val="24"/>
+        </w:rPr>
+        <w:t>Difalcis</w:t>
+      </w:r>
+      <w:proofErr w:type="spellEnd"/>
+      <w:r>
+        <w:rPr>
+          <w:rFonts w:ascii="Montserrat" w:hAnsi="Montserrat" w:cstheme="minorHAnsi"/>
+          <w:sz w:val="16"/>
+          <w:szCs w:val="24"/>
+        </w:rPr>
+        <w:t xml:space="preserve">, M., </w:t>
+      </w:r>
+      <w:r>
+        <w:rPr>
+          <w:rFonts w:ascii="Montserrat" w:hAnsi="Montserrat" w:cstheme="minorHAnsi"/>
+          <w:b/>
+          <w:sz w:val="16"/>
+          <w:szCs w:val="24"/>
+        </w:rPr>
+        <w:t>Leiva, S.,</w:t>
+      </w:r>
+      <w:r>
+        <w:rPr>
+          <w:rFonts w:ascii="Montserrat" w:hAnsi="Montserrat" w:cstheme="minorHAnsi"/>
+          <w:sz w:val="16"/>
+          <w:szCs w:val="24"/>
+        </w:rPr>
+        <w:t xml:space="preserve"> Allegri, R. F., &amp; </w:t>
+      </w:r>
+      <w:proofErr w:type="spellStart"/>
+      <w:r>
+        <w:rPr>
+          <w:rFonts w:ascii="Montserrat" w:hAnsi="Montserrat" w:cstheme="minorHAnsi"/>
+          <w:sz w:val="16"/>
+          <w:szCs w:val="24"/>
+        </w:rPr>
+        <w:t>Ferreres</w:t>
+      </w:r>
+      <w:proofErr w:type="spellEnd"/>
+      <w:r>
+        <w:rPr>
+          <w:rFonts w:ascii="Montserrat" w:hAnsi="Montserrat" w:cstheme="minorHAnsi"/>
+          <w:sz w:val="16"/>
+          <w:szCs w:val="24"/>
+        </w:rPr>
+        <w:t xml:space="preserve">, A. (2021). </w:t>
+      </w:r>
+      <w:r>
+        <w:rPr>
+          <w:rFonts w:ascii="Montserrat" w:hAnsi="Montserrat" w:cstheme="minorHAnsi"/>
+          <w:sz w:val="16"/>
+          <w:szCs w:val="24"/>
           <w:lang w:val="en-US"/>
         </w:rPr>
-      </w:pPr>
-      <w:r>
-        <w:rPr>
-          <w:rFonts w:ascii="Montserrat" w:hAnsi="Montserrat" w:cstheme="minorHAnsi"/>
-          <w:sz w:val="16"/>
-          <w:szCs w:val="24"/>
-        </w:rPr>
-        <w:t xml:space="preserve">Morello García, F., </w:t>
+        <w:t xml:space="preserve">Acquired surface dysgraphia and dyslexia in the semantic variant of primary progressive aphasia: a single-case study in Spanish. </w:t>
       </w:r>
       <w:proofErr w:type="spellStart"/>
       <w:r>
         <w:rPr>
           <w:rFonts w:ascii="Montserrat" w:hAnsi="Montserrat" w:cstheme="minorHAnsi"/>
-          <w:sz w:val="16"/>
-          <w:szCs w:val="24"/>
-        </w:rPr>
-        <w:t>Difalcis</w:t>
+          <w:i/>
+          <w:sz w:val="16"/>
+          <w:szCs w:val="24"/>
+          <w:lang w:val="es-AR"/>
+        </w:rPr>
+        <w:t>Aphasiology</w:t>
       </w:r>
       <w:proofErr w:type="spellEnd"/>
       <w:r>
         <w:rPr>
           <w:rFonts w:ascii="Montserrat" w:hAnsi="Montserrat" w:cstheme="minorHAnsi"/>
-          <w:sz w:val="16"/>
-          <w:szCs w:val="24"/>
-        </w:rPr>
-        <w:t xml:space="preserve">, M., </w:t>
-      </w:r>
-      <w:r>
-        <w:rPr>
-          <w:rFonts w:ascii="Montserrat" w:hAnsi="Montserrat" w:cstheme="minorHAnsi"/>
-          <w:b/>
-          <w:sz w:val="16"/>
-          <w:szCs w:val="24"/>
-        </w:rPr>
-        <w:t>Leiva, S.,</w:t>
-      </w:r>
-      <w:r>
-        <w:rPr>
-          <w:rFonts w:ascii="Montserrat" w:hAnsi="Montserrat" w:cstheme="minorHAnsi"/>
-          <w:sz w:val="16"/>
-          <w:szCs w:val="24"/>
-        </w:rPr>
-        <w:t xml:space="preserve"> Allegri, R. F., &amp; </w:t>
-      </w:r>
-      <w:proofErr w:type="spellStart"/>
-      <w:r>
-        <w:rPr>
-          <w:rFonts w:ascii="Montserrat" w:hAnsi="Montserrat" w:cstheme="minorHAnsi"/>
-          <w:sz w:val="16"/>
-          <w:szCs w:val="24"/>
-        </w:rPr>
-        <w:t>Ferreres</w:t>
-      </w:r>
-      <w:proofErr w:type="spellEnd"/>
-      <w:r>
-        <w:rPr>
-          <w:rFonts w:ascii="Montserrat" w:hAnsi="Montserrat" w:cstheme="minorHAnsi"/>
-          <w:sz w:val="16"/>
-          <w:szCs w:val="24"/>
-        </w:rPr>
-        <w:t xml:space="preserve">, A. (2021). </w:t>
-      </w:r>
-      <w:r>
-        <w:rPr>
-          <w:rFonts w:ascii="Montserrat" w:hAnsi="Montserrat" w:cstheme="minorHAnsi"/>
-          <w:sz w:val="16"/>
-          <w:szCs w:val="24"/>
-          <w:lang w:val="en-US"/>
-        </w:rPr>
-        <w:t xml:space="preserve">Acquired surface dysgraphia and dyslexia in the semantic variant of primary progressive aphasia: a single-case study in Spanish. </w:t>
-      </w:r>
-      <w:r>
-        <w:rPr>
-          <w:rFonts w:ascii="Montserrat" w:hAnsi="Montserrat" w:cstheme="minorHAnsi"/>
-          <w:i/>
-          <w:sz w:val="16"/>
-          <w:szCs w:val="24"/>
-          <w:lang w:val="en-US"/>
-        </w:rPr>
-        <w:t>Aphasiology, 35</w:t>
-      </w:r>
-      <w:r>
-        <w:rPr>
-          <w:rFonts w:ascii="Montserrat" w:hAnsi="Montserrat" w:cstheme="minorHAnsi"/>
-          <w:sz w:val="16"/>
-          <w:szCs w:val="24"/>
-          <w:lang w:val="en-US"/>
+          <w:i/>
+          <w:sz w:val="16"/>
+          <w:szCs w:val="24"/>
+          <w:lang w:val="es-AR"/>
+        </w:rPr>
+        <w:t>, 35</w:t>
+      </w:r>
+      <w:r>
+        <w:rPr>
+          <w:rFonts w:ascii="Montserrat" w:hAnsi="Montserrat" w:cstheme="minorHAnsi"/>
+          <w:sz w:val="16"/>
+          <w:szCs w:val="24"/>
+          <w:lang w:val="es-AR"/>
         </w:rPr>
         <w:t xml:space="preserve">(6), 783-804. </w:t>
       </w:r>
-      <w:hyperlink r:id="rId21" w:history="1">
+      <w:hyperlink r:id="rId24" w:history="1">
         <w:r>
           <w:rPr>
             <w:rStyle w:val="Hipervnculo"/>
             <w:rFonts w:ascii="Montserrat" w:hAnsi="Montserrat" w:cstheme="minorHAnsi"/>
             <w:sz w:val="16"/>
             <w:szCs w:val="24"/>
-            <w:lang w:val="en-US"/>
+            <w:lang w:val="es-AR"/>
           </w:rPr>
           <w:t>https://doi.org/10.1080/02687038.2020.1734530</w:t>
         </w:r>
@@ -6721,7 +6449,7 @@
         </w:rPr>
         <w:t xml:space="preserve"> </w:t>
       </w:r>
-      <w:hyperlink r:id="rId22" w:history="1">
+      <w:hyperlink r:id="rId25" w:history="1">
         <w:r>
           <w:rPr>
             <w:rStyle w:val="Hipervnculo"/>
@@ -6776,10 +6504,49 @@
           <w:b/>
           <w:sz w:val="16"/>
           <w:szCs w:val="24"/>
+          <w:lang w:val="es-AR"/>
+        </w:rPr>
+        <w:t>Leiva, S.</w:t>
+      </w:r>
+      <w:r>
+        <w:rPr>
+          <w:rFonts w:ascii="Montserrat" w:hAnsi="Montserrat" w:cstheme="minorHAnsi"/>
+          <w:sz w:val="16"/>
+          <w:szCs w:val="24"/>
+          <w:lang w:val="es-AR"/>
+        </w:rPr>
+        <w:t xml:space="preserve">, Margulis, L., Micciulli, A., &amp; </w:t>
+      </w:r>
+      <w:proofErr w:type="spellStart"/>
+      <w:r>
+        <w:rPr>
+          <w:rFonts w:ascii="Montserrat" w:hAnsi="Montserrat" w:cstheme="minorHAnsi"/>
+          <w:sz w:val="16"/>
+          <w:szCs w:val="24"/>
+          <w:lang w:val="es-AR"/>
+        </w:rPr>
+        <w:t>Ferreres</w:t>
+      </w:r>
+      <w:proofErr w:type="spellEnd"/>
+      <w:r>
+        <w:rPr>
+          <w:rFonts w:ascii="Montserrat" w:hAnsi="Montserrat" w:cstheme="minorHAnsi"/>
+          <w:sz w:val="16"/>
+          <w:szCs w:val="24"/>
+          <w:lang w:val="es-AR"/>
+        </w:rPr>
+        <w:t xml:space="preserve">, A. (2019). </w:t>
+      </w:r>
+      <w:r>
+        <w:rPr>
+          <w:rFonts w:ascii="Montserrat" w:hAnsi="Montserrat" w:cstheme="minorHAnsi"/>
+          <w:sz w:val="16"/>
+          <w:szCs w:val="24"/>
           <w:lang w:val="en-US"/>
         </w:rPr>
-        <w:t>Leiva, S.</w:t>
-      </w:r>
+        <w:t xml:space="preserve">Dissociation between facial and </w:t>
+      </w:r>
+      <w:proofErr w:type="gramStart"/>
       <w:r>
         <w:rPr>
           <w:rFonts w:ascii="Montserrat" w:hAnsi="Montserrat" w:cstheme="minorHAnsi"/>
@@ -6787,37 +6554,60 @@
           <w:szCs w:val="24"/>
           <w:lang w:val="en-US"/>
         </w:rPr>
-        <w:t xml:space="preserve">, Margulis, L., </w:t>
+        <w:t>bodily  expressions</w:t>
+      </w:r>
+      <w:proofErr w:type="gramEnd"/>
+      <w:r>
+        <w:rPr>
+          <w:rFonts w:ascii="Montserrat" w:hAnsi="Montserrat" w:cstheme="minorHAnsi"/>
+          <w:sz w:val="16"/>
+          <w:szCs w:val="24"/>
+          <w:lang w:val="en-US"/>
+        </w:rPr>
+        <w:t xml:space="preserve"> in emotion recognition: A case study. </w:t>
+      </w:r>
+      <w:r>
+        <w:rPr>
+          <w:rFonts w:ascii="Montserrat" w:hAnsi="Montserrat" w:cstheme="minorHAnsi"/>
+          <w:i/>
+          <w:sz w:val="16"/>
+          <w:szCs w:val="24"/>
+          <w:lang w:val="es-AR"/>
+        </w:rPr>
+        <w:t xml:space="preserve">The </w:t>
       </w:r>
       <w:proofErr w:type="spellStart"/>
       <w:r>
         <w:rPr>
           <w:rFonts w:ascii="Montserrat" w:hAnsi="Montserrat" w:cstheme="minorHAnsi"/>
-          <w:sz w:val="16"/>
-          <w:szCs w:val="24"/>
-          <w:lang w:val="en-US"/>
-        </w:rPr>
-        <w:t>Micciulli</w:t>
+          <w:i/>
+          <w:sz w:val="16"/>
+          <w:szCs w:val="24"/>
+          <w:lang w:val="es-AR"/>
+        </w:rPr>
+        <w:t>Clinical</w:t>
       </w:r>
       <w:proofErr w:type="spellEnd"/>
       <w:r>
         <w:rPr>
           <w:rFonts w:ascii="Montserrat" w:hAnsi="Montserrat" w:cstheme="minorHAnsi"/>
-          <w:sz w:val="16"/>
-          <w:szCs w:val="24"/>
-          <w:lang w:val="en-US"/>
-        </w:rPr>
-        <w:t xml:space="preserve">, A., &amp; </w:t>
+          <w:i/>
+          <w:sz w:val="16"/>
+          <w:szCs w:val="24"/>
+          <w:lang w:val="es-AR"/>
+        </w:rPr>
+        <w:t xml:space="preserve"> </w:t>
       </w:r>
       <w:proofErr w:type="spellStart"/>
       <w:r>
         <w:rPr>
           <w:rFonts w:ascii="Montserrat" w:hAnsi="Montserrat" w:cstheme="minorHAnsi"/>
-          <w:sz w:val="16"/>
-          <w:szCs w:val="24"/>
-          <w:lang w:val="en-US"/>
-        </w:rPr>
-        <w:t>Ferreres</w:t>
+          <w:i/>
+          <w:sz w:val="16"/>
+          <w:szCs w:val="24"/>
+          <w:lang w:val="es-AR"/>
+        </w:rPr>
+        <w:t>Neuropsychologist</w:t>
       </w:r>
       <w:proofErr w:type="spellEnd"/>
       <w:r>
@@ -6825,46 +6615,7 @@
           <w:rFonts w:ascii="Montserrat" w:hAnsi="Montserrat" w:cstheme="minorHAnsi"/>
           <w:sz w:val="16"/>
           <w:szCs w:val="24"/>
-          <w:lang w:val="en-US"/>
-        </w:rPr>
-        <w:t xml:space="preserve">, A. (2019). Dissociation between facial and </w:t>
-      </w:r>
-      <w:proofErr w:type="gramStart"/>
-      <w:r>
-        <w:rPr>
-          <w:rFonts w:ascii="Montserrat" w:hAnsi="Montserrat" w:cstheme="minorHAnsi"/>
-          <w:sz w:val="16"/>
-          <w:szCs w:val="24"/>
-          <w:lang w:val="en-US"/>
-        </w:rPr>
-        <w:t>bodily  expressions</w:t>
-      </w:r>
-      <w:proofErr w:type="gramEnd"/>
-      <w:r>
-        <w:rPr>
-          <w:rFonts w:ascii="Montserrat" w:hAnsi="Montserrat" w:cstheme="minorHAnsi"/>
-          <w:sz w:val="16"/>
-          <w:szCs w:val="24"/>
-          <w:lang w:val="en-US"/>
-        </w:rPr>
-        <w:t xml:space="preserve"> in emotion recognition: A case study. </w:t>
-      </w:r>
-      <w:r>
-        <w:rPr>
-          <w:rFonts w:ascii="Montserrat" w:hAnsi="Montserrat" w:cstheme="minorHAnsi"/>
-          <w:i/>
-          <w:sz w:val="16"/>
-          <w:szCs w:val="24"/>
-          <w:lang w:val="en-US"/>
-        </w:rPr>
-        <w:t>The Clinical Neuropsychologist</w:t>
-      </w:r>
-      <w:r>
-        <w:rPr>
-          <w:rFonts w:ascii="Montserrat" w:hAnsi="Montserrat" w:cstheme="minorHAnsi"/>
-          <w:sz w:val="16"/>
-          <w:szCs w:val="24"/>
-          <w:lang w:val="en-US"/>
+          <w:lang w:val="es-AR"/>
         </w:rPr>
         <w:t xml:space="preserve">, </w:t>
       </w:r>
@@ -6874,7 +6625,7 @@
           <w:i/>
           <w:sz w:val="16"/>
           <w:szCs w:val="24"/>
-          <w:lang w:val="en-US"/>
+          <w:lang w:val="es-AR"/>
         </w:rPr>
         <w:t>33</w:t>
       </w:r>
@@ -6883,18 +6634,18 @@
           <w:rFonts w:ascii="Montserrat" w:hAnsi="Montserrat" w:cstheme="minorHAnsi"/>
           <w:sz w:val="16"/>
           <w:szCs w:val="24"/>
-          <w:lang w:val="en-US"/>
+          <w:lang w:val="es-AR"/>
         </w:rPr>
         <w:t xml:space="preserve">(1), 166-182. </w:t>
       </w:r>
-      <w:hyperlink r:id="rId23" w:history="1">
+      <w:hyperlink r:id="rId26" w:history="1">
         <w:r>
           <w:rPr>
             <w:rStyle w:val="Hipervnculo"/>
             <w:rFonts w:ascii="Montserrat" w:hAnsi="Montserrat" w:cstheme="minorHAnsi"/>
             <w:sz w:val="16"/>
             <w:szCs w:val="24"/>
-            <w:lang w:val="en-US"/>
+            <w:lang w:val="es-AR"/>
           </w:rPr>
           <w:t>https://doi.org/10.1080/13854046.2017.1418024</w:t>
         </w:r>
@@ -7011,7 +6762,7 @@
         </w:rPr>
         <w:t xml:space="preserve"> </w:t>
       </w:r>
-      <w:hyperlink r:id="rId24" w:history="1">
+      <w:hyperlink r:id="rId27" w:history="1">
         <w:r>
           <w:rPr>
             <w:rStyle w:val="Hipervnculo"/>
@@ -7145,7 +6896,7 @@
         </w:rPr>
         <w:t xml:space="preserve"> </w:t>
       </w:r>
-      <w:hyperlink r:id="rId25" w:history="1">
+      <w:hyperlink r:id="rId28" w:history="1">
         <w:r>
           <w:rPr>
             <w:rStyle w:val="Hipervnculo"/>
@@ -7318,7 +7069,7 @@
         </w:rPr>
         <w:t xml:space="preserve">, 12(3). </w:t>
       </w:r>
-      <w:hyperlink r:id="rId26" w:history="1">
+      <w:hyperlink r:id="rId29" w:history="1">
         <w:r>
           <w:rPr>
             <w:rStyle w:val="Hipervnculo"/>
@@ -7430,6 +7181,7 @@
           <w:sz w:val="16"/>
           <w:szCs w:val="24"/>
         </w:rPr>
+        <w:lastRenderedPageBreak/>
         <w:t>2017</w:t>
       </w:r>
     </w:p>
@@ -7511,7 +7263,7 @@
         </w:rPr>
         <w:t xml:space="preserve"> </w:t>
       </w:r>
-      <w:hyperlink r:id="rId27" w:history="1">
+      <w:hyperlink r:id="rId30" w:history="1">
         <w:r>
           <w:rPr>
             <w:rStyle w:val="Hipervnculo"/>
@@ -7586,7 +7338,7 @@
         </w:rPr>
         <w:t xml:space="preserve">(2). </w:t>
       </w:r>
-      <w:hyperlink r:id="rId28" w:history="1">
+      <w:hyperlink r:id="rId31" w:history="1">
         <w:r>
           <w:rPr>
             <w:rStyle w:val="Hipervnculo"/>
@@ -7616,7 +7368,6 @@
           <w:sz w:val="16"/>
           <w:szCs w:val="24"/>
         </w:rPr>
-        <w:lastRenderedPageBreak/>
         <w:t>Leiva, S.</w:t>
       </w:r>
       <w:r>
@@ -7758,7 +7509,7 @@
         </w:rPr>
         <w:t xml:space="preserve">-240. </w:t>
       </w:r>
-      <w:hyperlink r:id="rId29" w:history="1">
+      <w:hyperlink r:id="rId32" w:history="1">
         <w:r>
           <w:rPr>
             <w:rStyle w:val="Hipervnculo"/>
@@ -7870,7 +7621,7 @@
         </w:rPr>
         <w:t xml:space="preserve">(2), 211-232. </w:t>
       </w:r>
-      <w:hyperlink r:id="rId30" w:history="1">
+      <w:hyperlink r:id="rId33" w:history="1">
         <w:r>
           <w:rPr>
             <w:rStyle w:val="Hipervnculo"/>
@@ -8115,7 +7866,7 @@
         </w:rPr>
         <w:t xml:space="preserve"> </w:t>
       </w:r>
-      <w:hyperlink r:id="rId31" w:history="1">
+      <w:hyperlink r:id="rId34" w:history="1">
         <w:r>
           <w:rPr>
             <w:rStyle w:val="Hipervnculo"/>
@@ -8497,23 +8248,13 @@
           <w:szCs w:val="16"/>
         </w:rPr>
       </w:pPr>
-      <w:proofErr w:type="spellStart"/>
       <w:r>
         <w:rPr>
           <w:rFonts w:ascii="Montserrat" w:eastAsia="Montserrat" w:hAnsi="Montserrat" w:cs="Montserrat"/>
           <w:sz w:val="16"/>
           <w:szCs w:val="16"/>
         </w:rPr>
-        <w:t>Micciulli</w:t>
-      </w:r>
-      <w:proofErr w:type="spellEnd"/>
-      <w:r>
-        <w:rPr>
-          <w:rFonts w:ascii="Montserrat" w:eastAsia="Montserrat" w:hAnsi="Montserrat" w:cs="Montserrat"/>
-          <w:sz w:val="16"/>
-          <w:szCs w:val="16"/>
-        </w:rPr>
-        <w:t xml:space="preserve"> A., Margulis L., </w:t>
+        <w:t xml:space="preserve">Micciulli A., Margulis L., </w:t>
       </w:r>
       <w:r>
         <w:rPr>
@@ -8802,6 +8543,7 @@
           <w:b/>
           <w:sz w:val="16"/>
           <w:szCs w:val="16"/>
+          <w:lang w:val="en-US"/>
         </w:rPr>
         <w:t>Leiva, S.</w:t>
       </w:r>
@@ -8810,85 +8552,26 @@
           <w:rFonts w:ascii="Montserrat" w:eastAsia="Montserrat" w:hAnsi="Montserrat" w:cs="Montserrat"/>
           <w:sz w:val="16"/>
           <w:szCs w:val="16"/>
+          <w:lang w:val="en-US"/>
         </w:rPr>
         <w:t xml:space="preserve"> </w:t>
       </w:r>
-      <w:proofErr w:type="spellStart"/>
       <w:r>
         <w:rPr>
           <w:rFonts w:ascii="Montserrat" w:eastAsia="Montserrat" w:hAnsi="Montserrat" w:cs="Montserrat"/>
           <w:i/>
           <w:sz w:val="16"/>
           <w:szCs w:val="16"/>
-        </w:rPr>
-        <w:t>Psychometric</w:t>
-      </w:r>
-      <w:proofErr w:type="spellEnd"/>
+          <w:lang w:val="en-US"/>
+        </w:rPr>
+        <w:t>Psychometric Advances in Neuropsychological Assessment</w:t>
+      </w:r>
       <w:r>
         <w:rPr>
           <w:rFonts w:ascii="Montserrat" w:eastAsia="Montserrat" w:hAnsi="Montserrat" w:cs="Montserrat"/>
-          <w:i/>
           <w:sz w:val="16"/>
           <w:szCs w:val="16"/>
-        </w:rPr>
-        <w:t xml:space="preserve"> </w:t>
-      </w:r>
-      <w:proofErr w:type="spellStart"/>
-      <w:r>
-        <w:rPr>
-          <w:rFonts w:ascii="Montserrat" w:eastAsia="Montserrat" w:hAnsi="Montserrat" w:cs="Montserrat"/>
-          <w:i/>
-          <w:sz w:val="16"/>
-          <w:szCs w:val="16"/>
-        </w:rPr>
-        <w:t>Advances</w:t>
-      </w:r>
-      <w:proofErr w:type="spellEnd"/>
-      <w:r>
-        <w:rPr>
-          <w:rFonts w:ascii="Montserrat" w:eastAsia="Montserrat" w:hAnsi="Montserrat" w:cs="Montserrat"/>
-          <w:i/>
-          <w:sz w:val="16"/>
-          <w:szCs w:val="16"/>
-        </w:rPr>
-        <w:t xml:space="preserve"> in </w:t>
-      </w:r>
-      <w:proofErr w:type="spellStart"/>
-      <w:r>
-        <w:rPr>
-          <w:rFonts w:ascii="Montserrat" w:eastAsia="Montserrat" w:hAnsi="Montserrat" w:cs="Montserrat"/>
-          <w:i/>
-          <w:sz w:val="16"/>
-          <w:szCs w:val="16"/>
-        </w:rPr>
-        <w:t>Neuropsychological</w:t>
-      </w:r>
-      <w:proofErr w:type="spellEnd"/>
-      <w:r>
-        <w:rPr>
-          <w:rFonts w:ascii="Montserrat" w:eastAsia="Montserrat" w:hAnsi="Montserrat" w:cs="Montserrat"/>
-          <w:i/>
-          <w:sz w:val="16"/>
-          <w:szCs w:val="16"/>
-        </w:rPr>
-        <w:t xml:space="preserve"> </w:t>
-      </w:r>
-      <w:proofErr w:type="spellStart"/>
-      <w:r>
-        <w:rPr>
-          <w:rFonts w:ascii="Montserrat" w:eastAsia="Montserrat" w:hAnsi="Montserrat" w:cs="Montserrat"/>
-          <w:i/>
-          <w:sz w:val="16"/>
-          <w:szCs w:val="16"/>
-        </w:rPr>
-        <w:t>Assessment</w:t>
-      </w:r>
-      <w:proofErr w:type="spellEnd"/>
-      <w:r>
-        <w:rPr>
-          <w:rFonts w:ascii="Montserrat" w:eastAsia="Montserrat" w:hAnsi="Montserrat" w:cs="Montserrat"/>
-          <w:sz w:val="16"/>
-          <w:szCs w:val="16"/>
+          <w:lang w:val="en-US"/>
         </w:rPr>
         <w:t xml:space="preserve">. </w:t>
       </w:r>
@@ -8967,16 +8650,27 @@
           <w:rFonts w:ascii="Montserrat" w:eastAsia="Montserrat" w:hAnsi="Montserrat" w:cs="Montserrat"/>
           <w:sz w:val="16"/>
           <w:szCs w:val="16"/>
-        </w:rPr>
-      </w:pPr>
+          <w:lang w:val="en-US"/>
+        </w:rPr>
+      </w:pPr>
+      <w:r>
+        <w:rPr>
+          <w:rFonts w:ascii="Montserrat" w:eastAsia="Montserrat" w:hAnsi="Montserrat" w:cs="Montserrat"/>
+          <w:sz w:val="16"/>
+          <w:szCs w:val="16"/>
+          <w:lang w:val="en-US"/>
+        </w:rPr>
+        <w:t xml:space="preserve">Morello Garcia, F., </w:t>
+      </w:r>
       <w:proofErr w:type="spellStart"/>
       <w:r>
         <w:rPr>
           <w:rFonts w:ascii="Montserrat" w:eastAsia="Montserrat" w:hAnsi="Montserrat" w:cs="Montserrat"/>
           <w:sz w:val="16"/>
           <w:szCs w:val="16"/>
-        </w:rPr>
-        <w:t>Morello</w:t>
+          <w:lang w:val="en-US"/>
+        </w:rPr>
+        <w:t>Calandri</w:t>
       </w:r>
       <w:proofErr w:type="spellEnd"/>
       <w:r>
@@ -8984,8 +8678,9 @@
           <w:rFonts w:ascii="Montserrat" w:eastAsia="Montserrat" w:hAnsi="Montserrat" w:cs="Montserrat"/>
           <w:sz w:val="16"/>
           <w:szCs w:val="16"/>
-        </w:rPr>
-        <w:t xml:space="preserve"> </w:t>
+          <w:lang w:val="en-US"/>
+        </w:rPr>
+        <w:t xml:space="preserve">, I., Crivelli, L., </w:t>
       </w:r>
       <w:proofErr w:type="spellStart"/>
       <w:r>
@@ -8993,8 +8688,9 @@
           <w:rFonts w:ascii="Montserrat" w:eastAsia="Montserrat" w:hAnsi="Montserrat" w:cs="Montserrat"/>
           <w:sz w:val="16"/>
           <w:szCs w:val="16"/>
-        </w:rPr>
-        <w:t>Garcia</w:t>
+          <w:lang w:val="en-US"/>
+        </w:rPr>
+        <w:t>Difalcis</w:t>
       </w:r>
       <w:proofErr w:type="spellEnd"/>
       <w:r>
@@ -9002,8 +8698,28 @@
           <w:rFonts w:ascii="Montserrat" w:eastAsia="Montserrat" w:hAnsi="Montserrat" w:cs="Montserrat"/>
           <w:sz w:val="16"/>
           <w:szCs w:val="16"/>
-        </w:rPr>
-        <w:t xml:space="preserve">, F., </w:t>
+          <w:lang w:val="en-US"/>
+        </w:rPr>
+        <w:t xml:space="preserve">, M., </w:t>
+      </w:r>
+      <w:r>
+        <w:rPr>
+          <w:rFonts w:ascii="Montserrat" w:eastAsia="Montserrat" w:hAnsi="Montserrat" w:cs="Montserrat"/>
+          <w:b/>
+          <w:sz w:val="16"/>
+          <w:szCs w:val="16"/>
+          <w:lang w:val="en-US"/>
+        </w:rPr>
+        <w:t>Leiva, S.</w:t>
+      </w:r>
+      <w:r>
+        <w:rPr>
+          <w:rFonts w:ascii="Montserrat" w:eastAsia="Montserrat" w:hAnsi="Montserrat" w:cs="Montserrat"/>
+          <w:sz w:val="16"/>
+          <w:szCs w:val="16"/>
+          <w:lang w:val="en-US"/>
+        </w:rPr>
+        <w:t xml:space="preserve">, </w:t>
       </w:r>
       <w:proofErr w:type="spellStart"/>
       <w:r>
@@ -9011,8 +8727,9 @@
           <w:rFonts w:ascii="Montserrat" w:eastAsia="Montserrat" w:hAnsi="Montserrat" w:cs="Montserrat"/>
           <w:sz w:val="16"/>
           <w:szCs w:val="16"/>
-        </w:rPr>
-        <w:t>Calandri</w:t>
+          <w:lang w:val="en-US"/>
+        </w:rPr>
+        <w:t>Ferreres</w:t>
       </w:r>
       <w:proofErr w:type="spellEnd"/>
       <w:r>
@@ -9020,379 +8737,29 @@
           <w:rFonts w:ascii="Montserrat" w:eastAsia="Montserrat" w:hAnsi="Montserrat" w:cs="Montserrat"/>
           <w:sz w:val="16"/>
           <w:szCs w:val="16"/>
-        </w:rPr>
-        <w:t xml:space="preserve">, I., Crivelli, L., </w:t>
-      </w:r>
-      <w:proofErr w:type="spellStart"/>
+          <w:lang w:val="en-US"/>
+        </w:rPr>
+        <w:t xml:space="preserve">, A., &amp; Allegri, R. </w:t>
+      </w:r>
       <w:r>
         <w:rPr>
           <w:rFonts w:ascii="Montserrat" w:eastAsia="Montserrat" w:hAnsi="Montserrat" w:cs="Montserrat"/>
+          <w:i/>
           <w:sz w:val="16"/>
           <w:szCs w:val="16"/>
-        </w:rPr>
-        <w:t>Difalcis</w:t>
-      </w:r>
-      <w:proofErr w:type="spellEnd"/>
+          <w:lang w:val="en-US"/>
+        </w:rPr>
+        <w:t>Dyslexia profiles and brain metabolism in Spanish-speaking patients with Primary Progressive Aphasia</w:t>
+      </w:r>
       <w:r>
         <w:rPr>
           <w:rFonts w:ascii="Montserrat" w:eastAsia="Montserrat" w:hAnsi="Montserrat" w:cs="Montserrat"/>
           <w:sz w:val="16"/>
           <w:szCs w:val="16"/>
-        </w:rPr>
-        <w:t xml:space="preserve">, M., </w:t>
-      </w:r>
-      <w:r>
-        <w:rPr>
-          <w:rFonts w:ascii="Montserrat" w:eastAsia="Montserrat" w:hAnsi="Montserrat" w:cs="Montserrat"/>
-          <w:b/>
-          <w:sz w:val="16"/>
-          <w:szCs w:val="16"/>
-        </w:rPr>
-        <w:t>Leiva, S.</w:t>
-      </w:r>
-      <w:r>
-        <w:rPr>
-          <w:rFonts w:ascii="Montserrat" w:eastAsia="Montserrat" w:hAnsi="Montserrat" w:cs="Montserrat"/>
-          <w:sz w:val="16"/>
-          <w:szCs w:val="16"/>
-        </w:rPr>
-        <w:t xml:space="preserve">, </w:t>
-      </w:r>
-      <w:proofErr w:type="spellStart"/>
-      <w:r>
-        <w:rPr>
-          <w:rFonts w:ascii="Montserrat" w:eastAsia="Montserrat" w:hAnsi="Montserrat" w:cs="Montserrat"/>
-          <w:sz w:val="16"/>
-          <w:szCs w:val="16"/>
-        </w:rPr>
-        <w:t>Ferreres</w:t>
-      </w:r>
-      <w:proofErr w:type="spellEnd"/>
-      <w:r>
-        <w:rPr>
-          <w:rFonts w:ascii="Montserrat" w:eastAsia="Montserrat" w:hAnsi="Montserrat" w:cs="Montserrat"/>
-          <w:sz w:val="16"/>
-          <w:szCs w:val="16"/>
-        </w:rPr>
-        <w:t xml:space="preserve">, A., &amp; Allegri, R. </w:t>
-      </w:r>
-      <w:proofErr w:type="spellStart"/>
-      <w:r>
-        <w:rPr>
-          <w:rFonts w:ascii="Montserrat" w:eastAsia="Montserrat" w:hAnsi="Montserrat" w:cs="Montserrat"/>
-          <w:i/>
-          <w:sz w:val="16"/>
-          <w:szCs w:val="16"/>
-        </w:rPr>
-        <w:t>Dyslexia</w:t>
-      </w:r>
-      <w:proofErr w:type="spellEnd"/>
-      <w:r>
-        <w:rPr>
-          <w:rFonts w:ascii="Montserrat" w:eastAsia="Montserrat" w:hAnsi="Montserrat" w:cs="Montserrat"/>
-          <w:i/>
-          <w:sz w:val="16"/>
-          <w:szCs w:val="16"/>
-        </w:rPr>
-        <w:t xml:space="preserve"> </w:t>
-      </w:r>
-      <w:proofErr w:type="spellStart"/>
-      <w:r>
-        <w:rPr>
-          <w:rFonts w:ascii="Montserrat" w:eastAsia="Montserrat" w:hAnsi="Montserrat" w:cs="Montserrat"/>
-          <w:i/>
-          <w:sz w:val="16"/>
-          <w:szCs w:val="16"/>
-        </w:rPr>
-        <w:t>profiles</w:t>
-      </w:r>
-      <w:proofErr w:type="spellEnd"/>
-      <w:r>
-        <w:rPr>
-          <w:rFonts w:ascii="Montserrat" w:eastAsia="Montserrat" w:hAnsi="Montserrat" w:cs="Montserrat"/>
-          <w:i/>
-          <w:sz w:val="16"/>
-          <w:szCs w:val="16"/>
-        </w:rPr>
-        <w:t xml:space="preserve"> and </w:t>
-      </w:r>
-      <w:proofErr w:type="spellStart"/>
-      <w:r>
-        <w:rPr>
-          <w:rFonts w:ascii="Montserrat" w:eastAsia="Montserrat" w:hAnsi="Montserrat" w:cs="Montserrat"/>
-          <w:i/>
-          <w:sz w:val="16"/>
-          <w:szCs w:val="16"/>
-        </w:rPr>
-        <w:t>brain</w:t>
-      </w:r>
-      <w:proofErr w:type="spellEnd"/>
-      <w:r>
-        <w:rPr>
-          <w:rFonts w:ascii="Montserrat" w:eastAsia="Montserrat" w:hAnsi="Montserrat" w:cs="Montserrat"/>
-          <w:i/>
-          <w:sz w:val="16"/>
-          <w:szCs w:val="16"/>
-        </w:rPr>
-        <w:t xml:space="preserve"> </w:t>
-      </w:r>
-      <w:proofErr w:type="spellStart"/>
-      <w:r>
-        <w:rPr>
-          <w:rFonts w:ascii="Montserrat" w:eastAsia="Montserrat" w:hAnsi="Montserrat" w:cs="Montserrat"/>
-          <w:i/>
-          <w:sz w:val="16"/>
-          <w:szCs w:val="16"/>
-        </w:rPr>
-        <w:t>metabolism</w:t>
-      </w:r>
-      <w:proofErr w:type="spellEnd"/>
-      <w:r>
-        <w:rPr>
-          <w:rFonts w:ascii="Montserrat" w:eastAsia="Montserrat" w:hAnsi="Montserrat" w:cs="Montserrat"/>
-          <w:i/>
-          <w:sz w:val="16"/>
-          <w:szCs w:val="16"/>
-        </w:rPr>
-        <w:t xml:space="preserve"> in </w:t>
-      </w:r>
-      <w:proofErr w:type="spellStart"/>
-      <w:r>
-        <w:rPr>
-          <w:rFonts w:ascii="Montserrat" w:eastAsia="Montserrat" w:hAnsi="Montserrat" w:cs="Montserrat"/>
-          <w:i/>
-          <w:sz w:val="16"/>
-          <w:szCs w:val="16"/>
-        </w:rPr>
-        <w:t>Spanish-speaking</w:t>
-      </w:r>
-      <w:proofErr w:type="spellEnd"/>
-      <w:r>
-        <w:rPr>
-          <w:rFonts w:ascii="Montserrat" w:eastAsia="Montserrat" w:hAnsi="Montserrat" w:cs="Montserrat"/>
-          <w:i/>
-          <w:sz w:val="16"/>
-          <w:szCs w:val="16"/>
-        </w:rPr>
-        <w:t xml:space="preserve"> </w:t>
-      </w:r>
-      <w:proofErr w:type="spellStart"/>
-      <w:r>
-        <w:rPr>
-          <w:rFonts w:ascii="Montserrat" w:eastAsia="Montserrat" w:hAnsi="Montserrat" w:cs="Montserrat"/>
-          <w:i/>
-          <w:sz w:val="16"/>
-          <w:szCs w:val="16"/>
-        </w:rPr>
-        <w:t>patients</w:t>
-      </w:r>
-      <w:proofErr w:type="spellEnd"/>
-      <w:r>
-        <w:rPr>
-          <w:rFonts w:ascii="Montserrat" w:eastAsia="Montserrat" w:hAnsi="Montserrat" w:cs="Montserrat"/>
-          <w:i/>
-          <w:sz w:val="16"/>
-          <w:szCs w:val="16"/>
-        </w:rPr>
-        <w:t xml:space="preserve"> </w:t>
-      </w:r>
-      <w:proofErr w:type="spellStart"/>
-      <w:r>
-        <w:rPr>
-          <w:rFonts w:ascii="Montserrat" w:eastAsia="Montserrat" w:hAnsi="Montserrat" w:cs="Montserrat"/>
-          <w:i/>
-          <w:sz w:val="16"/>
-          <w:szCs w:val="16"/>
-        </w:rPr>
-        <w:t>with</w:t>
-      </w:r>
-      <w:proofErr w:type="spellEnd"/>
-      <w:r>
-        <w:rPr>
-          <w:rFonts w:ascii="Montserrat" w:eastAsia="Montserrat" w:hAnsi="Montserrat" w:cs="Montserrat"/>
-          <w:i/>
-          <w:sz w:val="16"/>
-          <w:szCs w:val="16"/>
-        </w:rPr>
-        <w:t xml:space="preserve"> </w:t>
-      </w:r>
-      <w:proofErr w:type="spellStart"/>
-      <w:r>
-        <w:rPr>
-          <w:rFonts w:ascii="Montserrat" w:eastAsia="Montserrat" w:hAnsi="Montserrat" w:cs="Montserrat"/>
-          <w:i/>
-          <w:sz w:val="16"/>
-          <w:szCs w:val="16"/>
-        </w:rPr>
-        <w:t>Primary</w:t>
-      </w:r>
-      <w:proofErr w:type="spellEnd"/>
-      <w:r>
-        <w:rPr>
-          <w:rFonts w:ascii="Montserrat" w:eastAsia="Montserrat" w:hAnsi="Montserrat" w:cs="Montserrat"/>
-          <w:i/>
-          <w:sz w:val="16"/>
-          <w:szCs w:val="16"/>
-        </w:rPr>
-        <w:t xml:space="preserve"> </w:t>
-      </w:r>
-      <w:proofErr w:type="spellStart"/>
-      <w:r>
-        <w:rPr>
-          <w:rFonts w:ascii="Montserrat" w:eastAsia="Montserrat" w:hAnsi="Montserrat" w:cs="Montserrat"/>
-          <w:i/>
-          <w:sz w:val="16"/>
-          <w:szCs w:val="16"/>
-        </w:rPr>
-        <w:t>Progressive</w:t>
-      </w:r>
-      <w:proofErr w:type="spellEnd"/>
-      <w:r>
-        <w:rPr>
-          <w:rFonts w:ascii="Montserrat" w:eastAsia="Montserrat" w:hAnsi="Montserrat" w:cs="Montserrat"/>
-          <w:i/>
-          <w:sz w:val="16"/>
-          <w:szCs w:val="16"/>
-        </w:rPr>
-        <w:t xml:space="preserve"> </w:t>
-      </w:r>
-      <w:proofErr w:type="spellStart"/>
-      <w:r>
-        <w:rPr>
-          <w:rFonts w:ascii="Montserrat" w:eastAsia="Montserrat" w:hAnsi="Montserrat" w:cs="Montserrat"/>
-          <w:i/>
-          <w:sz w:val="16"/>
-          <w:szCs w:val="16"/>
-        </w:rPr>
-        <w:t>Aphasia</w:t>
-      </w:r>
-      <w:proofErr w:type="spellEnd"/>
-      <w:r>
-        <w:rPr>
-          <w:rFonts w:ascii="Montserrat" w:eastAsia="Montserrat" w:hAnsi="Montserrat" w:cs="Montserrat"/>
-          <w:sz w:val="16"/>
-          <w:szCs w:val="16"/>
-        </w:rPr>
-        <w:t xml:space="preserve">. 52° </w:t>
-      </w:r>
-      <w:proofErr w:type="spellStart"/>
-      <w:r>
-        <w:rPr>
-          <w:rFonts w:ascii="Montserrat" w:eastAsia="Montserrat" w:hAnsi="Montserrat" w:cs="Montserrat"/>
-          <w:sz w:val="16"/>
-          <w:szCs w:val="16"/>
-        </w:rPr>
-        <w:t>Annual</w:t>
-      </w:r>
-      <w:proofErr w:type="spellEnd"/>
-      <w:r>
-        <w:rPr>
-          <w:rFonts w:ascii="Montserrat" w:eastAsia="Montserrat" w:hAnsi="Montserrat" w:cs="Montserrat"/>
-          <w:sz w:val="16"/>
-          <w:szCs w:val="16"/>
-        </w:rPr>
-        <w:t xml:space="preserve"> </w:t>
-      </w:r>
-      <w:proofErr w:type="gramStart"/>
-      <w:r>
-        <w:rPr>
-          <w:rFonts w:ascii="Montserrat" w:eastAsia="Montserrat" w:hAnsi="Montserrat" w:cs="Montserrat"/>
-          <w:sz w:val="16"/>
-          <w:szCs w:val="16"/>
-        </w:rPr>
-        <w:t>Meeting</w:t>
-      </w:r>
-      <w:proofErr w:type="gramEnd"/>
-      <w:r>
-        <w:rPr>
-          <w:rFonts w:ascii="Montserrat" w:eastAsia="Montserrat" w:hAnsi="Montserrat" w:cs="Montserrat"/>
-          <w:sz w:val="16"/>
-          <w:szCs w:val="16"/>
-        </w:rPr>
-        <w:t xml:space="preserve"> </w:t>
-      </w:r>
-      <w:proofErr w:type="spellStart"/>
-      <w:r>
-        <w:rPr>
-          <w:rFonts w:ascii="Montserrat" w:eastAsia="Montserrat" w:hAnsi="Montserrat" w:cs="Montserrat"/>
-          <w:sz w:val="16"/>
-          <w:szCs w:val="16"/>
-        </w:rPr>
-        <w:t>of</w:t>
-      </w:r>
-      <w:proofErr w:type="spellEnd"/>
-      <w:r>
-        <w:rPr>
-          <w:rFonts w:ascii="Montserrat" w:eastAsia="Montserrat" w:hAnsi="Montserrat" w:cs="Montserrat"/>
-          <w:sz w:val="16"/>
-          <w:szCs w:val="16"/>
-        </w:rPr>
-        <w:t xml:space="preserve"> </w:t>
-      </w:r>
-      <w:proofErr w:type="spellStart"/>
-      <w:r>
-        <w:rPr>
-          <w:rFonts w:ascii="Montserrat" w:eastAsia="Montserrat" w:hAnsi="Montserrat" w:cs="Montserrat"/>
-          <w:sz w:val="16"/>
-          <w:szCs w:val="16"/>
-        </w:rPr>
-        <w:t>the</w:t>
-      </w:r>
-      <w:proofErr w:type="spellEnd"/>
-      <w:r>
-        <w:rPr>
-          <w:rFonts w:ascii="Montserrat" w:eastAsia="Montserrat" w:hAnsi="Montserrat" w:cs="Montserrat"/>
-          <w:sz w:val="16"/>
-          <w:szCs w:val="16"/>
-        </w:rPr>
-        <w:t xml:space="preserve"> International </w:t>
-      </w:r>
-      <w:proofErr w:type="spellStart"/>
-      <w:r>
-        <w:rPr>
-          <w:rFonts w:ascii="Montserrat" w:eastAsia="Montserrat" w:hAnsi="Montserrat" w:cs="Montserrat"/>
-          <w:sz w:val="16"/>
-          <w:szCs w:val="16"/>
-        </w:rPr>
-        <w:t>Neuropsychological</w:t>
-      </w:r>
-      <w:proofErr w:type="spellEnd"/>
-      <w:r>
-        <w:rPr>
-          <w:rFonts w:ascii="Montserrat" w:eastAsia="Montserrat" w:hAnsi="Montserrat" w:cs="Montserrat"/>
-          <w:sz w:val="16"/>
-          <w:szCs w:val="16"/>
-        </w:rPr>
-        <w:t xml:space="preserve"> </w:t>
-      </w:r>
-      <w:proofErr w:type="spellStart"/>
-      <w:r>
-        <w:rPr>
-          <w:rFonts w:ascii="Montserrat" w:eastAsia="Montserrat" w:hAnsi="Montserrat" w:cs="Montserrat"/>
-          <w:sz w:val="16"/>
-          <w:szCs w:val="16"/>
-        </w:rPr>
-        <w:t>Society</w:t>
-      </w:r>
-      <w:proofErr w:type="spellEnd"/>
-      <w:r>
-        <w:rPr>
-          <w:rFonts w:ascii="Montserrat" w:eastAsia="Montserrat" w:hAnsi="Montserrat" w:cs="Montserrat"/>
-          <w:sz w:val="16"/>
-          <w:szCs w:val="16"/>
-        </w:rPr>
-        <w:t xml:space="preserve">. Lugar: Nueva York, </w:t>
-      </w:r>
-      <w:proofErr w:type="gramStart"/>
-      <w:r>
-        <w:rPr>
-          <w:rFonts w:ascii="Montserrat" w:eastAsia="Montserrat" w:hAnsi="Montserrat" w:cs="Montserrat"/>
-          <w:sz w:val="16"/>
-          <w:szCs w:val="16"/>
-        </w:rPr>
-        <w:t>EE.UU.</w:t>
-      </w:r>
-      <w:proofErr w:type="gramEnd"/>
+          <w:lang w:val="en-US"/>
+        </w:rPr>
+        <w:t>. 52° Annual Meeting of the International Neuropsychological Society. Lugar: Nueva York, EE.UU.</w:t>
+      </w:r>
     </w:p>
     <w:p>
       <w:pPr>
@@ -9405,14 +8772,24 @@
           <w:szCs w:val="16"/>
         </w:rPr>
       </w:pPr>
+      <w:r>
+        <w:rPr>
+          <w:rFonts w:ascii="Montserrat" w:eastAsia="Montserrat" w:hAnsi="Montserrat" w:cs="Montserrat"/>
+          <w:sz w:val="16"/>
+          <w:szCs w:val="16"/>
+          <w:lang w:val="en-US"/>
+        </w:rPr>
+        <w:t xml:space="preserve">Morello Garcia, F., </w:t>
+      </w:r>
       <w:proofErr w:type="spellStart"/>
       <w:r>
         <w:rPr>
           <w:rFonts w:ascii="Montserrat" w:eastAsia="Montserrat" w:hAnsi="Montserrat" w:cs="Montserrat"/>
           <w:sz w:val="16"/>
           <w:szCs w:val="16"/>
-        </w:rPr>
-        <w:t>Morello</w:t>
+          <w:lang w:val="en-US"/>
+        </w:rPr>
+        <w:t>Calandri</w:t>
       </w:r>
       <w:proofErr w:type="spellEnd"/>
       <w:r>
@@ -9420,6 +8797,103 @@
           <w:rFonts w:ascii="Montserrat" w:eastAsia="Montserrat" w:hAnsi="Montserrat" w:cs="Montserrat"/>
           <w:sz w:val="16"/>
           <w:szCs w:val="16"/>
+          <w:lang w:val="en-US"/>
+        </w:rPr>
+        <w:t xml:space="preserve">, I., Hernández, M., Crivelli, L., </w:t>
+      </w:r>
+      <w:proofErr w:type="spellStart"/>
+      <w:r>
+        <w:rPr>
+          <w:rFonts w:ascii="Montserrat" w:eastAsia="Montserrat" w:hAnsi="Montserrat" w:cs="Montserrat"/>
+          <w:sz w:val="16"/>
+          <w:szCs w:val="16"/>
+          <w:lang w:val="en-US"/>
+        </w:rPr>
+        <w:t>Difalcis</w:t>
+      </w:r>
+      <w:proofErr w:type="spellEnd"/>
+      <w:r>
+        <w:rPr>
+          <w:rFonts w:ascii="Montserrat" w:eastAsia="Montserrat" w:hAnsi="Montserrat" w:cs="Montserrat"/>
+          <w:sz w:val="16"/>
+          <w:szCs w:val="16"/>
+          <w:lang w:val="en-US"/>
+        </w:rPr>
+        <w:t xml:space="preserve">, M., </w:t>
+      </w:r>
+      <w:r>
+        <w:rPr>
+          <w:rFonts w:ascii="Montserrat" w:eastAsia="Montserrat" w:hAnsi="Montserrat" w:cs="Montserrat"/>
+          <w:b/>
+          <w:sz w:val="16"/>
+          <w:szCs w:val="16"/>
+          <w:lang w:val="en-US"/>
+        </w:rPr>
+        <w:t>Leiva, S.</w:t>
+      </w:r>
+      <w:r>
+        <w:rPr>
+          <w:rFonts w:ascii="Montserrat" w:eastAsia="Montserrat" w:hAnsi="Montserrat" w:cs="Montserrat"/>
+          <w:sz w:val="16"/>
+          <w:szCs w:val="16"/>
+          <w:lang w:val="en-US"/>
+        </w:rPr>
+        <w:t xml:space="preserve">, </w:t>
+      </w:r>
+      <w:proofErr w:type="spellStart"/>
+      <w:r>
+        <w:rPr>
+          <w:rFonts w:ascii="Montserrat" w:eastAsia="Montserrat" w:hAnsi="Montserrat" w:cs="Montserrat"/>
+          <w:sz w:val="16"/>
+          <w:szCs w:val="16"/>
+          <w:lang w:val="en-US"/>
+        </w:rPr>
+        <w:t>Ferreres</w:t>
+      </w:r>
+      <w:proofErr w:type="spellEnd"/>
+      <w:r>
+        <w:rPr>
+          <w:rFonts w:ascii="Montserrat" w:eastAsia="Montserrat" w:hAnsi="Montserrat" w:cs="Montserrat"/>
+          <w:sz w:val="16"/>
+          <w:szCs w:val="16"/>
+          <w:lang w:val="en-US"/>
+        </w:rPr>
+        <w:t xml:space="preserve">, A., &amp; Allegri, R. </w:t>
+      </w:r>
+      <w:r>
+        <w:rPr>
+          <w:rFonts w:ascii="Montserrat" w:eastAsia="Montserrat" w:hAnsi="Montserrat" w:cs="Montserrat"/>
+          <w:i/>
+          <w:sz w:val="16"/>
+          <w:szCs w:val="16"/>
+          <w:lang w:val="en-US"/>
+        </w:rPr>
+        <w:t>Navigating Dyslexia Diagnosis in Primary Progressive Aphasia within Transparent Languages: A Study in a Spanish-Speaking Community</w:t>
+      </w:r>
+      <w:r>
+        <w:rPr>
+          <w:rFonts w:ascii="Montserrat" w:eastAsia="Montserrat" w:hAnsi="Montserrat" w:cs="Montserrat"/>
+          <w:sz w:val="16"/>
+          <w:szCs w:val="16"/>
+          <w:lang w:val="en-US"/>
+        </w:rPr>
+        <w:t xml:space="preserve">. </w:t>
+      </w:r>
+      <w:proofErr w:type="spellStart"/>
+      <w:r>
+        <w:rPr>
+          <w:rFonts w:ascii="Montserrat" w:eastAsia="Montserrat" w:hAnsi="Montserrat" w:cs="Montserrat"/>
+          <w:sz w:val="16"/>
+          <w:szCs w:val="16"/>
+        </w:rPr>
+        <w:t>Alzheimer's</w:t>
+      </w:r>
+      <w:proofErr w:type="spellEnd"/>
+      <w:r>
+        <w:rPr>
+          <w:rFonts w:ascii="Montserrat" w:eastAsia="Montserrat" w:hAnsi="Montserrat" w:cs="Montserrat"/>
+          <w:sz w:val="16"/>
+          <w:szCs w:val="16"/>
         </w:rPr>
         <w:t xml:space="preserve"> </w:t>
       </w:r>
@@ -9430,7 +8904,7 @@
           <w:sz w:val="16"/>
           <w:szCs w:val="16"/>
         </w:rPr>
-        <w:t>Garcia</w:t>
+        <w:t>Association</w:t>
       </w:r>
       <w:proofErr w:type="spellEnd"/>
       <w:r>
@@ -9439,351 +8913,7 @@
           <w:sz w:val="16"/>
           <w:szCs w:val="16"/>
         </w:rPr>
-        <w:t xml:space="preserve">, F., </w:t>
-      </w:r>
-      <w:proofErr w:type="spellStart"/>
-      <w:r>
-        <w:rPr>
-          <w:rFonts w:ascii="Montserrat" w:eastAsia="Montserrat" w:hAnsi="Montserrat" w:cs="Montserrat"/>
-          <w:sz w:val="16"/>
-          <w:szCs w:val="16"/>
-        </w:rPr>
-        <w:t>Calandri</w:t>
-      </w:r>
-      <w:proofErr w:type="spellEnd"/>
-      <w:r>
-        <w:rPr>
-          <w:rFonts w:ascii="Montserrat" w:eastAsia="Montserrat" w:hAnsi="Montserrat" w:cs="Montserrat"/>
-          <w:sz w:val="16"/>
-          <w:szCs w:val="16"/>
-        </w:rPr>
-        <w:t xml:space="preserve">, I., Hernández, M., Crivelli, L., </w:t>
-      </w:r>
-      <w:proofErr w:type="spellStart"/>
-      <w:r>
-        <w:rPr>
-          <w:rFonts w:ascii="Montserrat" w:eastAsia="Montserrat" w:hAnsi="Montserrat" w:cs="Montserrat"/>
-          <w:sz w:val="16"/>
-          <w:szCs w:val="16"/>
-        </w:rPr>
-        <w:t>Difalcis</w:t>
-      </w:r>
-      <w:proofErr w:type="spellEnd"/>
-      <w:r>
-        <w:rPr>
-          <w:rFonts w:ascii="Montserrat" w:eastAsia="Montserrat" w:hAnsi="Montserrat" w:cs="Montserrat"/>
-          <w:sz w:val="16"/>
-          <w:szCs w:val="16"/>
-        </w:rPr>
-        <w:t xml:space="preserve">, M., </w:t>
-      </w:r>
-      <w:r>
-        <w:rPr>
-          <w:rFonts w:ascii="Montserrat" w:eastAsia="Montserrat" w:hAnsi="Montserrat" w:cs="Montserrat"/>
-          <w:b/>
-          <w:sz w:val="16"/>
-          <w:szCs w:val="16"/>
-        </w:rPr>
-        <w:t>Leiva, S.</w:t>
-      </w:r>
-      <w:r>
-        <w:rPr>
-          <w:rFonts w:ascii="Montserrat" w:eastAsia="Montserrat" w:hAnsi="Montserrat" w:cs="Montserrat"/>
-          <w:sz w:val="16"/>
-          <w:szCs w:val="16"/>
-        </w:rPr>
-        <w:t xml:space="preserve">, </w:t>
-      </w:r>
-      <w:proofErr w:type="spellStart"/>
-      <w:r>
-        <w:rPr>
-          <w:rFonts w:ascii="Montserrat" w:eastAsia="Montserrat" w:hAnsi="Montserrat" w:cs="Montserrat"/>
-          <w:sz w:val="16"/>
-          <w:szCs w:val="16"/>
-        </w:rPr>
-        <w:t>Ferreres</w:t>
-      </w:r>
-      <w:proofErr w:type="spellEnd"/>
-      <w:r>
-        <w:rPr>
-          <w:rFonts w:ascii="Montserrat" w:eastAsia="Montserrat" w:hAnsi="Montserrat" w:cs="Montserrat"/>
-          <w:sz w:val="16"/>
-          <w:szCs w:val="16"/>
-        </w:rPr>
-        <w:t xml:space="preserve">, A., &amp; Allegri, R. </w:t>
-      </w:r>
-      <w:proofErr w:type="spellStart"/>
-      <w:r>
-        <w:rPr>
-          <w:rFonts w:ascii="Montserrat" w:eastAsia="Montserrat" w:hAnsi="Montserrat" w:cs="Montserrat"/>
-          <w:i/>
-          <w:sz w:val="16"/>
-          <w:szCs w:val="16"/>
-        </w:rPr>
-        <w:t>Navigating</w:t>
-      </w:r>
-      <w:proofErr w:type="spellEnd"/>
-      <w:r>
-        <w:rPr>
-          <w:rFonts w:ascii="Montserrat" w:eastAsia="Montserrat" w:hAnsi="Montserrat" w:cs="Montserrat"/>
-          <w:i/>
-          <w:sz w:val="16"/>
-          <w:szCs w:val="16"/>
-        </w:rPr>
-        <w:t xml:space="preserve"> </w:t>
-      </w:r>
-      <w:proofErr w:type="spellStart"/>
-      <w:r>
-        <w:rPr>
-          <w:rFonts w:ascii="Montserrat" w:eastAsia="Montserrat" w:hAnsi="Montserrat" w:cs="Montserrat"/>
-          <w:i/>
-          <w:sz w:val="16"/>
-          <w:szCs w:val="16"/>
-        </w:rPr>
-        <w:t>Dyslexia</w:t>
-      </w:r>
-      <w:proofErr w:type="spellEnd"/>
-      <w:r>
-        <w:rPr>
-          <w:rFonts w:ascii="Montserrat" w:eastAsia="Montserrat" w:hAnsi="Montserrat" w:cs="Montserrat"/>
-          <w:i/>
-          <w:sz w:val="16"/>
-          <w:szCs w:val="16"/>
-        </w:rPr>
-        <w:t xml:space="preserve"> Diagnosis in </w:t>
-      </w:r>
-      <w:proofErr w:type="spellStart"/>
-      <w:r>
-        <w:rPr>
-          <w:rFonts w:ascii="Montserrat" w:eastAsia="Montserrat" w:hAnsi="Montserrat" w:cs="Montserrat"/>
-          <w:i/>
-          <w:sz w:val="16"/>
-          <w:szCs w:val="16"/>
-        </w:rPr>
-        <w:t>Primary</w:t>
-      </w:r>
-      <w:proofErr w:type="spellEnd"/>
-      <w:r>
-        <w:rPr>
-          <w:rFonts w:ascii="Montserrat" w:eastAsia="Montserrat" w:hAnsi="Montserrat" w:cs="Montserrat"/>
-          <w:i/>
-          <w:sz w:val="16"/>
-          <w:szCs w:val="16"/>
-        </w:rPr>
-        <w:t xml:space="preserve"> </w:t>
-      </w:r>
-      <w:proofErr w:type="spellStart"/>
-      <w:r>
-        <w:rPr>
-          <w:rFonts w:ascii="Montserrat" w:eastAsia="Montserrat" w:hAnsi="Montserrat" w:cs="Montserrat"/>
-          <w:i/>
-          <w:sz w:val="16"/>
-          <w:szCs w:val="16"/>
-        </w:rPr>
-        <w:t>Progressive</w:t>
-      </w:r>
-      <w:proofErr w:type="spellEnd"/>
-      <w:r>
-        <w:rPr>
-          <w:rFonts w:ascii="Montserrat" w:eastAsia="Montserrat" w:hAnsi="Montserrat" w:cs="Montserrat"/>
-          <w:i/>
-          <w:sz w:val="16"/>
-          <w:szCs w:val="16"/>
-        </w:rPr>
-        <w:t xml:space="preserve"> </w:t>
-      </w:r>
-      <w:proofErr w:type="spellStart"/>
-      <w:r>
-        <w:rPr>
-          <w:rFonts w:ascii="Montserrat" w:eastAsia="Montserrat" w:hAnsi="Montserrat" w:cs="Montserrat"/>
-          <w:i/>
-          <w:sz w:val="16"/>
-          <w:szCs w:val="16"/>
-        </w:rPr>
-        <w:t>Aphasia</w:t>
-      </w:r>
-      <w:proofErr w:type="spellEnd"/>
-      <w:r>
-        <w:rPr>
-          <w:rFonts w:ascii="Montserrat" w:eastAsia="Montserrat" w:hAnsi="Montserrat" w:cs="Montserrat"/>
-          <w:i/>
-          <w:sz w:val="16"/>
-          <w:szCs w:val="16"/>
-        </w:rPr>
-        <w:t xml:space="preserve"> </w:t>
-      </w:r>
-      <w:proofErr w:type="spellStart"/>
-      <w:r>
-        <w:rPr>
-          <w:rFonts w:ascii="Montserrat" w:eastAsia="Montserrat" w:hAnsi="Montserrat" w:cs="Montserrat"/>
-          <w:i/>
-          <w:sz w:val="16"/>
-          <w:szCs w:val="16"/>
-        </w:rPr>
-        <w:t>within</w:t>
-      </w:r>
-      <w:proofErr w:type="spellEnd"/>
-      <w:r>
-        <w:rPr>
-          <w:rFonts w:ascii="Montserrat" w:eastAsia="Montserrat" w:hAnsi="Montserrat" w:cs="Montserrat"/>
-          <w:i/>
-          <w:sz w:val="16"/>
-          <w:szCs w:val="16"/>
-        </w:rPr>
-        <w:t xml:space="preserve"> </w:t>
-      </w:r>
-      <w:proofErr w:type="spellStart"/>
-      <w:r>
-        <w:rPr>
-          <w:rFonts w:ascii="Montserrat" w:eastAsia="Montserrat" w:hAnsi="Montserrat" w:cs="Montserrat"/>
-          <w:i/>
-          <w:sz w:val="16"/>
-          <w:szCs w:val="16"/>
-        </w:rPr>
-        <w:t>Transparent</w:t>
-      </w:r>
-      <w:proofErr w:type="spellEnd"/>
-      <w:r>
-        <w:rPr>
-          <w:rFonts w:ascii="Montserrat" w:eastAsia="Montserrat" w:hAnsi="Montserrat" w:cs="Montserrat"/>
-          <w:i/>
-          <w:sz w:val="16"/>
-          <w:szCs w:val="16"/>
-        </w:rPr>
-        <w:t xml:space="preserve"> </w:t>
-      </w:r>
-      <w:proofErr w:type="spellStart"/>
-      <w:r>
-        <w:rPr>
-          <w:rFonts w:ascii="Montserrat" w:eastAsia="Montserrat" w:hAnsi="Montserrat" w:cs="Montserrat"/>
-          <w:i/>
-          <w:sz w:val="16"/>
-          <w:szCs w:val="16"/>
-        </w:rPr>
-        <w:t>Languages</w:t>
-      </w:r>
-      <w:proofErr w:type="spellEnd"/>
-      <w:r>
-        <w:rPr>
-          <w:rFonts w:ascii="Montserrat" w:eastAsia="Montserrat" w:hAnsi="Montserrat" w:cs="Montserrat"/>
-          <w:i/>
-          <w:sz w:val="16"/>
-          <w:szCs w:val="16"/>
-        </w:rPr>
-        <w:t xml:space="preserve">: A </w:t>
-      </w:r>
-      <w:proofErr w:type="spellStart"/>
-      <w:r>
-        <w:rPr>
-          <w:rFonts w:ascii="Montserrat" w:eastAsia="Montserrat" w:hAnsi="Montserrat" w:cs="Montserrat"/>
-          <w:i/>
-          <w:sz w:val="16"/>
-          <w:szCs w:val="16"/>
-        </w:rPr>
-        <w:t>Study</w:t>
-      </w:r>
-      <w:proofErr w:type="spellEnd"/>
-      <w:r>
-        <w:rPr>
-          <w:rFonts w:ascii="Montserrat" w:eastAsia="Montserrat" w:hAnsi="Montserrat" w:cs="Montserrat"/>
-          <w:i/>
-          <w:sz w:val="16"/>
-          <w:szCs w:val="16"/>
-        </w:rPr>
-        <w:t xml:space="preserve"> in a </w:t>
-      </w:r>
-      <w:proofErr w:type="spellStart"/>
-      <w:r>
-        <w:rPr>
-          <w:rFonts w:ascii="Montserrat" w:eastAsia="Montserrat" w:hAnsi="Montserrat" w:cs="Montserrat"/>
-          <w:i/>
-          <w:sz w:val="16"/>
-          <w:szCs w:val="16"/>
-        </w:rPr>
-        <w:t>Spanish-Speaking</w:t>
-      </w:r>
-      <w:proofErr w:type="spellEnd"/>
-      <w:r>
-        <w:rPr>
-          <w:rFonts w:ascii="Montserrat" w:eastAsia="Montserrat" w:hAnsi="Montserrat" w:cs="Montserrat"/>
-          <w:i/>
-          <w:sz w:val="16"/>
-          <w:szCs w:val="16"/>
-        </w:rPr>
-        <w:t xml:space="preserve"> </w:t>
-      </w:r>
-      <w:proofErr w:type="spellStart"/>
-      <w:r>
-        <w:rPr>
-          <w:rFonts w:ascii="Montserrat" w:eastAsia="Montserrat" w:hAnsi="Montserrat" w:cs="Montserrat"/>
-          <w:i/>
-          <w:sz w:val="16"/>
-          <w:szCs w:val="16"/>
-        </w:rPr>
-        <w:t>Community</w:t>
-      </w:r>
-      <w:proofErr w:type="spellEnd"/>
-      <w:r>
-        <w:rPr>
-          <w:rFonts w:ascii="Montserrat" w:eastAsia="Montserrat" w:hAnsi="Montserrat" w:cs="Montserrat"/>
-          <w:sz w:val="16"/>
-          <w:szCs w:val="16"/>
-        </w:rPr>
-        <w:t xml:space="preserve">. </w:t>
-      </w:r>
-      <w:proofErr w:type="spellStart"/>
-      <w:r>
-        <w:rPr>
-          <w:rFonts w:ascii="Montserrat" w:eastAsia="Montserrat" w:hAnsi="Montserrat" w:cs="Montserrat"/>
-          <w:sz w:val="16"/>
-          <w:szCs w:val="16"/>
-        </w:rPr>
-        <w:t>Alzheimer's</w:t>
-      </w:r>
-      <w:proofErr w:type="spellEnd"/>
-      <w:r>
-        <w:rPr>
-          <w:rFonts w:ascii="Montserrat" w:eastAsia="Montserrat" w:hAnsi="Montserrat" w:cs="Montserrat"/>
-          <w:sz w:val="16"/>
-          <w:szCs w:val="16"/>
-        </w:rPr>
-        <w:t xml:space="preserve"> </w:t>
-      </w:r>
-      <w:proofErr w:type="spellStart"/>
-      <w:r>
-        <w:rPr>
-          <w:rFonts w:ascii="Montserrat" w:eastAsia="Montserrat" w:hAnsi="Montserrat" w:cs="Montserrat"/>
-          <w:sz w:val="16"/>
-          <w:szCs w:val="16"/>
-        </w:rPr>
-        <w:t>Association</w:t>
-      </w:r>
-      <w:proofErr w:type="spellEnd"/>
-      <w:r>
-        <w:rPr>
-          <w:rFonts w:ascii="Montserrat" w:eastAsia="Montserrat" w:hAnsi="Montserrat" w:cs="Montserrat"/>
-          <w:sz w:val="16"/>
-          <w:szCs w:val="16"/>
-        </w:rPr>
-        <w:t xml:space="preserve"> International </w:t>
-      </w:r>
-      <w:proofErr w:type="spellStart"/>
-      <w:r>
-        <w:rPr>
-          <w:rFonts w:ascii="Montserrat" w:eastAsia="Montserrat" w:hAnsi="Montserrat" w:cs="Montserrat"/>
-          <w:sz w:val="16"/>
-          <w:szCs w:val="16"/>
-        </w:rPr>
-        <w:t>Conference</w:t>
-      </w:r>
-      <w:proofErr w:type="spellEnd"/>
-      <w:r>
-        <w:rPr>
-          <w:rFonts w:ascii="Montserrat" w:eastAsia="Montserrat" w:hAnsi="Montserrat" w:cs="Montserrat"/>
-          <w:sz w:val="16"/>
-          <w:szCs w:val="16"/>
-        </w:rPr>
-        <w:t xml:space="preserve"> (AAIC). Lugar: Filadelfia, </w:t>
+        <w:t xml:space="preserve"> International Conference (AAIC). Lugar: Filadelfia, </w:t>
       </w:r>
       <w:proofErr w:type="gramStart"/>
       <w:r>
@@ -10000,19 +9130,8 @@
           <w:sz w:val="16"/>
           <w:szCs w:val="24"/>
         </w:rPr>
-        <w:t xml:space="preserve"> </w:t>
-      </w:r>
-      <w:proofErr w:type="spellStart"/>
-      <w:r>
-        <w:rPr>
-          <w:rFonts w:ascii="Montserrat" w:hAnsi="Montserrat" w:cstheme="minorHAnsi"/>
-          <w:i/>
-          <w:sz w:val="16"/>
-          <w:szCs w:val="24"/>
-        </w:rPr>
-        <w:t>Scale</w:t>
-      </w:r>
-      <w:proofErr w:type="spellEnd"/>
+        <w:t xml:space="preserve"> Scale</w:t>
+      </w:r>
       <w:r>
         <w:rPr>
           <w:rFonts w:ascii="Montserrat" w:hAnsi="Montserrat" w:cstheme="minorHAnsi"/>
@@ -10367,6 +9486,7 @@
           <w:sz w:val="16"/>
           <w:szCs w:val="24"/>
         </w:rPr>
+        <w:lastRenderedPageBreak/>
         <w:t>2022</w:t>
       </w:r>
     </w:p>
@@ -10423,27 +9543,7 @@
           <w:sz w:val="16"/>
           <w:szCs w:val="24"/>
         </w:rPr>
-        <w:t xml:space="preserve">Adaptación argentina del instrumento </w:t>
-      </w:r>
-      <w:proofErr w:type="spellStart"/>
-      <w:r>
-        <w:rPr>
-          <w:rFonts w:ascii="Montserrat" w:hAnsi="Montserrat" w:cstheme="minorHAnsi"/>
-          <w:i/>
-          <w:sz w:val="16"/>
-          <w:szCs w:val="24"/>
-        </w:rPr>
-        <w:t>The</w:t>
-      </w:r>
-      <w:proofErr w:type="spellEnd"/>
-      <w:r>
-        <w:rPr>
-          <w:rFonts w:ascii="Montserrat" w:hAnsi="Montserrat" w:cstheme="minorHAnsi"/>
-          <w:i/>
-          <w:sz w:val="16"/>
-          <w:szCs w:val="24"/>
-        </w:rPr>
-        <w:t xml:space="preserve"> </w:t>
+        <w:t xml:space="preserve">Adaptación argentina del instrumento The </w:t>
       </w:r>
       <w:proofErr w:type="spellStart"/>
       <w:r>
@@ -10530,7 +9630,6 @@
           <w:rFonts w:ascii="Montserrat" w:hAnsi="Montserrat" w:cstheme="minorHAnsi"/>
           <w:sz w:val="16"/>
         </w:rPr>
-        <w:lastRenderedPageBreak/>
         <w:t xml:space="preserve">Margulis, L., Micciulli, A., Caamaño, P., </w:t>
       </w:r>
       <w:r>
@@ -10657,6 +9756,7 @@
           <w:rFonts w:ascii="Montserrat" w:hAnsi="Montserrat" w:cstheme="minorHAnsi"/>
           <w:sz w:val="16"/>
           <w:szCs w:val="24"/>
+          <w:lang w:val="en-US"/>
         </w:rPr>
       </w:pPr>
       <w:r>
@@ -10709,7 +9809,76 @@
           <w:sz w:val="16"/>
           <w:szCs w:val="24"/>
         </w:rPr>
-        <w:t>. V Congreso Iberoamericano de Neuropsicología. Lugar: congreso virtual.</w:t>
+        <w:t xml:space="preserve">. </w:t>
+      </w:r>
+      <w:r>
+        <w:rPr>
+          <w:rFonts w:ascii="Montserrat" w:hAnsi="Montserrat" w:cstheme="minorHAnsi"/>
+          <w:sz w:val="16"/>
+          <w:szCs w:val="24"/>
+          <w:lang w:val="en-US"/>
+        </w:rPr>
+        <w:t xml:space="preserve">V Congreso </w:t>
+      </w:r>
+      <w:proofErr w:type="spellStart"/>
+      <w:r>
+        <w:rPr>
+          <w:rFonts w:ascii="Montserrat" w:hAnsi="Montserrat" w:cstheme="minorHAnsi"/>
+          <w:sz w:val="16"/>
+          <w:szCs w:val="24"/>
+          <w:lang w:val="en-US"/>
+        </w:rPr>
+        <w:t>Iberoamericano</w:t>
+      </w:r>
+      <w:proofErr w:type="spellEnd"/>
+      <w:r>
+        <w:rPr>
+          <w:rFonts w:ascii="Montserrat" w:hAnsi="Montserrat" w:cstheme="minorHAnsi"/>
+          <w:sz w:val="16"/>
+          <w:szCs w:val="24"/>
+          <w:lang w:val="en-US"/>
+        </w:rPr>
+        <w:t xml:space="preserve"> de </w:t>
+      </w:r>
+      <w:proofErr w:type="spellStart"/>
+      <w:r>
+        <w:rPr>
+          <w:rFonts w:ascii="Montserrat" w:hAnsi="Montserrat" w:cstheme="minorHAnsi"/>
+          <w:sz w:val="16"/>
+          <w:szCs w:val="24"/>
+          <w:lang w:val="en-US"/>
+        </w:rPr>
+        <w:t>Neuropsicología</w:t>
+      </w:r>
+      <w:proofErr w:type="spellEnd"/>
+      <w:r>
+        <w:rPr>
+          <w:rFonts w:ascii="Montserrat" w:hAnsi="Montserrat" w:cstheme="minorHAnsi"/>
+          <w:sz w:val="16"/>
+          <w:szCs w:val="24"/>
+          <w:lang w:val="en-US"/>
+        </w:rPr>
+        <w:t xml:space="preserve">. Lugar: </w:t>
+      </w:r>
+      <w:proofErr w:type="spellStart"/>
+      <w:r>
+        <w:rPr>
+          <w:rFonts w:ascii="Montserrat" w:hAnsi="Montserrat" w:cstheme="minorHAnsi"/>
+          <w:sz w:val="16"/>
+          <w:szCs w:val="24"/>
+          <w:lang w:val="en-US"/>
+        </w:rPr>
+        <w:t>congreso</w:t>
+      </w:r>
+      <w:proofErr w:type="spellEnd"/>
+      <w:r>
+        <w:rPr>
+          <w:rFonts w:ascii="Montserrat" w:hAnsi="Montserrat" w:cstheme="minorHAnsi"/>
+          <w:sz w:val="16"/>
+          <w:szCs w:val="24"/>
+          <w:lang w:val="en-US"/>
+        </w:rPr>
+        <w:t xml:space="preserve"> virtual.</w:t>
       </w:r>
     </w:p>
     <w:p>
@@ -10726,270 +9895,68 @@
         <w:rPr>
           <w:rFonts w:ascii="Montserrat" w:hAnsi="Montserrat"/>
           <w:sz w:val="16"/>
-        </w:rPr>
-        <w:t xml:space="preserve">Morello García, F., </w:t>
+          <w:lang w:val="en-US"/>
+        </w:rPr>
+        <w:t xml:space="preserve">Morello García, F., Difalcis, M., </w:t>
+      </w:r>
+      <w:r>
+        <w:rPr>
+          <w:rFonts w:ascii="Montserrat" w:hAnsi="Montserrat"/>
+          <w:b/>
+          <w:sz w:val="16"/>
+          <w:lang w:val="en-US"/>
+        </w:rPr>
+        <w:t>Leiva, S.</w:t>
+      </w:r>
+      <w:r>
+        <w:rPr>
+          <w:rFonts w:ascii="Montserrat" w:hAnsi="Montserrat"/>
+          <w:sz w:val="16"/>
+          <w:lang w:val="en-US"/>
+        </w:rPr>
+        <w:t xml:space="preserve">, Allegri, R., y </w:t>
       </w:r>
       <w:proofErr w:type="spellStart"/>
       <w:r>
         <w:rPr>
           <w:rFonts w:ascii="Montserrat" w:hAnsi="Montserrat"/>
           <w:sz w:val="16"/>
-        </w:rPr>
-        <w:t>Difalcis</w:t>
+          <w:lang w:val="en-US"/>
+        </w:rPr>
+        <w:t>Ferreres</w:t>
       </w:r>
       <w:proofErr w:type="spellEnd"/>
       <w:r>
         <w:rPr>
           <w:rFonts w:ascii="Montserrat" w:hAnsi="Montserrat"/>
           <w:sz w:val="16"/>
-        </w:rPr>
-        <w:t xml:space="preserve">, M., </w:t>
+          <w:lang w:val="en-US"/>
+        </w:rPr>
+        <w:t xml:space="preserve">, A. </w:t>
       </w:r>
       <w:r>
         <w:rPr>
           <w:rFonts w:ascii="Montserrat" w:hAnsi="Montserrat"/>
-          <w:b/>
-          <w:sz w:val="16"/>
-        </w:rPr>
-        <w:t>Leiva, S.</w:t>
+          <w:i/>
+          <w:sz w:val="16"/>
+          <w:lang w:val="en-US"/>
+        </w:rPr>
+        <w:t>Assessment of Reading and Writing Impairments in Spanish-Speaking Patients with Semantic Variant Primary Progressive Aphasia</w:t>
       </w:r>
       <w:r>
         <w:rPr>
           <w:rFonts w:ascii="Montserrat" w:hAnsi="Montserrat"/>
           <w:sz w:val="16"/>
-        </w:rPr>
-        <w:t xml:space="preserve">, Allegri, R., y </w:t>
-      </w:r>
-      <w:proofErr w:type="spellStart"/>
+          <w:lang w:val="en-US"/>
+        </w:rPr>
+        <w:t xml:space="preserve">. </w:t>
+      </w:r>
       <w:r>
         <w:rPr>
           <w:rFonts w:ascii="Montserrat" w:hAnsi="Montserrat"/>
           <w:sz w:val="16"/>
         </w:rPr>
-        <w:t>Ferreres</w:t>
-      </w:r>
-      <w:proofErr w:type="spellEnd"/>
-      <w:r>
-        <w:rPr>
-          <w:rFonts w:ascii="Montserrat" w:hAnsi="Montserrat"/>
-          <w:sz w:val="16"/>
-        </w:rPr>
-        <w:t xml:space="preserve">, A. </w:t>
-      </w:r>
-      <w:proofErr w:type="spellStart"/>
-      <w:r>
-        <w:rPr>
-          <w:rFonts w:ascii="Montserrat" w:hAnsi="Montserrat"/>
-          <w:i/>
-          <w:sz w:val="16"/>
-        </w:rPr>
-        <w:t>Assessment</w:t>
-      </w:r>
-      <w:proofErr w:type="spellEnd"/>
-      <w:r>
-        <w:rPr>
-          <w:rFonts w:ascii="Montserrat" w:hAnsi="Montserrat"/>
-          <w:i/>
-          <w:sz w:val="16"/>
-        </w:rPr>
-        <w:t xml:space="preserve"> </w:t>
-      </w:r>
-      <w:proofErr w:type="spellStart"/>
-      <w:r>
-        <w:rPr>
-          <w:rFonts w:ascii="Montserrat" w:hAnsi="Montserrat"/>
-          <w:i/>
-          <w:sz w:val="16"/>
-        </w:rPr>
-        <w:t>of</w:t>
-      </w:r>
-      <w:proofErr w:type="spellEnd"/>
-      <w:r>
-        <w:rPr>
-          <w:rFonts w:ascii="Montserrat" w:hAnsi="Montserrat"/>
-          <w:i/>
-          <w:sz w:val="16"/>
-        </w:rPr>
-        <w:t xml:space="preserve"> Reading and </w:t>
-      </w:r>
-      <w:proofErr w:type="spellStart"/>
-      <w:r>
-        <w:rPr>
-          <w:rFonts w:ascii="Montserrat" w:hAnsi="Montserrat"/>
-          <w:i/>
-          <w:sz w:val="16"/>
-        </w:rPr>
-        <w:t>Writing</w:t>
-      </w:r>
-      <w:proofErr w:type="spellEnd"/>
-      <w:r>
-        <w:rPr>
-          <w:rFonts w:ascii="Montserrat" w:hAnsi="Montserrat"/>
-          <w:i/>
-          <w:sz w:val="16"/>
-        </w:rPr>
-        <w:t xml:space="preserve"> </w:t>
-      </w:r>
-      <w:proofErr w:type="spellStart"/>
-      <w:r>
-        <w:rPr>
-          <w:rFonts w:ascii="Montserrat" w:hAnsi="Montserrat"/>
-          <w:i/>
-          <w:sz w:val="16"/>
-        </w:rPr>
-        <w:t>Impairments</w:t>
-      </w:r>
-      <w:proofErr w:type="spellEnd"/>
-      <w:r>
-        <w:rPr>
-          <w:rFonts w:ascii="Montserrat" w:hAnsi="Montserrat"/>
-          <w:i/>
-          <w:sz w:val="16"/>
-        </w:rPr>
-        <w:t xml:space="preserve"> in </w:t>
-      </w:r>
-      <w:proofErr w:type="spellStart"/>
-      <w:r>
-        <w:rPr>
-          <w:rFonts w:ascii="Montserrat" w:hAnsi="Montserrat"/>
-          <w:i/>
-          <w:sz w:val="16"/>
-        </w:rPr>
-        <w:t>Spanish-Speaking</w:t>
-      </w:r>
-      <w:proofErr w:type="spellEnd"/>
-      <w:r>
-        <w:rPr>
-          <w:rFonts w:ascii="Montserrat" w:hAnsi="Montserrat"/>
-          <w:i/>
-          <w:sz w:val="16"/>
-        </w:rPr>
-        <w:t xml:space="preserve"> </w:t>
-      </w:r>
-      <w:proofErr w:type="spellStart"/>
-      <w:r>
-        <w:rPr>
-          <w:rFonts w:ascii="Montserrat" w:hAnsi="Montserrat"/>
-          <w:i/>
-          <w:sz w:val="16"/>
-        </w:rPr>
-        <w:t>Patients</w:t>
-      </w:r>
-      <w:proofErr w:type="spellEnd"/>
-      <w:r>
-        <w:rPr>
-          <w:rFonts w:ascii="Montserrat" w:hAnsi="Montserrat"/>
-          <w:i/>
-          <w:sz w:val="16"/>
-        </w:rPr>
-        <w:t xml:space="preserve"> </w:t>
-      </w:r>
-      <w:proofErr w:type="spellStart"/>
-      <w:r>
-        <w:rPr>
-          <w:rFonts w:ascii="Montserrat" w:hAnsi="Montserrat"/>
-          <w:i/>
-          <w:sz w:val="16"/>
-        </w:rPr>
-        <w:t>with</w:t>
-      </w:r>
-      <w:proofErr w:type="spellEnd"/>
-      <w:r>
-        <w:rPr>
-          <w:rFonts w:ascii="Montserrat" w:hAnsi="Montserrat"/>
-          <w:i/>
-          <w:sz w:val="16"/>
-        </w:rPr>
-        <w:t xml:space="preserve"> </w:t>
-      </w:r>
-      <w:proofErr w:type="spellStart"/>
-      <w:r>
-        <w:rPr>
-          <w:rFonts w:ascii="Montserrat" w:hAnsi="Montserrat"/>
-          <w:i/>
-          <w:sz w:val="16"/>
-        </w:rPr>
-        <w:t>Semantic</w:t>
-      </w:r>
-      <w:proofErr w:type="spellEnd"/>
-      <w:r>
-        <w:rPr>
-          <w:rFonts w:ascii="Montserrat" w:hAnsi="Montserrat"/>
-          <w:i/>
-          <w:sz w:val="16"/>
-        </w:rPr>
-        <w:t xml:space="preserve"> </w:t>
-      </w:r>
-      <w:proofErr w:type="spellStart"/>
-      <w:r>
-        <w:rPr>
-          <w:rFonts w:ascii="Montserrat" w:hAnsi="Montserrat"/>
-          <w:i/>
-          <w:sz w:val="16"/>
-        </w:rPr>
-        <w:t>Variant</w:t>
-      </w:r>
-      <w:proofErr w:type="spellEnd"/>
-      <w:r>
-        <w:rPr>
-          <w:rFonts w:ascii="Montserrat" w:hAnsi="Montserrat"/>
-          <w:i/>
-          <w:sz w:val="16"/>
-        </w:rPr>
-        <w:t xml:space="preserve"> </w:t>
-      </w:r>
-      <w:proofErr w:type="spellStart"/>
-      <w:r>
-        <w:rPr>
-          <w:rFonts w:ascii="Montserrat" w:hAnsi="Montserrat"/>
-          <w:i/>
-          <w:sz w:val="16"/>
-        </w:rPr>
-        <w:t>Primary</w:t>
-      </w:r>
-      <w:proofErr w:type="spellEnd"/>
-      <w:r>
-        <w:rPr>
-          <w:rFonts w:ascii="Montserrat" w:hAnsi="Montserrat"/>
-          <w:i/>
-          <w:sz w:val="16"/>
-        </w:rPr>
-        <w:t xml:space="preserve"> </w:t>
-      </w:r>
-      <w:proofErr w:type="spellStart"/>
-      <w:r>
-        <w:rPr>
-          <w:rFonts w:ascii="Montserrat" w:hAnsi="Montserrat"/>
-          <w:i/>
-          <w:sz w:val="16"/>
-        </w:rPr>
-        <w:t>Progressive</w:t>
-      </w:r>
-      <w:proofErr w:type="spellEnd"/>
-      <w:r>
-        <w:rPr>
-          <w:rFonts w:ascii="Montserrat" w:hAnsi="Montserrat"/>
-          <w:i/>
-          <w:sz w:val="16"/>
-        </w:rPr>
-        <w:t xml:space="preserve"> </w:t>
-      </w:r>
-      <w:proofErr w:type="spellStart"/>
-      <w:r>
-        <w:rPr>
-          <w:rFonts w:ascii="Montserrat" w:hAnsi="Montserrat"/>
-          <w:i/>
-          <w:sz w:val="16"/>
-        </w:rPr>
-        <w:t>Aphasia</w:t>
-      </w:r>
-      <w:proofErr w:type="spellEnd"/>
-      <w:r>
-        <w:rPr>
-          <w:rFonts w:ascii="Montserrat" w:hAnsi="Montserrat"/>
-          <w:sz w:val="16"/>
-        </w:rPr>
-        <w:t xml:space="preserve">. International </w:t>
+        <w:t xml:space="preserve">International </w:t>
       </w:r>
       <w:proofErr w:type="spellStart"/>
       <w:r>
@@ -11142,7 +10109,6 @@
         <w:jc w:val="both"/>
         <w:rPr>
           <w:rFonts w:ascii="Montserrat" w:hAnsi="Montserrat" w:cstheme="minorHAnsi"/>
-          <w:b/>
           <w:sz w:val="16"/>
           <w:szCs w:val="24"/>
         </w:rPr>
@@ -11179,7 +10145,15 @@
           <w:sz w:val="16"/>
           <w:szCs w:val="24"/>
         </w:rPr>
-        <w:t xml:space="preserve">Lic. Carla Barbagallo, Lic. Marta Silva, Lic. Ornella </w:t>
+        <w:t xml:space="preserve">Lic. Carla Barbagallo, </w:t>
+      </w:r>
+      <w:r>
+        <w:rPr>
+          <w:rFonts w:ascii="Montserrat" w:hAnsi="Montserrat" w:cstheme="minorHAnsi"/>
+          <w:sz w:val="16"/>
+          <w:szCs w:val="24"/>
+        </w:rPr>
+        <w:t xml:space="preserve">Lic. Giselle </w:t>
       </w:r>
       <w:proofErr w:type="spellStart"/>
       <w:r>
@@ -11188,7 +10162,7 @@
           <w:sz w:val="16"/>
           <w:szCs w:val="24"/>
         </w:rPr>
-        <w:t>Blengino</w:t>
+        <w:t>Insfran</w:t>
       </w:r>
       <w:proofErr w:type="spellEnd"/>
       <w:r>
@@ -11197,8 +10171,45 @@
           <w:sz w:val="16"/>
           <w:szCs w:val="24"/>
         </w:rPr>
-        <w:t>, Lic. Carla Meyer, Lic. Patricia Peña Rodríguez.</w:t>
-      </w:r>
+        <w:t>, estudiante de psicología Belén Ren</w:t>
+      </w:r>
+      <w:r>
+        <w:rPr>
+          <w:rFonts w:ascii="Montserrat" w:hAnsi="Montserrat" w:cstheme="minorHAnsi"/>
+          <w:sz w:val="16"/>
+          <w:szCs w:val="24"/>
+        </w:rPr>
+        <w:t>i</w:t>
+      </w:r>
+      <w:r>
+        <w:rPr>
+          <w:rFonts w:ascii="Montserrat" w:hAnsi="Montserrat" w:cstheme="minorHAnsi"/>
+          <w:sz w:val="16"/>
+          <w:szCs w:val="24"/>
+        </w:rPr>
+        <w:t>ero Paretto</w:t>
+      </w:r>
+      <w:r>
+        <w:rPr>
+          <w:rFonts w:ascii="Montserrat" w:hAnsi="Montserrat" w:cstheme="minorHAnsi"/>
+          <w:sz w:val="16"/>
+          <w:szCs w:val="24"/>
+        </w:rPr>
+        <w:t>.</w:t>
+      </w:r>
+    </w:p>
+    <w:p>
+      <w:pPr>
+        <w:pStyle w:val="Textoindependiente"/>
+        <w:spacing w:after="0"/>
+        <w:jc w:val="both"/>
+        <w:rPr>
+          <w:rFonts w:ascii="Montserrat" w:hAnsi="Montserrat" w:cstheme="minorHAnsi"/>
+          <w:b/>
+          <w:sz w:val="16"/>
+          <w:szCs w:val="24"/>
+        </w:rPr>
+      </w:pPr>
       <w:r>
         <w:rPr>
           <w:rFonts w:ascii="Montserrat" w:hAnsi="Montserrat" w:cstheme="minorHAnsi"/>
@@ -11208,19 +10219,6 @@
         </w:rPr>
         <w:br/>
       </w:r>
-    </w:p>
-    <w:p>
-      <w:pPr>
-        <w:pStyle w:val="Textoindependiente"/>
-        <w:ind w:left="284" w:hanging="284"/>
-        <w:jc w:val="both"/>
-        <w:rPr>
-          <w:rFonts w:ascii="Montserrat" w:hAnsi="Montserrat" w:cstheme="minorHAnsi"/>
-          <w:b/>
-          <w:sz w:val="16"/>
-          <w:szCs w:val="24"/>
-        </w:rPr>
-      </w:pPr>
       <w:r>
         <w:rPr>
           <w:rFonts w:ascii="Montserrat" w:hAnsi="Montserrat" w:cstheme="minorHAnsi"/>
@@ -11361,27 +10359,7 @@
           <w:sz w:val="16"/>
           <w:szCs w:val="24"/>
         </w:rPr>
-        <w:t xml:space="preserve"> </w:t>
-      </w:r>
-      <w:proofErr w:type="spellStart"/>
-      <w:r>
-        <w:rPr>
-          <w:rFonts w:ascii="Montserrat" w:hAnsi="Montserrat" w:cstheme="minorHAnsi"/>
-          <w:i/>
-          <w:sz w:val="16"/>
-          <w:szCs w:val="24"/>
-        </w:rPr>
-        <w:t>Scale</w:t>
-      </w:r>
-      <w:proofErr w:type="spellEnd"/>
-      <w:r>
-        <w:rPr>
-          <w:rFonts w:ascii="Montserrat" w:hAnsi="Montserrat" w:cstheme="minorHAnsi"/>
-          <w:i/>
-          <w:sz w:val="16"/>
-          <w:szCs w:val="24"/>
-        </w:rPr>
-        <w:t>.</w:t>
+        <w:t xml:space="preserve"> Scale.</w:t>
       </w:r>
     </w:p>
     <w:p>
@@ -11954,19 +10932,8 @@
           <w:sz w:val="16"/>
           <w:szCs w:val="24"/>
         </w:rPr>
-        <w:t xml:space="preserve"> </w:t>
-      </w:r>
-      <w:proofErr w:type="spellStart"/>
-      <w:r>
-        <w:rPr>
-          <w:rFonts w:ascii="Montserrat" w:hAnsi="Montserrat" w:cstheme="minorHAnsi"/>
-          <w:i/>
-          <w:sz w:val="16"/>
-          <w:szCs w:val="24"/>
-        </w:rPr>
-        <w:t>Scale</w:t>
-      </w:r>
-      <w:proofErr w:type="spellEnd"/>
+        <w:t xml:space="preserve"> Scale</w:t>
+      </w:r>
       <w:r>
         <w:rPr>
           <w:rFonts w:ascii="Montserrat" w:hAnsi="Montserrat" w:cstheme="minorHAnsi"/>
@@ -12462,19 +11429,8 @@
           <w:sz w:val="16"/>
           <w:szCs w:val="24"/>
         </w:rPr>
-        <w:t xml:space="preserve"> </w:t>
-      </w:r>
-      <w:proofErr w:type="spellStart"/>
-      <w:r>
-        <w:rPr>
-          <w:rFonts w:ascii="Montserrat" w:hAnsi="Montserrat" w:cstheme="minorHAnsi"/>
-          <w:i/>
-          <w:sz w:val="16"/>
-          <w:szCs w:val="24"/>
-        </w:rPr>
-        <w:t>Index</w:t>
-      </w:r>
-      <w:proofErr w:type="spellEnd"/>
+        <w:t xml:space="preserve"> Index</w:t>
+      </w:r>
       <w:r>
         <w:rPr>
           <w:rFonts w:ascii="Montserrat" w:hAnsi="Montserrat" w:cstheme="minorHAnsi"/>
@@ -12548,47 +11504,7 @@
           <w:sz w:val="16"/>
           <w:szCs w:val="24"/>
         </w:rPr>
-        <w:t xml:space="preserve">Uso del </w:t>
-      </w:r>
-      <w:proofErr w:type="spellStart"/>
-      <w:r>
-        <w:rPr>
-          <w:rFonts w:ascii="Montserrat" w:hAnsi="Montserrat" w:cstheme="minorHAnsi"/>
-          <w:i/>
-          <w:sz w:val="16"/>
-          <w:szCs w:val="24"/>
-        </w:rPr>
-        <w:t>The</w:t>
-      </w:r>
-      <w:proofErr w:type="spellEnd"/>
-      <w:r>
-        <w:rPr>
-          <w:rFonts w:ascii="Montserrat" w:hAnsi="Montserrat" w:cstheme="minorHAnsi"/>
-          <w:i/>
-          <w:sz w:val="16"/>
-          <w:szCs w:val="24"/>
-        </w:rPr>
-        <w:t xml:space="preserve"> </w:t>
-      </w:r>
-      <w:proofErr w:type="spellStart"/>
-      <w:r>
-        <w:rPr>
-          <w:rFonts w:ascii="Montserrat" w:hAnsi="Montserrat" w:cstheme="minorHAnsi"/>
-          <w:i/>
-          <w:sz w:val="16"/>
-          <w:szCs w:val="24"/>
-        </w:rPr>
-        <w:t>First</w:t>
-      </w:r>
-      <w:proofErr w:type="spellEnd"/>
-      <w:r>
-        <w:rPr>
-          <w:rFonts w:ascii="Montserrat" w:hAnsi="Montserrat" w:cstheme="minorHAnsi"/>
-          <w:i/>
-          <w:sz w:val="16"/>
-          <w:szCs w:val="24"/>
-        </w:rPr>
-        <w:t xml:space="preserve"> </w:t>
+        <w:t xml:space="preserve">Uso del The First </w:t>
       </w:r>
       <w:proofErr w:type="spellStart"/>
       <w:r>
@@ -12768,13 +11684,42 @@
           <w:szCs w:val="24"/>
         </w:rPr>
       </w:pPr>
-      <w:r>
-        <w:rPr>
-          <w:rFonts w:ascii="Montserrat" w:hAnsi="Montserrat" w:cstheme="minorHAnsi"/>
-          <w:b/>
-          <w:sz w:val="16"/>
-          <w:szCs w:val="24"/>
-        </w:rPr>
+    </w:p>
+    <w:p>
+      <w:pPr>
+        <w:pStyle w:val="Textoindependiente"/>
+        <w:spacing w:after="0"/>
+        <w:ind w:left="284"/>
+        <w:jc w:val="both"/>
+        <w:rPr>
+          <w:rFonts w:ascii="Montserrat" w:hAnsi="Montserrat" w:cstheme="minorHAnsi"/>
+          <w:b/>
+          <w:sz w:val="16"/>
+          <w:szCs w:val="24"/>
+        </w:rPr>
+      </w:pPr>
+    </w:p>
+    <w:p>
+      <w:pPr>
+        <w:pStyle w:val="Textoindependiente"/>
+        <w:spacing w:after="0"/>
+        <w:ind w:left="284"/>
+        <w:jc w:val="both"/>
+        <w:rPr>
+          <w:rFonts w:ascii="Montserrat" w:hAnsi="Montserrat" w:cstheme="minorHAnsi"/>
+          <w:b/>
+          <w:sz w:val="16"/>
+          <w:szCs w:val="24"/>
+        </w:rPr>
+      </w:pPr>
+      <w:r>
+        <w:rPr>
+          <w:rFonts w:ascii="Montserrat" w:hAnsi="Montserrat" w:cstheme="minorHAnsi"/>
+          <w:b/>
+          <w:sz w:val="16"/>
+          <w:szCs w:val="24"/>
+        </w:rPr>
+        <w:lastRenderedPageBreak/>
         <w:t>20</w:t>
       </w:r>
       <w:r>
@@ -12947,7 +11892,6 @@
           <w:sz w:val="16"/>
           <w:szCs w:val="24"/>
         </w:rPr>
-        <w:lastRenderedPageBreak/>
         <w:t xml:space="preserve">FORMACIÓN </w:t>
       </w:r>
       <w:r>
@@ -13144,7 +12088,135 @@
           <w:sz w:val="16"/>
           <w:szCs w:val="24"/>
         </w:rPr>
-        <w:t>2023</w:t>
+        <w:t>2026</w:t>
+      </w:r>
+    </w:p>
+    <w:p>
+      <w:pPr>
+        <w:pStyle w:val="Textoindependiente"/>
+        <w:ind w:left="284"/>
+        <w:jc w:val="both"/>
+        <w:rPr>
+          <w:rFonts w:ascii="Montserrat" w:hAnsi="Montserrat" w:cstheme="minorHAnsi"/>
+          <w:b/>
+          <w:sz w:val="16"/>
+          <w:szCs w:val="24"/>
+        </w:rPr>
+      </w:pPr>
+      <w:r>
+        <w:rPr>
+          <w:rFonts w:ascii="Montserrat" w:hAnsi="Montserrat" w:cstheme="minorHAnsi"/>
+          <w:sz w:val="16"/>
+          <w:szCs w:val="24"/>
+        </w:rPr>
+        <w:t xml:space="preserve">Jurado de Tesis de la </w:t>
+      </w:r>
+      <w:r>
+        <w:rPr>
+          <w:rFonts w:ascii="Montserrat" w:hAnsi="Montserrat" w:cstheme="minorHAnsi"/>
+          <w:sz w:val="16"/>
+          <w:szCs w:val="24"/>
+        </w:rPr>
+        <w:t xml:space="preserve">Maestría </w:t>
+      </w:r>
+      <w:r>
+        <w:rPr>
+          <w:rFonts w:ascii="Montserrat" w:hAnsi="Montserrat" w:cstheme="minorHAnsi"/>
+          <w:sz w:val="16"/>
+          <w:szCs w:val="24"/>
+        </w:rPr>
+        <w:t>en Neuropsicología Infantil de la Universidad Nacional de San Martín</w:t>
+      </w:r>
+      <w:r>
+        <w:rPr>
+          <w:rFonts w:ascii="Montserrat" w:hAnsi="Montserrat" w:cstheme="minorHAnsi"/>
+          <w:sz w:val="16"/>
+          <w:szCs w:val="24"/>
+        </w:rPr>
+        <w:t xml:space="preserve">. </w:t>
+      </w:r>
+      <w:proofErr w:type="spellStart"/>
+      <w:r>
+        <w:rPr>
+          <w:rFonts w:ascii="Montserrat" w:hAnsi="Montserrat" w:cstheme="minorHAnsi"/>
+          <w:sz w:val="16"/>
+          <w:szCs w:val="24"/>
+        </w:rPr>
+        <w:t>Maestranada</w:t>
+      </w:r>
+      <w:proofErr w:type="spellEnd"/>
+      <w:r>
+        <w:rPr>
+          <w:rFonts w:ascii="Montserrat" w:hAnsi="Montserrat" w:cstheme="minorHAnsi"/>
+          <w:sz w:val="16"/>
+          <w:szCs w:val="24"/>
+        </w:rPr>
+        <w:t xml:space="preserve">: </w:t>
+      </w:r>
+      <w:r>
+        <w:rPr>
+          <w:rFonts w:ascii="Montserrat" w:hAnsi="Montserrat" w:cstheme="minorHAnsi"/>
+          <w:sz w:val="16"/>
+          <w:szCs w:val="24"/>
+        </w:rPr>
+        <w:t>Laura Canessa Gherzi</w:t>
+      </w:r>
+      <w:r>
+        <w:rPr>
+          <w:rFonts w:ascii="Montserrat" w:hAnsi="Montserrat" w:cstheme="minorHAnsi"/>
+          <w:sz w:val="16"/>
+          <w:szCs w:val="24"/>
+        </w:rPr>
+        <w:t>. Director</w:t>
+      </w:r>
+      <w:r>
+        <w:rPr>
+          <w:rFonts w:ascii="Montserrat" w:hAnsi="Montserrat" w:cstheme="minorHAnsi"/>
+          <w:sz w:val="16"/>
+          <w:szCs w:val="24"/>
+        </w:rPr>
+        <w:t>a</w:t>
+      </w:r>
+      <w:r>
+        <w:rPr>
+          <w:rFonts w:ascii="Montserrat" w:hAnsi="Montserrat" w:cstheme="minorHAnsi"/>
+          <w:sz w:val="16"/>
+          <w:szCs w:val="24"/>
+        </w:rPr>
+        <w:t xml:space="preserve">: </w:t>
+      </w:r>
+      <w:r>
+        <w:rPr>
+          <w:rFonts w:ascii="Montserrat" w:hAnsi="Montserrat" w:cstheme="minorHAnsi"/>
+          <w:sz w:val="16"/>
+          <w:szCs w:val="24"/>
+        </w:rPr>
+        <w:t>Dra. Eliana Vanesa Zamora</w:t>
+      </w:r>
+      <w:r>
+        <w:rPr>
+          <w:rFonts w:ascii="Montserrat" w:hAnsi="Montserrat" w:cstheme="minorHAnsi"/>
+          <w:sz w:val="16"/>
+          <w:szCs w:val="24"/>
+        </w:rPr>
+        <w:t xml:space="preserve">. Título de la tesis: </w:t>
+      </w:r>
+      <w:r>
+        <w:rPr>
+          <w:rFonts w:ascii="Montserrat" w:hAnsi="Montserrat" w:cstheme="minorHAnsi"/>
+          <w:i/>
+          <w:sz w:val="16"/>
+          <w:szCs w:val="24"/>
+        </w:rPr>
+        <w:t>Intervención sobre aspectos conductuales y emocionales en escolares uruguayos, a través de un Programa de Aprendizaje Socioemocional</w:t>
+      </w:r>
+      <w:r>
+        <w:rPr>
+          <w:rFonts w:ascii="Montserrat" w:hAnsi="Montserrat" w:cstheme="minorHAnsi"/>
+          <w:sz w:val="16"/>
+          <w:szCs w:val="24"/>
+        </w:rPr>
+        <w:t>.</w:t>
       </w:r>
     </w:p>
     <w:p>
@@ -13154,77 +12226,19 @@
         <w:jc w:val="both"/>
         <w:rPr>
           <w:rFonts w:ascii="Montserrat" w:hAnsi="Montserrat" w:cstheme="minorHAnsi"/>
-          <w:sz w:val="16"/>
-          <w:szCs w:val="24"/>
-        </w:rPr>
-      </w:pPr>
-      <w:r>
-        <w:rPr>
-          <w:rFonts w:ascii="Montserrat" w:hAnsi="Montserrat" w:cstheme="minorHAnsi"/>
-          <w:b/>
-          <w:sz w:val="16"/>
-          <w:szCs w:val="24"/>
-        </w:rPr>
-        <w:tab/>
-      </w:r>
-      <w:r>
-        <w:rPr>
-          <w:rFonts w:ascii="Montserrat" w:hAnsi="Montserrat" w:cstheme="minorHAnsi"/>
-          <w:sz w:val="16"/>
-          <w:szCs w:val="24"/>
-        </w:rPr>
-        <w:t xml:space="preserve">Jurado de Tesis de la </w:t>
-      </w:r>
-      <w:r>
-        <w:rPr>
-          <w:rFonts w:ascii="Montserrat" w:hAnsi="Montserrat" w:cstheme="minorHAnsi"/>
-          <w:sz w:val="16"/>
-          <w:szCs w:val="24"/>
-        </w:rPr>
-        <w:t>Maestría de Ciencias Cognitivas</w:t>
-      </w:r>
-      <w:r>
-        <w:rPr>
-          <w:rFonts w:ascii="Montserrat" w:hAnsi="Montserrat" w:cstheme="minorHAnsi"/>
-          <w:sz w:val="16"/>
-          <w:szCs w:val="24"/>
-        </w:rPr>
-        <w:t xml:space="preserve"> de la Universidad de la República (Uruguay). </w:t>
-      </w:r>
-      <w:proofErr w:type="spellStart"/>
-      <w:r>
-        <w:rPr>
-          <w:rFonts w:ascii="Montserrat" w:hAnsi="Montserrat" w:cstheme="minorHAnsi"/>
-          <w:sz w:val="16"/>
-          <w:szCs w:val="24"/>
-        </w:rPr>
-        <w:t>Maestranada</w:t>
-      </w:r>
-      <w:proofErr w:type="spellEnd"/>
-      <w:r>
-        <w:rPr>
-          <w:rFonts w:ascii="Montserrat" w:hAnsi="Montserrat" w:cstheme="minorHAnsi"/>
-          <w:sz w:val="16"/>
-          <w:szCs w:val="24"/>
-        </w:rPr>
-        <w:t xml:space="preserve">: Francesca Mariani. Director: Sergio Dansilio. Título de la tesis: </w:t>
-      </w:r>
-      <w:r>
-        <w:rPr>
-          <w:rFonts w:ascii="Montserrat" w:hAnsi="Montserrat" w:cstheme="minorHAnsi"/>
-          <w:i/>
-          <w:sz w:val="16"/>
-          <w:szCs w:val="24"/>
-        </w:rPr>
-        <w:t>Teoría de la Mente y funciones frontales en homicidas privados de libertad</w:t>
-      </w:r>
-      <w:r>
-        <w:rPr>
-          <w:rFonts w:ascii="Montserrat" w:hAnsi="Montserrat" w:cstheme="minorHAnsi"/>
-          <w:sz w:val="16"/>
-          <w:szCs w:val="24"/>
-        </w:rPr>
-        <w:t>.</w:t>
+          <w:b/>
+          <w:sz w:val="16"/>
+          <w:szCs w:val="24"/>
+        </w:rPr>
+      </w:pPr>
+      <w:r>
+        <w:rPr>
+          <w:rFonts w:ascii="Montserrat" w:hAnsi="Montserrat" w:cstheme="minorHAnsi"/>
+          <w:b/>
+          <w:sz w:val="16"/>
+          <w:szCs w:val="24"/>
+        </w:rPr>
+        <w:t>2023</w:t>
       </w:r>
     </w:p>
     <w:p>
@@ -13241,6 +12255,86 @@
       <w:r>
         <w:rPr>
           <w:rFonts w:ascii="Montserrat" w:hAnsi="Montserrat" w:cstheme="minorHAnsi"/>
+          <w:b/>
+          <w:sz w:val="16"/>
+          <w:szCs w:val="24"/>
+        </w:rPr>
+        <w:tab/>
+      </w:r>
+      <w:r>
+        <w:rPr>
+          <w:rFonts w:ascii="Montserrat" w:hAnsi="Montserrat" w:cstheme="minorHAnsi"/>
+          <w:sz w:val="16"/>
+          <w:szCs w:val="24"/>
+        </w:rPr>
+        <w:t xml:space="preserve">Jurado de Tesis de la </w:t>
+      </w:r>
+      <w:r>
+        <w:rPr>
+          <w:rFonts w:ascii="Montserrat" w:hAnsi="Montserrat" w:cstheme="minorHAnsi"/>
+          <w:sz w:val="16"/>
+          <w:szCs w:val="24"/>
+        </w:rPr>
+        <w:t>Maestría de Ciencias Cognitivas</w:t>
+      </w:r>
+      <w:r>
+        <w:rPr>
+          <w:rFonts w:ascii="Montserrat" w:hAnsi="Montserrat" w:cstheme="minorHAnsi"/>
+          <w:sz w:val="16"/>
+          <w:szCs w:val="24"/>
+        </w:rPr>
+        <w:t xml:space="preserve"> de la Universidad de la República (Uruguay). </w:t>
+      </w:r>
+      <w:proofErr w:type="spellStart"/>
+      <w:r>
+        <w:rPr>
+          <w:rFonts w:ascii="Montserrat" w:hAnsi="Montserrat" w:cstheme="minorHAnsi"/>
+          <w:sz w:val="16"/>
+          <w:szCs w:val="24"/>
+        </w:rPr>
+        <w:t>Maestranada</w:t>
+      </w:r>
+      <w:proofErr w:type="spellEnd"/>
+      <w:r>
+        <w:rPr>
+          <w:rFonts w:ascii="Montserrat" w:hAnsi="Montserrat" w:cstheme="minorHAnsi"/>
+          <w:sz w:val="16"/>
+          <w:szCs w:val="24"/>
+        </w:rPr>
+        <w:t xml:space="preserve">: Francesca Mariani. Director: Sergio Dansilio. Título de la tesis: </w:t>
+      </w:r>
+      <w:r>
+        <w:rPr>
+          <w:rFonts w:ascii="Montserrat" w:hAnsi="Montserrat" w:cstheme="minorHAnsi"/>
+          <w:i/>
+          <w:sz w:val="16"/>
+          <w:szCs w:val="24"/>
+        </w:rPr>
+        <w:t>Teoría de la Mente y funciones frontales en homicidas privados de libertad</w:t>
+      </w:r>
+      <w:r>
+        <w:rPr>
+          <w:rFonts w:ascii="Montserrat" w:hAnsi="Montserrat" w:cstheme="minorHAnsi"/>
+          <w:sz w:val="16"/>
+          <w:szCs w:val="24"/>
+        </w:rPr>
+        <w:t>.</w:t>
+      </w:r>
+    </w:p>
+    <w:p>
+      <w:pPr>
+        <w:pStyle w:val="Textoindependiente"/>
+        <w:ind w:left="284" w:hanging="284"/>
+        <w:jc w:val="both"/>
+        <w:rPr>
+          <w:rFonts w:ascii="Montserrat" w:hAnsi="Montserrat" w:cstheme="minorHAnsi"/>
+          <w:sz w:val="16"/>
+          <w:szCs w:val="24"/>
+        </w:rPr>
+      </w:pPr>
+      <w:r>
+        <w:rPr>
+          <w:rFonts w:ascii="Montserrat" w:hAnsi="Montserrat" w:cstheme="minorHAnsi"/>
           <w:sz w:val="16"/>
           <w:szCs w:val="24"/>
         </w:rPr>
@@ -13683,10 +12777,21 @@
         <w:t>.</w:t>
       </w:r>
     </w:p>
+    <w:p>
+      <w:pPr>
+        <w:pStyle w:val="Textoindependiente"/>
+        <w:jc w:val="both"/>
+        <w:rPr>
+          <w:rFonts w:ascii="Montserrat" w:hAnsi="Montserrat" w:cstheme="minorHAnsi"/>
+          <w:sz w:val="16"/>
+          <w:szCs w:val="24"/>
+        </w:rPr>
+      </w:pPr>
+    </w:p>
     <w:sectPr>
-      <w:headerReference w:type="default" r:id="rId32"/>
-      <w:footerReference w:type="default" r:id="rId33"/>
-      <w:footerReference w:type="first" r:id="rId34"/>
+      <w:headerReference w:type="default" r:id="rId35"/>
+      <w:footerReference w:type="default" r:id="rId36"/>
+      <w:footerReference w:type="first" r:id="rId37"/>
       <w:pgSz w:w="11906" w:h="16838"/>
       <w:pgMar w:top="1134" w:right="1134" w:bottom="1134" w:left="1134" w:header="709" w:footer="486" w:gutter="0"/>
       <w:cols w:space="708"/>
@@ -13698,7 +12803,7 @@
 </file>
 
 <file path=word/endnotes.xml><?xml version="1.0" encoding="utf-8"?>
-<w:endnotes xmlns:wpc="http://schemas.microsoft.com/office/word/2010/wordprocessingCanvas" xmlns:cx="http://schemas.microsoft.com/office/drawing/2014/chartex" xmlns:cx1="http://schemas.microsoft.com/office/drawing/2015/9/8/chartex" xmlns:cx2="http://schemas.microsoft.com/office/drawing/2015/10/21/chartex" xmlns:cx3="http://schemas.microsoft.com/office/drawing/2016/5/9/chartex" xmlns:cx4="http://schemas.microsoft.com/office/drawing/2016/5/10/chartex" xmlns:cx5="http://schemas.microsoft.com/office/drawing/2016/5/11/chartex" xmlns:cx6="http://schemas.microsoft.com/office/drawing/2016/5/12/chartex" xmlns:cx7="http://schemas.microsoft.com/office/drawing/2016/5/13/chartex" xmlns:cx8="http://schemas.microsoft.com/office/drawing/2016/5/14/chartex" xmlns:mc="http://schemas.openxmlformats.org/markup-compatibility/2006" xmlns:aink="http://schemas.microsoft.com/office/drawing/2016/ink" xmlns:am3d="http://schemas.microsoft.com/office/drawing/2017/model3d" xmlns:o="urn:schemas-microsoft-com:office:office" xmlns:oel="http://schemas.microsoft.com/office/2019/extlst" xmlns:r="http://schemas.openxmlformats.org/officeDocument/2006/relationships" xmlns:m="http://schemas.openxmlformats.org/officeDocument/2006/math" xmlns:v="urn:schemas-microsoft-com:vml" xmlns:wp14="http://schemas.microsoft.com/office/word/2010/wordprocessingDrawing" xmlns:wp="http://schemas.openxmlformats.org/drawingml/2006/wordprocessingDrawing" xmlns:w10="urn:schemas-microsoft-com:office:word" xmlns:w="http://schemas.openxmlformats.org/wordprocessingml/2006/main" xmlns:w14="http://schemas.microsoft.com/office/word/2010/wordml" xmlns:w15="http://schemas.microsoft.com/office/word/2012/wordml" xmlns:w16cex="http://schemas.microsoft.com/office/word/2018/wordml/cex" xmlns:w16cid="http://schemas.microsoft.com/office/word/2016/wordml/cid" xmlns:w16="http://schemas.microsoft.com/office/word/2018/wordml" xmlns:w16du="http://schemas.microsoft.com/office/word/2023/wordml/word16du" xmlns:w16sdtdh="http://schemas.microsoft.com/office/word/2020/wordml/sdtdatahash" xmlns:w16se="http://schemas.microsoft.com/office/word/2015/wordml/symex" xmlns:wpg="http://schemas.microsoft.com/office/word/2010/wordprocessingGroup" xmlns:wpi="http://schemas.microsoft.com/office/word/2010/wordprocessingInk" xmlns:wne="http://schemas.microsoft.com/office/word/2006/wordml" xmlns:wps="http://schemas.microsoft.com/office/word/2010/wordprocessingShape" mc:Ignorable="w14 w15 w16se w16cid w16 w16cex w16sdtdh wp14">
+<w:endnotes xmlns:wpc="http://schemas.microsoft.com/office/word/2010/wordprocessingCanvas" xmlns:cx="http://schemas.microsoft.com/office/drawing/2014/chartex" xmlns:cx1="http://schemas.microsoft.com/office/drawing/2015/9/8/chartex" xmlns:cx2="http://schemas.microsoft.com/office/drawing/2015/10/21/chartex" xmlns:cx3="http://schemas.microsoft.com/office/drawing/2016/5/9/chartex" xmlns:cx4="http://schemas.microsoft.com/office/drawing/2016/5/10/chartex" xmlns:cx5="http://schemas.microsoft.com/office/drawing/2016/5/11/chartex" xmlns:cx6="http://schemas.microsoft.com/office/drawing/2016/5/12/chartex" xmlns:cx7="http://schemas.microsoft.com/office/drawing/2016/5/13/chartex" xmlns:cx8="http://schemas.microsoft.com/office/drawing/2016/5/14/chartex" xmlns:mc="http://schemas.openxmlformats.org/markup-compatibility/2006" xmlns:aink="http://schemas.microsoft.com/office/drawing/2016/ink" xmlns:am3d="http://schemas.microsoft.com/office/drawing/2017/model3d" xmlns:o="urn:schemas-microsoft-com:office:office" xmlns:oel="http://schemas.microsoft.com/office/2019/extlst" xmlns:r="http://schemas.openxmlformats.org/officeDocument/2006/relationships" xmlns:m="http://schemas.openxmlformats.org/officeDocument/2006/math" xmlns:v="urn:schemas-microsoft-com:vml" xmlns:wp14="http://schemas.microsoft.com/office/word/2010/wordprocessingDrawing" xmlns:wp="http://schemas.openxmlformats.org/drawingml/2006/wordprocessingDrawing" xmlns:w10="urn:schemas-microsoft-com:office:word" xmlns:w="http://schemas.openxmlformats.org/wordprocessingml/2006/main" xmlns:w14="http://schemas.microsoft.com/office/word/2010/wordml" xmlns:w15="http://schemas.microsoft.com/office/word/2012/wordml" xmlns:w16cex="http://schemas.microsoft.com/office/word/2018/wordml/cex" xmlns:w16cid="http://schemas.microsoft.com/office/word/2016/wordml/cid" xmlns:w16="http://schemas.microsoft.com/office/word/2018/wordml" xmlns:w16du="http://schemas.microsoft.com/office/word/2023/wordml/word16du" xmlns:w16sdtdh="http://schemas.microsoft.com/office/word/2020/wordml/sdtdatahash" xmlns:w16sdtfl="http://schemas.microsoft.com/office/word/2024/wordml/sdtformatlock" xmlns:w16se="http://schemas.microsoft.com/office/word/2015/wordml/symex" xmlns:wpg="http://schemas.microsoft.com/office/word/2010/wordprocessingGroup" xmlns:wpi="http://schemas.microsoft.com/office/word/2010/wordprocessingInk" xmlns:wne="http://schemas.microsoft.com/office/word/2006/wordml" xmlns:wps="http://schemas.microsoft.com/office/word/2010/wordprocessingShape" mc:Ignorable="w14 w15 w16se w16cid w16 w16cex w16sdtdh w16sdtfl w16du wp14">
   <w:endnote w:type="separator" w:id="-1">
     <w:p>
       <w:r>
@@ -13717,7 +12822,7 @@
 </file>
 
 <file path=word/footer1.xml><?xml version="1.0" encoding="utf-8"?>
-<w:ftr xmlns:wpc="http://schemas.microsoft.com/office/word/2010/wordprocessingCanvas" xmlns:cx="http://schemas.microsoft.com/office/drawing/2014/chartex" xmlns:cx1="http://schemas.microsoft.com/office/drawing/2015/9/8/chartex" xmlns:cx2="http://schemas.microsoft.com/office/drawing/2015/10/21/chartex" xmlns:cx3="http://schemas.microsoft.com/office/drawing/2016/5/9/chartex" xmlns:cx4="http://schemas.microsoft.com/office/drawing/2016/5/10/chartex" xmlns:cx5="http://schemas.microsoft.com/office/drawing/2016/5/11/chartex" xmlns:cx6="http://schemas.microsoft.com/office/drawing/2016/5/12/chartex" xmlns:cx7="http://schemas.microsoft.com/office/drawing/2016/5/13/chartex" xmlns:cx8="http://schemas.microsoft.com/office/drawing/2016/5/14/chartex" xmlns:mc="http://schemas.openxmlformats.org/markup-compatibility/2006" xmlns:aink="http://schemas.microsoft.com/office/drawing/2016/ink" xmlns:am3d="http://schemas.microsoft.com/office/drawing/2017/model3d" xmlns:o="urn:schemas-microsoft-com:office:office" xmlns:oel="http://schemas.microsoft.com/office/2019/extlst" xmlns:r="http://schemas.openxmlformats.org/officeDocument/2006/relationships" xmlns:m="http://schemas.openxmlformats.org/officeDocument/2006/math" xmlns:v="urn:schemas-microsoft-com:vml" xmlns:wp14="http://schemas.microsoft.com/office/word/2010/wordprocessingDrawing" xmlns:wp="http://schemas.openxmlformats.org/drawingml/2006/wordprocessingDrawing" xmlns:w10="urn:schemas-microsoft-com:office:word" xmlns:w="http://schemas.openxmlformats.org/wordprocessingml/2006/main" xmlns:w14="http://schemas.microsoft.com/office/word/2010/wordml" xmlns:w15="http://schemas.microsoft.com/office/word/2012/wordml" xmlns:w16cex="http://schemas.microsoft.com/office/word/2018/wordml/cex" xmlns:w16cid="http://schemas.microsoft.com/office/word/2016/wordml/cid" xmlns:w16="http://schemas.microsoft.com/office/word/2018/wordml" xmlns:w16du="http://schemas.microsoft.com/office/word/2023/wordml/word16du" xmlns:w16sdtdh="http://schemas.microsoft.com/office/word/2020/wordml/sdtdatahash" xmlns:w16se="http://schemas.microsoft.com/office/word/2015/wordml/symex" xmlns:wpg="http://schemas.microsoft.com/office/word/2010/wordprocessingGroup" xmlns:wpi="http://schemas.microsoft.com/office/word/2010/wordprocessingInk" xmlns:wne="http://schemas.microsoft.com/office/word/2006/wordml" xmlns:wps="http://schemas.microsoft.com/office/word/2010/wordprocessingShape" mc:Ignorable="w14 w15 w16se w16cid w16 w16cex w16sdtdh wp14">
+<w:ftr xmlns:wpc="http://schemas.microsoft.com/office/word/2010/wordprocessingCanvas" xmlns:cx="http://schemas.microsoft.com/office/drawing/2014/chartex" xmlns:cx1="http://schemas.microsoft.com/office/drawing/2015/9/8/chartex" xmlns:cx2="http://schemas.microsoft.com/office/drawing/2015/10/21/chartex" xmlns:cx3="http://schemas.microsoft.com/office/drawing/2016/5/9/chartex" xmlns:cx4="http://schemas.microsoft.com/office/drawing/2016/5/10/chartex" xmlns:cx5="http://schemas.microsoft.com/office/drawing/2016/5/11/chartex" xmlns:cx6="http://schemas.microsoft.com/office/drawing/2016/5/12/chartex" xmlns:cx7="http://schemas.microsoft.com/office/drawing/2016/5/13/chartex" xmlns:cx8="http://schemas.microsoft.com/office/drawing/2016/5/14/chartex" xmlns:mc="http://schemas.openxmlformats.org/markup-compatibility/2006" xmlns:aink="http://schemas.microsoft.com/office/drawing/2016/ink" xmlns:am3d="http://schemas.microsoft.com/office/drawing/2017/model3d" xmlns:o="urn:schemas-microsoft-com:office:office" xmlns:oel="http://schemas.microsoft.com/office/2019/extlst" xmlns:r="http://schemas.openxmlformats.org/officeDocument/2006/relationships" xmlns:m="http://schemas.openxmlformats.org/officeDocument/2006/math" xmlns:v="urn:schemas-microsoft-com:vml" xmlns:wp14="http://schemas.microsoft.com/office/word/2010/wordprocessingDrawing" xmlns:wp="http://schemas.openxmlformats.org/drawingml/2006/wordprocessingDrawing" xmlns:w10="urn:schemas-microsoft-com:office:word" xmlns:w="http://schemas.openxmlformats.org/wordprocessingml/2006/main" xmlns:w14="http://schemas.microsoft.com/office/word/2010/wordml" xmlns:w15="http://schemas.microsoft.com/office/word/2012/wordml" xmlns:w16cex="http://schemas.microsoft.com/office/word/2018/wordml/cex" xmlns:w16cid="http://schemas.microsoft.com/office/word/2016/wordml/cid" xmlns:w16="http://schemas.microsoft.com/office/word/2018/wordml" xmlns:w16du="http://schemas.microsoft.com/office/word/2023/wordml/word16du" xmlns:w16sdtdh="http://schemas.microsoft.com/office/word/2020/wordml/sdtdatahash" xmlns:w16sdtfl="http://schemas.microsoft.com/office/word/2024/wordml/sdtformatlock" xmlns:w16se="http://schemas.microsoft.com/office/word/2015/wordml/symex" xmlns:wpg="http://schemas.microsoft.com/office/word/2010/wordprocessingGroup" xmlns:wpi="http://schemas.microsoft.com/office/word/2010/wordprocessingInk" xmlns:wne="http://schemas.microsoft.com/office/word/2006/wordml" xmlns:wps="http://schemas.microsoft.com/office/word/2010/wordprocessingShape" mc:Ignorable="w14 w15 w16se w16cid w16 w16cex w16sdtdh w16sdtfl w16du wp14">
   <w:p>
     <w:pPr>
       <w:pStyle w:val="Piedepgina"/>
@@ -13854,7 +12959,7 @@
 </file>
 
 <file path=word/footer2.xml><?xml version="1.0" encoding="utf-8"?>
-<w:ftr xmlns:wpc="http://schemas.microsoft.com/office/word/2010/wordprocessingCanvas" xmlns:cx="http://schemas.microsoft.com/office/drawing/2014/chartex" xmlns:cx1="http://schemas.microsoft.com/office/drawing/2015/9/8/chartex" xmlns:cx2="http://schemas.microsoft.com/office/drawing/2015/10/21/chartex" xmlns:cx3="http://schemas.microsoft.com/office/drawing/2016/5/9/chartex" xmlns:cx4="http://schemas.microsoft.com/office/drawing/2016/5/10/chartex" xmlns:cx5="http://schemas.microsoft.com/office/drawing/2016/5/11/chartex" xmlns:cx6="http://schemas.microsoft.com/office/drawing/2016/5/12/chartex" xmlns:cx7="http://schemas.microsoft.com/office/drawing/2016/5/13/chartex" xmlns:cx8="http://schemas.microsoft.com/office/drawing/2016/5/14/chartex" xmlns:mc="http://schemas.openxmlformats.org/markup-compatibility/2006" xmlns:aink="http://schemas.microsoft.com/office/drawing/2016/ink" xmlns:am3d="http://schemas.microsoft.com/office/drawing/2017/model3d" xmlns:o="urn:schemas-microsoft-com:office:office" xmlns:oel="http://schemas.microsoft.com/office/2019/extlst" xmlns:r="http://schemas.openxmlformats.org/officeDocument/2006/relationships" xmlns:m="http://schemas.openxmlformats.org/officeDocument/2006/math" xmlns:v="urn:schemas-microsoft-com:vml" xmlns:wp14="http://schemas.microsoft.com/office/word/2010/wordprocessingDrawing" xmlns:wp="http://schemas.openxmlformats.org/drawingml/2006/wordprocessingDrawing" xmlns:w10="urn:schemas-microsoft-com:office:word" xmlns:w="http://schemas.openxmlformats.org/wordprocessingml/2006/main" xmlns:w14="http://schemas.microsoft.com/office/word/2010/wordml" xmlns:w15="http://schemas.microsoft.com/office/word/2012/wordml" xmlns:w16cex="http://schemas.microsoft.com/office/word/2018/wordml/cex" xmlns:w16cid="http://schemas.microsoft.com/office/word/2016/wordml/cid" xmlns:w16="http://schemas.microsoft.com/office/word/2018/wordml" xmlns:w16du="http://schemas.microsoft.com/office/word/2023/wordml/word16du" xmlns:w16sdtdh="http://schemas.microsoft.com/office/word/2020/wordml/sdtdatahash" xmlns:w16se="http://schemas.microsoft.com/office/word/2015/wordml/symex" xmlns:wpg="http://schemas.microsoft.com/office/word/2010/wordprocessingGroup" xmlns:wpi="http://schemas.microsoft.com/office/word/2010/wordprocessingInk" xmlns:wne="http://schemas.microsoft.com/office/word/2006/wordml" xmlns:wps="http://schemas.microsoft.com/office/word/2010/wordprocessingShape" mc:Ignorable="w14 w15 w16se w16cid w16 w16cex w16sdtdh wp14">
+<w:ftr xmlns:wpc="http://schemas.microsoft.com/office/word/2010/wordprocessingCanvas" xmlns:cx="http://schemas.microsoft.com/office/drawing/2014/chartex" xmlns:cx1="http://schemas.microsoft.com/office/drawing/2015/9/8/chartex" xmlns:cx2="http://schemas.microsoft.com/office/drawing/2015/10/21/chartex" xmlns:cx3="http://schemas.microsoft.com/office/drawing/2016/5/9/chartex" xmlns:cx4="http://schemas.microsoft.com/office/drawing/2016/5/10/chartex" xmlns:cx5="http://schemas.microsoft.com/office/drawing/2016/5/11/chartex" xmlns:cx6="http://schemas.microsoft.com/office/drawing/2016/5/12/chartex" xmlns:cx7="http://schemas.microsoft.com/office/drawing/2016/5/13/chartex" xmlns:cx8="http://schemas.microsoft.com/office/drawing/2016/5/14/chartex" xmlns:mc="http://schemas.openxmlformats.org/markup-compatibility/2006" xmlns:aink="http://schemas.microsoft.com/office/drawing/2016/ink" xmlns:am3d="http://schemas.microsoft.com/office/drawing/2017/model3d" xmlns:o="urn:schemas-microsoft-com:office:office" xmlns:oel="http://schemas.microsoft.com/office/2019/extlst" xmlns:r="http://schemas.openxmlformats.org/officeDocument/2006/relationships" xmlns:m="http://schemas.openxmlformats.org/officeDocument/2006/math" xmlns:v="urn:schemas-microsoft-com:vml" xmlns:wp14="http://schemas.microsoft.com/office/word/2010/wordprocessingDrawing" xmlns:wp="http://schemas.openxmlformats.org/drawingml/2006/wordprocessingDrawing" xmlns:w10="urn:schemas-microsoft-com:office:word" xmlns:w="http://schemas.openxmlformats.org/wordprocessingml/2006/main" xmlns:w14="http://schemas.microsoft.com/office/word/2010/wordml" xmlns:w15="http://schemas.microsoft.com/office/word/2012/wordml" xmlns:w16cex="http://schemas.microsoft.com/office/word/2018/wordml/cex" xmlns:w16cid="http://schemas.microsoft.com/office/word/2016/wordml/cid" xmlns:w16="http://schemas.microsoft.com/office/word/2018/wordml" xmlns:w16du="http://schemas.microsoft.com/office/word/2023/wordml/word16du" xmlns:w16sdtdh="http://schemas.microsoft.com/office/word/2020/wordml/sdtdatahash" xmlns:w16sdtfl="http://schemas.microsoft.com/office/word/2024/wordml/sdtformatlock" xmlns:w16se="http://schemas.microsoft.com/office/word/2015/wordml/symex" xmlns:wpg="http://schemas.microsoft.com/office/word/2010/wordprocessingGroup" xmlns:wpi="http://schemas.microsoft.com/office/word/2010/wordprocessingInk" xmlns:wne="http://schemas.microsoft.com/office/word/2006/wordml" xmlns:wps="http://schemas.microsoft.com/office/word/2010/wordprocessingShape" mc:Ignorable="w14 w15 w16se w16cid w16 w16cex w16sdtdh w16sdtfl w16du wp14">
   <w:p>
     <w:pPr>
       <w:pStyle w:val="Piedepgina"/>
@@ -13983,7 +13088,7 @@
 </file>
 
 <file path=word/footnotes.xml><?xml version="1.0" encoding="utf-8"?>
-<w:footnotes xmlns:wpc="http://schemas.microsoft.com/office/word/2010/wordprocessingCanvas" xmlns:cx="http://schemas.microsoft.com/office/drawing/2014/chartex" xmlns:cx1="http://schemas.microsoft.com/office/drawing/2015/9/8/chartex" xmlns:cx2="http://schemas.microsoft.com/office/drawing/2015/10/21/chartex" xmlns:cx3="http://schemas.microsoft.com/office/drawing/2016/5/9/chartex" xmlns:cx4="http://schemas.microsoft.com/office/drawing/2016/5/10/chartex" xmlns:cx5="http://schemas.microsoft.com/office/drawing/2016/5/11/chartex" xmlns:cx6="http://schemas.microsoft.com/office/drawing/2016/5/12/chartex" xmlns:cx7="http://schemas.microsoft.com/office/drawing/2016/5/13/chartex" xmlns:cx8="http://schemas.microsoft.com/office/drawing/2016/5/14/chartex" xmlns:mc="http://schemas.openxmlformats.org/markup-compatibility/2006" xmlns:aink="http://schemas.microsoft.com/office/drawing/2016/ink" xmlns:am3d="http://schemas.microsoft.com/office/drawing/2017/model3d" xmlns:o="urn:schemas-microsoft-com:office:office" xmlns:oel="http://schemas.microsoft.com/office/2019/extlst" xmlns:r="http://schemas.openxmlformats.org/officeDocument/2006/relationships" xmlns:m="http://schemas.openxmlformats.org/officeDocument/2006/math" xmlns:v="urn:schemas-microsoft-com:vml" xmlns:wp14="http://schemas.microsoft.com/office/word/2010/wordprocessingDrawing" xmlns:wp="http://schemas.openxmlformats.org/drawingml/2006/wordprocessingDrawing" xmlns:w10="urn:schemas-microsoft-com:office:word" xmlns:w="http://schemas.openxmlformats.org/wordprocessingml/2006/main" xmlns:w14="http://schemas.microsoft.com/office/word/2010/wordml" xmlns:w15="http://schemas.microsoft.com/office/word/2012/wordml" xmlns:w16cex="http://schemas.microsoft.com/office/word/2018/wordml/cex" xmlns:w16cid="http://schemas.microsoft.com/office/word/2016/wordml/cid" xmlns:w16="http://schemas.microsoft.com/office/word/2018/wordml" xmlns:w16du="http://schemas.microsoft.com/office/word/2023/wordml/word16du" xmlns:w16sdtdh="http://schemas.microsoft.com/office/word/2020/wordml/sdtdatahash" xmlns:w16se="http://schemas.microsoft.com/office/word/2015/wordml/symex" xmlns:wpg="http://schemas.microsoft.com/office/word/2010/wordprocessingGroup" xmlns:wpi="http://schemas.microsoft.com/office/word/2010/wordprocessingInk" xmlns:wne="http://schemas.microsoft.com/office/word/2006/wordml" xmlns:wps="http://schemas.microsoft.com/office/word/2010/wordprocessingShape" mc:Ignorable="w14 w15 w16se w16cid w16 w16cex w16sdtdh wp14">
+<w:footnotes xmlns:wpc="http://schemas.microsoft.com/office/word/2010/wordprocessingCanvas" xmlns:cx="http://schemas.microsoft.com/office/drawing/2014/chartex" xmlns:cx1="http://schemas.microsoft.com/office/drawing/2015/9/8/chartex" xmlns:cx2="http://schemas.microsoft.com/office/drawing/2015/10/21/chartex" xmlns:cx3="http://schemas.microsoft.com/office/drawing/2016/5/9/chartex" xmlns:cx4="http://schemas.microsoft.com/office/drawing/2016/5/10/chartex" xmlns:cx5="http://schemas.microsoft.com/office/drawing/2016/5/11/chartex" xmlns:cx6="http://schemas.microsoft.com/office/drawing/2016/5/12/chartex" xmlns:cx7="http://schemas.microsoft.com/office/drawing/2016/5/13/chartex" xmlns:cx8="http://schemas.microsoft.com/office/drawing/2016/5/14/chartex" xmlns:mc="http://schemas.openxmlformats.org/markup-compatibility/2006" xmlns:aink="http://schemas.microsoft.com/office/drawing/2016/ink" xmlns:am3d="http://schemas.microsoft.com/office/drawing/2017/model3d" xmlns:o="urn:schemas-microsoft-com:office:office" xmlns:oel="http://schemas.microsoft.com/office/2019/extlst" xmlns:r="http://schemas.openxmlformats.org/officeDocument/2006/relationships" xmlns:m="http://schemas.openxmlformats.org/officeDocument/2006/math" xmlns:v="urn:schemas-microsoft-com:vml" xmlns:wp14="http://schemas.microsoft.com/office/word/2010/wordprocessingDrawing" xmlns:wp="http://schemas.openxmlformats.org/drawingml/2006/wordprocessingDrawing" xmlns:w10="urn:schemas-microsoft-com:office:word" xmlns:w="http://schemas.openxmlformats.org/wordprocessingml/2006/main" xmlns:w14="http://schemas.microsoft.com/office/word/2010/wordml" xmlns:w15="http://schemas.microsoft.com/office/word/2012/wordml" xmlns:w16cex="http://schemas.microsoft.com/office/word/2018/wordml/cex" xmlns:w16cid="http://schemas.microsoft.com/office/word/2016/wordml/cid" xmlns:w16="http://schemas.microsoft.com/office/word/2018/wordml" xmlns:w16du="http://schemas.microsoft.com/office/word/2023/wordml/word16du" xmlns:w16sdtdh="http://schemas.microsoft.com/office/word/2020/wordml/sdtdatahash" xmlns:w16sdtfl="http://schemas.microsoft.com/office/word/2024/wordml/sdtformatlock" xmlns:w16se="http://schemas.microsoft.com/office/word/2015/wordml/symex" xmlns:wpg="http://schemas.microsoft.com/office/word/2010/wordprocessingGroup" xmlns:wpi="http://schemas.microsoft.com/office/word/2010/wordprocessingInk" xmlns:wne="http://schemas.microsoft.com/office/word/2006/wordml" xmlns:wps="http://schemas.microsoft.com/office/word/2010/wordprocessingShape" mc:Ignorable="w14 w15 w16se w16cid w16 w16cex w16sdtdh w16sdtfl w16du wp14">
   <w:footnote w:type="separator" w:id="-1">
     <w:p>
       <w:r>
@@ -14002,7 +13107,7 @@
 </file>
 
 <file path=word/header1.xml><?xml version="1.0" encoding="utf-8"?>
-<w:hdr xmlns:wpc="http://schemas.microsoft.com/office/word/2010/wordprocessingCanvas" xmlns:cx="http://schemas.microsoft.com/office/drawing/2014/chartex" xmlns:cx1="http://schemas.microsoft.com/office/drawing/2015/9/8/chartex" xmlns:cx2="http://schemas.microsoft.com/office/drawing/2015/10/21/chartex" xmlns:cx3="http://schemas.microsoft.com/office/drawing/2016/5/9/chartex" xmlns:cx4="http://schemas.microsoft.com/office/drawing/2016/5/10/chartex" xmlns:cx5="http://schemas.microsoft.com/office/drawing/2016/5/11/chartex" xmlns:cx6="http://schemas.microsoft.com/office/drawing/2016/5/12/chartex" xmlns:cx7="http://schemas.microsoft.com/office/drawing/2016/5/13/chartex" xmlns:cx8="http://schemas.microsoft.com/office/drawing/2016/5/14/chartex" xmlns:mc="http://schemas.openxmlformats.org/markup-compatibility/2006" xmlns:aink="http://schemas.microsoft.com/office/drawing/2016/ink" xmlns:am3d="http://schemas.microsoft.com/office/drawing/2017/model3d" xmlns:o="urn:schemas-microsoft-com:office:office" xmlns:oel="http://schemas.microsoft.com/office/2019/extlst" xmlns:r="http://schemas.openxmlformats.org/officeDocument/2006/relationships" xmlns:m="http://schemas.openxmlformats.org/officeDocument/2006/math" xmlns:v="urn:schemas-microsoft-com:vml" xmlns:wp14="http://schemas.microsoft.com/office/word/2010/wordprocessingDrawing" xmlns:wp="http://schemas.openxmlformats.org/drawingml/2006/wordprocessingDrawing" xmlns:w10="urn:schemas-microsoft-com:office:word" xmlns:w="http://schemas.openxmlformats.org/wordprocessingml/2006/main" xmlns:w14="http://schemas.microsoft.com/office/word/2010/wordml" xmlns:w15="http://schemas.microsoft.com/office/word/2012/wordml" xmlns:w16cex="http://schemas.microsoft.com/office/word/2018/wordml/cex" xmlns:w16cid="http://schemas.microsoft.com/office/word/2016/wordml/cid" xmlns:w16="http://schemas.microsoft.com/office/word/2018/wordml" xmlns:w16du="http://schemas.microsoft.com/office/word/2023/wordml/word16du" xmlns:w16sdtdh="http://schemas.microsoft.com/office/word/2020/wordml/sdtdatahash" xmlns:w16se="http://schemas.microsoft.com/office/word/2015/wordml/symex" xmlns:wpg="http://schemas.microsoft.com/office/word/2010/wordprocessingGroup" xmlns:wpi="http://schemas.microsoft.com/office/word/2010/wordprocessingInk" xmlns:wne="http://schemas.microsoft.com/office/word/2006/wordml" xmlns:wps="http://schemas.microsoft.com/office/word/2010/wordprocessingShape" mc:Ignorable="w14 w15 w16se w16cid w16 w16cex w16sdtdh wp14">
+<w:hdr xmlns:wpc="http://schemas.microsoft.com/office/word/2010/wordprocessingCanvas" xmlns:cx="http://schemas.microsoft.com/office/drawing/2014/chartex" xmlns:cx1="http://schemas.microsoft.com/office/drawing/2015/9/8/chartex" xmlns:cx2="http://schemas.microsoft.com/office/drawing/2015/10/21/chartex" xmlns:cx3="http://schemas.microsoft.com/office/drawing/2016/5/9/chartex" xmlns:cx4="http://schemas.microsoft.com/office/drawing/2016/5/10/chartex" xmlns:cx5="http://schemas.microsoft.com/office/drawing/2016/5/11/chartex" xmlns:cx6="http://schemas.microsoft.com/office/drawing/2016/5/12/chartex" xmlns:cx7="http://schemas.microsoft.com/office/drawing/2016/5/13/chartex" xmlns:cx8="http://schemas.microsoft.com/office/drawing/2016/5/14/chartex" xmlns:mc="http://schemas.openxmlformats.org/markup-compatibility/2006" xmlns:aink="http://schemas.microsoft.com/office/drawing/2016/ink" xmlns:am3d="http://schemas.microsoft.com/office/drawing/2017/model3d" xmlns:o="urn:schemas-microsoft-com:office:office" xmlns:oel="http://schemas.microsoft.com/office/2019/extlst" xmlns:r="http://schemas.openxmlformats.org/officeDocument/2006/relationships" xmlns:m="http://schemas.openxmlformats.org/officeDocument/2006/math" xmlns:v="urn:schemas-microsoft-com:vml" xmlns:wp14="http://schemas.microsoft.com/office/word/2010/wordprocessingDrawing" xmlns:wp="http://schemas.openxmlformats.org/drawingml/2006/wordprocessingDrawing" xmlns:w10="urn:schemas-microsoft-com:office:word" xmlns:w="http://schemas.openxmlformats.org/wordprocessingml/2006/main" xmlns:w14="http://schemas.microsoft.com/office/word/2010/wordml" xmlns:w15="http://schemas.microsoft.com/office/word/2012/wordml" xmlns:w16cex="http://schemas.microsoft.com/office/word/2018/wordml/cex" xmlns:w16cid="http://schemas.microsoft.com/office/word/2016/wordml/cid" xmlns:w16="http://schemas.microsoft.com/office/word/2018/wordml" xmlns:w16du="http://schemas.microsoft.com/office/word/2023/wordml/word16du" xmlns:w16sdtdh="http://schemas.microsoft.com/office/word/2020/wordml/sdtdatahash" xmlns:w16sdtfl="http://schemas.microsoft.com/office/word/2024/wordml/sdtformatlock" xmlns:w16se="http://schemas.microsoft.com/office/word/2015/wordml/symex" xmlns:wpg="http://schemas.microsoft.com/office/word/2010/wordprocessingGroup" xmlns:wpi="http://schemas.microsoft.com/office/word/2010/wordprocessingInk" xmlns:wne="http://schemas.microsoft.com/office/word/2006/wordml" xmlns:wps="http://schemas.microsoft.com/office/word/2010/wordprocessingShape" mc:Ignorable="w14 w15 w16se w16cid w16 w16cex w16sdtdh w16sdtfl w16du wp14">
   <w:p>
     <w:pPr>
       <w:pStyle w:val="Encabezado"/>
@@ -14042,7 +13147,7 @@
 </file>
 
 <file path=word/numbering.xml><?xml version="1.0" encoding="utf-8"?>
-<w:numbering xmlns:wpc="http://schemas.microsoft.com/office/word/2010/wordprocessingCanvas" xmlns:cx="http://schemas.microsoft.com/office/drawing/2014/chartex" xmlns:cx1="http://schemas.microsoft.com/office/drawing/2015/9/8/chartex" xmlns:cx2="http://schemas.microsoft.com/office/drawing/2015/10/21/chartex" xmlns:cx3="http://schemas.microsoft.com/office/drawing/2016/5/9/chartex" xmlns:cx4="http://schemas.microsoft.com/office/drawing/2016/5/10/chartex" xmlns:cx5="http://schemas.microsoft.com/office/drawing/2016/5/11/chartex" xmlns:cx6="http://schemas.microsoft.com/office/drawing/2016/5/12/chartex" xmlns:cx7="http://schemas.microsoft.com/office/drawing/2016/5/13/chartex" xmlns:cx8="http://schemas.microsoft.com/office/drawing/2016/5/14/chartex" xmlns:mc="http://schemas.openxmlformats.org/markup-compatibility/2006" xmlns:aink="http://schemas.microsoft.com/office/drawing/2016/ink" xmlns:am3d="http://schemas.microsoft.com/office/drawing/2017/model3d" xmlns:o="urn:schemas-microsoft-com:office:office" xmlns:oel="http://schemas.microsoft.com/office/2019/extlst" xmlns:r="http://schemas.openxmlformats.org/officeDocument/2006/relationships" xmlns:m="http://schemas.openxmlformats.org/officeDocument/2006/math" xmlns:v="urn:schemas-microsoft-com:vml" xmlns:wp14="http://schemas.microsoft.com/office/word/2010/wordprocessingDrawing" xmlns:wp="http://schemas.openxmlformats.org/drawingml/2006/wordprocessingDrawing" xmlns:w10="urn:schemas-microsoft-com:office:word" xmlns:w="http://schemas.openxmlformats.org/wordprocessingml/2006/main" xmlns:w14="http://schemas.microsoft.com/office/word/2010/wordml" xmlns:w15="http://schemas.microsoft.com/office/word/2012/wordml" xmlns:w16cex="http://schemas.microsoft.com/office/word/2018/wordml/cex" xmlns:w16cid="http://schemas.microsoft.com/office/word/2016/wordml/cid" xmlns:w16="http://schemas.microsoft.com/office/word/2018/wordml" xmlns:w16du="http://schemas.microsoft.com/office/word/2023/wordml/word16du" xmlns:w16sdtdh="http://schemas.microsoft.com/office/word/2020/wordml/sdtdatahash" xmlns:w16se="http://schemas.microsoft.com/office/word/2015/wordml/symex" xmlns:wpg="http://schemas.microsoft.com/office/word/2010/wordprocessingGroup" xmlns:wpi="http://schemas.microsoft.com/office/word/2010/wordprocessingInk" xmlns:wne="http://schemas.microsoft.com/office/word/2006/wordml" xmlns:wps="http://schemas.microsoft.com/office/word/2010/wordprocessingShape" mc:Ignorable="w14 w15 w16se w16cid w16 w16cex w16sdtdh wp14">
+<w:numbering xmlns:wpc="http://schemas.microsoft.com/office/word/2010/wordprocessingCanvas" xmlns:cx="http://schemas.microsoft.com/office/drawing/2014/chartex" xmlns:cx1="http://schemas.microsoft.com/office/drawing/2015/9/8/chartex" xmlns:cx2="http://schemas.microsoft.com/office/drawing/2015/10/21/chartex" xmlns:cx3="http://schemas.microsoft.com/office/drawing/2016/5/9/chartex" xmlns:cx4="http://schemas.microsoft.com/office/drawing/2016/5/10/chartex" xmlns:cx5="http://schemas.microsoft.com/office/drawing/2016/5/11/chartex" xmlns:cx6="http://schemas.microsoft.com/office/drawing/2016/5/12/chartex" xmlns:cx7="http://schemas.microsoft.com/office/drawing/2016/5/13/chartex" xmlns:cx8="http://schemas.microsoft.com/office/drawing/2016/5/14/chartex" xmlns:mc="http://schemas.openxmlformats.org/markup-compatibility/2006" xmlns:aink="http://schemas.microsoft.com/office/drawing/2016/ink" xmlns:am3d="http://schemas.microsoft.com/office/drawing/2017/model3d" xmlns:o="urn:schemas-microsoft-com:office:office" xmlns:oel="http://schemas.microsoft.com/office/2019/extlst" xmlns:r="http://schemas.openxmlformats.org/officeDocument/2006/relationships" xmlns:m="http://schemas.openxmlformats.org/officeDocument/2006/math" xmlns:v="urn:schemas-microsoft-com:vml" xmlns:wp14="http://schemas.microsoft.com/office/word/2010/wordprocessingDrawing" xmlns:wp="http://schemas.openxmlformats.org/drawingml/2006/wordprocessingDrawing" xmlns:w10="urn:schemas-microsoft-com:office:word" xmlns:w="http://schemas.openxmlformats.org/wordprocessingml/2006/main" xmlns:w14="http://schemas.microsoft.com/office/word/2010/wordml" xmlns:w15="http://schemas.microsoft.com/office/word/2012/wordml" xmlns:w16cex="http://schemas.microsoft.com/office/word/2018/wordml/cex" xmlns:w16cid="http://schemas.microsoft.com/office/word/2016/wordml/cid" xmlns:w16="http://schemas.microsoft.com/office/word/2018/wordml" xmlns:w16du="http://schemas.microsoft.com/office/word/2023/wordml/word16du" xmlns:w16sdtdh="http://schemas.microsoft.com/office/word/2020/wordml/sdtdatahash" xmlns:w16sdtfl="http://schemas.microsoft.com/office/word/2024/wordml/sdtformatlock" xmlns:w16se="http://schemas.microsoft.com/office/word/2015/wordml/symex" xmlns:wpg="http://schemas.microsoft.com/office/word/2010/wordprocessingGroup" xmlns:wpi="http://schemas.microsoft.com/office/word/2010/wordprocessingInk" xmlns:wne="http://schemas.microsoft.com/office/word/2006/wordml" xmlns:wps="http://schemas.microsoft.com/office/word/2010/wordprocessingShape" mc:Ignorable="w14 w15 w16se w16cid w16 w16cex w16sdtdh w16sdtfl w16du wp14">
   <w:abstractNum w:abstractNumId="0" w15:restartNumberingAfterBreak="0">
     <w:nsid w:val="FFFFFFFE"/>
     <w:multiLevelType w:val="singleLevel"/>
@@ -16762,7 +15867,7 @@
 </file>
 
 <file path=word/styles.xml><?xml version="1.0" encoding="utf-8"?>
-<w:styles xmlns:mc="http://schemas.openxmlformats.org/markup-compatibility/2006" xmlns:r="http://schemas.openxmlformats.org/officeDocument/2006/relationships" xmlns:w="http://schemas.openxmlformats.org/wordprocessingml/2006/main" xmlns:w14="http://schemas.microsoft.com/office/word/2010/wordml" xmlns:w15="http://schemas.microsoft.com/office/word/2012/wordml" xmlns:w16cex="http://schemas.microsoft.com/office/word/2018/wordml/cex" xmlns:w16cid="http://schemas.microsoft.com/office/word/2016/wordml/cid" xmlns:w16="http://schemas.microsoft.com/office/word/2018/wordml" xmlns:w16sdtdh="http://schemas.microsoft.com/office/word/2020/wordml/sdtdatahash" xmlns:w16se="http://schemas.microsoft.com/office/word/2015/wordml/symex" mc:Ignorable="w14 w15 w16se w16cid w16 w16cex w16sdtdh">
+<w:styles xmlns:mc="http://schemas.openxmlformats.org/markup-compatibility/2006" xmlns:r="http://schemas.openxmlformats.org/officeDocument/2006/relationships" xmlns:w="http://schemas.openxmlformats.org/wordprocessingml/2006/main" xmlns:w14="http://schemas.microsoft.com/office/word/2010/wordml" xmlns:w15="http://schemas.microsoft.com/office/word/2012/wordml" xmlns:w16cex="http://schemas.microsoft.com/office/word/2018/wordml/cex" xmlns:w16cid="http://schemas.microsoft.com/office/word/2016/wordml/cid" xmlns:w16="http://schemas.microsoft.com/office/word/2018/wordml" xmlns:w16du="http://schemas.microsoft.com/office/word/2023/wordml/word16du" xmlns:w16sdtdh="http://schemas.microsoft.com/office/word/2020/wordml/sdtdatahash" xmlns:w16sdtfl="http://schemas.microsoft.com/office/word/2024/wordml/sdtformatlock" xmlns:w16se="http://schemas.microsoft.com/office/word/2015/wordml/symex" mc:Ignorable="w14 w15 w16se w16cid w16 w16cex w16sdtdh w16sdtfl w16du">
   <w:docDefaults>
     <w:rPrDefault>
       <w:rPr>
@@ -17160,7 +16265,6 @@
   <w:style w:type="character" w:default="1" w:styleId="Fuentedeprrafopredeter">
     <w:name w:val="Default Paragraph Font"/>
     <w:uiPriority w:val="1"/>
-    <w:semiHidden/>
     <w:unhideWhenUsed/>
   </w:style>
   <w:style w:type="table" w:default="1" w:styleId="Tablanormal">
